--- a/01-foundations/NIST_CSF_2/Portugues_BR/NIST_CSF_2_Practical_GRC_and_Junior_Analyst_Manual_Portugues_BR_v1.0.docx
+++ b/01-foundations/NIST_CSF_2/Portugues_BR/NIST_CSF_2_Practical_GRC_and_Junior_Analyst_Manual_Portugues_BR_v1.0.docx
@@ -4703,24 +4703,6 @@
         </w:tc>
       </w:tr>
     </w:tbl>
-    <w:p>
-      <w:pPr>
-        <w:pStyle w:val="BlockText"/>
-      </w:pPr>
-      <w:r>
-        <w:rPr>
-          <w:bCs/>
-          <w:b/>
-        </w:rPr>
-        <w:t xml:space="preserve">Status:</w:t>
-      </w:r>
-      <w:r>
-        <w:t xml:space="preserve"> </w:t>
-      </w:r>
-      <w:r>
-        <w:t xml:space="preserve">Tradução humana revisada para integração. Mantém os identificadores oficiais do NIST CSF 2.0. Este arquivo substitui somente o conteúdo textual dos capítulos 6–9; a edição completa ainda requer integração, nova geração de DOCX/PDF e revisão visual.</w:t>
-      </w:r>
-    </w:p>
     <w:bookmarkEnd w:id="42"/>
     <w:bookmarkEnd w:id="43"/>
     <w:bookmarkStart w:id="49" w:name="função-proteger"/>
@@ -8931,7 +8913,7 @@
     <w:bookmarkStart w:id="61" w:name="declaração-de-escopo-do-perfil"/>
     <w:p>
       <w:pPr>
-        <w:pStyle w:val="Heading3"/>
+        <w:pStyle w:val="Heading2"/>
       </w:pPr>
       <w:r>
         <w:t xml:space="preserve">10.1 Declaração de escopo do Perfil</w:t>
@@ -9013,7 +8995,7 @@
     <w:bookmarkStart w:id="62" w:name="status-dos-resultados"/>
     <w:p>
       <w:pPr>
-        <w:pStyle w:val="Heading3"/>
+        <w:pStyle w:val="Heading2"/>
       </w:pPr>
       <w:r>
         <w:t xml:space="preserve">10.2 Status dos resultados</w:t>
@@ -9279,7 +9261,7 @@
     <w:bookmarkStart w:id="63" w:name="priorização-de-lacunas"/>
     <w:p>
       <w:pPr>
-        <w:pStyle w:val="Heading3"/>
+        <w:pStyle w:val="Heading2"/>
       </w:pPr>
       <w:r>
         <w:t xml:space="preserve">10.3 Priorização de lacunas</w:t>

--- a/01-foundations/NIST_CSF_2/Portugues_BR/NIST_CSF_2_Practical_GRC_and_Junior_Analyst_Manual_Portugues_BR_v1.0.docx
+++ b/01-foundations/NIST_CSF_2/Portugues_BR/NIST_CSF_2_Practical_GRC_and_Junior_Analyst_Manual_Portugues_BR_v1.0.docx
@@ -2,32 +2,6 @@
 <file path=word/document.xml><?xml version="1.0" encoding="utf-8"?>
 <w:document xmlns:w="http://schemas.openxmlformats.org/wordprocessingml/2006/main" xmlns:m="http://schemas.openxmlformats.org/officeDocument/2006/math" xmlns:r="http://schemas.openxmlformats.org/officeDocument/2006/relationships" xmlns:o="urn:schemas-microsoft-com:office:office" xmlns:v="urn:schemas-microsoft-com:vml" xmlns:w10="urn:schemas-microsoft-com:office:word" xmlns:a="http://schemas.openxmlformats.org/drawingml/2006/main" xmlns:pic="http://schemas.openxmlformats.org/drawingml/2006/picture" xmlns:wp="http://schemas.openxmlformats.org/drawingml/2006/wordprocessingDrawing">
   <w:body>
-    <w:sdt>
-      <w:sdtPr>
-        <w:docPartObj>
-          <w:docPartGallery w:val="Table of Contents"/>
-          <w:docPartUnique/>
-        </w:docPartObj>
-      </w:sdtPr>
-      <w:sdtContent>
-        <w:p>
-          <w:pPr>
-            <w:pStyle w:val="TOCHeading"/>
-          </w:pPr>
-          <w:r>
-            <w:t xml:space="preserve">Table of Contents</w:t>
-          </w:r>
-        </w:p>
-        <w:p>
-          <w:r>
-            <w:fldChar w:fldCharType="begin" w:dirty="true"/>
-            <w:instrText xml:space="preserve">TOC \o "1-3" \h \z \u</w:instrText>
-            <w:fldChar w:fldCharType="separate"/>
-            <w:fldChar w:fldCharType="end"/>
-          </w:r>
-        </w:p>
-      </w:sdtContent>
-    </w:sdt>
     <w:p>
       <w:pPr>
         <w:pStyle w:val="BlockText"/>

--- a/01-foundations/NIST_CSF_2/Portugues_BR/NIST_CSF_2_Practical_GRC_and_Junior_Analyst_Manual_Portugues_BR_v1.0.docx
+++ b/01-foundations/NIST_CSF_2/Portugues_BR/NIST_CSF_2_Practical_GRC_and_Junior_Analyst_Manual_Portugues_BR_v1.0.docx
@@ -1985,7 +1985,7 @@
       </w:hyperlink>
     </w:p>
     <w:bookmarkEnd w:id="23"/>
-    <w:bookmarkStart w:id="25" w:name="fundação-nist-csf-2.0"/>
+    <w:bookmarkStart w:id="28" w:name="fundação-nist-csf-2.0"/>
     <w:p>
       <w:pPr>
         <w:pStyle w:val="Heading1"/>
@@ -2008,37 +2008,87 @@
     </w:p>
     <w:p>
       <w:pPr>
+        <w:pStyle w:val="CaptionedFigure"/>
+      </w:pPr>
+      <w:r>
+        <w:drawing>
+          <wp:inline>
+            <wp:extent cx="5334000" cy="2963333"/>
+            <wp:effectExtent b="0" l="0" r="0" t="0"/>
+            <wp:docPr descr="Governa, Identificar, Proteger, Detectar, Responder e Recuperar trabalho como um sistema conectado." title="" id="25" name="Picture"/>
+            <a:graphic>
+              <a:graphicData uri="http://schemas.openxmlformats.org/drawingml/2006/picture">
+                <pic:pic>
+                  <pic:nvPicPr>
+                    <pic:cNvPr descr="media/image1_pt-BR.png" id="26" name="Picture"/>
+                    <pic:cNvPicPr>
+                      <a:picLocks noChangeArrowheads="1" noChangeAspect="1"/>
+                    </pic:cNvPicPr>
+                  </pic:nvPicPr>
+                  <pic:blipFill>
+                    <a:blip r:embed="rId24"/>
+                    <a:stretch>
+                      <a:fillRect/>
+                    </a:stretch>
+                  </pic:blipFill>
+                  <pic:spPr bwMode="auto">
+                    <a:xfrm>
+                      <a:off x="0" y="0"/>
+                      <a:ext cx="5334000" cy="2963333"/>
+                    </a:xfrm>
+                    <a:prstGeom prst="rect">
+                      <a:avLst/>
+                    </a:prstGeom>
+                    <a:noFill/>
+                    <a:ln w="9525">
+                      <a:noFill/>
+                      <a:headEnd/>
+                      <a:tailEnd/>
+                    </a:ln>
+                  </pic:spPr>
+                </pic:pic>
+              </a:graphicData>
+            </a:graphic>
+          </wp:inline>
+        </w:drawing>
+      </w:r>
+    </w:p>
+    <w:p>
+      <w:pPr>
+        <w:pStyle w:val="ImageCaption"/>
+      </w:pPr>
+      <w:r>
+        <w:t xml:space="preserve">Governa, Identificar, Proteger, Detectar, Responder e Recuperar trabalho como um sistema conectado.</w:t>
+      </w:r>
+    </w:p>
+    <w:p>
+      <w:pPr>
+        <w:pStyle w:val="BodyText"/>
+      </w:pPr>
+      <w:r>
+        <w:t xml:space="preserve">Figura 1. As seis funções NIST CSF 2.0</w:t>
+      </w:r>
+    </w:p>
+    <w:bookmarkStart w:id="27" w:name="o-que-é-csf-2.0"/>
+    <w:p>
+      <w:pPr>
+        <w:pStyle w:val="Heading2"/>
+      </w:pPr>
+      <w:r>
+        <w:t xml:space="preserve">1.1 O que é CSF 2.0</w:t>
+      </w:r>
+    </w:p>
+    <w:p>
+      <w:pPr>
         <w:pStyle w:val="FirstParagraph"/>
       </w:pPr>
-    </w:p>
-    <w:p>
-      <w:pPr>
-        <w:pStyle w:val="BodyText"/>
-      </w:pPr>
-      <w:r>
-        <w:t xml:space="preserve">Figura 1. As seis funções NIST CSF 2.0</w:t>
-      </w:r>
-    </w:p>
-    <w:bookmarkStart w:id="24" w:name="o-que-é-csf-2.0"/>
-    <w:p>
-      <w:pPr>
-        <w:pStyle w:val="Heading2"/>
-      </w:pPr>
-      <w:r>
-        <w:t xml:space="preserve">1.1 O que é CSF 2.0</w:t>
-      </w:r>
-    </w:p>
-    <w:p>
-      <w:pPr>
-        <w:pStyle w:val="FirstParagraph"/>
-      </w:pPr>
       <w:r>
         <w:t xml:space="preserve">NIST publicou CSF 2.0 em 26 de fevereiro de 2024. É projetado para organizações de cada tamanho, setor e nível de sofisticação técnica. Seus resultados são país, setor e tecnologia neutra. As organizações podem adotá-lo voluntariamente ou porque uma política, contrato, regulador, cliente ou padrão interno pede por ele.</w:t>
       </w:r>
     </w:p>
-    <w:bookmarkEnd w:id="24"/>
-    <w:bookmarkEnd w:id="25"/>
-    <w:bookmarkStart w:id="26" w:name="o-que-mudou-com-csf-1.1"/>
+    <w:bookmarkEnd w:id="27"/>
+    <w:bookmarkEnd w:id="28"/>
+    <w:bookmarkStart w:id="29" w:name="o-que-mudou-com-csf-1.1"/>
     <w:p>
       <w:pPr>
         <w:pStyle w:val="Heading1"/>
@@ -2102,8 +2152,8 @@
         <w:t xml:space="preserve">Alguns números de subcategoria contêm lacunas intencionais porque CSF 1.1 conteúdo movido dentro CSF 2.0.</w:t>
       </w:r>
     </w:p>
-    <w:bookmarkEnd w:id="26"/>
-    <w:bookmarkStart w:id="27" w:name="o-que-csf-2.0-não-é"/>
+    <w:bookmarkEnd w:id="29"/>
+    <w:bookmarkStart w:id="30" w:name="o-que-csf-2.0-não-é"/>
     <w:p>
       <w:pPr>
         <w:pStyle w:val="Heading1"/>
@@ -2178,8 +2228,8 @@
         <w:t xml:space="preserve">Um mapeamento para um resultado CSF não prova que o resultado é alcançado.</w:t>
       </w:r>
     </w:p>
-    <w:bookmarkEnd w:id="27"/>
-    <w:bookmarkStart w:id="31" w:name="núcleo-perfis-níveis-e-recursos-de-apoio"/>
+    <w:bookmarkEnd w:id="30"/>
+    <w:bookmarkStart w:id="37" w:name="núcleo-perfis-níveis-e-recursos-de-apoio"/>
     <w:p>
       <w:pPr>
         <w:pStyle w:val="Heading1"/>
@@ -2202,8 +2252,58 @@
     </w:p>
     <w:p>
       <w:pPr>
-        <w:pStyle w:val="FirstParagraph"/>
-      </w:pPr>
+        <w:pStyle w:val="CaptionedFigure"/>
+      </w:pPr>
+      <w:r>
+        <w:drawing>
+          <wp:inline>
+            <wp:extent cx="5334000" cy="2963333"/>
+            <wp:effectExtent b="0" l="0" r="0" t="0"/>
+            <wp:docPr descr="Funções contêm Categorias, que contêm subcategorias específicas focadas em resultados." title="" id="32" name="Picture"/>
+            <a:graphic>
+              <a:graphicData uri="http://schemas.openxmlformats.org/drawingml/2006/picture">
+                <pic:pic>
+                  <pic:nvPicPr>
+                    <pic:cNvPr descr="media/image2_pt-BR.png" id="33" name="Picture"/>
+                    <pic:cNvPicPr>
+                      <a:picLocks noChangeArrowheads="1" noChangeAspect="1"/>
+                    </pic:cNvPicPr>
+                  </pic:nvPicPr>
+                  <pic:blipFill>
+                    <a:blip r:embed="rId31"/>
+                    <a:stretch>
+                      <a:fillRect/>
+                    </a:stretch>
+                  </pic:blipFill>
+                  <pic:spPr bwMode="auto">
+                    <a:xfrm>
+                      <a:off x="0" y="0"/>
+                      <a:ext cx="5334000" cy="2963333"/>
+                    </a:xfrm>
+                    <a:prstGeom prst="rect">
+                      <a:avLst/>
+                    </a:prstGeom>
+                    <a:noFill/>
+                    <a:ln w="9525">
+                      <a:noFill/>
+                      <a:headEnd/>
+                      <a:tailEnd/>
+                    </a:ln>
+                  </pic:spPr>
+                </pic:pic>
+              </a:graphicData>
+            </a:graphic>
+          </wp:inline>
+        </w:drawing>
+      </w:r>
+    </w:p>
+    <w:p>
+      <w:pPr>
+        <w:pStyle w:val="ImageCaption"/>
+      </w:pPr>
+      <w:r>
+        <w:t xml:space="preserve">Funções contêm Categorias, que contêm subcategorias específicas focadas em resultados.</w:t>
+      </w:r>
     </w:p>
     <w:p>
       <w:pPr>
@@ -2213,7 +2313,7 @@
         <w:t xml:space="preserve">Figura 2. CSF Hierarquia do núcleo</w:t>
       </w:r>
     </w:p>
-    <w:bookmarkStart w:id="28" w:name="uso-prático"/>
+    <w:bookmarkStart w:id="34" w:name="uso-prático"/>
     <w:p>
       <w:pPr>
         <w:pStyle w:val="Heading2"/>
@@ -2425,8 +2525,8 @@
         <w:t xml:space="preserve">Atualizar perfis após mudanças materiais, incidentes, exercícios, comentários ou risco de mudança.</w:t>
       </w:r>
     </w:p>
-    <w:bookmarkEnd w:id="28"/>
-    <w:bookmarkStart w:id="29" w:name="X619ae7423362deb5783211873f12d59382db661"/>
+    <w:bookmarkEnd w:id="34"/>
+    <w:bookmarkStart w:id="35" w:name="X619ae7423362deb5783211873f12d59382db661"/>
     <w:p>
       <w:pPr>
         <w:pStyle w:val="Heading2"/>
@@ -2459,8 +2559,8 @@
         <w:t xml:space="preserve">Uma discriminação completa em língua simples de cada categoria e subcategoria GOVERN.*</w:t>
       </w:r>
     </w:p>
-    <w:bookmarkEnd w:id="29"/>
-    <w:bookmarkStart w:id="30" w:name="Xd5048814c5b036d5b3ea9b83bb0a7a636584613"/>
+    <w:bookmarkEnd w:id="35"/>
+    <w:bookmarkStart w:id="36" w:name="Xd5048814c5b036d5b3ea9b83bb0a7a636584613"/>
     <w:p>
       <w:pPr>
         <w:pStyle w:val="Heading2"/>
@@ -2469,9 +2569,9 @@
         <w:t xml:space="preserve">□ ** Objectivo da função:** Defina direção, expectativas, responsabilização, política, supervisão e gerenciamento de risco da cadeia de suprimentos. □</w:t>
       </w:r>
     </w:p>
-    <w:bookmarkEnd w:id="30"/>
-    <w:bookmarkEnd w:id="31"/>
-    <w:bookmarkStart w:id="35" w:name="contexto-organizacional-gv.oc"/>
+    <w:bookmarkEnd w:id="36"/>
+    <w:bookmarkEnd w:id="37"/>
+    <w:bookmarkStart w:id="41" w:name="contexto-organizacional-gv.oc"/>
     <w:p>
       <w:pPr>
         <w:pStyle w:val="Heading1"/>
@@ -2480,7 +2580,7 @@
         <w:t xml:space="preserve"># Contexto organizacional (GV.OC)</w:t>
       </w:r>
     </w:p>
-    <w:bookmarkStart w:id="32" w:name="Xc649db8d50343a0f141d21b3f9ebec4f537b6fe"/>
+    <w:bookmarkStart w:id="38" w:name="Xc649db8d50343a0f141d21b3f9ebec4f537b6fe"/>
     <w:p>
       <w:pPr>
         <w:pStyle w:val="Heading2"/>
@@ -2533,8 +2633,8 @@
         <w:t xml:space="preserve">Importante: Resultados CSF não são uma lista de verificação de tecnologias necessárias. Selecione métodos de implementação e controles de acordo com o risco, missão, obrigações, recursos e o perfil alvo escopo.</w:t>
       </w:r>
     </w:p>
-    <w:bookmarkEnd w:id="32"/>
-    <w:bookmarkStart w:id="33" w:name="estratégia-de-gestão-de-risco-gv.rm"/>
+    <w:bookmarkEnd w:id="38"/>
+    <w:bookmarkStart w:id="39" w:name="estratégia-de-gestão-de-risco-gv.rm"/>
     <w:p>
       <w:pPr>
         <w:pStyle w:val="Heading2"/>
@@ -2543,8 +2643,8 @@
         <w:t xml:space="preserve">Estratégia de Gestão de Risco (GV.RM)</w:t>
       </w:r>
     </w:p>
-    <w:bookmarkEnd w:id="33"/>
-    <w:bookmarkStart w:id="34" w:name="Xe9da5783f0b4b445255fc8bdc4967390994844b"/>
+    <w:bookmarkEnd w:id="39"/>
+    <w:bookmarkStart w:id="40" w:name="Xe9da5783f0b4b445255fc8bdc4967390994844b"/>
     <w:p>
       <w:pPr>
         <w:pStyle w:val="Heading2"/>
@@ -2609,9 +2709,9 @@
         <w:t xml:space="preserve">Importante: Resultados CSF não são uma lista de verificação de tecnologias necessárias. Selecione métodos de implementação e controles de acordo com o risco, missão, obrigações, recursos e o perfil alvo escopo.</w:t>
       </w:r>
     </w:p>
-    <w:bookmarkEnd w:id="34"/>
-    <w:bookmarkEnd w:id="35"/>
-    <w:bookmarkStart w:id="37" w:name="X783ee5c35e0ac23b82335069eae94a2919fdf82"/>
+    <w:bookmarkEnd w:id="40"/>
+    <w:bookmarkEnd w:id="41"/>
+    <w:bookmarkStart w:id="43" w:name="X783ee5c35e0ac23b82335069eae94a2919fdf82"/>
     <w:p>
       <w:pPr>
         <w:pStyle w:val="Heading1"/>
@@ -2620,7 +2720,7 @@
         <w:t xml:space="preserve"># Funções, responsabilidades e autoridades (GV.RR)</w:t>
       </w:r>
     </w:p>
-    <w:bookmarkStart w:id="36" w:name="X5f6f36a131e909d0f66511a0fdc2baf88cc5ca9"/>
+    <w:bookmarkStart w:id="42" w:name="X5f6f36a131e909d0f66511a0fdc2baf88cc5ca9"/>
     <w:p>
       <w:pPr>
         <w:pStyle w:val="Heading2"/>
@@ -2667,9 +2767,9 @@
         <w:t xml:space="preserve">Importante: Resultados CSF não são uma lista de verificação de tecnologias necessárias. Selecione métodos de implementação e controles de acordo com o risco, missão, obrigações, recursos e o perfil alvo escopo.</w:t>
       </w:r>
     </w:p>
-    <w:bookmarkEnd w:id="36"/>
-    <w:bookmarkEnd w:id="37"/>
-    <w:bookmarkStart w:id="39" w:name="política-gv.po"/>
+    <w:bookmarkEnd w:id="42"/>
+    <w:bookmarkEnd w:id="43"/>
+    <w:bookmarkStart w:id="45" w:name="política-gv.po"/>
     <w:p>
       <w:pPr>
         <w:pStyle w:val="Heading1"/>
@@ -2678,7 +2778,7 @@
         <w:t xml:space="preserve"># Política (GV.PO)</w:t>
       </w:r>
     </w:p>
-    <w:bookmarkStart w:id="38" w:name="X06a28ab2a80ec2bd3c06bb1ab530b752e5e8bbb"/>
+    <w:bookmarkStart w:id="44" w:name="X06a28ab2a80ec2bd3c06bb1ab530b752e5e8bbb"/>
     <w:p>
       <w:pPr>
         <w:pStyle w:val="Heading2"/>
@@ -2713,9 +2813,9 @@
         <w:t xml:space="preserve">Importante: Resultados CSF não são uma lista de verificação de tecnologias necessárias. Selecione métodos de implementação e controles de acordo com o risco, missão, obrigações, recursos e o perfil alvo escopo.</w:t>
       </w:r>
     </w:p>
-    <w:bookmarkEnd w:id="38"/>
-    <w:bookmarkEnd w:id="39"/>
-    <w:bookmarkStart w:id="41" w:name="supervisão-gv.ov"/>
+    <w:bookmarkEnd w:id="44"/>
+    <w:bookmarkEnd w:id="45"/>
+    <w:bookmarkStart w:id="47" w:name="supervisão-gv.ov"/>
     <w:p>
       <w:pPr>
         <w:pStyle w:val="Heading1"/>
@@ -2724,7 +2824,7 @@
         <w:t xml:space="preserve"># Supervisão (GV.OV)</w:t>
       </w:r>
     </w:p>
-    <w:bookmarkStart w:id="40" w:name="X913c19538217e77eb10902636b11af255ba0d8d"/>
+    <w:bookmarkStart w:id="46" w:name="X913c19538217e77eb10902636b11af255ba0d8d"/>
     <w:p>
       <w:pPr>
         <w:pStyle w:val="Heading2"/>
@@ -2765,9 +2865,9 @@
         <w:t xml:space="preserve">Importante: Resultados CSF não são uma lista de verificação de tecnologias necessárias. Selecione métodos de implementação e controles de acordo com o risco, missão, obrigações, recursos e o perfil alvo escopo.</w:t>
       </w:r>
     </w:p>
-    <w:bookmarkEnd w:id="40"/>
-    <w:bookmarkEnd w:id="41"/>
-    <w:bookmarkStart w:id="43" w:name="X06e7e6b6aaeba308876c2130701db9051a4a05f"/>
+    <w:bookmarkEnd w:id="46"/>
+    <w:bookmarkEnd w:id="47"/>
+    <w:bookmarkStart w:id="49" w:name="X06e7e6b6aaeba308876c2130701db9051a4a05f"/>
     <w:p>
       <w:pPr>
         <w:pStyle w:val="Heading1"/>
@@ -2776,7 +2876,7 @@
         <w:t xml:space="preserve"># Gerenciamento de risco da cadeia de suprimentos de segurança cibernética (GV.SC)</w:t>
       </w:r>
     </w:p>
-    <w:bookmarkStart w:id="42" w:name="X0040f88d6ebe22cffd4dbfdf3a72eba1b61805c"/>
+    <w:bookmarkStart w:id="48" w:name="X0040f88d6ebe22cffd4dbfdf3a72eba1b61805c"/>
     <w:p>
       <w:pPr>
         <w:pStyle w:val="Heading2"/>
@@ -2859,9 +2959,9 @@
         <w:t xml:space="preserve">Importante: Resultados CSF não são uma lista de verificação de tecnologias necessárias. Selecione métodos de implementação e controles de acordo com o risco, missão, obrigações, recursos e o perfil alvo escopo.</w:t>
       </w:r>
     </w:p>
-    <w:bookmarkEnd w:id="42"/>
-    <w:bookmarkEnd w:id="43"/>
-    <w:bookmarkStart w:id="44" w:name="função-identify"/>
+    <w:bookmarkEnd w:id="48"/>
+    <w:bookmarkEnd w:id="49"/>
+    <w:bookmarkStart w:id="50" w:name="função-identify"/>
     <w:p>
       <w:pPr>
         <w:pStyle w:val="Heading1"/>
@@ -2896,8 +2996,8 @@
         <w:t xml:space="preserve">O que é que se passa?</w:t>
       </w:r>
     </w:p>
-    <w:bookmarkEnd w:id="44"/>
-    <w:bookmarkStart w:id="46" w:name="gerenciamento-de-ativos-id.am"/>
+    <w:bookmarkEnd w:id="50"/>
+    <w:bookmarkStart w:id="52" w:name="gerenciamento-de-ativos-id.am"/>
     <w:p>
       <w:pPr>
         <w:pStyle w:val="Heading1"/>
@@ -2906,7 +3006,7 @@
         <w:t xml:space="preserve"># Gerenciamento de ativos (ID.AM)</w:t>
       </w:r>
     </w:p>
-    <w:bookmarkStart w:id="45" w:name="X10bc921fbfcf22479bb7b224065096884c20718"/>
+    <w:bookmarkStart w:id="51" w:name="X10bc921fbfcf22479bb7b224065096884c20718"/>
     <w:p>
       <w:pPr>
         <w:pStyle w:val="Heading2"/>
@@ -2971,9 +3071,9 @@
         <w:t xml:space="preserve">Importante: Resultados CSF não são uma lista de verificação de tecnologias necessárias. Selecione métodos de implementação e controles de acordo com o risco, missão, obrigações, recursos e o perfil alvo escopo.</w:t>
       </w:r>
     </w:p>
-    <w:bookmarkEnd w:id="45"/>
-    <w:bookmarkEnd w:id="46"/>
-    <w:bookmarkStart w:id="48" w:name="avaliação-de-risco-id.ra"/>
+    <w:bookmarkEnd w:id="51"/>
+    <w:bookmarkEnd w:id="52"/>
+    <w:bookmarkStart w:id="54" w:name="avaliação-de-risco-id.ra"/>
     <w:p>
       <w:pPr>
         <w:pStyle w:val="Heading1"/>
@@ -2982,7 +3082,7 @@
         <w:t xml:space="preserve"># Avaliação de risco (ID.RA)</w:t>
       </w:r>
     </w:p>
-    <w:bookmarkStart w:id="47" w:name="X1b091b4d5f41093fd8fe713940429f3d224d263"/>
+    <w:bookmarkStart w:id="53" w:name="X1b091b4d5f41093fd8fe713940429f3d224d263"/>
     <w:p>
       <w:pPr>
         <w:pStyle w:val="Heading2"/>
@@ -3065,9 +3165,9 @@
         <w:t xml:space="preserve">Importante: Resultados CSF não são uma lista de verificação de tecnologias necessárias. Selecione métodos de implementação e controles de acordo com o risco, missão, obrigações, recursos e o perfil alvo escopo.</w:t>
       </w:r>
     </w:p>
-    <w:bookmarkEnd w:id="47"/>
-    <w:bookmarkEnd w:id="48"/>
-    <w:bookmarkStart w:id="50" w:name="melhoria-id.im"/>
+    <w:bookmarkEnd w:id="53"/>
+    <w:bookmarkEnd w:id="54"/>
+    <w:bookmarkStart w:id="56" w:name="melhoria-id.im"/>
     <w:p>
       <w:pPr>
         <w:pStyle w:val="Heading1"/>
@@ -3076,7 +3176,7 @@
         <w:t xml:space="preserve"># Melhoria (ID.IM)</w:t>
       </w:r>
     </w:p>
-    <w:bookmarkStart w:id="49" w:name="X113f3e1bada3586b913e127b03b136f8fc07fd5"/>
+    <w:bookmarkStart w:id="55" w:name="X113f3e1bada3586b913e127b03b136f8fc07fd5"/>
     <w:p>
       <w:pPr>
         <w:pStyle w:val="Heading2"/>
@@ -3123,9 +3223,9 @@
         <w:t xml:space="preserve">Importante: Resultados CSF não são uma lista de verificação de tecnologias necessárias. Selecione métodos de implementação e controles de acordo com o risco, missão, obrigações, recursos e o perfil alvo escopo.</w:t>
       </w:r>
     </w:p>
-    <w:bookmarkEnd w:id="49"/>
-    <w:bookmarkEnd w:id="50"/>
-    <w:bookmarkStart w:id="51" w:name="função-de-proteção"/>
+    <w:bookmarkEnd w:id="55"/>
+    <w:bookmarkEnd w:id="56"/>
+    <w:bookmarkStart w:id="57" w:name="função-de-proteção"/>
     <w:p>
       <w:pPr>
         <w:pStyle w:val="Heading1"/>
@@ -3160,8 +3260,8 @@
         <w:t xml:space="preserve">□—————————————————————————————————————————————————————–</w:t>
       </w:r>
     </w:p>
-    <w:bookmarkEnd w:id="51"/>
-    <w:bookmarkStart w:id="53" w:name="X86c4738ec22b68efc9c719749cdae5b7709a640"/>
+    <w:bookmarkEnd w:id="57"/>
+    <w:bookmarkStart w:id="59" w:name="X86c4738ec22b68efc9c719749cdae5b7709a640"/>
     <w:p>
       <w:pPr>
         <w:pStyle w:val="Heading1"/>
@@ -3170,7 +3270,7 @@
         <w:t xml:space="preserve"># Gestão de Identidade, Autenticação e Controle de Acesso (PR.AA)</w:t>
       </w:r>
     </w:p>
-    <w:bookmarkStart w:id="52" w:name="X307c0e787dfa3e43d47613930306ed57ff9780d"/>
+    <w:bookmarkStart w:id="58" w:name="X307c0e787dfa3e43d47613930306ed57ff9780d"/>
     <w:p>
       <w:pPr>
         <w:pStyle w:val="Heading2"/>
@@ -3229,9 +3329,9 @@
         <w:t xml:space="preserve">Importante: Resultados CSF não são uma lista de verificação de tecnologias necessárias. Selecione métodos de implementação e controles de acordo com o risco, missão, obrigações, recursos e o perfil alvo escopo.</w:t>
       </w:r>
     </w:p>
-    <w:bookmarkEnd w:id="52"/>
-    <w:bookmarkEnd w:id="53"/>
-    <w:bookmarkStart w:id="55" w:name="conscientização-e-treino-pr.at"/>
+    <w:bookmarkEnd w:id="58"/>
+    <w:bookmarkEnd w:id="59"/>
+    <w:bookmarkStart w:id="61" w:name="conscientização-e-treino-pr.at"/>
     <w:p>
       <w:pPr>
         <w:pStyle w:val="Heading1"/>
@@ -3240,7 +3340,7 @@
         <w:t xml:space="preserve"># Conscientização e treino (PR.AT)</w:t>
       </w:r>
     </w:p>
-    <w:bookmarkStart w:id="54" w:name="X96e644e3b2c470f907def24116138bb37e552d0"/>
+    <w:bookmarkStart w:id="60" w:name="X96e644e3b2c470f907def24116138bb37e552d0"/>
     <w:p>
       <w:pPr>
         <w:pStyle w:val="Heading2"/>
@@ -3275,9 +3375,9 @@
         <w:t xml:space="preserve">Importante: Resultados CSF não são uma lista de verificação de tecnologias necessárias. Selecione métodos de implementação e controles de acordo com o risco, missão, obrigações, recursos e o perfil alvo escopo.</w:t>
       </w:r>
     </w:p>
-    <w:bookmarkEnd w:id="54"/>
-    <w:bookmarkEnd w:id="55"/>
-    <w:bookmarkStart w:id="57" w:name="segurança-de-dados-pr.ds"/>
+    <w:bookmarkEnd w:id="60"/>
+    <w:bookmarkEnd w:id="61"/>
+    <w:bookmarkStart w:id="63" w:name="segurança-de-dados-pr.ds"/>
     <w:p>
       <w:pPr>
         <w:pStyle w:val="Heading1"/>
@@ -3286,7 +3386,7 @@
         <w:t xml:space="preserve"># Segurança de dados (PR.DS)</w:t>
       </w:r>
     </w:p>
-    <w:bookmarkStart w:id="56" w:name="X64806ba69f2e09edcf75440ba55dd1804f771d6"/>
+    <w:bookmarkStart w:id="62" w:name="X64806ba69f2e09edcf75440ba55dd1804f771d6"/>
     <w:p>
       <w:pPr>
         <w:pStyle w:val="Heading2"/>
@@ -3333,9 +3433,9 @@
         <w:t xml:space="preserve">Importante: Resultados CSF não são uma lista de verificação de tecnologias necessárias. Selecione métodos de implementação e controles de acordo com o risco, missão, obrigações, recursos e o perfil alvo escopo.</w:t>
       </w:r>
     </w:p>
-    <w:bookmarkEnd w:id="56"/>
-    <w:bookmarkEnd w:id="57"/>
-    <w:bookmarkStart w:id="59" w:name="segurança-da-plataforma-pr.ps"/>
+    <w:bookmarkEnd w:id="62"/>
+    <w:bookmarkEnd w:id="63"/>
+    <w:bookmarkStart w:id="65" w:name="segurança-da-plataforma-pr.ps"/>
     <w:p>
       <w:pPr>
         <w:pStyle w:val="Heading1"/>
@@ -3344,7 +3444,7 @@
         <w:t xml:space="preserve"># Segurança da plataforma (PR.PS)</w:t>
       </w:r>
     </w:p>
-    <w:bookmarkStart w:id="58" w:name="X2f0c91dd6ef72dde31d3296ffea96354234230f"/>
+    <w:bookmarkStart w:id="64" w:name="X2f0c91dd6ef72dde31d3296ffea96354234230f"/>
     <w:p>
       <w:pPr>
         <w:pStyle w:val="Heading2"/>
@@ -3403,9 +3503,9 @@
         <w:t xml:space="preserve">Importante: Resultados CSF não são uma lista de verificação de tecnologias necessárias. Selecione métodos de implementação e controles de acordo com o risco, missão, obrigações, recursos e o perfil alvo escopo.</w:t>
       </w:r>
     </w:p>
-    <w:bookmarkEnd w:id="58"/>
-    <w:bookmarkEnd w:id="59"/>
-    <w:bookmarkStart w:id="61" w:name="X4ed59da46456f7df6758d346b3c8b8ee1f1f907"/>
+    <w:bookmarkEnd w:id="64"/>
+    <w:bookmarkEnd w:id="65"/>
+    <w:bookmarkStart w:id="67" w:name="X4ed59da46456f7df6758d346b3c8b8ee1f1f907"/>
     <w:p>
       <w:pPr>
         <w:pStyle w:val="Heading1"/>
@@ -3414,7 +3514,7 @@
         <w:t xml:space="preserve"># Resiliência de infraestrutura tecnológica (PR.IR)</w:t>
       </w:r>
     </w:p>
-    <w:bookmarkStart w:id="60" w:name="X57d16fb81e18d47abc4928c90f757c91aebd1ef"/>
+    <w:bookmarkStart w:id="66" w:name="X57d16fb81e18d47abc4928c90f757c91aebd1ef"/>
     <w:p>
       <w:pPr>
         <w:pStyle w:val="Heading2"/>
@@ -3461,9 +3561,9 @@
         <w:t xml:space="preserve">Importante: Resultados CSF não são uma lista de verificação de tecnologias necessárias. Selecione métodos de implementação e controles de acordo com o risco, missão, obrigações, recursos e o perfil alvo escopo.</w:t>
       </w:r>
     </w:p>
-    <w:bookmarkEnd w:id="60"/>
-    <w:bookmarkEnd w:id="61"/>
-    <w:bookmarkStart w:id="62" w:name="função-detect"/>
+    <w:bookmarkEnd w:id="66"/>
+    <w:bookmarkEnd w:id="67"/>
+    <w:bookmarkStart w:id="68" w:name="função-detect"/>
     <w:p>
       <w:pPr>
         <w:pStyle w:val="Heading1"/>
@@ -3498,8 +3598,8 @@
         <w:t xml:space="preserve">□————————————————————————————————————————————————–</w:t>
       </w:r>
     </w:p>
-    <w:bookmarkEnd w:id="62"/>
-    <w:bookmarkStart w:id="64" w:name="monitorização-contínua-de.cm"/>
+    <w:bookmarkEnd w:id="68"/>
+    <w:bookmarkStart w:id="70" w:name="monitorização-contínua-de.cm"/>
     <w:p>
       <w:pPr>
         <w:pStyle w:val="Heading1"/>
@@ -3508,7 +3608,7 @@
         <w:t xml:space="preserve"># Monitorização contínua (DE.CM)</w:t>
       </w:r>
     </w:p>
-    <w:bookmarkStart w:id="63" w:name="X115c0e314ae0e5c916cf64e2fbaf39c84fa93c1"/>
+    <w:bookmarkStart w:id="69" w:name="X115c0e314ae0e5c916cf64e2fbaf39c84fa93c1"/>
     <w:p>
       <w:pPr>
         <w:pStyle w:val="Heading2"/>
@@ -3561,9 +3661,9 @@
         <w:t xml:space="preserve">Importante: Resultados CSF não são uma lista de verificação de tecnologias necessárias. Selecione métodos de implementação e controles de acordo com o risco, missão, obrigações, recursos e o perfil alvo escopo.</w:t>
       </w:r>
     </w:p>
-    <w:bookmarkEnd w:id="63"/>
-    <w:bookmarkEnd w:id="64"/>
-    <w:bookmarkStart w:id="66" w:name="análise-de-eventos-adversos-de.ae"/>
+    <w:bookmarkEnd w:id="69"/>
+    <w:bookmarkEnd w:id="70"/>
+    <w:bookmarkStart w:id="72" w:name="análise-de-eventos-adversos-de.ae"/>
     <w:p>
       <w:pPr>
         <w:pStyle w:val="Heading1"/>
@@ -3572,7 +3672,7 @@
         <w:t xml:space="preserve"># Análise de eventos adversos (DE.AE)</w:t>
       </w:r>
     </w:p>
-    <w:bookmarkStart w:id="65" w:name="X5942dcbb2236ca197c5be2a518f117f508df2fd"/>
+    <w:bookmarkStart w:id="71" w:name="X5942dcbb2236ca197c5be2a518f117f508df2fd"/>
     <w:p>
       <w:pPr>
         <w:pStyle w:val="Heading2"/>
@@ -3631,9 +3731,9 @@
         <w:t xml:space="preserve">Importante: Resultados CSF não são uma lista de verificação de tecnologias necessárias. Selecione métodos de implementação e controles de acordo com o risco, missão, obrigações, recursos e o perfil alvo escopo.</w:t>
       </w:r>
     </w:p>
-    <w:bookmarkEnd w:id="65"/>
-    <w:bookmarkEnd w:id="66"/>
-    <w:bookmarkStart w:id="67" w:name="função-de-resposta"/>
+    <w:bookmarkEnd w:id="71"/>
+    <w:bookmarkEnd w:id="72"/>
+    <w:bookmarkStart w:id="73" w:name="função-de-resposta"/>
     <w:p>
       <w:pPr>
         <w:pStyle w:val="Heading1"/>
@@ -3668,8 +3768,8 @@
         <w:t xml:space="preserve">O que é que se passa?</w:t>
       </w:r>
     </w:p>
-    <w:bookmarkEnd w:id="67"/>
-    <w:bookmarkStart w:id="69" w:name="gestão-de-incidentes-rs.ma"/>
+    <w:bookmarkEnd w:id="73"/>
+    <w:bookmarkStart w:id="75" w:name="gestão-de-incidentes-rs.ma"/>
     <w:p>
       <w:pPr>
         <w:pStyle w:val="Heading1"/>
@@ -3678,7 +3778,7 @@
         <w:t xml:space="preserve"># Gestão de incidentes (RS.MA)</w:t>
       </w:r>
     </w:p>
-    <w:bookmarkStart w:id="68" w:name="X681659c797981093649596ac7f884866b3e4a1a"/>
+    <w:bookmarkStart w:id="74" w:name="X681659c797981093649596ac7f884866b3e4a1a"/>
     <w:p>
       <w:pPr>
         <w:pStyle w:val="Heading2"/>
@@ -3731,9 +3831,9 @@
         <w:t xml:space="preserve">Importante: Resultados CSF não são uma lista de verificação de tecnologias necessárias. Selecione métodos de implementação e controles de acordo com o risco, missão, obrigações, recursos e o perfil alvo escopo.</w:t>
       </w:r>
     </w:p>
-    <w:bookmarkEnd w:id="68"/>
-    <w:bookmarkEnd w:id="69"/>
-    <w:bookmarkStart w:id="71" w:name="análise-de-incidentes-rs.an"/>
+    <w:bookmarkEnd w:id="74"/>
+    <w:bookmarkEnd w:id="75"/>
+    <w:bookmarkStart w:id="77" w:name="análise-de-incidentes-rs.an"/>
     <w:p>
       <w:pPr>
         <w:pStyle w:val="Heading1"/>
@@ -3742,7 +3842,7 @@
         <w:t xml:space="preserve"># Análise de incidentes (RS.AN)</w:t>
       </w:r>
     </w:p>
-    <w:bookmarkStart w:id="70" w:name="X6cb85b4654088df1ed7ed06d6c24f7179d5dbc1"/>
+    <w:bookmarkStart w:id="76" w:name="X6cb85b4654088df1ed7ed06d6c24f7179d5dbc1"/>
     <w:p>
       <w:pPr>
         <w:pStyle w:val="Heading2"/>
@@ -3789,9 +3889,9 @@
         <w:t xml:space="preserve">Importante: Resultados CSF não são uma lista de verificação de tecnologias necessárias. Selecione métodos de implementação e controles de acordo com o risco, missão, obrigações, recursos e o perfil alvo escopo.</w:t>
       </w:r>
     </w:p>
-    <w:bookmarkEnd w:id="70"/>
-    <w:bookmarkEnd w:id="71"/>
-    <w:bookmarkStart w:id="73" w:name="X4a9a0c3f7d1fa5fcff9d62158e4b12fd19ca924"/>
+    <w:bookmarkEnd w:id="76"/>
+    <w:bookmarkEnd w:id="77"/>
+    <w:bookmarkStart w:id="79" w:name="X4a9a0c3f7d1fa5fcff9d62158e4b12fd19ca924"/>
     <w:p>
       <w:pPr>
         <w:pStyle w:val="Heading1"/>
@@ -3800,7 +3900,7 @@
         <w:t xml:space="preserve"># Relatório e comunicação de resposta a incidentes (RS.CO)</w:t>
       </w:r>
     </w:p>
-    <w:bookmarkStart w:id="72" w:name="Xc007d13897d989de753a3c253d4c143635e357d"/>
+    <w:bookmarkStart w:id="78" w:name="Xc007d13897d989de753a3c253d4c143635e357d"/>
     <w:p>
       <w:pPr>
         <w:pStyle w:val="Heading2"/>
@@ -3835,9 +3935,9 @@
         <w:t xml:space="preserve">Importante: Resultados CSF não são uma lista de verificação de tecnologias necessárias. Selecione métodos de implementação e controles de acordo com o risco, missão, obrigações, recursos e o perfil alvo escopo.</w:t>
       </w:r>
     </w:p>
-    <w:bookmarkEnd w:id="72"/>
-    <w:bookmarkEnd w:id="73"/>
-    <w:bookmarkStart w:id="75" w:name="mitigação-de-incidentes-rs.mi"/>
+    <w:bookmarkEnd w:id="78"/>
+    <w:bookmarkEnd w:id="79"/>
+    <w:bookmarkStart w:id="81" w:name="mitigação-de-incidentes-rs.mi"/>
     <w:p>
       <w:pPr>
         <w:pStyle w:val="Heading1"/>
@@ -3846,7 +3946,7 @@
         <w:t xml:space="preserve"># Mitigação de incidentes (RS.MI)</w:t>
       </w:r>
     </w:p>
-    <w:bookmarkStart w:id="74" w:name="X1a4b85796c13f342a2152b4a89e1049660c7b1d"/>
+    <w:bookmarkStart w:id="80" w:name="X1a4b85796c13f342a2152b4a89e1049660c7b1d"/>
     <w:p>
       <w:pPr>
         <w:pStyle w:val="Heading2"/>
@@ -3881,9 +3981,9 @@
         <w:t xml:space="preserve">Importante: Resultados CSF não são uma lista de verificação de tecnologias necessárias. Selecione métodos de implementação e controles de acordo com o risco, missão, obrigações, recursos e o perfil alvo escopo.</w:t>
       </w:r>
     </w:p>
-    <w:bookmarkEnd w:id="74"/>
-    <w:bookmarkEnd w:id="75"/>
-    <w:bookmarkStart w:id="77" w:name="função-de-recuperação"/>
+    <w:bookmarkEnd w:id="80"/>
+    <w:bookmarkEnd w:id="81"/>
+    <w:bookmarkStart w:id="83" w:name="função-de-recuperação"/>
     <w:p>
       <w:pPr>
         <w:pStyle w:val="Heading1"/>
@@ -3904,7 +4004,7 @@
         <w:t xml:space="preserve">Uma desagregação completa em linguagem simples de cada categoria e subcategoria RECOVER.*</w:t>
       </w:r>
     </w:p>
-    <w:bookmarkStart w:id="76" w:name="Xa884864d0e8baeb297da2533c6ebcd73fe20667"/>
+    <w:bookmarkStart w:id="82" w:name="Xa884864d0e8baeb297da2533c6ebcd73fe20667"/>
     <w:p>
       <w:pPr>
         <w:pStyle w:val="Heading2"/>
@@ -3913,9 +4013,9 @@
         <w:t xml:space="preserve">□ ** Objectivo da função:** Restaurar ativos e operações e comunicar progresso de recuperação.</w:t>
       </w:r>
     </w:p>
-    <w:bookmarkEnd w:id="76"/>
-    <w:bookmarkEnd w:id="77"/>
-    <w:bookmarkStart w:id="79" w:name="Xed21deea81e095561e2e8b03085e8e218ab4820"/>
+    <w:bookmarkEnd w:id="82"/>
+    <w:bookmarkEnd w:id="83"/>
+    <w:bookmarkStart w:id="85" w:name="Xed21deea81e095561e2e8b03085e8e218ab4820"/>
     <w:p>
       <w:pPr>
         <w:pStyle w:val="Heading1"/>
@@ -3924,7 +4024,7 @@
         <w:t xml:space="preserve"># Plano de recuperação de incidentes Execução (RC.RP)</w:t>
       </w:r>
     </w:p>
-    <w:bookmarkStart w:id="78" w:name="X71d1fea89ff57f4e4621ac5e5dbd590609c0478"/>
+    <w:bookmarkStart w:id="84" w:name="X71d1fea89ff57f4e4621ac5e5dbd590609c0478"/>
     <w:p>
       <w:pPr>
         <w:pStyle w:val="Heading2"/>
@@ -3983,9 +4083,9 @@
         <w:t xml:space="preserve">Importante: Resultados CSF não são uma lista de verificação de tecnologias necessárias. Selecione métodos de implementação e controles de acordo com o risco, missão, obrigações, recursos e o perfil alvo escopo.</w:t>
       </w:r>
     </w:p>
-    <w:bookmarkEnd w:id="78"/>
-    <w:bookmarkEnd w:id="79"/>
-    <w:bookmarkStart w:id="81" w:name="Xc1ae2973cb04b68a232c40765a1e68a099e9558"/>
+    <w:bookmarkEnd w:id="84"/>
+    <w:bookmarkEnd w:id="85"/>
+    <w:bookmarkStart w:id="87" w:name="Xc1ae2973cb04b68a232c40765a1e68a099e9558"/>
     <w:p>
       <w:pPr>
         <w:pStyle w:val="Heading1"/>
@@ -3994,7 +4094,7 @@
         <w:t xml:space="preserve"># Comunicação de recuperação de incidentes (RC.CO)</w:t>
       </w:r>
     </w:p>
-    <w:bookmarkStart w:id="80" w:name="X2f0127650472ef191475b5e21988b41d16ad59a"/>
+    <w:bookmarkStart w:id="86" w:name="X2f0127650472ef191475b5e21988b41d16ad59a"/>
     <w:p>
       <w:pPr>
         <w:pStyle w:val="Heading2"/>
@@ -4029,9 +4129,9 @@
         <w:t xml:space="preserve">Importante: Resultados CSF não são uma lista de verificação de tecnologias necessárias. Selecione métodos de implementação e controles de acordo com o risco, missão, obrigações, recursos e o perfil alvo escopo.</w:t>
       </w:r>
     </w:p>
-    <w:bookmarkEnd w:id="80"/>
-    <w:bookmarkEnd w:id="81"/>
-    <w:bookmarkStart w:id="86" w:name="perfil-organizacional"/>
+    <w:bookmarkEnd w:id="86"/>
+    <w:bookmarkEnd w:id="87"/>
+    <w:bookmarkStart w:id="95" w:name="perfil-organizacional"/>
     <w:p>
       <w:pPr>
         <w:pStyle w:val="Heading1"/>
@@ -4054,110 +4154,202 @@
     </w:p>
     <w:p>
       <w:pPr>
+        <w:pStyle w:val="CaptionedFigure"/>
+      </w:pPr>
+      <w:r>
+        <w:drawing>
+          <wp:inline>
+            <wp:extent cx="5334000" cy="2963333"/>
+            <wp:effectExtent b="0" l="0" r="0" t="0"/>
+            <wp:docPr descr="Um perfil alvo é útil quando suas lacunas se tornam de propriedade, financiada, ação baseada em risco." title="" id="89" name="Picture"/>
+            <a:graphic>
+              <a:graphicData uri="http://schemas.openxmlformats.org/drawingml/2006/picture">
+                <pic:pic>
+                  <pic:nvPicPr>
+                    <pic:cNvPr descr="media/image3_pt-BR.png" id="90" name="Picture"/>
+                    <pic:cNvPicPr>
+                      <a:picLocks noChangeArrowheads="1" noChangeAspect="1"/>
+                    </pic:cNvPicPr>
+                  </pic:nvPicPr>
+                  <pic:blipFill>
+                    <a:blip r:embed="rId88"/>
+                    <a:stretch>
+                      <a:fillRect/>
+                    </a:stretch>
+                  </pic:blipFill>
+                  <pic:spPr bwMode="auto">
+                    <a:xfrm>
+                      <a:off x="0" y="0"/>
+                      <a:ext cx="5334000" cy="2963333"/>
+                    </a:xfrm>
+                    <a:prstGeom prst="rect">
+                      <a:avLst/>
+                    </a:prstGeom>
+                    <a:noFill/>
+                    <a:ln w="9525">
+                      <a:noFill/>
+                      <a:headEnd/>
+                      <a:tailEnd/>
+                    </a:ln>
+                  </pic:spPr>
+                </pic:pic>
+              </a:graphicData>
+            </a:graphic>
+          </wp:inline>
+        </w:drawing>
+      </w:r>
+    </w:p>
+    <w:p>
+      <w:pPr>
+        <w:pStyle w:val="ImageCaption"/>
+      </w:pPr>
+      <w:r>
+        <w:t xml:space="preserve">Um perfil alvo é útil quando suas lacunas se tornam de propriedade, financiada, ação baseada em risco.</w:t>
+      </w:r>
+    </w:p>
+    <w:p>
+      <w:pPr>
+        <w:pStyle w:val="BodyText"/>
+      </w:pPr>
+      <w:r>
+        <w:t xml:space="preserve">Figura 3. Perfil atual do plano de ação</w:t>
+      </w:r>
+    </w:p>
+    <w:bookmarkStart w:id="91" w:name="declaração-de-escopo-de-perfil"/>
+    <w:p>
+      <w:pPr>
+        <w:pStyle w:val="Heading2"/>
+      </w:pPr>
+      <w:r>
+        <w:t xml:space="preserve">10.1 Declaração de escopo de perfil</w:t>
+      </w:r>
+    </w:p>
+    <w:p>
+      <w:pPr>
+        <w:numPr>
+          <w:ilvl w:val="0"/>
+          <w:numId w:val="1016"/>
+        </w:numPr>
+      </w:pPr>
+      <w:r>
+        <w:t xml:space="preserve">Negócios ou missão</w:t>
+      </w:r>
+    </w:p>
+    <w:p>
+      <w:pPr>
+        <w:numPr>
+          <w:ilvl w:val="0"/>
+          <w:numId w:val="1016"/>
+        </w:numPr>
+      </w:pPr>
+      <w:r>
+        <w:t xml:space="preserve">Sistemas, serviços, dados, instalações, pessoas, fornecedores e locais incluídos</w:t>
+      </w:r>
+    </w:p>
+    <w:p>
+      <w:pPr>
+        <w:numPr>
+          <w:ilvl w:val="0"/>
+          <w:numId w:val="1016"/>
+        </w:numPr>
+      </w:pPr>
+      <w:r>
+        <w:t xml:space="preserve">Período e data da prova</w:t>
+      </w:r>
+    </w:p>
+    <w:p>
+      <w:pPr>
+        <w:numPr>
+          <w:ilvl w:val="0"/>
+          <w:numId w:val="1016"/>
+        </w:numPr>
+      </w:pPr>
+      <w:r>
+        <w:t xml:space="preserve">Interessados e autoridade de decisão</w:t>
+      </w:r>
+    </w:p>
+    <w:p>
+      <w:pPr>
+        <w:numPr>
+          <w:ilvl w:val="0"/>
+          <w:numId w:val="1016"/>
+        </w:numPr>
+      </w:pPr>
+      <w:r>
+        <w:t xml:space="preserve">Inputs de perfil jurídico, contratual, político e comunitário</w:t>
+      </w:r>
+    </w:p>
+    <w:p>
+      <w:pPr>
+        <w:numPr>
+          <w:ilvl w:val="0"/>
+          <w:numId w:val="1016"/>
+        </w:numPr>
+      </w:pPr>
+      <w:r>
+        <w:t xml:space="preserve">Suposições, exclusões, dependências e limitações</w:t>
+      </w:r>
+    </w:p>
+    <w:bookmarkEnd w:id="91"/>
+    <w:bookmarkStart w:id="92" w:name="situação-dos-resultados"/>
+    <w:p>
+      <w:pPr>
+        <w:pStyle w:val="Heading2"/>
+      </w:pPr>
+      <w:r>
+        <w:t xml:space="preserve">10.2 Situação dos resultados</w:t>
+      </w:r>
+    </w:p>
+    <w:bookmarkEnd w:id="92"/>
+    <w:bookmarkStart w:id="93" w:name="section"/>
+    <w:p>
+      <w:pPr>
+        <w:pStyle w:val="Heading2"/>
+      </w:pPr>
+      <w:r>
+        <w:t xml:space="preserve">* * * * * * * * * * * * * * * * * * * * * * * * * * * * * * *</w:t>
+      </w:r>
+    </w:p>
+    <w:p>
+      <w:pPr>
         <w:pStyle w:val="FirstParagraph"/>
       </w:pPr>
-    </w:p>
-    <w:p>
-      <w:pPr>
-        <w:pStyle w:val="BodyText"/>
-      </w:pPr>
-      <w:r>
-        <w:t xml:space="preserve">Figura 3. Perfil atual do plano de ação</w:t>
-      </w:r>
-    </w:p>
-    <w:bookmarkStart w:id="82" w:name="declaração-de-escopo-de-perfil"/>
+      <w:r>
+        <w:t xml:space="preserve">Realizado O resultado de escopo é implementado e operacional como pretendido Proprietário, população completa, projeto, evidência operacional, teste e conclusão</w:t>
+      </w:r>
+      <w:r>
+        <w:t xml:space="preserve"> </w:t>
+      </w:r>
+      <w:r>
+        <w:t xml:space="preserve">□ Alcançado parcialmente □ Falta algum escopo ou operação ou incoerência</w:t>
+      </w:r>
+      <w:r>
+        <w:t xml:space="preserve"> </w:t>
+      </w:r>
+      <w:r>
+        <w:t xml:space="preserve">Não alcançado O resultado é aplicável, mas não está em operação.</w:t>
+      </w:r>
+      <w:r>
+        <w:t xml:space="preserve"> </w:t>
+      </w:r>
+      <w:r>
+        <w:t xml:space="preserve">Não aplicável O resultado não se aplica a este âmbito definido .</w:t>
+      </w:r>
+      <w:r>
+        <w:t xml:space="preserve"> </w:t>
+      </w:r>
+      <w:r>
+        <w:t xml:space="preserve">□ Não avaliado □ As provas são insuficientes para uma conclusão</w:t>
+      </w:r>
+    </w:p>
+    <w:bookmarkEnd w:id="93"/>
+    <w:bookmarkStart w:id="94" w:name="priorização-da-gap"/>
     <w:p>
       <w:pPr>
         <w:pStyle w:val="Heading2"/>
       </w:pPr>
       <w:r>
-        <w:t xml:space="preserve">10.1 Declaração de escopo de perfil</w:t>
-      </w:r>
-    </w:p>
-    <w:p>
-      <w:pPr>
-        <w:numPr>
-          <w:ilvl w:val="0"/>
-          <w:numId w:val="1016"/>
-        </w:numPr>
-      </w:pPr>
-      <w:r>
-        <w:t xml:space="preserve">Negócios ou missão</w:t>
-      </w:r>
-    </w:p>
-    <w:p>
-      <w:pPr>
-        <w:numPr>
-          <w:ilvl w:val="0"/>
-          <w:numId w:val="1016"/>
-        </w:numPr>
-      </w:pPr>
-      <w:r>
-        <w:t xml:space="preserve">Sistemas, serviços, dados, instalações, pessoas, fornecedores e locais incluídos</w:t>
-      </w:r>
-    </w:p>
-    <w:p>
-      <w:pPr>
-        <w:numPr>
-          <w:ilvl w:val="0"/>
-          <w:numId w:val="1016"/>
-        </w:numPr>
-      </w:pPr>
-      <w:r>
-        <w:t xml:space="preserve">Período e data da prova</w:t>
-      </w:r>
-    </w:p>
-    <w:p>
-      <w:pPr>
-        <w:numPr>
-          <w:ilvl w:val="0"/>
-          <w:numId w:val="1016"/>
-        </w:numPr>
-      </w:pPr>
-      <w:r>
-        <w:t xml:space="preserve">Interessados e autoridade de decisão</w:t>
-      </w:r>
-    </w:p>
-    <w:p>
-      <w:pPr>
-        <w:numPr>
-          <w:ilvl w:val="0"/>
-          <w:numId w:val="1016"/>
-        </w:numPr>
-      </w:pPr>
-      <w:r>
-        <w:t xml:space="preserve">Inputs de perfil jurídico, contratual, político e comunitário</w:t>
-      </w:r>
-    </w:p>
-    <w:p>
-      <w:pPr>
-        <w:numPr>
-          <w:ilvl w:val="0"/>
-          <w:numId w:val="1016"/>
-        </w:numPr>
-      </w:pPr>
-      <w:r>
-        <w:t xml:space="preserve">Suposições, exclusões, dependências e limitações</w:t>
-      </w:r>
-    </w:p>
-    <w:bookmarkEnd w:id="82"/>
-    <w:bookmarkStart w:id="83" w:name="situação-dos-resultados"/>
-    <w:p>
-      <w:pPr>
-        <w:pStyle w:val="Heading2"/>
-      </w:pPr>
-      <w:r>
-        <w:t xml:space="preserve">10.2 Situação dos resultados</w:t>
-      </w:r>
-    </w:p>
-    <w:bookmarkEnd w:id="83"/>
-    <w:bookmarkStart w:id="84" w:name="section"/>
-    <w:p>
-      <w:pPr>
-        <w:pStyle w:val="Heading2"/>
-      </w:pPr>
-      <w:r>
-        <w:t xml:space="preserve">* * * * * * * * * * * * * * * * * * * * * * * * * * * * * * *</w:t>
+        <w:t xml:space="preserve">10.3 Priorização da gap</w:t>
       </w:r>
     </w:p>
     <w:p>
@@ -4165,54 +4357,12 @@
         <w:pStyle w:val="FirstParagraph"/>
       </w:pPr>
       <w:r>
-        <w:t xml:space="preserve">Realizado O resultado de escopo é implementado e operacional como pretendido Proprietário, população completa, projeto, evidência operacional, teste e conclusão</w:t>
-      </w:r>
-      <w:r>
-        <w:t xml:space="preserve"> </w:t>
-      </w:r>
-      <w:r>
-        <w:t xml:space="preserve">□ Alcançado parcialmente □ Falta algum escopo ou operação ou incoerência</w:t>
-      </w:r>
-      <w:r>
-        <w:t xml:space="preserve"> </w:t>
-      </w:r>
-      <w:r>
-        <w:t xml:space="preserve">Não alcançado O resultado é aplicável, mas não está em operação.</w:t>
-      </w:r>
-      <w:r>
-        <w:t xml:space="preserve"> </w:t>
-      </w:r>
-      <w:r>
-        <w:t xml:space="preserve">Não aplicável O resultado não se aplica a este âmbito definido .</w:t>
-      </w:r>
-      <w:r>
-        <w:t xml:space="preserve"> </w:t>
-      </w:r>
-      <w:r>
-        <w:t xml:space="preserve">□ Não avaliado □ As provas são insuficientes para uma conclusão</w:t>
-      </w:r>
-    </w:p>
-    <w:bookmarkEnd w:id="84"/>
-    <w:bookmarkStart w:id="85" w:name="priorização-da-gap"/>
-    <w:p>
-      <w:pPr>
-        <w:pStyle w:val="Heading2"/>
-      </w:pPr>
-      <w:r>
-        <w:t xml:space="preserve">10.3 Priorização da gap</w:t>
-      </w:r>
-    </w:p>
-    <w:p>
-      <w:pPr>
-        <w:pStyle w:val="FirstParagraph"/>
-      </w:pPr>
-      <w:r>
         <w:t xml:space="preserve">Priorizar lacunas usando impacto da missão, probabilidade de ameaça, criticidade de ativos, obrigações legais e contratuais, exposição, dependências, segurança, privacidade, controles atuais, tempo para explorar, esforço de remediação e recursos disponíveis. Não ranqueie as lacunas apenas pela etiqueta de severidade de um scanner.</w:t>
       </w:r>
     </w:p>
-    <w:bookmarkEnd w:id="85"/>
-    <w:bookmarkEnd w:id="86"/>
-    <w:bookmarkStart w:id="88" w:name="csf-níveis"/>
+    <w:bookmarkEnd w:id="94"/>
+    <w:bookmarkEnd w:id="95"/>
+    <w:bookmarkStart w:id="100" w:name="csf-níveis"/>
     <w:p>
       <w:pPr>
         <w:pStyle w:val="Heading1"/>
@@ -4235,8 +4385,58 @@
     </w:p>
     <w:p>
       <w:pPr>
-        <w:pStyle w:val="BodyText"/>
-      </w:pPr>
+        <w:pStyle w:val="CaptionedFigure"/>
+      </w:pPr>
+      <w:r>
+        <w:drawing>
+          <wp:inline>
+            <wp:extent cx="5334000" cy="2963333"/>
+            <wp:effectExtent b="0" l="0" r="0" t="0"/>
+            <wp:docPr descr="Tiers fornecem contexto para governança e rigor de gestão de risco." title="" id="97" name="Picture"/>
+            <a:graphic>
+              <a:graphicData uri="http://schemas.openxmlformats.org/drawingml/2006/picture">
+                <pic:pic>
+                  <pic:nvPicPr>
+                    <pic:cNvPr descr="media/image4_pt-BR.png" id="98" name="Picture"/>
+                    <pic:cNvPicPr>
+                      <a:picLocks noChangeArrowheads="1" noChangeAspect="1"/>
+                    </pic:cNvPicPr>
+                  </pic:nvPicPr>
+                  <pic:blipFill>
+                    <a:blip r:embed="rId96"/>
+                    <a:stretch>
+                      <a:fillRect/>
+                    </a:stretch>
+                  </pic:blipFill>
+                  <pic:spPr bwMode="auto">
+                    <a:xfrm>
+                      <a:off x="0" y="0"/>
+                      <a:ext cx="5334000" cy="2963333"/>
+                    </a:xfrm>
+                    <a:prstGeom prst="rect">
+                      <a:avLst/>
+                    </a:prstGeom>
+                    <a:noFill/>
+                    <a:ln w="9525">
+                      <a:noFill/>
+                      <a:headEnd/>
+                      <a:tailEnd/>
+                    </a:ln>
+                  </pic:spPr>
+                </pic:pic>
+              </a:graphicData>
+            </a:graphic>
+          </wp:inline>
+        </w:drawing>
+      </w:r>
+    </w:p>
+    <w:p>
+      <w:pPr>
+        <w:pStyle w:val="ImageCaption"/>
+      </w:pPr>
+      <w:r>
+        <w:t xml:space="preserve">Tiers fornecem contexto para governança e rigor de gestão de risco.</w:t>
+      </w:r>
     </w:p>
     <w:p>
       <w:pPr>
@@ -4246,7 +4446,7 @@
         <w:t xml:space="preserve">Figura 4. CSF Níveis</w:t>
       </w:r>
     </w:p>
-    <w:bookmarkStart w:id="87" w:name="section-1"/>
+    <w:bookmarkStart w:id="99" w:name="section-1"/>
     <w:p>
       <w:pPr>
         <w:pStyle w:val="Heading2"/>
@@ -4336,9 +4536,9 @@
         <w:t xml:space="preserve">Reavaliar quando o risco, missão, fornecedores ou tecnologia muda materialmente.</w:t>
       </w:r>
     </w:p>
-    <w:bookmarkEnd w:id="87"/>
-    <w:bookmarkEnd w:id="88"/>
-    <w:bookmarkStart w:id="91" w:name="X58bd52aa1aa1142756f9c5c777f80da929c8fbd"/>
+    <w:bookmarkEnd w:id="99"/>
+    <w:bookmarkEnd w:id="100"/>
+    <w:bookmarkStart w:id="103" w:name="X58bd52aa1aa1142756f9c5c777f80da929c8fbd"/>
     <w:p>
       <w:pPr>
         <w:pStyle w:val="Heading1"/>
@@ -4409,7 +4609,7 @@
         <w:t xml:space="preserve">Oportunidade que pode melhorar os objetivos</w:t>
       </w:r>
     </w:p>
-    <w:bookmarkStart w:id="89" w:name="declaração-de-risco-executiva"/>
+    <w:bookmarkStart w:id="101" w:name="declaração-de-risco-executiva"/>
     <w:p>
       <w:pPr>
         <w:pStyle w:val="Heading2"/>
@@ -4432,8 +4632,8 @@
         <w:t xml:space="preserve">□———————————————————————————————————————————————————————————————————————————————————————————————————————————————————————-</w:t>
       </w:r>
     </w:p>
-    <w:bookmarkEnd w:id="89"/>
-    <w:bookmarkStart w:id="90" w:name="perguntas-a-nível-de-conselho"/>
+    <w:bookmarkEnd w:id="101"/>
+    <w:bookmarkStart w:id="102" w:name="perguntas-a-nível-de-conselho"/>
     <w:p>
       <w:pPr>
         <w:pStyle w:val="Heading2"/>
@@ -4519,9 +4719,9 @@
         <w:t xml:space="preserve">As capacidades de recuperação são comprovadas para os serviços mais importantes?</w:t>
       </w:r>
     </w:p>
-    <w:bookmarkEnd w:id="90"/>
-    <w:bookmarkEnd w:id="91"/>
-    <w:bookmarkStart w:id="92" w:name="X1fa273149650dca3561518a5b037d94a45384c2"/>
+    <w:bookmarkEnd w:id="102"/>
+    <w:bookmarkEnd w:id="103"/>
+    <w:bookmarkStart w:id="107" w:name="X1fa273149650dca3561518a5b037d94a45384c2"/>
     <w:p>
       <w:pPr>
         <w:pStyle w:val="Heading1"/>
@@ -4544,92 +4744,187 @@
     </w:p>
     <w:p>
       <w:pPr>
+        <w:pStyle w:val="CaptionedFigure"/>
+      </w:pPr>
+      <w:r>
+        <w:drawing>
+          <wp:inline>
+            <wp:extent cx="5334000" cy="2963333"/>
+            <wp:effectExtent b="0" l="0" r="0" t="0"/>
+            <wp:docPr descr="Planejar, selecionar, contratar, monitorar e sair com responsabilidades de segurança definidas." title="" id="105" name="Picture"/>
+            <a:graphic>
+              <a:graphicData uri="http://schemas.openxmlformats.org/drawingml/2006/picture">
+                <pic:pic>
+                  <pic:nvPicPr>
+                    <pic:cNvPr descr="media/image5_pt-BR.png" id="106" name="Picture"/>
+                    <pic:cNvPicPr>
+                      <a:picLocks noChangeArrowheads="1" noChangeAspect="1"/>
+                    </pic:cNvPicPr>
+                  </pic:nvPicPr>
+                  <pic:blipFill>
+                    <a:blip r:embed="rId104"/>
+                    <a:stretch>
+                      <a:fillRect/>
+                    </a:stretch>
+                  </pic:blipFill>
+                  <pic:spPr bwMode="auto">
+                    <a:xfrm>
+                      <a:off x="0" y="0"/>
+                      <a:ext cx="5334000" cy="2963333"/>
+                    </a:xfrm>
+                    <a:prstGeom prst="rect">
+                      <a:avLst/>
+                    </a:prstGeom>
+                    <a:noFill/>
+                    <a:ln w="9525">
+                      <a:noFill/>
+                      <a:headEnd/>
+                      <a:tailEnd/>
+                    </a:ln>
+                  </pic:spPr>
+                </pic:pic>
+              </a:graphicData>
+            </a:graphic>
+          </wp:inline>
+        </w:drawing>
+      </w:r>
+    </w:p>
+    <w:p>
+      <w:pPr>
+        <w:pStyle w:val="ImageCaption"/>
+      </w:pPr>
+      <w:r>
+        <w:t xml:space="preserve">Planejar, selecionar, contratar, monitorar e sair com responsabilidades de segurança definidas.</w:t>
+      </w:r>
+    </w:p>
+    <w:p>
+      <w:pPr>
+        <w:pStyle w:val="BodyText"/>
+      </w:pPr>
+      <w:r>
+        <w:t xml:space="preserve">Figura 5. Ciclo de vida de segurança cibernética da cadeia de abastecimento</w:t>
+      </w:r>
+    </w:p>
+    <w:p>
+      <w:pPr>
+        <w:numPr>
+          <w:ilvl w:val="0"/>
+          <w:numId w:val="1021"/>
+        </w:numPr>
+      </w:pPr>
+      <w:r>
+        <w:t xml:space="preserve">Fornecedores de inventário, subcontratantes, produtos, serviços, fluxos de dados, acesso, locais e dependências.</w:t>
+      </w:r>
+    </w:p>
+    <w:p>
+      <w:pPr>
+        <w:numPr>
+          <w:ilvl w:val="0"/>
+          <w:numId w:val="1021"/>
+        </w:numPr>
+      </w:pPr>
+      <w:r>
+        <w:t xml:space="preserve">Relações de nível por criticidade, sensibilidade, acesso, substituibilidade, concentração, segurança e impacto operacional.</w:t>
+      </w:r>
+    </w:p>
+    <w:p>
+      <w:pPr>
+        <w:numPr>
+          <w:ilvl w:val="0"/>
+          <w:numId w:val="1021"/>
+        </w:numPr>
+      </w:pPr>
+      <w:r>
+        <w:t xml:space="preserve">Execute diligência proporcional antes da compra ou renovação.</w:t>
+      </w:r>
+    </w:p>
+    <w:p>
+      <w:pPr>
+        <w:numPr>
+          <w:ilvl w:val="0"/>
+          <w:numId w:val="1021"/>
+        </w:numPr>
+      </w:pPr>
+      <w:r>
+        <w:t xml:space="preserve">Coloque funções mensuráveis de cibersegurança, incidente, notificação, evidência, subcontratante, resiliência, retorno e destruição em acordos.</w:t>
+      </w:r>
+    </w:p>
+    <w:p>
+      <w:pPr>
+        <w:numPr>
+          <w:ilvl w:val="0"/>
+          <w:numId w:val="1021"/>
+        </w:numPr>
+      </w:pPr>
+      <w:r>
+        <w:t xml:space="preserve">Monitorar mudanças, achados, incidentes, saúde financeira, desempenho de serviços e dependências materiais de quarta parte.</w:t>
+      </w:r>
+    </w:p>
+    <w:p>
+      <w:pPr>
+        <w:numPr>
+          <w:ilvl w:val="0"/>
+          <w:numId w:val="1021"/>
+        </w:numPr>
+      </w:pPr>
+      <w:r>
+        <w:t xml:space="preserve">Inclua terceiros críticos em exercícios, resposta, recuperação e comunicação.</w:t>
+      </w:r>
+    </w:p>
+    <w:p>
+      <w:pPr>
+        <w:numPr>
+          <w:ilvl w:val="0"/>
+          <w:numId w:val="1021"/>
+        </w:numPr>
+      </w:pPr>
+      <w:r>
+        <w:t xml:space="preserve">Na saída, remover o acesso, recuperar ativos, devolver ou destruir dados, transferir conhecimento, preservar registros necessários e validar a conclusão.</w:t>
+      </w:r>
+    </w:p>
+    <w:p>
+      <w:pPr>
         <w:pStyle w:val="FirstParagraph"/>
       </w:pPr>
-    </w:p>
-    <w:p>
-      <w:pPr>
-        <w:pStyle w:val="BodyText"/>
-      </w:pPr>
-      <w:r>
-        <w:t xml:space="preserve">Figura 5. Ciclo de vida de segurança cibernética da cadeia de abastecimento</w:t>
-      </w:r>
-    </w:p>
-    <w:p>
-      <w:pPr>
-        <w:numPr>
-          <w:ilvl w:val="0"/>
-          <w:numId w:val="1021"/>
-        </w:numPr>
-      </w:pPr>
-      <w:r>
-        <w:t xml:space="preserve">Fornecedores de inventário, subcontratantes, produtos, serviços, fluxos de dados, acesso, locais e dependências.</w:t>
-      </w:r>
-    </w:p>
-    <w:p>
-      <w:pPr>
-        <w:numPr>
-          <w:ilvl w:val="0"/>
-          <w:numId w:val="1021"/>
-        </w:numPr>
-      </w:pPr>
-      <w:r>
-        <w:t xml:space="preserve">Relações de nível por criticidade, sensibilidade, acesso, substituibilidade, concentração, segurança e impacto operacional.</w:t>
-      </w:r>
-    </w:p>
-    <w:p>
-      <w:pPr>
-        <w:numPr>
-          <w:ilvl w:val="0"/>
-          <w:numId w:val="1021"/>
-        </w:numPr>
-      </w:pPr>
-      <w:r>
-        <w:t xml:space="preserve">Execute diligência proporcional antes da compra ou renovação.</w:t>
-      </w:r>
-    </w:p>
-    <w:p>
-      <w:pPr>
-        <w:numPr>
-          <w:ilvl w:val="0"/>
-          <w:numId w:val="1021"/>
-        </w:numPr>
-      </w:pPr>
-      <w:r>
-        <w:t xml:space="preserve">Coloque funções mensuráveis de cibersegurança, incidente, notificação, evidência, subcontratante, resiliência, retorno e destruição em acordos.</w:t>
-      </w:r>
-    </w:p>
-    <w:p>
-      <w:pPr>
-        <w:numPr>
-          <w:ilvl w:val="0"/>
-          <w:numId w:val="1021"/>
-        </w:numPr>
-      </w:pPr>
-      <w:r>
-        <w:t xml:space="preserve">Monitorar mudanças, achados, incidentes, saúde financeira, desempenho de serviços e dependências materiais de quarta parte.</w:t>
-      </w:r>
-    </w:p>
-    <w:p>
-      <w:pPr>
-        <w:numPr>
-          <w:ilvl w:val="0"/>
-          <w:numId w:val="1021"/>
-        </w:numPr>
-      </w:pPr>
-      <w:r>
-        <w:t xml:space="preserve">Inclua terceiros críticos em exercícios, resposta, recuperação e comunicação.</w:t>
-      </w:r>
-    </w:p>
-    <w:p>
-      <w:pPr>
-        <w:numPr>
-          <w:ilvl w:val="0"/>
-          <w:numId w:val="1021"/>
-        </w:numPr>
-      </w:pPr>
-      <w:r>
-        <w:t xml:space="preserve">Na saída, remover o acesso, recuperar ativos, devolver ou destruir dados, transferir conhecimento, preservar registros necessários e validar a conclusão.</w:t>
+      <w:r>
+        <w:t xml:space="preserve">Aviso de contrato: ** Um questionário ou cláusula contratual não prova que os controlos de um fornecedor funcionem. Combine direitos contratuais com evidências baseadas em risco, monitoramento, informações de incidentes e acompanhamento de ações corretivas.</w:t>
+      </w:r>
+      <w:r>
+        <w:t xml:space="preserve"> </w:t>
+      </w:r>
+      <w:r>
+        <w:t xml:space="preserve">□—————————————————————————————————————————————————————————————————————————————————————————————————————–</w:t>
+      </w:r>
+    </w:p>
+    <w:bookmarkEnd w:id="107"/>
+    <w:bookmarkStart w:id="112" w:name="métricas-evidências-e-relatórios"/>
+    <w:p>
+      <w:pPr>
+        <w:pStyle w:val="Heading1"/>
+      </w:pPr>
+      <w:r>
+        <w:t xml:space="preserve">14. Métricas, Evidências e Relatórios</w:t>
+      </w:r>
+    </w:p>
+    <w:p>
+      <w:pPr>
+        <w:numPr>
+          <w:ilvl w:val="0"/>
+          <w:numId w:val="1022"/>
+        </w:numPr>
+        <w:pStyle w:val="Compact"/>
+      </w:pPr>
+      <w:r>
+        <w:t xml:space="preserve">Medidas que suportam decisões em vez de produzir painéis decorativos.*</w:t>
+      </w:r>
+    </w:p>
+    <w:bookmarkStart w:id="111" w:name="X59d2092c347100e86aa3d7a848099744ade49cc"/>
+    <w:p>
+      <w:pPr>
+        <w:pStyle w:val="Heading2"/>
+      </w:pPr>
+      <w:r>
+        <w:t xml:space="preserve">** ** Tipo de medida** ** Pergunta respondida** ** Exemplo**</w:t>
       </w:r>
     </w:p>
     <w:p>
@@ -4637,288 +4932,293 @@
         <w:pStyle w:val="FirstParagraph"/>
       </w:pPr>
       <w:r>
-        <w:t xml:space="preserve">Aviso de contrato: ** Um questionário ou cláusula contratual não prova que os controlos de um fornecedor funcionem. Combine direitos contratuais com evidências baseadas em risco, monitoramento, informações de incidentes e acompanhamento de ações corretivas.</w:t>
-      </w:r>
-      <w:r>
-        <w:t xml:space="preserve"> </w:t>
-      </w:r>
-      <w:r>
-        <w:t xml:space="preserve">□—————————————————————————————————————————————————————————————————————————————————————————————————————–</w:t>
-      </w:r>
-    </w:p>
-    <w:bookmarkEnd w:id="92"/>
-    <w:bookmarkStart w:id="94" w:name="métricas-evidências-e-relatórios"/>
-    <w:p>
-      <w:pPr>
-        <w:pStyle w:val="Heading1"/>
-      </w:pPr>
-      <w:r>
-        <w:t xml:space="preserve">14. Métricas, Evidências e Relatórios</w:t>
-      </w:r>
-    </w:p>
-    <w:p>
-      <w:pPr>
-        <w:numPr>
-          <w:ilvl w:val="0"/>
-          <w:numId w:val="1022"/>
+        <w:t xml:space="preserve">• Medida de implementação Percentagem de contas privilegiadas no âmbito utilizando MFA resistente ao phishing</w:t>
+      </w:r>
+      <w:r>
+        <w:t xml:space="preserve"> </w:t>
+      </w:r>
+      <w:r>
+        <w:t xml:space="preserve">□ Medida de funcionamento Funciona de forma consistente? Percentagem de contas encerradas desactivadas dentro do prazo aprovado</w:t>
+      </w:r>
+      <w:r>
+        <w:t xml:space="preserve"> </w:t>
+      </w:r>
+      <w:r>
+        <w:t xml:space="preserve">Indicador de risco A exposição está a aumentar? □ Vulnerabilidades críticas no passado prazo baseado no risco em activos virados para a Internet</w:t>
+      </w:r>
+      <w:r>
+        <w:t xml:space="preserve"> </w:t>
+      </w:r>
+      <w:r>
+        <w:t xml:space="preserve">□ Medida de resultado O resultado desejado está ocorrendo? Redução de eventos de acesso não autorizados para o serviço escopo</w:t>
+      </w:r>
+      <w:r>
+        <w:t xml:space="preserve"> </w:t>
+      </w:r>
+      <w:r>
+        <w:t xml:space="preserve">□ Medida de resiliência; Pode a organização continuar e recuperar? Percentagem de restaurações de serviços críticos que cumprem os objectivos de recuperação</w:t>
+      </w:r>
+      <w:r>
+        <w:t xml:space="preserve"> </w:t>
+      </w:r>
+      <w:r>
+        <w:t xml:space="preserve">□ Medida de qualidade de evidência □ O estado relatado pode ser confiável? Percentagem de conclusões de resultados apoiadas por populações completas e testes independentes</w:t>
+      </w:r>
+    </w:p>
+    <w:p>
+      <w:pPr>
+        <w:pStyle w:val="CaptionedFigure"/>
+      </w:pPr>
+      <w:r>
+        <w:drawing>
+          <wp:inline>
+            <wp:extent cx="5334000" cy="2963333"/>
+            <wp:effectExtent b="0" l="0" r="0" t="0"/>
+            <wp:docPr descr="Um mapeamento torna-se confiável quando controles e evidências operacionais são testados." title="" id="109" name="Picture"/>
+            <a:graphic>
+              <a:graphicData uri="http://schemas.openxmlformats.org/drawingml/2006/picture">
+                <pic:pic>
+                  <pic:nvPicPr>
+                    <pic:cNvPr descr="media/image6_pt-BR.png" id="110" name="Picture"/>
+                    <pic:cNvPicPr>
+                      <a:picLocks noChangeArrowheads="1" noChangeAspect="1"/>
+                    </pic:cNvPicPr>
+                  </pic:nvPicPr>
+                  <pic:blipFill>
+                    <a:blip r:embed="rId108"/>
+                    <a:stretch>
+                      <a:fillRect/>
+                    </a:stretch>
+                  </pic:blipFill>
+                  <pic:spPr bwMode="auto">
+                    <a:xfrm>
+                      <a:off x="0" y="0"/>
+                      <a:ext cx="5334000" cy="2963333"/>
+                    </a:xfrm>
+                    <a:prstGeom prst="rect">
+                      <a:avLst/>
+                    </a:prstGeom>
+                    <a:noFill/>
+                    <a:ln w="9525">
+                      <a:noFill/>
+                      <a:headEnd/>
+                      <a:tailEnd/>
+                    </a:ln>
+                  </pic:spPr>
+                </pic:pic>
+              </a:graphicData>
+            </a:graphic>
+          </wp:inline>
+        </w:drawing>
+      </w:r>
+    </w:p>
+    <w:p>
+      <w:pPr>
+        <w:pStyle w:val="ImageCaption"/>
+      </w:pPr>
+      <w:r>
+        <w:t xml:space="preserve">Um mapeamento torna-se confiável quando controles e evidências operacionais são testados.</w:t>
+      </w:r>
+    </w:p>
+    <w:p>
+      <w:pPr>
+        <w:pStyle w:val="BodyText"/>
+      </w:pPr>
+      <w:r>
+        <w:t xml:space="preserve">Figura 6. Cadeia de resultado à evidência</w:t>
+      </w:r>
+    </w:p>
+    <w:bookmarkEnd w:id="111"/>
+    <w:bookmarkEnd w:id="112"/>
+    <w:bookmarkStart w:id="114" w:name="qualidade-das-provas"/>
+    <w:p>
+      <w:pPr>
+        <w:pStyle w:val="Heading1"/>
+      </w:pPr>
+      <w:r>
+        <w:t xml:space="preserve"># 14,1 Qualidade das provas</w:t>
+      </w:r>
+    </w:p>
+    <w:p>
+      <w:pPr>
+        <w:numPr>
+          <w:ilvl w:val="0"/>
+          <w:numId w:val="1023"/>
+        </w:numPr>
+        <w:pStyle w:val="Heading2"/>
+      </w:pPr>
+      <w:bookmarkStart w:id="113" w:name="qualidade-exemplo-resposta-do-analista"/>
+      <w:r>
+        <w:t xml:space="preserve">Qualidade** * Exemplo** ** ** Resposta do analista**</w:t>
+      </w:r>
+      <w:bookmarkEnd w:id="113"/>
+    </w:p>
+    <w:p>
+      <w:pPr>
+        <w:numPr>
+          <w:ilvl w:val="0"/>
+          <w:numId w:val="1000"/>
         </w:numPr>
         <w:pStyle w:val="Compact"/>
       </w:pPr>
       <w:r>
-        <w:t xml:space="preserve">Medidas que suportam decisões em vez de produzir painéis decorativos.*</w:t>
-      </w:r>
-    </w:p>
-    <w:bookmarkStart w:id="93" w:name="X59d2092c347100e86aa3d7a848099744ade49cc"/>
+        <w:t xml:space="preserve">□ Fraca declaração verbal, captura de tela sem data, exportação parcial, resumo não suportado □ Solicitar fonte, data, escopo, população, proprietário, revisor e identidade do sistema</w:t>
+      </w:r>
+      <w:r>
+        <w:t xml:space="preserve"> </w:t>
+      </w:r>
+      <w:r>
+        <w:t xml:space="preserve">□ Relatório útil do sistema Datado ligado ao escopo e período corretos</w:t>
+      </w:r>
+      <w:r>
+        <w:t xml:space="preserve"> </w:t>
+      </w:r>
+      <w:r>
+        <w:t xml:space="preserve">Dados fortes do sistema mais revisão independente, decisões, ação corretiva, e reteste</w:t>
+      </w:r>
+    </w:p>
+    <w:bookmarkEnd w:id="114"/>
+    <w:bookmarkStart w:id="117" w:name="X1b717d891432385a66fddc08ba9cccf8ef6ec99"/>
+    <w:p>
+      <w:pPr>
+        <w:pStyle w:val="Heading1"/>
+      </w:pPr>
+      <w:r>
+        <w:t xml:space="preserve">15. Verificação de conformidade e testes de controle</w:t>
+      </w:r>
+    </w:p>
+    <w:p>
+      <w:pPr>
+        <w:numPr>
+          <w:ilvl w:val="0"/>
+          <w:numId w:val="1024"/>
+        </w:numPr>
+        <w:pStyle w:val="Compact"/>
+      </w:pPr>
+      <w:r>
+        <w:t xml:space="preserve">Como determinar se um resultado CSF escopo é realmente alcançado.*</w:t>
+      </w:r>
+    </w:p>
+    <w:p>
+      <w:pPr>
+        <w:pStyle w:val="FirstParagraph"/>
+      </w:pPr>
+      <w:r>
+        <w:t xml:space="preserve">Distinção importante:** O alinhamento CSF não é automaticamente conformidade legal, certificação ou um parecer de auditoria. Teste as obrigações reais e controles que se aplicam à organização, em seguida, use CSF resultados para organizar e comunicar resultados. □</w:t>
+      </w:r>
+      <w:r>
+        <w:t xml:space="preserve"> </w:t>
+      </w:r>
+      <w:r>
+        <w:t xml:space="preserve">□———————————————————————————————————————————————————————————————————————– (————————————–</w:t>
+      </w:r>
+    </w:p>
+    <w:p>
+      <w:pPr>
+        <w:numPr>
+          <w:ilvl w:val="0"/>
+          <w:numId w:val="1025"/>
+        </w:numPr>
+      </w:pPr>
+      <w:r>
+        <w:t xml:space="preserve">Defina o resultado CSF escopo, risco, controle, proprietário, sistemas, locais, população, período, frequência e evidência esperada.</w:t>
+      </w:r>
+    </w:p>
+    <w:p>
+      <w:pPr>
+        <w:numPr>
+          <w:ilvl w:val="0"/>
+          <w:numId w:val="1025"/>
+        </w:numPr>
+      </w:pPr>
+      <w:r>
+        <w:t xml:space="preserve">Avaliar o desenho do controle: o controle, se realizado como descrito, alcançaria razoavelmente o resultado pretendido?</w:t>
+      </w:r>
+    </w:p>
+    <w:p>
+      <w:pPr>
+        <w:numPr>
+          <w:ilvl w:val="0"/>
+          <w:numId w:val="1025"/>
+        </w:numPr>
+      </w:pPr>
+      <w:r>
+        <w:t xml:space="preserve">Obter a população completa e testar sua completude e precisão contra uma fonte independente.</w:t>
+      </w:r>
+    </w:p>
+    <w:p>
+      <w:pPr>
+        <w:numPr>
+          <w:ilvl w:val="0"/>
+          <w:numId w:val="1025"/>
+        </w:numPr>
+      </w:pPr>
+      <w:r>
+        <w:t xml:space="preserve">Escolha uma amostra baseada em risco cobrindo datas relevantes, sistemas, proprietários, locais, itens incomuns, e falhas.</w:t>
+      </w:r>
+    </w:p>
+    <w:p>
+      <w:pPr>
+        <w:numPr>
+          <w:ilvl w:val="0"/>
+          <w:numId w:val="1025"/>
+        </w:numPr>
+      </w:pPr>
+      <w:r>
+        <w:t xml:space="preserve">Inspecione as evidências e, quando prático, reflita ou confirme de forma independente o resultado do controle.</w:t>
+      </w:r>
+    </w:p>
+    <w:p>
+      <w:pPr>
+        <w:numPr>
+          <w:ilvl w:val="0"/>
+          <w:numId w:val="1025"/>
+        </w:numPr>
+      </w:pPr>
+      <w:r>
+        <w:t xml:space="preserve">Gravar exceções com critérios exatos, fatos, duração, ativos afetados, causa, probabilidade, impacto e proteção existente.</w:t>
+      </w:r>
+    </w:p>
+    <w:p>
+      <w:pPr>
+        <w:numPr>
+          <w:ilvl w:val="0"/>
+          <w:numId w:val="1025"/>
+        </w:numPr>
+      </w:pPr>
+      <w:r>
+        <w:t xml:space="preserve">Atribuir medidas corretivas, proteção provisória, proprietário, recursos, data de vencimento e escalada.</w:t>
+      </w:r>
+    </w:p>
+    <w:p>
+      <w:pPr>
+        <w:numPr>
+          <w:ilvl w:val="0"/>
+          <w:numId w:val="1025"/>
+        </w:numPr>
+      </w:pPr>
+      <w:r>
+        <w:t xml:space="preserve">Teste novamente a correção em toda a população afetada e escreva uma conclusão clara com limitações.</w:t>
+      </w:r>
+    </w:p>
+    <w:bookmarkStart w:id="116" w:name="testes-práticos-de-verificação"/>
     <w:p>
       <w:pPr>
         <w:pStyle w:val="Heading2"/>
       </w:pPr>
       <w:r>
-        <w:t xml:space="preserve">** ** Tipo de medida** ** Pergunta respondida** ** Exemplo**</w:t>
-      </w:r>
-    </w:p>
-    <w:p>
-      <w:pPr>
-        <w:pStyle w:val="FirstParagraph"/>
-      </w:pPr>
-      <w:r>
-        <w:t xml:space="preserve">• Medida de implementação Percentagem de contas privilegiadas no âmbito utilizando MFA resistente ao phishing</w:t>
-      </w:r>
-      <w:r>
-        <w:t xml:space="preserve"> </w:t>
-      </w:r>
-      <w:r>
-        <w:t xml:space="preserve">□ Medida de funcionamento Funciona de forma consistente? Percentagem de contas encerradas desactivadas dentro do prazo aprovado</w:t>
-      </w:r>
-      <w:r>
-        <w:t xml:space="preserve"> </w:t>
-      </w:r>
-      <w:r>
-        <w:t xml:space="preserve">Indicador de risco A exposição está a aumentar? □ Vulnerabilidades críticas no passado prazo baseado no risco em activos virados para a Internet</w:t>
-      </w:r>
-      <w:r>
-        <w:t xml:space="preserve"> </w:t>
-      </w:r>
-      <w:r>
-        <w:t xml:space="preserve">□ Medida de resultado O resultado desejado está ocorrendo? Redução de eventos de acesso não autorizados para o serviço escopo</w:t>
-      </w:r>
-      <w:r>
-        <w:t xml:space="preserve"> </w:t>
-      </w:r>
-      <w:r>
-        <w:t xml:space="preserve">□ Medida de resiliência; Pode a organização continuar e recuperar? Percentagem de restaurações de serviços críticos que cumprem os objectivos de recuperação</w:t>
-      </w:r>
-      <w:r>
-        <w:t xml:space="preserve"> </w:t>
-      </w:r>
-      <w:r>
-        <w:t xml:space="preserve">□ Medida de qualidade de evidência □ O estado relatado pode ser confiável? Percentagem de conclusões de resultados apoiadas por populações completas e testes independentes</w:t>
-      </w:r>
-    </w:p>
-    <w:p>
-      <w:pPr>
-        <w:pStyle w:val="BodyText"/>
-      </w:pPr>
-    </w:p>
-    <w:p>
-      <w:pPr>
-        <w:pStyle w:val="BodyText"/>
-      </w:pPr>
-      <w:r>
-        <w:t xml:space="preserve">Figura 6. Cadeia de resultado à evidência</w:t>
-      </w:r>
-    </w:p>
-    <w:bookmarkEnd w:id="93"/>
-    <w:bookmarkEnd w:id="94"/>
-    <w:bookmarkStart w:id="96" w:name="qualidade-das-provas"/>
-    <w:p>
-      <w:pPr>
-        <w:pStyle w:val="Heading1"/>
-      </w:pPr>
-      <w:r>
-        <w:t xml:space="preserve"># 14,1 Qualidade das provas</w:t>
-      </w:r>
-    </w:p>
-    <w:p>
-      <w:pPr>
-        <w:numPr>
-          <w:ilvl w:val="0"/>
-          <w:numId w:val="1023"/>
+        <w:t xml:space="preserve">15.1 Testes práticos de verificação</w:t>
+      </w:r>
+    </w:p>
+    <w:p>
+      <w:pPr>
+        <w:numPr>
+          <w:ilvl w:val="0"/>
+          <w:numId w:val="1026"/>
         </w:numPr>
         <w:pStyle w:val="Heading2"/>
       </w:pPr>
-      <w:bookmarkStart w:id="95" w:name="qualidade-exemplo-resposta-do-analista"/>
-      <w:r>
-        <w:t xml:space="preserve">Qualidade** * Exemplo** ** ** Resposta do analista**</w:t>
-      </w:r>
-      <w:bookmarkEnd w:id="95"/>
-    </w:p>
-    <w:p>
-      <w:pPr>
-        <w:numPr>
-          <w:ilvl w:val="0"/>
-          <w:numId w:val="1000"/>
-        </w:numPr>
-        <w:pStyle w:val="Compact"/>
-      </w:pPr>
-      <w:r>
-        <w:t xml:space="preserve">□ Fraca declaração verbal, captura de tela sem data, exportação parcial, resumo não suportado □ Solicitar fonte, data, escopo, população, proprietário, revisor e identidade do sistema</w:t>
-      </w:r>
-      <w:r>
-        <w:t xml:space="preserve"> </w:t>
-      </w:r>
-      <w:r>
-        <w:t xml:space="preserve">□ Relatório útil do sistema Datado ligado ao escopo e período corretos</w:t>
-      </w:r>
-      <w:r>
-        <w:t xml:space="preserve"> </w:t>
-      </w:r>
-      <w:r>
-        <w:t xml:space="preserve">Dados fortes do sistema mais revisão independente, decisões, ação corretiva, e reteste</w:t>
-      </w:r>
-    </w:p>
-    <w:bookmarkEnd w:id="96"/>
-    <w:bookmarkStart w:id="99" w:name="X1b717d891432385a66fddc08ba9cccf8ef6ec99"/>
-    <w:p>
-      <w:pPr>
-        <w:pStyle w:val="Heading1"/>
-      </w:pPr>
-      <w:r>
-        <w:t xml:space="preserve">15. Verificação de conformidade e testes de controle</w:t>
-      </w:r>
-    </w:p>
-    <w:p>
-      <w:pPr>
-        <w:numPr>
-          <w:ilvl w:val="0"/>
-          <w:numId w:val="1024"/>
-        </w:numPr>
-        <w:pStyle w:val="Compact"/>
-      </w:pPr>
-      <w:r>
-        <w:t xml:space="preserve">Como determinar se um resultado CSF escopo é realmente alcançado.*</w:t>
-      </w:r>
-    </w:p>
-    <w:p>
-      <w:pPr>
-        <w:pStyle w:val="FirstParagraph"/>
-      </w:pPr>
-      <w:r>
-        <w:t xml:space="preserve">Distinção importante:** O alinhamento CSF não é automaticamente conformidade legal, certificação ou um parecer de auditoria. Teste as obrigações reais e controles que se aplicam à organização, em seguida, use CSF resultados para organizar e comunicar resultados. □</w:t>
-      </w:r>
-      <w:r>
-        <w:t xml:space="preserve"> </w:t>
-      </w:r>
-      <w:r>
-        <w:t xml:space="preserve">□———————————————————————————————————————————————————————————————————————– (————————————–</w:t>
-      </w:r>
-    </w:p>
-    <w:p>
-      <w:pPr>
-        <w:numPr>
-          <w:ilvl w:val="0"/>
-          <w:numId w:val="1025"/>
-        </w:numPr>
-      </w:pPr>
-      <w:r>
-        <w:t xml:space="preserve">Defina o resultado CSF escopo, risco, controle, proprietário, sistemas, locais, população, período, frequência e evidência esperada.</w:t>
-      </w:r>
-    </w:p>
-    <w:p>
-      <w:pPr>
-        <w:numPr>
-          <w:ilvl w:val="0"/>
-          <w:numId w:val="1025"/>
-        </w:numPr>
-      </w:pPr>
-      <w:r>
-        <w:t xml:space="preserve">Avaliar o desenho do controle: o controle, se realizado como descrito, alcançaria razoavelmente o resultado pretendido?</w:t>
-      </w:r>
-    </w:p>
-    <w:p>
-      <w:pPr>
-        <w:numPr>
-          <w:ilvl w:val="0"/>
-          <w:numId w:val="1025"/>
-        </w:numPr>
-      </w:pPr>
-      <w:r>
-        <w:t xml:space="preserve">Obter a população completa e testar sua completude e precisão contra uma fonte independente.</w:t>
-      </w:r>
-    </w:p>
-    <w:p>
-      <w:pPr>
-        <w:numPr>
-          <w:ilvl w:val="0"/>
-          <w:numId w:val="1025"/>
-        </w:numPr>
-      </w:pPr>
-      <w:r>
-        <w:t xml:space="preserve">Escolha uma amostra baseada em risco cobrindo datas relevantes, sistemas, proprietários, locais, itens incomuns, e falhas.</w:t>
-      </w:r>
-    </w:p>
-    <w:p>
-      <w:pPr>
-        <w:numPr>
-          <w:ilvl w:val="0"/>
-          <w:numId w:val="1025"/>
-        </w:numPr>
-      </w:pPr>
-      <w:r>
-        <w:t xml:space="preserve">Inspecione as evidências e, quando prático, reflita ou confirme de forma independente o resultado do controle.</w:t>
-      </w:r>
-    </w:p>
-    <w:p>
-      <w:pPr>
-        <w:numPr>
-          <w:ilvl w:val="0"/>
-          <w:numId w:val="1025"/>
-        </w:numPr>
-      </w:pPr>
-      <w:r>
-        <w:t xml:space="preserve">Gravar exceções com critérios exatos, fatos, duração, ativos afetados, causa, probabilidade, impacto e proteção existente.</w:t>
-      </w:r>
-    </w:p>
-    <w:p>
-      <w:pPr>
-        <w:numPr>
-          <w:ilvl w:val="0"/>
-          <w:numId w:val="1025"/>
-        </w:numPr>
-      </w:pPr>
-      <w:r>
-        <w:t xml:space="preserve">Atribuir medidas corretivas, proteção provisória, proprietário, recursos, data de vencimento e escalada.</w:t>
-      </w:r>
-    </w:p>
-    <w:p>
-      <w:pPr>
-        <w:numPr>
-          <w:ilvl w:val="0"/>
-          <w:numId w:val="1025"/>
-        </w:numPr>
-      </w:pPr>
-      <w:r>
-        <w:t xml:space="preserve">Teste novamente a correção em toda a população afetada e escreva uma conclusão clara com limitações.</w:t>
-      </w:r>
-    </w:p>
-    <w:bookmarkStart w:id="98" w:name="testes-práticos-de-verificação"/>
-    <w:p>
-      <w:pPr>
-        <w:pStyle w:val="Heading2"/>
-      </w:pPr>
-      <w:r>
-        <w:t xml:space="preserve">15.1 Testes práticos de verificação</w:t>
-      </w:r>
-    </w:p>
-    <w:p>
-      <w:pPr>
-        <w:numPr>
-          <w:ilvl w:val="0"/>
-          <w:numId w:val="1026"/>
-        </w:numPr>
-        <w:pStyle w:val="Heading2"/>
-      </w:pPr>
-      <w:bookmarkStart w:id="97" w:name="Xe8ef689d1b474af705ba22cdf64733ec247f50b"/>
+      <w:bookmarkStart w:id="115" w:name="Xe8ef689d1b474af705ba22cdf64733ec247f50b"/>
       <w:r>
         <w:t xml:space="preserve">** Área de controlo**</w:t>
       </w:r>
@@ -4938,7 +5238,7 @@
       <w:r>
         <w:t xml:space="preserve">** Procedimento de teste** ** Evidência**</w:t>
       </w:r>
-      <w:bookmarkEnd w:id="97"/>
+      <w:bookmarkEnd w:id="115"/>
     </w:p>
     <w:p>
       <w:pPr>
@@ -4994,9 +5294,9 @@
         <w:t xml:space="preserve">Todos os repositórios, releases, dependências, exceções e achados no âmbito do escopo.</w:t>
       </w:r>
     </w:p>
-    <w:bookmarkEnd w:id="98"/>
-    <w:bookmarkEnd w:id="99"/>
-    <w:bookmarkStart w:id="100" w:name="linguagem-de-conclusão"/>
+    <w:bookmarkEnd w:id="116"/>
+    <w:bookmarkEnd w:id="117"/>
+    <w:bookmarkStart w:id="118" w:name="linguagem-de-conclusão"/>
     <w:p>
       <w:pPr>
         <w:pStyle w:val="Heading1"/>
@@ -5019,8 +5319,8 @@
         <w:t xml:space="preserve">□——————————————————————————————————————————————————————————————————————————————————————————————————————————————————————————————————————————————————————————————————————————————————-</w:t>
       </w:r>
     </w:p>
-    <w:bookmarkEnd w:id="100"/>
-    <w:bookmarkStart w:id="103" w:name="Xf605b9fc117b19fa96e3f4b67bb70a588b3ef93"/>
+    <w:bookmarkEnd w:id="118"/>
+    <w:bookmarkStart w:id="121" w:name="Xf605b9fc117b19fa96e3f4b67bb70a588b3ef93"/>
     <w:p>
       <w:pPr>
         <w:pStyle w:val="Heading1"/>
@@ -5054,7 +5354,7 @@
         <w:t xml:space="preserve">Figura 7. Da saída da ferramenta à evidência</w:t>
       </w:r>
     </w:p>
-    <w:bookmarkStart w:id="101" w:name="ferramenta-purpose-possible-csf-support"/>
+    <w:bookmarkStart w:id="119" w:name="ferramenta-purpose-possible-csf-support"/>
     <w:p>
       <w:pPr>
         <w:pStyle w:val="Heading2"/>
@@ -5167,8 +5467,8 @@
         <w:t xml:space="preserve">Pesquisa, análise, painéis e monitoramento de segurança □ DE.CM, DE.AE, GV.OV</w:t>
       </w:r>
     </w:p>
-    <w:bookmarkEnd w:id="101"/>
-    <w:bookmarkStart w:id="102" w:name="Xcaaec91ffbf8c68a9531b2a24aadbee7afcbbeb"/>
+    <w:bookmarkEnd w:id="119"/>
+    <w:bookmarkStart w:id="120" w:name="Xcaaec91ffbf8c68a9531b2a24aadbee7afcbbeb"/>
     <w:p>
       <w:pPr>
         <w:pStyle w:val="Heading2"/>
@@ -5265,9 +5565,9 @@
         <w:t xml:space="preserve">Revalidar após atualizações de material, alterações de integração, alterações de configuração ou falhas.</w:t>
       </w:r>
     </w:p>
-    <w:bookmarkEnd w:id="102"/>
-    <w:bookmarkEnd w:id="103"/>
-    <w:bookmarkStart w:id="104" w:name="assistente-do-ciso"/>
+    <w:bookmarkEnd w:id="120"/>
+    <w:bookmarkEnd w:id="121"/>
+    <w:bookmarkStart w:id="122" w:name="assistente-do-ciso"/>
     <w:p>
       <w:pPr>
         <w:pStyle w:val="Heading1"/>
@@ -5317,8 +5617,8 @@
         <w:t xml:space="preserve">Crie uma organização fictícia, selecione cinco resultados CSF, atribua proprietários, anexe evidências higienizadas, grave uma lacuna e construa um plano de ação.</w:t>
       </w:r>
     </w:p>
-    <w:bookmarkEnd w:id="104"/>
-    <w:bookmarkStart w:id="105" w:name="evidência-e-limitação"/>
+    <w:bookmarkEnd w:id="122"/>
+    <w:bookmarkStart w:id="123" w:name="evidência-e-limitação"/>
     <w:p>
       <w:pPr>
         <w:pStyle w:val="Heading1"/>
@@ -5335,8 +5635,8 @@
         <w:t xml:space="preserve">Manter autorização, escopo, população alvo, ferramenta e versão de conteúdo, configuração, resultado bruto, revisor, decisão, ação corretiva, exceção e reteste. A ferramenta suporta o trabalho selecionado; não pode certificar o alinhamento CSF, determinar escopo completo, ou substituir julgamento humano qualificado.</w:t>
       </w:r>
     </w:p>
-    <w:bookmarkEnd w:id="105"/>
-    <w:bookmarkStart w:id="107" w:name="wazuh"/>
+    <w:bookmarkEnd w:id="123"/>
+    <w:bookmarkStart w:id="125" w:name="wazuh"/>
     <w:p>
       <w:pPr>
         <w:pStyle w:val="Heading1"/>
@@ -5363,7 +5663,7 @@
       <w:r>
         <w:t xml:space="preserve"> </w:t>
       </w:r>
-      <w:hyperlink r:id="rId106">
+      <w:hyperlink r:id="rId124">
         <w:r>
           <w:rPr>
             <w:rStyle w:val="Hyperlink"/>
@@ -5394,8 +5694,8 @@
         <w:t xml:space="preserve">Conecte um terminal de laboratório autorizado, crie um evento inofensivo, reveja o alerta, documente a decisão e mantenha o evento e o ticket.</w:t>
       </w:r>
     </w:p>
-    <w:bookmarkEnd w:id="107"/>
-    <w:bookmarkStart w:id="108" w:name="evidência-e-limitação-1"/>
+    <w:bookmarkEnd w:id="125"/>
+    <w:bookmarkStart w:id="126" w:name="evidência-e-limitação-1"/>
     <w:p>
       <w:pPr>
         <w:pStyle w:val="Heading1"/>
@@ -5412,8 +5712,8 @@
         <w:t xml:space="preserve">Manter autorização, escopo, população alvo, ferramenta e versão de conteúdo, configuração, resultado bruto, revisor, decisão, ação corretiva, exceção e reteste. A ferramenta suporta o trabalho selecionado; não pode certificar o alinhamento CSF, determinar escopo completo, ou substituir julgamento humano qualificado.</w:t>
       </w:r>
     </w:p>
-    <w:bookmarkEnd w:id="108"/>
-    <w:bookmarkStart w:id="110" w:name="osquery"/>
+    <w:bookmarkEnd w:id="126"/>
+    <w:bookmarkStart w:id="128" w:name="osquery"/>
     <w:p>
       <w:pPr>
         <w:pStyle w:val="Heading1"/>
@@ -5440,7 +5740,7 @@
       <w:r>
         <w:t xml:space="preserve"> </w:t>
       </w:r>
-      <w:hyperlink r:id="rId109">
+      <w:hyperlink r:id="rId127">
         <w:r>
           <w:rPr>
             <w:rStyle w:val="Hyperlink"/>
@@ -5465,8 +5765,8 @@
         <w:t xml:space="preserve">Consultar usuários, software, serviços, criptografia ou processos em um endpoint de laboratório; registrar consulta, host, tempo, saída e revisão.</w:t>
       </w:r>
     </w:p>
-    <w:bookmarkEnd w:id="110"/>
-    <w:bookmarkStart w:id="111" w:name="evidência-e-limitação-2"/>
+    <w:bookmarkEnd w:id="128"/>
+    <w:bookmarkStart w:id="129" w:name="evidência-e-limitação-2"/>
     <w:p>
       <w:pPr>
         <w:pStyle w:val="Heading1"/>
@@ -5483,8 +5783,8 @@
         <w:t xml:space="preserve">Manter autorização, escopo, população alvo, ferramenta e versão de conteúdo, configuração, resultado bruto, revisor, decisão, ação corretiva, exceção e reteste. A ferramenta suporta o trabalho selecionado; não pode certificar o alinhamento CSF, determinar escopo completo, ou substituir julgamento humano qualificado.</w:t>
       </w:r>
     </w:p>
-    <w:bookmarkEnd w:id="111"/>
-    <w:bookmarkStart w:id="113" w:name="openscap"/>
+    <w:bookmarkEnd w:id="129"/>
+    <w:bookmarkStart w:id="131" w:name="openscap"/>
     <w:p>
       <w:pPr>
         <w:pStyle w:val="Heading1"/>
@@ -5511,7 +5811,7 @@
       <w:r>
         <w:t xml:space="preserve"> </w:t>
       </w:r>
-      <w:hyperlink r:id="rId112">
+      <w:hyperlink r:id="rId130">
         <w:r>
           <w:rPr>
             <w:rStyle w:val="Hyperlink"/>
@@ -5536,8 +5836,8 @@
         <w:t xml:space="preserve">Avaliar um laboratório Linux autorizado contra um perfil adequado, corrigir uma configuração aprovada e comparar os relatórios anteriores e posteriores.</w:t>
       </w:r>
     </w:p>
-    <w:bookmarkEnd w:id="113"/>
-    <w:bookmarkStart w:id="114" w:name="evidência-e-limitação-3"/>
+    <w:bookmarkEnd w:id="131"/>
+    <w:bookmarkStart w:id="132" w:name="evidência-e-limitação-3"/>
     <w:p>
       <w:pPr>
         <w:pStyle w:val="Heading1"/>
@@ -5554,8 +5854,8 @@
         <w:t xml:space="preserve">Manter autorização, escopo, população alvo, ferramenta e versão de conteúdo, configuração, resultado bruto, revisor, decisão, ação corretiva, exceção e reteste. A ferramenta suporta o trabalho selecionado; não pode certificar o alinhamento CSF, determinar escopo completo, ou substituir julgamento humano qualificado.</w:t>
       </w:r>
     </w:p>
-    <w:bookmarkEnd w:id="114"/>
-    <w:bookmarkStart w:id="116" w:name="greenbone-community-edition"/>
+    <w:bookmarkEnd w:id="132"/>
+    <w:bookmarkStart w:id="134" w:name="greenbone-community-edition"/>
     <w:p>
       <w:pPr>
         <w:pStyle w:val="Heading1"/>
@@ -5586,7 +5886,7 @@
       <w:r>
         <w:t xml:space="preserve"> </w:t>
       </w:r>
-      <w:hyperlink r:id="rId115">
+      <w:hyperlink r:id="rId133">
         <w:r>
           <w:rPr>
             <w:rStyle w:val="Hyperlink"/>
@@ -5611,8 +5911,8 @@
         <w:t xml:space="preserve">Analisar apenas um alvo de laboratório aprovado, validar um achado, corrigi-lo, rescan, e escopo do documento e limitações.</w:t>
       </w:r>
     </w:p>
-    <w:bookmarkEnd w:id="116"/>
-    <w:bookmarkStart w:id="117" w:name="evidência-e-limitação-4"/>
+    <w:bookmarkEnd w:id="134"/>
+    <w:bookmarkStart w:id="135" w:name="evidência-e-limitação-4"/>
     <w:p>
       <w:pPr>
         <w:pStyle w:val="Heading1"/>
@@ -5629,8 +5929,8 @@
         <w:t xml:space="preserve">Manter autorização, escopo, população alvo, ferramenta e versão de conteúdo, configuração, resultado bruto, revisor, decisão, ação corretiva, exceção e reteste. A ferramenta suporta o trabalho selecionado; não pode certificar o alinhamento CSF, determinar escopo completo, ou substituir julgamento humano qualificado.</w:t>
       </w:r>
     </w:p>
-    <w:bookmarkEnd w:id="117"/>
-    <w:bookmarkStart w:id="119" w:name="trivy"/>
+    <w:bookmarkEnd w:id="135"/>
+    <w:bookmarkStart w:id="137" w:name="trivy"/>
     <w:p>
       <w:pPr>
         <w:pStyle w:val="Heading1"/>
@@ -5657,7 +5957,7 @@
       <w:r>
         <w:t xml:space="preserve"> </w:t>
       </w:r>
-      <w:hyperlink r:id="rId118">
+      <w:hyperlink r:id="rId136">
         <w:r>
           <w:rPr>
             <w:rStyle w:val="Hyperlink"/>
@@ -5688,8 +5988,8 @@
         <w:t xml:space="preserve">Examine uma imagem de laboratório ou repositório de testes, proteja o relatório, valide um resultado, corrija-o e verifique novamente.</w:t>
       </w:r>
     </w:p>
-    <w:bookmarkEnd w:id="119"/>
-    <w:bookmarkStart w:id="120" w:name="evidência-e-limitação-5"/>
+    <w:bookmarkEnd w:id="137"/>
+    <w:bookmarkStart w:id="138" w:name="evidência-e-limitação-5"/>
     <w:p>
       <w:pPr>
         <w:pStyle w:val="Heading1"/>
@@ -5706,8 +6006,8 @@
         <w:t xml:space="preserve">Manter autorização, escopo, população alvo, ferramenta e versão de conteúdo, configuração, resultado bruto, revisor, decisão, ação corretiva, exceção e reteste. A ferramenta suporta o trabalho selecionado; não pode certificar o alinhamento CSF, determinar escopo completo, ou substituir julgamento humano qualificado.</w:t>
       </w:r>
     </w:p>
-    <w:bookmarkEnd w:id="120"/>
-    <w:bookmarkStart w:id="122" w:name="owasp-zap"/>
+    <w:bookmarkEnd w:id="138"/>
+    <w:bookmarkStart w:id="140" w:name="owasp-zap"/>
     <w:p>
       <w:pPr>
         <w:pStyle w:val="Heading1"/>
@@ -5734,7 +6034,7 @@
       <w:r>
         <w:t xml:space="preserve"> </w:t>
       </w:r>
-      <w:hyperlink r:id="rId121">
+      <w:hyperlink r:id="rId139">
         <w:r>
           <w:rPr>
             <w:rStyle w:val="Hyperlink"/>
@@ -5765,8 +6065,8 @@
         <w:t xml:space="preserve">Proxy uma aplicação de treinamento local, começar com análise passiva, validar um achado, e manter o escopo e resultados aprovados.</w:t>
       </w:r>
     </w:p>
-    <w:bookmarkEnd w:id="122"/>
-    <w:bookmarkStart w:id="123" w:name="evidência-e-limitação-6"/>
+    <w:bookmarkEnd w:id="140"/>
+    <w:bookmarkStart w:id="141" w:name="evidência-e-limitação-6"/>
     <w:p>
       <w:pPr>
         <w:pStyle w:val="Heading1"/>
@@ -5783,8 +6083,8 @@
         <w:t xml:space="preserve">Manter autorização, escopo, população alvo, ferramenta e versão de conteúdo, configuração, resultado bruto, revisor, decisão, ação corretiva, exceção e reteste. A ferramenta suporta o trabalho selecionado; não pode certificar o alinhamento CSF, determinar escopo completo, ou substituir julgamento humano qualificado.</w:t>
       </w:r>
     </w:p>
-    <w:bookmarkEnd w:id="123"/>
-    <w:bookmarkStart w:id="125" w:name="keycloak"/>
+    <w:bookmarkEnd w:id="141"/>
+    <w:bookmarkStart w:id="143" w:name="keycloak"/>
     <w:p>
       <w:pPr>
         <w:pStyle w:val="Heading1"/>
@@ -5811,7 +6111,7 @@
       <w:r>
         <w:t xml:space="preserve"> </w:t>
       </w:r>
-      <w:hyperlink r:id="rId124">
+      <w:hyperlink r:id="rId142">
         <w:r>
           <w:rPr>
             <w:rStyle w:val="Hyperlink"/>
@@ -5836,8 +6136,8 @@
         <w:t xml:space="preserve">Crie um reino de laboratório, usuários, papéis e MFA; teste menos privilégio, acesso falhado e remoção; exporte evidências de configuração higienizadas.</w:t>
       </w:r>
     </w:p>
-    <w:bookmarkEnd w:id="125"/>
-    <w:bookmarkStart w:id="126" w:name="evidência-e-limitação-7"/>
+    <w:bookmarkEnd w:id="143"/>
+    <w:bookmarkStart w:id="144" w:name="evidência-e-limitação-7"/>
     <w:p>
       <w:pPr>
         <w:pStyle w:val="Heading1"/>
@@ -5854,8 +6154,8 @@
         <w:t xml:space="preserve">Manter autorização, escopo, população alvo, ferramenta e versão de conteúdo, configuração, resultado bruto, revisor, decisão, ação corretiva, exceção e reteste. A ferramenta suporta o trabalho selecionado; não pode certificar o alinhamento CSF, determinar escopo completo, ou substituir julgamento humano qualificado.</w:t>
       </w:r>
     </w:p>
-    <w:bookmarkEnd w:id="126"/>
-    <w:bookmarkStart w:id="128" w:name="defectdojo"/>
+    <w:bookmarkEnd w:id="144"/>
+    <w:bookmarkStart w:id="146" w:name="defectdojo"/>
     <w:p>
       <w:pPr>
         <w:pStyle w:val="Heading1"/>
@@ -5886,7 +6186,7 @@
       <w:r>
         <w:t xml:space="preserve"> </w:t>
       </w:r>
-      <w:hyperlink r:id="rId127">
+      <w:hyperlink r:id="rId145">
         <w:r>
           <w:rPr>
             <w:rStyle w:val="Hyperlink"/>
@@ -5911,8 +6211,8 @@
         <w:t xml:space="preserve">Importar um relatório de laboratório, validar e atribuir um achado, correção de registro, reteste-o, e fechá-lo com prova.</w:t>
       </w:r>
     </w:p>
-    <w:bookmarkEnd w:id="128"/>
-    <w:bookmarkStart w:id="129" w:name="evidência-e-limitação-8"/>
+    <w:bookmarkEnd w:id="146"/>
+    <w:bookmarkStart w:id="147" w:name="evidência-e-limitação-8"/>
     <w:p>
       <w:pPr>
         <w:pStyle w:val="Heading1"/>
@@ -5929,8 +6229,8 @@
         <w:t xml:space="preserve">Manter autorização, escopo, população alvo, ferramenta e versão de conteúdo, configuração, resultado bruto, revisor, decisão, ação corretiva, exceção e reteste. A ferramenta suporta o trabalho selecionado; não pode certificar o alinhamento CSF, determinar escopo completo, ou substituir julgamento humano qualificado.</w:t>
       </w:r>
     </w:p>
-    <w:bookmarkEnd w:id="129"/>
-    <w:bookmarkStart w:id="131" w:name="velociraptor"/>
+    <w:bookmarkEnd w:id="147"/>
+    <w:bookmarkStart w:id="149" w:name="velociraptor"/>
     <w:p>
       <w:pPr>
         <w:pStyle w:val="Heading1"/>
@@ -5957,7 +6257,7 @@
       <w:r>
         <w:t xml:space="preserve"> </w:t>
       </w:r>
-      <w:hyperlink r:id="rId130">
+      <w:hyperlink r:id="rId148">
         <w:r>
           <w:rPr>
             <w:rStyle w:val="Hyperlink"/>
@@ -5982,8 +6282,8 @@
         <w:t xml:space="preserve">Use um cliente de laboratório isolado, colete um artefato aprovado inofensivo, e finalidade de registro, escopo, coleta, revisão e preservação.</w:t>
       </w:r>
     </w:p>
-    <w:bookmarkEnd w:id="131"/>
-    <w:bookmarkStart w:id="132" w:name="evidência-e-limitação-9"/>
+    <w:bookmarkEnd w:id="149"/>
+    <w:bookmarkStart w:id="150" w:name="evidência-e-limitação-9"/>
     <w:p>
       <w:pPr>
         <w:pStyle w:val="Heading1"/>
@@ -6000,8 +6300,8 @@
         <w:t xml:space="preserve">Manter autorização, escopo, população alvo, ferramenta e versão de conteúdo, configuração, resultado bruto, revisor, decisão, ação corretiva, exceção e reteste. A ferramenta suporta o trabalho selecionado; não pode certificar o alinhamento CSF, determinar escopo completo, ou substituir julgamento humano qualificado.</w:t>
       </w:r>
     </w:p>
-    <w:bookmarkEnd w:id="132"/>
-    <w:bookmarkStart w:id="134" w:name="open-policy-agent"/>
+    <w:bookmarkEnd w:id="150"/>
+    <w:bookmarkStart w:id="152" w:name="open-policy-agent"/>
     <w:p>
       <w:pPr>
         <w:pStyle w:val="Heading1"/>
@@ -6032,7 +6332,7 @@
       <w:r>
         <w:t xml:space="preserve"> </w:t>
       </w:r>
-      <w:hyperlink r:id="rId133">
+      <w:hyperlink r:id="rId151">
         <w:r>
           <w:rPr>
             <w:rStyle w:val="Hyperlink"/>
@@ -6057,8 +6357,8 @@
         <w:t xml:space="preserve">Escreva uma regra de laboratório que exija um proprietário, classificação e ambiente aprovado; teste de entradas permitidas e negadas.</w:t>
       </w:r>
     </w:p>
-    <w:bookmarkEnd w:id="134"/>
-    <w:bookmarkStart w:id="135" w:name="evidência-e-limitação-10"/>
+    <w:bookmarkEnd w:id="152"/>
+    <w:bookmarkStart w:id="153" w:name="evidência-e-limitação-10"/>
     <w:p>
       <w:pPr>
         <w:pStyle w:val="Heading1"/>
@@ -6075,8 +6375,8 @@
         <w:t xml:space="preserve">Manter autorização, escopo, população alvo, ferramenta e versão de conteúdo, configuração, resultado bruto, revisor, decisão, ação corretiva, exceção e reteste. A ferramenta suporta o trabalho selecionado; não pode certificar o alinhamento CSF, determinar escopo completo, ou substituir julgamento humano qualificado.</w:t>
       </w:r>
     </w:p>
-    <w:bookmarkEnd w:id="135"/>
-    <w:bookmarkStart w:id="137" w:name="opensearch"/>
+    <w:bookmarkEnd w:id="153"/>
+    <w:bookmarkStart w:id="155" w:name="opensearch"/>
     <w:p>
       <w:pPr>
         <w:pStyle w:val="Heading1"/>
@@ -6103,7 +6403,7 @@
       <w:r>
         <w:t xml:space="preserve"> </w:t>
       </w:r>
-      <w:hyperlink r:id="rId136">
+      <w:hyperlink r:id="rId154">
         <w:r>
           <w:rPr>
             <w:rStyle w:val="Hyperlink"/>
@@ -6128,8 +6428,8 @@
         <w:t xml:space="preserve">Carregar eventos de segurança sintéticos, construir uma pesquisa e painel, cobertura de dados de documentos, acesso, retenção, revisão e limitações.</w:t>
       </w:r>
     </w:p>
-    <w:bookmarkEnd w:id="137"/>
-    <w:bookmarkStart w:id="138" w:name="evidência-e-limitação-11"/>
+    <w:bookmarkEnd w:id="155"/>
+    <w:bookmarkStart w:id="156" w:name="evidência-e-limitação-11"/>
     <w:p>
       <w:pPr>
         <w:pStyle w:val="Heading1"/>
@@ -6146,8 +6446,8 @@
         <w:t xml:space="preserve">Manter autorização, escopo, população alvo, ferramenta e versão de conteúdo, configuração, resultado bruto, revisor, decisão, ação corretiva, exceção e reteste. A ferramenta suporta o trabalho selecionado; não pode certificar o alinhamento CSF, determinar escopo completo, ou substituir julgamento humano qualificado.</w:t>
       </w:r>
     </w:p>
-    <w:bookmarkEnd w:id="138"/>
-    <w:bookmarkStart w:id="141" w:name="ferramentas-oficiais-nist"/>
+    <w:bookmarkEnd w:id="156"/>
+    <w:bookmarkStart w:id="159" w:name="ferramentas-oficiais-nist"/>
     <w:p>
       <w:pPr>
         <w:pStyle w:val="Heading1"/>
@@ -6166,7 +6466,7 @@
       <w:r>
         <w:t xml:space="preserve"> </w:t>
       </w:r>
-      <w:hyperlink r:id="rId139">
+      <w:hyperlink r:id="rId157">
         <w:r>
           <w:rPr>
             <w:rStyle w:val="Hyperlink"/>
@@ -6189,7 +6489,7 @@
       <w:r>
         <w:t xml:space="preserve"> </w:t>
       </w:r>
-      <w:hyperlink r:id="rId140">
+      <w:hyperlink r:id="rId158">
         <w:r>
           <w:rPr>
             <w:rStyle w:val="Hyperlink"/>
@@ -6198,8 +6498,8 @@
         </w:r>
       </w:hyperlink>
     </w:p>
-    <w:bookmarkEnd w:id="141"/>
-    <w:bookmarkStart w:id="142" w:name="csf-do-gerente-playbook"/>
+    <w:bookmarkEnd w:id="159"/>
+    <w:bookmarkStart w:id="160" w:name="csf-do-gerente-playbook"/>
     <w:p>
       <w:pPr>
         <w:pStyle w:val="Heading1"/>
@@ -6220,8 +6520,8 @@
         <w:t xml:space="preserve">Perguntas, rotinas de governança, painéis e gestores de decisões devem controlar.</w:t>
       </w:r>
     </w:p>
-    <w:bookmarkEnd w:id="142"/>
-    <w:bookmarkStart w:id="143" w:name="perguntas-mensais"/>
+    <w:bookmarkEnd w:id="160"/>
+    <w:bookmarkStart w:id="161" w:name="perguntas-mensais"/>
     <w:p>
       <w:pPr>
         <w:pStyle w:val="Heading1"/>
@@ -6315,8 +6615,8 @@
         <w:t xml:space="preserve">Quais as limitações que a liderança deve entender antes de confiar no painel?</w:t>
       </w:r>
     </w:p>
-    <w:bookmarkEnd w:id="143"/>
-    <w:bookmarkStart w:id="145" w:name="painel"/>
+    <w:bookmarkEnd w:id="161"/>
+    <w:bookmarkStart w:id="163" w:name="painel"/>
     <w:p>
       <w:pPr>
         <w:pStyle w:val="Heading1"/>
@@ -6325,7 +6625,7 @@
         <w:t xml:space="preserve"># 17.2 Painel</w:t>
       </w:r>
     </w:p>
-    <w:bookmarkStart w:id="144" w:name="section-2"/>
+    <w:bookmarkStart w:id="162" w:name="section-2"/>
     <w:p>
       <w:pPr>
         <w:pStyle w:val="Heading2"/>
@@ -6390,9 +6690,9 @@
         <w:t xml:space="preserve">□ Melhoria □ Os resultados são corrigidos e testados de forma independente? Verde / Amarelo / Vermelho</w:t>
       </w:r>
     </w:p>
-    <w:bookmarkEnd w:id="144"/>
-    <w:bookmarkEnd w:id="145"/>
-    <w:bookmarkStart w:id="146" w:name="erros-comuns"/>
+    <w:bookmarkEnd w:id="162"/>
+    <w:bookmarkEnd w:id="163"/>
+    <w:bookmarkStart w:id="164" w:name="erros-comuns"/>
     <w:p>
       <w:pPr>
         <w:pStyle w:val="Heading1"/>
@@ -6500,8 +6800,8 @@
         <w:t xml:space="preserve">Descrevendo o alinhamento CSF como conformidade legal ou certificação NIST.</w:t>
       </w:r>
     </w:p>
-    <w:bookmarkEnd w:id="146"/>
-    <w:bookmarkStart w:id="147" w:name="de-iniciante-a-analista-júnior"/>
+    <w:bookmarkEnd w:id="164"/>
+    <w:bookmarkStart w:id="165" w:name="de-iniciante-a-analista-júnior"/>
     <w:p>
       <w:pPr>
         <w:pStyle w:val="Heading1"/>
@@ -6535,8 +6835,8 @@
         <w:t xml:space="preserve">Figura 8. Caminho do analista júnior</w:t>
       </w:r>
     </w:p>
-    <w:bookmarkEnd w:id="147"/>
-    <w:bookmarkStart w:id="148" w:name="funções-de-nível-de-entrada"/>
+    <w:bookmarkEnd w:id="165"/>
+    <w:bookmarkStart w:id="166" w:name="funções-de-nível-de-entrada"/>
     <w:p>
       <w:pPr>
         <w:pStyle w:val="Heading1"/>
@@ -6617,8 +6917,8 @@
         <w:t xml:space="preserve">Analisador de Prontos de Auditoria</w:t>
       </w:r>
     </w:p>
-    <w:bookmarkEnd w:id="148"/>
-    <w:bookmarkStart w:id="149" w:name="X1083fd6e433c69cb117e0a783d0eaf23b9c048e"/>
+    <w:bookmarkEnd w:id="166"/>
+    <w:bookmarkStart w:id="167" w:name="X1083fd6e433c69cb117e0a783d0eaf23b9c048e"/>
     <w:p>
       <w:pPr>
         <w:pStyle w:val="Heading1"/>
@@ -6715,8 +7015,8 @@
         <w:t xml:space="preserve">Proteger informações confidenciais e seguir limites de autorização.</w:t>
       </w:r>
     </w:p>
-    <w:bookmarkEnd w:id="149"/>
-    <w:bookmarkStart w:id="151" w:name="prova-de-carteira"/>
+    <w:bookmarkEnd w:id="167"/>
+    <w:bookmarkStart w:id="169" w:name="prova-de-carteira"/>
     <w:p>
       <w:pPr>
         <w:pStyle w:val="Heading1"/>
@@ -6725,7 +7025,7 @@
         <w:t xml:space="preserve"># 18.3 Prova de carteira</w:t>
       </w:r>
     </w:p>
-    <w:bookmarkStart w:id="150" w:name="habilidade-item-de-carteira"/>
+    <w:bookmarkStart w:id="168" w:name="habilidade-item-de-carteira"/>
     <w:p>
       <w:pPr>
         <w:pStyle w:val="Heading2"/>
@@ -6800,9 +7100,9 @@
         <w:t xml:space="preserve">• Comunicação de gestão – Painel de uma página e declaração de risco executivo</w:t>
       </w:r>
     </w:p>
-    <w:bookmarkEnd w:id="150"/>
-    <w:bookmarkEnd w:id="151"/>
-    <w:bookmarkStart w:id="152" w:name="laboratório-fictício-e-portfólio"/>
+    <w:bookmarkEnd w:id="168"/>
+    <w:bookmarkEnd w:id="169"/>
+    <w:bookmarkStart w:id="170" w:name="laboratório-fictício-e-portfólio"/>
     <w:p>
       <w:pPr>
         <w:pStyle w:val="Heading1"/>
@@ -6831,8 +7131,8 @@
         <w:t xml:space="preserve">Harbor Light Services é uma organização fictícia que fornece um portal de clientes, call center, colaboração em nuvem, integração de pagamentos, força de trabalho remota e análise hospedada por fornecedores. Cada pessoa, conta, endereço, ativo, evento, registro de cliente e fornecedor é inventado.</w:t>
       </w:r>
     </w:p>
-    <w:bookmarkEnd w:id="152"/>
-    <w:bookmarkStart w:id="153" w:name="projeto-1-âmbito-e-contexto"/>
+    <w:bookmarkEnd w:id="170"/>
+    <w:bookmarkStart w:id="171" w:name="projeto-1-âmbito-e-contexto"/>
     <w:p>
       <w:pPr>
         <w:pStyle w:val="Heading1"/>
@@ -6849,8 +7149,8 @@
         <w:t xml:space="preserve">Defina missão, stakeholders, obrigações, serviços críticos, dependências, exclusões e proprietários.</w:t>
       </w:r>
     </w:p>
-    <w:bookmarkEnd w:id="153"/>
-    <w:bookmarkStart w:id="154" w:name="projeto-2-ativos-e-mapas-de-dados"/>
+    <w:bookmarkEnd w:id="171"/>
+    <w:bookmarkStart w:id="172" w:name="projeto-2-ativos-e-mapas-de-dados"/>
     <w:p>
       <w:pPr>
         <w:pStyle w:val="Heading1"/>
@@ -6867,8 +7167,8 @@
         <w:t xml:space="preserve">Construir inventários e um diagrama de fluxo de dados autorizado.</w:t>
       </w:r>
     </w:p>
-    <w:bookmarkEnd w:id="154"/>
-    <w:bookmarkStart w:id="155" w:name="projeto-3-risco"/>
+    <w:bookmarkEnd w:id="172"/>
+    <w:bookmarkStart w:id="173" w:name="projeto-3-risco"/>
     <w:p>
       <w:pPr>
         <w:pStyle w:val="Heading1"/>
@@ -6885,8 +7185,8 @@
         <w:t xml:space="preserve">Crie uma ameaça, vulnerabilidade, probabilidade, impacto, tratamento e registro de risco residual.</w:t>
       </w:r>
     </w:p>
-    <w:bookmarkEnd w:id="155"/>
-    <w:bookmarkStart w:id="156" w:name="projeto-4-perfis"/>
+    <w:bookmarkEnd w:id="173"/>
+    <w:bookmarkStart w:id="174" w:name="projeto-4-perfis"/>
     <w:p>
       <w:pPr>
         <w:pStyle w:val="Heading1"/>
@@ -6903,8 +7203,8 @@
         <w:t xml:space="preserve">Crie perfis de alvo atuais e baseados em risco baseados em evidências.</w:t>
       </w:r>
     </w:p>
-    <w:bookmarkEnd w:id="156"/>
-    <w:bookmarkStart w:id="157" w:name="projeto-5---controles-e-testes"/>
+    <w:bookmarkEnd w:id="174"/>
+    <w:bookmarkStart w:id="175" w:name="projeto-5---controles-e-testes"/>
     <w:p>
       <w:pPr>
         <w:pStyle w:val="Heading1"/>
@@ -6921,8 +7221,8 @@
         <w:t xml:space="preserve">Projete e execute testes fictícios para acesso, vulnerabilidades, logs, backups e fornecedores.</w:t>
       </w:r>
     </w:p>
-    <w:bookmarkEnd w:id="157"/>
-    <w:bookmarkStart w:id="158" w:name="projeto-6-incidente"/>
+    <w:bookmarkEnd w:id="175"/>
+    <w:bookmarkStart w:id="176" w:name="projeto-6-incidente"/>
     <w:p>
       <w:pPr>
         <w:pStyle w:val="Heading1"/>
@@ -6939,8 +7239,8 @@
         <w:t xml:space="preserve">Analisar eventos sintéticos, declarar um incidente, preservar evidências, conter, erradicar, restaurar e aprender.</w:t>
       </w:r>
     </w:p>
-    <w:bookmarkEnd w:id="158"/>
-    <w:bookmarkStart w:id="159" w:name="projeto-7-ferramentas"/>
+    <w:bookmarkEnd w:id="176"/>
+    <w:bookmarkStart w:id="177" w:name="projeto-7-ferramentas"/>
     <w:p>
       <w:pPr>
         <w:pStyle w:val="Heading1"/>
@@ -6957,8 +7257,8 @@
         <w:t xml:space="preserve">Use três ferramentas do Capítulo 16 em um laboratório isolado e registro de autorização, versão, escopo, achados, correção e reteste.</w:t>
       </w:r>
     </w:p>
-    <w:bookmarkEnd w:id="159"/>
-    <w:bookmarkStart w:id="160" w:name="projeto-8-relatório-executivo"/>
+    <w:bookmarkEnd w:id="177"/>
+    <w:bookmarkStart w:id="178" w:name="projeto-8-relatório-executivo"/>
     <w:p>
       <w:pPr>
         <w:pStyle w:val="Heading1"/>
@@ -6989,8 +7289,8 @@
         <w:t xml:space="preserve">□—————————————————————————————————————————————————————————————————————————————————————————————————————–</w:t>
       </w:r>
     </w:p>
-    <w:bookmarkEnd w:id="160"/>
-    <w:bookmarkStart w:id="162" w:name="plano-de-aprendizagem-de-trinta-dias"/>
+    <w:bookmarkEnd w:id="178"/>
+    <w:bookmarkStart w:id="180" w:name="plano-de-aprendizagem-de-trinta-dias"/>
     <w:p>
       <w:pPr>
         <w:pStyle w:val="Heading1"/>
@@ -7011,7 +7311,7 @@
         <w:t xml:space="preserve">Um mês realista de leitura oficial, prática, trabalho de portfólio, e preparação de entrevista.*</w:t>
       </w:r>
     </w:p>
-    <w:bookmarkStart w:id="161" w:name="semana-foco-saída-exigida"/>
+    <w:bookmarkStart w:id="179" w:name="semana-foco-saída-exigida"/>
     <w:p>
       <w:pPr>
         <w:pStyle w:val="Heading2"/>
@@ -7072,732 +7372,732 @@
         <w:t xml:space="preserve">• Semana 4 • Ferramentas, relatórios, portfólio e entrevistas</w:t>
       </w:r>
     </w:p>
-    <w:bookmarkEnd w:id="161"/>
-    <w:bookmarkEnd w:id="162"/>
-    <w:bookmarkStart w:id="163" w:name="hábito-diário"/>
-    <w:p>
-      <w:pPr>
-        <w:pStyle w:val="Heading1"/>
-      </w:pPr>
-      <w:r>
-        <w:t xml:space="preserve"># 20,1 hábito diário</w:t>
-      </w:r>
-    </w:p>
-    <w:p>
-      <w:pPr>
-        <w:pStyle w:val="FirstParagraph"/>
-      </w:pPr>
-      <w:r>
-        <w:t xml:space="preserve">Leia uma secção oficial de NIST ou grupo de resultados.</w:t>
-      </w:r>
-    </w:p>
-    <w:p>
-      <w:pPr>
-        <w:pStyle w:val="BodyText"/>
-      </w:pPr>
-      <w:r>
-        <w:t xml:space="preserve">Explique-o em linguagem simples sem mudar o seu significado.</w:t>
-      </w:r>
-    </w:p>
-    <w:p>
-      <w:pPr>
-        <w:pStyle w:val="BodyText"/>
-      </w:pPr>
-      <w:r>
-        <w:t xml:space="preserve">Criar uma prova fictícia.</w:t>
-      </w:r>
-    </w:p>
-    <w:p>
-      <w:pPr>
-        <w:pStyle w:val="BodyText"/>
-      </w:pPr>
-      <w:r>
-        <w:t xml:space="preserve">Teste sua completude, escopo, data, propriedade e confiabilidade.</w:t>
-      </w:r>
-    </w:p>
-    <w:p>
-      <w:pPr>
-        <w:pStyle w:val="BodyText"/>
-      </w:pPr>
-      <w:r>
-        <w:t xml:space="preserve">Escreva uma conclusão, ação corretiva ou lição.</w:t>
-      </w:r>
-    </w:p>
-    <w:bookmarkEnd w:id="163"/>
-    <w:bookmarkStart w:id="164" w:name="preparação-da-entrevista"/>
-    <w:p>
-      <w:pPr>
-        <w:pStyle w:val="Heading1"/>
-      </w:pPr>
-      <w:r>
-        <w:t xml:space="preserve">21. Preparação da entrevista</w:t>
-      </w:r>
-    </w:p>
-    <w:p>
-      <w:pPr>
-        <w:numPr>
-          <w:ilvl w:val="0"/>
-          <w:numId w:val="1036"/>
-        </w:numPr>
-        <w:pStyle w:val="Compact"/>
-      </w:pPr>
-      <w:r>
-        <w:t xml:space="preserve">Respostas curtas e precisas para analistas e gerentes júnior.*</w:t>
-      </w:r>
-    </w:p>
-    <w:bookmarkEnd w:id="164"/>
-    <w:bookmarkStart w:id="165" w:name="o-que-é-nist-csf-2.0"/>
-    <w:p>
-      <w:pPr>
-        <w:pStyle w:val="Heading1"/>
-      </w:pPr>
-      <w:r>
-        <w:t xml:space="preserve"># O que é NIST CSF 2.0?</w:t>
-      </w:r>
-    </w:p>
-    <w:p>
-      <w:pPr>
-        <w:pStyle w:val="FirstParagraph"/>
-      </w:pPr>
-      <w:r>
-        <w:t xml:space="preserve">Um framework flexível e focado em resultados que ajuda as organizações a entender, avaliar, priorizar e comunicar riscos de cibersegurança usando o Núcleo, Perfis, Níveis e recursos de suporte.</w:t>
-      </w:r>
-    </w:p>
-    <w:bookmarkEnd w:id="165"/>
-    <w:bookmarkStart w:id="166" w:name="quais-são-as-seis-funções"/>
-    <w:p>
-      <w:pPr>
-        <w:pStyle w:val="Heading1"/>
-      </w:pPr>
-      <w:r>
-        <w:t xml:space="preserve"># Quais são as seis Funções?</w:t>
-      </w:r>
-    </w:p>
-    <w:p>
-      <w:pPr>
-        <w:pStyle w:val="FirstParagraph"/>
-      </w:pPr>
-      <w:r>
-        <w:t xml:space="preserve">Governar, Identificar, Proteger, Detectar, Responder e Recuperar.</w:t>
-      </w:r>
-    </w:p>
-    <w:bookmarkEnd w:id="166"/>
-    <w:bookmarkStart w:id="167" w:name="por-que-govern-foi-adicionado"/>
-    <w:p>
-      <w:pPr>
-        <w:pStyle w:val="Heading1"/>
-      </w:pPr>
-      <w:r>
-        <w:t xml:space="preserve"># Por que Govern foi adicionado?</w:t>
-      </w:r>
-    </w:p>
-    <w:p>
-      <w:pPr>
-        <w:pStyle w:val="FirstParagraph"/>
-      </w:pPr>
-      <w:r>
-        <w:t xml:space="preserve">Torna explícita a responsabilização, política, estratégia de risco, integração empresa-risco, supervisão e risco de cadeia de suprimentos.</w:t>
-      </w:r>
-    </w:p>
-    <w:bookmarkEnd w:id="167"/>
-    <w:bookmarkStart w:id="168" w:name="o-que-é-um-perfil-atual"/>
-    <w:p>
-      <w:pPr>
-        <w:pStyle w:val="Heading1"/>
-      </w:pPr>
-      <w:r>
-        <w:t xml:space="preserve"># O que é um perfil atual?</w:t>
-      </w:r>
-    </w:p>
-    <w:p>
-      <w:pPr>
-        <w:pStyle w:val="FirstParagraph"/>
-      </w:pPr>
-      <w:r>
-        <w:t xml:space="preserve">Uma descrição dos resultados principais que um escopo definido está atualmente alcançando ou tentando alcançar, incluindo como ou em que medida.</w:t>
-      </w:r>
-    </w:p>
-    <w:bookmarkEnd w:id="168"/>
-    <w:bookmarkStart w:id="169" w:name="o-que-é-um-perfil-de-alvo"/>
-    <w:p>
-      <w:pPr>
-        <w:pStyle w:val="Heading1"/>
-      </w:pPr>
-      <w:r>
-        <w:t xml:space="preserve"># O que é um perfil de alvo?</w:t>
-      </w:r>
-    </w:p>
-    <w:p>
-      <w:pPr>
-        <w:pStyle w:val="FirstParagraph"/>
-      </w:pPr>
-      <w:r>
-        <w:t xml:space="preserve">Os resultados principais priorizados a organização seleciona para um estado futuro definido com base em missão, risco, obrigações, stakeholders e recursos.</w:t>
-      </w:r>
-    </w:p>
-    <w:bookmarkEnd w:id="169"/>
-    <w:bookmarkStart w:id="170" w:name="o-que-são-tiers"/>
-    <w:p>
-      <w:pPr>
-        <w:pStyle w:val="Heading1"/>
-      </w:pPr>
-      <w:r>
-        <w:t xml:space="preserve"># O que são Tiers?</w:t>
-      </w:r>
-    </w:p>
-    <w:p>
-      <w:pPr>
-        <w:pStyle w:val="FirstParagraph"/>
-      </w:pPr>
-      <w:r>
-        <w:t xml:space="preserve">Contexto para o rigor da governança e práticas de gestão de risco de cibersegurança: Partel, Risco Informado, Repetido e Adaptativo.</w:t>
-      </w:r>
-    </w:p>
-    <w:bookmarkEnd w:id="170"/>
-    <w:bookmarkStart w:id="171" w:name="csf-certifica-conformidade"/>
-    <w:p>
-      <w:pPr>
-        <w:pStyle w:val="Heading1"/>
-      </w:pPr>
-      <w:r>
-        <w:t xml:space="preserve"># CSF certifica conformidade?</w:t>
-      </w:r>
-    </w:p>
-    <w:p>
-      <w:pPr>
-        <w:pStyle w:val="FirstParagraph"/>
-      </w:pPr>
-      <w:r>
-        <w:t xml:space="preserve">Não. O alinhamento CSF não cria conformidade legal ou certificação NIST. As obrigações aplicáveis e os controlos executados devem ser avaliados separadamente.</w:t>
-      </w:r>
-    </w:p>
-    <w:bookmarkEnd w:id="171"/>
-    <w:bookmarkStart w:id="172" w:name="como-você-verifica-um-resultado"/>
-    <w:p>
-      <w:pPr>
-        <w:pStyle w:val="Heading1"/>
-      </w:pPr>
-      <w:r>
-        <w:t xml:space="preserve"># Como você verifica um resultado?</w:t>
-      </w:r>
-    </w:p>
-    <w:p>
-      <w:pPr>
-        <w:pStyle w:val="FirstParagraph"/>
-      </w:pPr>
-      <w:r>
-        <w:t xml:space="preserve">Defina escopo e critérios, avalie o desenho do controle, obtenha uma população completa, amostra por risco, inspecione e reflita, registre exceções, corrija, reteste e declare uma conclusão apoiada.</w:t>
-      </w:r>
-    </w:p>
-    <w:bookmarkEnd w:id="172"/>
-    <w:bookmarkStart w:id="173" w:name="como-devem-ser-usadas-ferramentas"/>
-    <w:p>
-      <w:pPr>
-        <w:pStyle w:val="Heading1"/>
-      </w:pPr>
-      <w:r>
-        <w:t xml:space="preserve"># Como devem ser usadas ferramentas?</w:t>
-      </w:r>
-    </w:p>
-    <w:p>
-      <w:pPr>
-        <w:pStyle w:val="FirstParagraph"/>
-      </w:pPr>
-      <w:r>
-        <w:t xml:space="preserve">Só com autorização e como uma fonte de provas. Validar cobertura e resultados, proteger saídas, corrigir lacunas confirmadas e reteste.</w:t>
-      </w:r>
-    </w:p>
-    <w:bookmarkEnd w:id="173"/>
-    <w:bookmarkStart w:id="174" w:name="como-você-prioriza-lacunas"/>
-    <w:p>
-      <w:pPr>
-        <w:pStyle w:val="Heading1"/>
-      </w:pPr>
-      <w:r>
-        <w:t xml:space="preserve"># Como você prioriza lacunas?</w:t>
-      </w:r>
-    </w:p>
-    <w:p>
-      <w:pPr>
-        <w:pStyle w:val="FirstParagraph"/>
-      </w:pPr>
-      <w:r>
-        <w:t xml:space="preserve">Use o impacto da missão, ameaça, probabilidade, criticidade de ativos e fornecedores, obrigações, exposição, dependências, controles existentes, custo, viabilidade e apetite de risco.</w:t>
-      </w:r>
-    </w:p>
-    <w:p>
-      <w:pPr>
-        <w:pStyle w:val="BodyText"/>
-      </w:pPr>
-      <w:r>
-        <w:t xml:space="preserve">Resposta de 60 segundos do gerente:** Eu uso CSF 2.0 para conectar segurança cibernética com risco de negócios. Nós definimos escopo e stakeholders, selecionamos resultados aplicáveis, criamos perfis de alvo baseados em evidências atuais e baseados em risco, priorizamos lacunas contra o apetite e obrigações, planos de ação de fundos, provas operacionais de testes, incluem fornecedores, e reportamos decisões e limitações claramente. Ferramentas suportam o trabalho, mas as pessoas permanecem responsáveis pelo escopo, julgamento, correção e risco residual.</w:t>
-      </w:r>
-      <w:r>
-        <w:t xml:space="preserve"> </w:t>
-      </w:r>
-      <w:r>
-        <w:t xml:space="preserve">O que se passa?</w:t>
-      </w:r>
-    </w:p>
-    <w:bookmarkEnd w:id="174"/>
-    <w:bookmarkStart w:id="175" w:name="modelos-e-listas-de-verificação"/>
-    <w:p>
-      <w:pPr>
-        <w:pStyle w:val="Heading1"/>
-      </w:pPr>
-      <w:r>
-        <w:t xml:space="preserve">22. Modelos e Listas de Verificação</w:t>
-      </w:r>
-    </w:p>
-    <w:p>
-      <w:pPr>
-        <w:numPr>
-          <w:ilvl w:val="0"/>
-          <w:numId w:val="1037"/>
-        </w:numPr>
-        <w:pStyle w:val="Compact"/>
-      </w:pPr>
-      <w:r>
-        <w:t xml:space="preserve">Estruturas reutilizáveis para um sistema organizacional aprovado.*</w:t>
-      </w:r>
-    </w:p>
-    <w:bookmarkEnd w:id="175"/>
-    <w:bookmarkStart w:id="176" w:name="registro-de-perfil"/>
-    <w:p>
-      <w:pPr>
-        <w:pStyle w:val="Heading1"/>
-      </w:pPr>
-      <w:r>
-        <w:t xml:space="preserve"># 22.1 Registro de perfil</w:t>
-      </w:r>
-    </w:p>
-    <w:p>
-      <w:pPr>
-        <w:numPr>
-          <w:ilvl w:val="0"/>
-          <w:numId w:val="1038"/>
-        </w:numPr>
-      </w:pPr>
-      <w:r>
-        <w:t xml:space="preserve">Escopo, finalidade, proprietário, patrocinador, stakeholders, data e gatilho de revisão</w:t>
-      </w:r>
-    </w:p>
-    <w:p>
-      <w:pPr>
-        <w:numPr>
-          <w:ilvl w:val="0"/>
-          <w:numId w:val="1038"/>
-        </w:numPr>
-      </w:pPr>
-      <w:r>
-        <w:t xml:space="preserve">Identificador de função, categoria e subcategoria</w:t>
-      </w:r>
-    </w:p>
-    <w:p>
-      <w:pPr>
-        <w:numPr>
-          <w:ilvl w:val="0"/>
-          <w:numId w:val="1038"/>
-        </w:numPr>
-      </w:pPr>
-      <w:r>
-        <w:t xml:space="preserve">Aplicabilidade e lógica</w:t>
-      </w:r>
-    </w:p>
-    <w:p>
-      <w:pPr>
-        <w:numPr>
-          <w:ilvl w:val="0"/>
-          <w:numId w:val="1038"/>
-        </w:numPr>
-      </w:pPr>
-      <w:r>
-        <w:t xml:space="preserve">Situação atual, implementação, proprietário, evidência, teste, exceção e limitação</w:t>
-      </w:r>
-    </w:p>
-    <w:p>
-      <w:pPr>
-        <w:numPr>
-          <w:ilvl w:val="0"/>
-          <w:numId w:val="1038"/>
-        </w:numPr>
-      </w:pPr>
-      <w:r>
-        <w:t xml:space="preserve">Estatuto do alvo e prioridade</w:t>
-      </w:r>
-    </w:p>
-    <w:p>
-      <w:pPr>
-        <w:numPr>
-          <w:ilvl w:val="0"/>
-          <w:numId w:val="1038"/>
-        </w:numPr>
-      </w:pPr>
-      <w:r>
-        <w:t xml:space="preserve">Gap, risco, ação, proteção provisória, proprietário, recursos, data, dependência e reteste</w:t>
-      </w:r>
-    </w:p>
-    <w:p>
-      <w:pPr>
-        <w:numPr>
-          <w:ilvl w:val="0"/>
-          <w:numId w:val="1038"/>
-        </w:numPr>
-      </w:pPr>
-      <w:r>
-        <w:t xml:space="preserve">Current e Target Tier contexto onde útil</w:t>
-      </w:r>
-    </w:p>
-    <w:p>
-      <w:pPr>
-        <w:numPr>
-          <w:ilvl w:val="0"/>
-          <w:numId w:val="1038"/>
-        </w:numPr>
-      </w:pPr>
-      <w:r>
-        <w:t xml:space="preserve">Histórico de aprovação e versão</w:t>
-      </w:r>
-    </w:p>
-    <w:bookmarkEnd w:id="176"/>
-    <w:bookmarkStart w:id="177" w:name="registro-de-risco"/>
-    <w:p>
-      <w:pPr>
-        <w:pStyle w:val="Heading1"/>
-      </w:pPr>
-      <w:r>
-        <w:t xml:space="preserve"># 22.2 Registro de risco</w:t>
-      </w:r>
-    </w:p>
-    <w:p>
-      <w:pPr>
-        <w:numPr>
-          <w:ilvl w:val="0"/>
-          <w:numId w:val="1039"/>
-        </w:numPr>
-      </w:pPr>
-      <w:r>
-        <w:t xml:space="preserve">Objetivo, ativo, serviço, dados, fornecedor e proprietário</w:t>
-      </w:r>
-    </w:p>
-    <w:p>
-      <w:pPr>
-        <w:numPr>
-          <w:ilvl w:val="0"/>
-          <w:numId w:val="1039"/>
-        </w:numPr>
-      </w:pPr>
-      <w:r>
-        <w:t xml:space="preserve">Ameaça, vulnerabilidade, cenário e resultados CSF afetados</w:t>
-      </w:r>
-    </w:p>
-    <w:p>
-      <w:pPr>
-        <w:numPr>
-          <w:ilvl w:val="0"/>
-          <w:numId w:val="1039"/>
-        </w:numPr>
-      </w:pPr>
-      <w:r>
-        <w:t xml:space="preserve">Controlos e provas existentes</w:t>
-      </w:r>
-    </w:p>
-    <w:p>
-      <w:pPr>
-        <w:numPr>
-          <w:ilvl w:val="0"/>
-          <w:numId w:val="1039"/>
-        </w:numPr>
-      </w:pPr>
-      <w:r>
-        <w:t xml:space="preserve">Probabilidade, impacto, risco inerente e método</w:t>
-      </w:r>
-    </w:p>
-    <w:p>
-      <w:pPr>
-        <w:numPr>
-          <w:ilvl w:val="0"/>
-          <w:numId w:val="1039"/>
-        </w:numPr>
-      </w:pPr>
-      <w:r>
-        <w:t xml:space="preserve">Resposta, ação, proprietário, recursos, data e dependência</w:t>
-      </w:r>
-    </w:p>
-    <w:p>
-      <w:pPr>
-        <w:numPr>
-          <w:ilvl w:val="0"/>
-          <w:numId w:val="1039"/>
-        </w:numPr>
-      </w:pPr>
-      <w:r>
-        <w:t xml:space="preserve">Risco residual, comparação apetite/tolerância e autoridade de aceitação</w:t>
-      </w:r>
-    </w:p>
-    <w:p>
-      <w:pPr>
-        <w:numPr>
-          <w:ilvl w:val="0"/>
-          <w:numId w:val="1039"/>
-        </w:numPr>
-      </w:pPr>
-      <w:r>
-        <w:t xml:space="preserve">Indicador, gatilho de revisão, expiração de exceção e reteste</w:t>
-      </w:r>
-    </w:p>
-    <w:bookmarkEnd w:id="177"/>
-    <w:bookmarkStart w:id="178" w:name="folha-de-teste-de-controle"/>
-    <w:p>
-      <w:pPr>
-        <w:pStyle w:val="Heading1"/>
-      </w:pPr>
-      <w:r>
-        <w:t xml:space="preserve"># 22.3 Folha de teste de controle</w:t>
-      </w:r>
-    </w:p>
-    <w:p>
-      <w:pPr>
-        <w:numPr>
-          <w:ilvl w:val="0"/>
-          <w:numId w:val="1040"/>
-        </w:numPr>
-      </w:pPr>
-      <w:r>
-        <w:t xml:space="preserve">Resultado, risco, controle, proprietário, frequência, sistemas, locais e período</w:t>
-      </w:r>
-    </w:p>
-    <w:p>
-      <w:pPr>
-        <w:numPr>
-          <w:ilvl w:val="0"/>
-          <w:numId w:val="1040"/>
-        </w:numPr>
-      </w:pPr>
-      <w:r>
-        <w:t xml:space="preserve">Critérios de concepção e provas esperadas</w:t>
-      </w:r>
-    </w:p>
-    <w:p>
-      <w:pPr>
-        <w:numPr>
-          <w:ilvl w:val="0"/>
-          <w:numId w:val="1040"/>
-        </w:numPr>
-      </w:pPr>
-      <w:r>
-        <w:t xml:space="preserve">Verificação completa da população e completude</w:t>
-      </w:r>
-    </w:p>
-    <w:p>
-      <w:pPr>
-        <w:numPr>
-          <w:ilvl w:val="0"/>
-          <w:numId w:val="1040"/>
-        </w:numPr>
-      </w:pPr>
-      <w:r>
-        <w:t xml:space="preserve">Método de amostragem e itens selecionados</w:t>
-      </w:r>
-    </w:p>
-    <w:p>
-      <w:pPr>
-        <w:numPr>
-          <w:ilvl w:val="0"/>
-          <w:numId w:val="1040"/>
-        </w:numPr>
-      </w:pPr>
-      <w:r>
-        <w:t xml:space="preserve">Procedimento, provas inspeccionadas, reavaliação e resultado</w:t>
-      </w:r>
-    </w:p>
-    <w:p>
-      <w:pPr>
-        <w:numPr>
-          <w:ilvl w:val="0"/>
-          <w:numId w:val="1040"/>
-        </w:numPr>
-      </w:pPr>
-      <w:r>
-        <w:t xml:space="preserve">Excepções, causa, impacto, ação, proprietário, data e proteção provisória</w:t>
-      </w:r>
-    </w:p>
-    <w:p>
-      <w:pPr>
-        <w:numPr>
-          <w:ilvl w:val="0"/>
-          <w:numId w:val="1040"/>
-        </w:numPr>
-      </w:pPr>
-      <w:r>
-        <w:t xml:space="preserve">Reteste, conclusão, limitações, revisor e aprovação</w:t>
-      </w:r>
-    </w:p>
-    <w:bookmarkEnd w:id="178"/>
-    <w:bookmarkStart w:id="180" w:name="avaliação-do-fornecedor"/>
-    <w:p>
-      <w:pPr>
-        <w:pStyle w:val="Heading1"/>
-      </w:pPr>
-      <w:r>
-        <w:t xml:space="preserve"># 22.4 Avaliação do fornecedor</w:t>
-      </w:r>
-    </w:p>
-    <w:p>
-      <w:pPr>
-        <w:numPr>
-          <w:ilvl w:val="0"/>
-          <w:numId w:val="1041"/>
-        </w:numPr>
-      </w:pPr>
-      <w:r>
-        <w:t xml:space="preserve">Serviço, proprietário, criticidade, acesso, dados, locais, subcontratantes, dependências e alternativas</w:t>
-      </w:r>
-    </w:p>
-    <w:p>
-      <w:pPr>
-        <w:numPr>
-          <w:ilvl w:val="0"/>
-          <w:numId w:val="1041"/>
-        </w:numPr>
-      </w:pPr>
-      <w:r>
-        <w:t xml:space="preserve">Due diligence, autenticidade, desenvolvimento seguro, vulnerabilidades, resiliência, histórico de incidentes e preocupações financeiras ou operacionais</w:t>
-      </w:r>
-    </w:p>
-    <w:p>
-      <w:pPr>
-        <w:numPr>
-          <w:ilvl w:val="0"/>
-          <w:numId w:val="1041"/>
-        </w:numPr>
-      </w:pPr>
-      <w:r>
-        <w:t xml:space="preserve">Requisitos contratuais, direitos de prova, notificação, recuperação, retorno/destruição e saída</w:t>
-      </w:r>
-    </w:p>
-    <w:p>
-      <w:pPr>
-        <w:numPr>
-          <w:ilvl w:val="0"/>
-          <w:numId w:val="1041"/>
-        </w:numPr>
-      </w:pPr>
-      <w:r>
-        <w:t xml:space="preserve">Acompanhamento, descobertas, exceções, ações corretivas, exercícios, incidentes, mudanças, renovação e rescisão</w:t>
-      </w:r>
-    </w:p>
-    <w:bookmarkStart w:id="179" w:name="X386a5e99b0caadc9ef02f980db032f015f1af6f"/>
-    <w:p>
-      <w:pPr>
-        <w:pStyle w:val="Heading2"/>
-      </w:pPr>
-      <w:r>
-        <w:t xml:space="preserve">22.5 Lista de verificação de prontidão do gerente</w:t>
-      </w:r>
-    </w:p>
-    <w:p>
-      <w:pPr>
-        <w:numPr>
-          <w:ilvl w:val="0"/>
-          <w:numId w:val="1042"/>
-        </w:numPr>
-      </w:pPr>
-      <w:r>
-        <w:t xml:space="preserve">Patrocinador, papéis, recursos, política e estratégia de risco aprovados</w:t>
-      </w:r>
-    </w:p>
-    <w:p>
-      <w:pPr>
-        <w:numPr>
-          <w:ilvl w:val="0"/>
-          <w:numId w:val="1042"/>
-        </w:numPr>
-      </w:pPr>
-      <w:r>
-        <w:t xml:space="preserve">Escopo, stakeholders, obrigações, serviços críticos, dependências e fornecedores atuais</w:t>
-      </w:r>
-    </w:p>
-    <w:p>
-      <w:pPr>
-        <w:numPr>
-          <w:ilvl w:val="0"/>
-          <w:numId w:val="1042"/>
-        </w:numPr>
-      </w:pPr>
-      <w:r>
-        <w:t xml:space="preserve">Activo, dados, sistema, serviço, identidade, vulnerabilidade e populações de risco reconciliadas</w:t>
-      </w:r>
-    </w:p>
-    <w:p>
-      <w:pPr>
-        <w:numPr>
-          <w:ilvl w:val="0"/>
-          <w:numId w:val="1042"/>
-        </w:numPr>
-      </w:pPr>
-      <w:r>
-        <w:t xml:space="preserve">Perfis atuais e alvo suportados e aprovados</w:t>
-      </w:r>
-    </w:p>
-    <w:p>
-      <w:pPr>
-        <w:numPr>
-          <w:ilvl w:val="0"/>
-          <w:numId w:val="1042"/>
-        </w:numPr>
-      </w:pPr>
-      <w:r>
-        <w:t xml:space="preserve">Plano de acção baseado no risco financiado e monitorizado</w:t>
-      </w:r>
-    </w:p>
-    <w:p>
-      <w:pPr>
-        <w:numPr>
-          <w:ilvl w:val="0"/>
-          <w:numId w:val="1042"/>
-        </w:numPr>
-      </w:pPr>
-      <w:r>
-        <w:t xml:space="preserve">Evidências de segurança, monitoramento, incidente e recuperação testadas</w:t>
-      </w:r>
-    </w:p>
-    <w:p>
-      <w:pPr>
-        <w:numPr>
-          <w:ilvl w:val="0"/>
-          <w:numId w:val="1042"/>
-        </w:numPr>
-      </w:pPr>
-      <w:r>
-        <w:t xml:space="preserve">Controladores de ciclo de vida do fornecedor operando</w:t>
-      </w:r>
-    </w:p>
-    <w:p>
-      <w:pPr>
-        <w:numPr>
-          <w:ilvl w:val="0"/>
-          <w:numId w:val="1042"/>
-        </w:numPr>
-      </w:pPr>
-      <w:r>
-        <w:t xml:space="preserve">Métricas ligadas aos riscos e resultados</w:t>
-      </w:r>
-    </w:p>
-    <w:p>
-      <w:pPr>
-        <w:numPr>
-          <w:ilvl w:val="0"/>
-          <w:numId w:val="1042"/>
-        </w:numPr>
-      </w:pPr>
-      <w:r>
-        <w:t xml:space="preserve">Excepções, aceitações, limitações e retestes visíveis para os tomadores de decisão</w:t>
-      </w:r>
-    </w:p>
     <w:bookmarkEnd w:id="179"/>
     <w:bookmarkEnd w:id="180"/>
-    <w:bookmarkStart w:id="181" w:name="glossário-e-índice-de-assuntos"/>
+    <w:bookmarkStart w:id="181" w:name="hábito-diário"/>
+    <w:p>
+      <w:pPr>
+        <w:pStyle w:val="Heading1"/>
+      </w:pPr>
+      <w:r>
+        <w:t xml:space="preserve"># 20,1 hábito diário</w:t>
+      </w:r>
+    </w:p>
+    <w:p>
+      <w:pPr>
+        <w:pStyle w:val="FirstParagraph"/>
+      </w:pPr>
+      <w:r>
+        <w:t xml:space="preserve">Leia uma secção oficial de NIST ou grupo de resultados.</w:t>
+      </w:r>
+    </w:p>
+    <w:p>
+      <w:pPr>
+        <w:pStyle w:val="BodyText"/>
+      </w:pPr>
+      <w:r>
+        <w:t xml:space="preserve">Explique-o em linguagem simples sem mudar o seu significado.</w:t>
+      </w:r>
+    </w:p>
+    <w:p>
+      <w:pPr>
+        <w:pStyle w:val="BodyText"/>
+      </w:pPr>
+      <w:r>
+        <w:t xml:space="preserve">Criar uma prova fictícia.</w:t>
+      </w:r>
+    </w:p>
+    <w:p>
+      <w:pPr>
+        <w:pStyle w:val="BodyText"/>
+      </w:pPr>
+      <w:r>
+        <w:t xml:space="preserve">Teste sua completude, escopo, data, propriedade e confiabilidade.</w:t>
+      </w:r>
+    </w:p>
+    <w:p>
+      <w:pPr>
+        <w:pStyle w:val="BodyText"/>
+      </w:pPr>
+      <w:r>
+        <w:t xml:space="preserve">Escreva uma conclusão, ação corretiva ou lição.</w:t>
+      </w:r>
+    </w:p>
+    <w:bookmarkEnd w:id="181"/>
+    <w:bookmarkStart w:id="182" w:name="preparação-da-entrevista"/>
+    <w:p>
+      <w:pPr>
+        <w:pStyle w:val="Heading1"/>
+      </w:pPr>
+      <w:r>
+        <w:t xml:space="preserve">21. Preparação da entrevista</w:t>
+      </w:r>
+    </w:p>
+    <w:p>
+      <w:pPr>
+        <w:numPr>
+          <w:ilvl w:val="0"/>
+          <w:numId w:val="1036"/>
+        </w:numPr>
+        <w:pStyle w:val="Compact"/>
+      </w:pPr>
+      <w:r>
+        <w:t xml:space="preserve">Respostas curtas e precisas para analistas e gerentes júnior.*</w:t>
+      </w:r>
+    </w:p>
+    <w:bookmarkEnd w:id="182"/>
+    <w:bookmarkStart w:id="183" w:name="o-que-é-nist-csf-2.0"/>
+    <w:p>
+      <w:pPr>
+        <w:pStyle w:val="Heading1"/>
+      </w:pPr>
+      <w:r>
+        <w:t xml:space="preserve"># O que é NIST CSF 2.0?</w:t>
+      </w:r>
+    </w:p>
+    <w:p>
+      <w:pPr>
+        <w:pStyle w:val="FirstParagraph"/>
+      </w:pPr>
+      <w:r>
+        <w:t xml:space="preserve">Um framework flexível e focado em resultados que ajuda as organizações a entender, avaliar, priorizar e comunicar riscos de cibersegurança usando o Núcleo, Perfis, Níveis e recursos de suporte.</w:t>
+      </w:r>
+    </w:p>
+    <w:bookmarkEnd w:id="183"/>
+    <w:bookmarkStart w:id="184" w:name="quais-são-as-seis-funções"/>
+    <w:p>
+      <w:pPr>
+        <w:pStyle w:val="Heading1"/>
+      </w:pPr>
+      <w:r>
+        <w:t xml:space="preserve"># Quais são as seis Funções?</w:t>
+      </w:r>
+    </w:p>
+    <w:p>
+      <w:pPr>
+        <w:pStyle w:val="FirstParagraph"/>
+      </w:pPr>
+      <w:r>
+        <w:t xml:space="preserve">Governar, Identificar, Proteger, Detectar, Responder e Recuperar.</w:t>
+      </w:r>
+    </w:p>
+    <w:bookmarkEnd w:id="184"/>
+    <w:bookmarkStart w:id="185" w:name="por-que-govern-foi-adicionado"/>
+    <w:p>
+      <w:pPr>
+        <w:pStyle w:val="Heading1"/>
+      </w:pPr>
+      <w:r>
+        <w:t xml:space="preserve"># Por que Govern foi adicionado?</w:t>
+      </w:r>
+    </w:p>
+    <w:p>
+      <w:pPr>
+        <w:pStyle w:val="FirstParagraph"/>
+      </w:pPr>
+      <w:r>
+        <w:t xml:space="preserve">Torna explícita a responsabilização, política, estratégia de risco, integração empresa-risco, supervisão e risco de cadeia de suprimentos.</w:t>
+      </w:r>
+    </w:p>
+    <w:bookmarkEnd w:id="185"/>
+    <w:bookmarkStart w:id="186" w:name="o-que-é-um-perfil-atual"/>
+    <w:p>
+      <w:pPr>
+        <w:pStyle w:val="Heading1"/>
+      </w:pPr>
+      <w:r>
+        <w:t xml:space="preserve"># O que é um perfil atual?</w:t>
+      </w:r>
+    </w:p>
+    <w:p>
+      <w:pPr>
+        <w:pStyle w:val="FirstParagraph"/>
+      </w:pPr>
+      <w:r>
+        <w:t xml:space="preserve">Uma descrição dos resultados principais que um escopo definido está atualmente alcançando ou tentando alcançar, incluindo como ou em que medida.</w:t>
+      </w:r>
+    </w:p>
+    <w:bookmarkEnd w:id="186"/>
+    <w:bookmarkStart w:id="187" w:name="o-que-é-um-perfil-de-alvo"/>
+    <w:p>
+      <w:pPr>
+        <w:pStyle w:val="Heading1"/>
+      </w:pPr>
+      <w:r>
+        <w:t xml:space="preserve"># O que é um perfil de alvo?</w:t>
+      </w:r>
+    </w:p>
+    <w:p>
+      <w:pPr>
+        <w:pStyle w:val="FirstParagraph"/>
+      </w:pPr>
+      <w:r>
+        <w:t xml:space="preserve">Os resultados principais priorizados a organização seleciona para um estado futuro definido com base em missão, risco, obrigações, stakeholders e recursos.</w:t>
+      </w:r>
+    </w:p>
+    <w:bookmarkEnd w:id="187"/>
+    <w:bookmarkStart w:id="188" w:name="o-que-são-tiers"/>
+    <w:p>
+      <w:pPr>
+        <w:pStyle w:val="Heading1"/>
+      </w:pPr>
+      <w:r>
+        <w:t xml:space="preserve"># O que são Tiers?</w:t>
+      </w:r>
+    </w:p>
+    <w:p>
+      <w:pPr>
+        <w:pStyle w:val="FirstParagraph"/>
+      </w:pPr>
+      <w:r>
+        <w:t xml:space="preserve">Contexto para o rigor da governança e práticas de gestão de risco de cibersegurança: Partel, Risco Informado, Repetido e Adaptativo.</w:t>
+      </w:r>
+    </w:p>
+    <w:bookmarkEnd w:id="188"/>
+    <w:bookmarkStart w:id="189" w:name="csf-certifica-conformidade"/>
+    <w:p>
+      <w:pPr>
+        <w:pStyle w:val="Heading1"/>
+      </w:pPr>
+      <w:r>
+        <w:t xml:space="preserve"># CSF certifica conformidade?</w:t>
+      </w:r>
+    </w:p>
+    <w:p>
+      <w:pPr>
+        <w:pStyle w:val="FirstParagraph"/>
+      </w:pPr>
+      <w:r>
+        <w:t xml:space="preserve">Não. O alinhamento CSF não cria conformidade legal ou certificação NIST. As obrigações aplicáveis e os controlos executados devem ser avaliados separadamente.</w:t>
+      </w:r>
+    </w:p>
+    <w:bookmarkEnd w:id="189"/>
+    <w:bookmarkStart w:id="190" w:name="como-você-verifica-um-resultado"/>
+    <w:p>
+      <w:pPr>
+        <w:pStyle w:val="Heading1"/>
+      </w:pPr>
+      <w:r>
+        <w:t xml:space="preserve"># Como você verifica um resultado?</w:t>
+      </w:r>
+    </w:p>
+    <w:p>
+      <w:pPr>
+        <w:pStyle w:val="FirstParagraph"/>
+      </w:pPr>
+      <w:r>
+        <w:t xml:space="preserve">Defina escopo e critérios, avalie o desenho do controle, obtenha uma população completa, amostra por risco, inspecione e reflita, registre exceções, corrija, reteste e declare uma conclusão apoiada.</w:t>
+      </w:r>
+    </w:p>
+    <w:bookmarkEnd w:id="190"/>
+    <w:bookmarkStart w:id="191" w:name="como-devem-ser-usadas-ferramentas"/>
+    <w:p>
+      <w:pPr>
+        <w:pStyle w:val="Heading1"/>
+      </w:pPr>
+      <w:r>
+        <w:t xml:space="preserve"># Como devem ser usadas ferramentas?</w:t>
+      </w:r>
+    </w:p>
+    <w:p>
+      <w:pPr>
+        <w:pStyle w:val="FirstParagraph"/>
+      </w:pPr>
+      <w:r>
+        <w:t xml:space="preserve">Só com autorização e como uma fonte de provas. Validar cobertura e resultados, proteger saídas, corrigir lacunas confirmadas e reteste.</w:t>
+      </w:r>
+    </w:p>
+    <w:bookmarkEnd w:id="191"/>
+    <w:bookmarkStart w:id="192" w:name="como-você-prioriza-lacunas"/>
+    <w:p>
+      <w:pPr>
+        <w:pStyle w:val="Heading1"/>
+      </w:pPr>
+      <w:r>
+        <w:t xml:space="preserve"># Como você prioriza lacunas?</w:t>
+      </w:r>
+    </w:p>
+    <w:p>
+      <w:pPr>
+        <w:pStyle w:val="FirstParagraph"/>
+      </w:pPr>
+      <w:r>
+        <w:t xml:space="preserve">Use o impacto da missão, ameaça, probabilidade, criticidade de ativos e fornecedores, obrigações, exposição, dependências, controles existentes, custo, viabilidade e apetite de risco.</w:t>
+      </w:r>
+    </w:p>
+    <w:p>
+      <w:pPr>
+        <w:pStyle w:val="BodyText"/>
+      </w:pPr>
+      <w:r>
+        <w:t xml:space="preserve">Resposta de 60 segundos do gerente:** Eu uso CSF 2.0 para conectar segurança cibernética com risco de negócios. Nós definimos escopo e stakeholders, selecionamos resultados aplicáveis, criamos perfis de alvo baseados em evidências atuais e baseados em risco, priorizamos lacunas contra o apetite e obrigações, planos de ação de fundos, provas operacionais de testes, incluem fornecedores, e reportamos decisões e limitações claramente. Ferramentas suportam o trabalho, mas as pessoas permanecem responsáveis pelo escopo, julgamento, correção e risco residual.</w:t>
+      </w:r>
+      <w:r>
+        <w:t xml:space="preserve"> </w:t>
+      </w:r>
+      <w:r>
+        <w:t xml:space="preserve">O que se passa?</w:t>
+      </w:r>
+    </w:p>
+    <w:bookmarkEnd w:id="192"/>
+    <w:bookmarkStart w:id="193" w:name="modelos-e-listas-de-verificação"/>
+    <w:p>
+      <w:pPr>
+        <w:pStyle w:val="Heading1"/>
+      </w:pPr>
+      <w:r>
+        <w:t xml:space="preserve">22. Modelos e Listas de Verificação</w:t>
+      </w:r>
+    </w:p>
+    <w:p>
+      <w:pPr>
+        <w:numPr>
+          <w:ilvl w:val="0"/>
+          <w:numId w:val="1037"/>
+        </w:numPr>
+        <w:pStyle w:val="Compact"/>
+      </w:pPr>
+      <w:r>
+        <w:t xml:space="preserve">Estruturas reutilizáveis para um sistema organizacional aprovado.*</w:t>
+      </w:r>
+    </w:p>
+    <w:bookmarkEnd w:id="193"/>
+    <w:bookmarkStart w:id="194" w:name="registro-de-perfil"/>
+    <w:p>
+      <w:pPr>
+        <w:pStyle w:val="Heading1"/>
+      </w:pPr>
+      <w:r>
+        <w:t xml:space="preserve"># 22.1 Registro de perfil</w:t>
+      </w:r>
+    </w:p>
+    <w:p>
+      <w:pPr>
+        <w:numPr>
+          <w:ilvl w:val="0"/>
+          <w:numId w:val="1038"/>
+        </w:numPr>
+      </w:pPr>
+      <w:r>
+        <w:t xml:space="preserve">Escopo, finalidade, proprietário, patrocinador, stakeholders, data e gatilho de revisão</w:t>
+      </w:r>
+    </w:p>
+    <w:p>
+      <w:pPr>
+        <w:numPr>
+          <w:ilvl w:val="0"/>
+          <w:numId w:val="1038"/>
+        </w:numPr>
+      </w:pPr>
+      <w:r>
+        <w:t xml:space="preserve">Identificador de função, categoria e subcategoria</w:t>
+      </w:r>
+    </w:p>
+    <w:p>
+      <w:pPr>
+        <w:numPr>
+          <w:ilvl w:val="0"/>
+          <w:numId w:val="1038"/>
+        </w:numPr>
+      </w:pPr>
+      <w:r>
+        <w:t xml:space="preserve">Aplicabilidade e lógica</w:t>
+      </w:r>
+    </w:p>
+    <w:p>
+      <w:pPr>
+        <w:numPr>
+          <w:ilvl w:val="0"/>
+          <w:numId w:val="1038"/>
+        </w:numPr>
+      </w:pPr>
+      <w:r>
+        <w:t xml:space="preserve">Situação atual, implementação, proprietário, evidência, teste, exceção e limitação</w:t>
+      </w:r>
+    </w:p>
+    <w:p>
+      <w:pPr>
+        <w:numPr>
+          <w:ilvl w:val="0"/>
+          <w:numId w:val="1038"/>
+        </w:numPr>
+      </w:pPr>
+      <w:r>
+        <w:t xml:space="preserve">Estatuto do alvo e prioridade</w:t>
+      </w:r>
+    </w:p>
+    <w:p>
+      <w:pPr>
+        <w:numPr>
+          <w:ilvl w:val="0"/>
+          <w:numId w:val="1038"/>
+        </w:numPr>
+      </w:pPr>
+      <w:r>
+        <w:t xml:space="preserve">Gap, risco, ação, proteção provisória, proprietário, recursos, data, dependência e reteste</w:t>
+      </w:r>
+    </w:p>
+    <w:p>
+      <w:pPr>
+        <w:numPr>
+          <w:ilvl w:val="0"/>
+          <w:numId w:val="1038"/>
+        </w:numPr>
+      </w:pPr>
+      <w:r>
+        <w:t xml:space="preserve">Current e Target Tier contexto onde útil</w:t>
+      </w:r>
+    </w:p>
+    <w:p>
+      <w:pPr>
+        <w:numPr>
+          <w:ilvl w:val="0"/>
+          <w:numId w:val="1038"/>
+        </w:numPr>
+      </w:pPr>
+      <w:r>
+        <w:t xml:space="preserve">Histórico de aprovação e versão</w:t>
+      </w:r>
+    </w:p>
+    <w:bookmarkEnd w:id="194"/>
+    <w:bookmarkStart w:id="195" w:name="registro-de-risco"/>
+    <w:p>
+      <w:pPr>
+        <w:pStyle w:val="Heading1"/>
+      </w:pPr>
+      <w:r>
+        <w:t xml:space="preserve"># 22.2 Registro de risco</w:t>
+      </w:r>
+    </w:p>
+    <w:p>
+      <w:pPr>
+        <w:numPr>
+          <w:ilvl w:val="0"/>
+          <w:numId w:val="1039"/>
+        </w:numPr>
+      </w:pPr>
+      <w:r>
+        <w:t xml:space="preserve">Objetivo, ativo, serviço, dados, fornecedor e proprietário</w:t>
+      </w:r>
+    </w:p>
+    <w:p>
+      <w:pPr>
+        <w:numPr>
+          <w:ilvl w:val="0"/>
+          <w:numId w:val="1039"/>
+        </w:numPr>
+      </w:pPr>
+      <w:r>
+        <w:t xml:space="preserve">Ameaça, vulnerabilidade, cenário e resultados CSF afetados</w:t>
+      </w:r>
+    </w:p>
+    <w:p>
+      <w:pPr>
+        <w:numPr>
+          <w:ilvl w:val="0"/>
+          <w:numId w:val="1039"/>
+        </w:numPr>
+      </w:pPr>
+      <w:r>
+        <w:t xml:space="preserve">Controlos e provas existentes</w:t>
+      </w:r>
+    </w:p>
+    <w:p>
+      <w:pPr>
+        <w:numPr>
+          <w:ilvl w:val="0"/>
+          <w:numId w:val="1039"/>
+        </w:numPr>
+      </w:pPr>
+      <w:r>
+        <w:t xml:space="preserve">Probabilidade, impacto, risco inerente e método</w:t>
+      </w:r>
+    </w:p>
+    <w:p>
+      <w:pPr>
+        <w:numPr>
+          <w:ilvl w:val="0"/>
+          <w:numId w:val="1039"/>
+        </w:numPr>
+      </w:pPr>
+      <w:r>
+        <w:t xml:space="preserve">Resposta, ação, proprietário, recursos, data e dependência</w:t>
+      </w:r>
+    </w:p>
+    <w:p>
+      <w:pPr>
+        <w:numPr>
+          <w:ilvl w:val="0"/>
+          <w:numId w:val="1039"/>
+        </w:numPr>
+      </w:pPr>
+      <w:r>
+        <w:t xml:space="preserve">Risco residual, comparação apetite/tolerância e autoridade de aceitação</w:t>
+      </w:r>
+    </w:p>
+    <w:p>
+      <w:pPr>
+        <w:numPr>
+          <w:ilvl w:val="0"/>
+          <w:numId w:val="1039"/>
+        </w:numPr>
+      </w:pPr>
+      <w:r>
+        <w:t xml:space="preserve">Indicador, gatilho de revisão, expiração de exceção e reteste</w:t>
+      </w:r>
+    </w:p>
+    <w:bookmarkEnd w:id="195"/>
+    <w:bookmarkStart w:id="196" w:name="folha-de-teste-de-controle"/>
+    <w:p>
+      <w:pPr>
+        <w:pStyle w:val="Heading1"/>
+      </w:pPr>
+      <w:r>
+        <w:t xml:space="preserve"># 22.3 Folha de teste de controle</w:t>
+      </w:r>
+    </w:p>
+    <w:p>
+      <w:pPr>
+        <w:numPr>
+          <w:ilvl w:val="0"/>
+          <w:numId w:val="1040"/>
+        </w:numPr>
+      </w:pPr>
+      <w:r>
+        <w:t xml:space="preserve">Resultado, risco, controle, proprietário, frequência, sistemas, locais e período</w:t>
+      </w:r>
+    </w:p>
+    <w:p>
+      <w:pPr>
+        <w:numPr>
+          <w:ilvl w:val="0"/>
+          <w:numId w:val="1040"/>
+        </w:numPr>
+      </w:pPr>
+      <w:r>
+        <w:t xml:space="preserve">Critérios de concepção e provas esperadas</w:t>
+      </w:r>
+    </w:p>
+    <w:p>
+      <w:pPr>
+        <w:numPr>
+          <w:ilvl w:val="0"/>
+          <w:numId w:val="1040"/>
+        </w:numPr>
+      </w:pPr>
+      <w:r>
+        <w:t xml:space="preserve">Verificação completa da população e completude</w:t>
+      </w:r>
+    </w:p>
+    <w:p>
+      <w:pPr>
+        <w:numPr>
+          <w:ilvl w:val="0"/>
+          <w:numId w:val="1040"/>
+        </w:numPr>
+      </w:pPr>
+      <w:r>
+        <w:t xml:space="preserve">Método de amostragem e itens selecionados</w:t>
+      </w:r>
+    </w:p>
+    <w:p>
+      <w:pPr>
+        <w:numPr>
+          <w:ilvl w:val="0"/>
+          <w:numId w:val="1040"/>
+        </w:numPr>
+      </w:pPr>
+      <w:r>
+        <w:t xml:space="preserve">Procedimento, provas inspeccionadas, reavaliação e resultado</w:t>
+      </w:r>
+    </w:p>
+    <w:p>
+      <w:pPr>
+        <w:numPr>
+          <w:ilvl w:val="0"/>
+          <w:numId w:val="1040"/>
+        </w:numPr>
+      </w:pPr>
+      <w:r>
+        <w:t xml:space="preserve">Excepções, causa, impacto, ação, proprietário, data e proteção provisória</w:t>
+      </w:r>
+    </w:p>
+    <w:p>
+      <w:pPr>
+        <w:numPr>
+          <w:ilvl w:val="0"/>
+          <w:numId w:val="1040"/>
+        </w:numPr>
+      </w:pPr>
+      <w:r>
+        <w:t xml:space="preserve">Reteste, conclusão, limitações, revisor e aprovação</w:t>
+      </w:r>
+    </w:p>
+    <w:bookmarkEnd w:id="196"/>
+    <w:bookmarkStart w:id="198" w:name="avaliação-do-fornecedor"/>
+    <w:p>
+      <w:pPr>
+        <w:pStyle w:val="Heading1"/>
+      </w:pPr>
+      <w:r>
+        <w:t xml:space="preserve"># 22.4 Avaliação do fornecedor</w:t>
+      </w:r>
+    </w:p>
+    <w:p>
+      <w:pPr>
+        <w:numPr>
+          <w:ilvl w:val="0"/>
+          <w:numId w:val="1041"/>
+        </w:numPr>
+      </w:pPr>
+      <w:r>
+        <w:t xml:space="preserve">Serviço, proprietário, criticidade, acesso, dados, locais, subcontratantes, dependências e alternativas</w:t>
+      </w:r>
+    </w:p>
+    <w:p>
+      <w:pPr>
+        <w:numPr>
+          <w:ilvl w:val="0"/>
+          <w:numId w:val="1041"/>
+        </w:numPr>
+      </w:pPr>
+      <w:r>
+        <w:t xml:space="preserve">Due diligence, autenticidade, desenvolvimento seguro, vulnerabilidades, resiliência, histórico de incidentes e preocupações financeiras ou operacionais</w:t>
+      </w:r>
+    </w:p>
+    <w:p>
+      <w:pPr>
+        <w:numPr>
+          <w:ilvl w:val="0"/>
+          <w:numId w:val="1041"/>
+        </w:numPr>
+      </w:pPr>
+      <w:r>
+        <w:t xml:space="preserve">Requisitos contratuais, direitos de prova, notificação, recuperação, retorno/destruição e saída</w:t>
+      </w:r>
+    </w:p>
+    <w:p>
+      <w:pPr>
+        <w:numPr>
+          <w:ilvl w:val="0"/>
+          <w:numId w:val="1041"/>
+        </w:numPr>
+      </w:pPr>
+      <w:r>
+        <w:t xml:space="preserve">Acompanhamento, descobertas, exceções, ações corretivas, exercícios, incidentes, mudanças, renovação e rescisão</w:t>
+      </w:r>
+    </w:p>
+    <w:bookmarkStart w:id="197" w:name="X386a5e99b0caadc9ef02f980db032f015f1af6f"/>
+    <w:p>
+      <w:pPr>
+        <w:pStyle w:val="Heading2"/>
+      </w:pPr>
+      <w:r>
+        <w:t xml:space="preserve">22.5 Lista de verificação de prontidão do gerente</w:t>
+      </w:r>
+    </w:p>
+    <w:p>
+      <w:pPr>
+        <w:numPr>
+          <w:ilvl w:val="0"/>
+          <w:numId w:val="1042"/>
+        </w:numPr>
+      </w:pPr>
+      <w:r>
+        <w:t xml:space="preserve">Patrocinador, papéis, recursos, política e estratégia de risco aprovados</w:t>
+      </w:r>
+    </w:p>
+    <w:p>
+      <w:pPr>
+        <w:numPr>
+          <w:ilvl w:val="0"/>
+          <w:numId w:val="1042"/>
+        </w:numPr>
+      </w:pPr>
+      <w:r>
+        <w:t xml:space="preserve">Escopo, stakeholders, obrigações, serviços críticos, dependências e fornecedores atuais</w:t>
+      </w:r>
+    </w:p>
+    <w:p>
+      <w:pPr>
+        <w:numPr>
+          <w:ilvl w:val="0"/>
+          <w:numId w:val="1042"/>
+        </w:numPr>
+      </w:pPr>
+      <w:r>
+        <w:t xml:space="preserve">Activo, dados, sistema, serviço, identidade, vulnerabilidade e populações de risco reconciliadas</w:t>
+      </w:r>
+    </w:p>
+    <w:p>
+      <w:pPr>
+        <w:numPr>
+          <w:ilvl w:val="0"/>
+          <w:numId w:val="1042"/>
+        </w:numPr>
+      </w:pPr>
+      <w:r>
+        <w:t xml:space="preserve">Perfis atuais e alvo suportados e aprovados</w:t>
+      </w:r>
+    </w:p>
+    <w:p>
+      <w:pPr>
+        <w:numPr>
+          <w:ilvl w:val="0"/>
+          <w:numId w:val="1042"/>
+        </w:numPr>
+      </w:pPr>
+      <w:r>
+        <w:t xml:space="preserve">Plano de acção baseado no risco financiado e monitorizado</w:t>
+      </w:r>
+    </w:p>
+    <w:p>
+      <w:pPr>
+        <w:numPr>
+          <w:ilvl w:val="0"/>
+          <w:numId w:val="1042"/>
+        </w:numPr>
+      </w:pPr>
+      <w:r>
+        <w:t xml:space="preserve">Evidências de segurança, monitoramento, incidente e recuperação testadas</w:t>
+      </w:r>
+    </w:p>
+    <w:p>
+      <w:pPr>
+        <w:numPr>
+          <w:ilvl w:val="0"/>
+          <w:numId w:val="1042"/>
+        </w:numPr>
+      </w:pPr>
+      <w:r>
+        <w:t xml:space="preserve">Controladores de ciclo de vida do fornecedor operando</w:t>
+      </w:r>
+    </w:p>
+    <w:p>
+      <w:pPr>
+        <w:numPr>
+          <w:ilvl w:val="0"/>
+          <w:numId w:val="1042"/>
+        </w:numPr>
+      </w:pPr>
+      <w:r>
+        <w:t xml:space="preserve">Métricas ligadas aos riscos e resultados</w:t>
+      </w:r>
+    </w:p>
+    <w:p>
+      <w:pPr>
+        <w:numPr>
+          <w:ilvl w:val="0"/>
+          <w:numId w:val="1042"/>
+        </w:numPr>
+      </w:pPr>
+      <w:r>
+        <w:t xml:space="preserve">Excepções, aceitações, limitações e retestes visíveis para os tomadores de decisão</w:t>
+      </w:r>
+    </w:p>
+    <w:bookmarkEnd w:id="197"/>
+    <w:bookmarkEnd w:id="198"/>
+    <w:bookmarkStart w:id="199" w:name="glossário-e-índice-de-assuntos"/>
     <w:p>
       <w:pPr>
         <w:pStyle w:val="Heading1"/>
@@ -8012,8 +8312,8 @@
         <w:t xml:space="preserve">Contexto para o rigor da governança de risco de cibersegurança e práticas de gestão de risco.</w:t>
       </w:r>
     </w:p>
-    <w:bookmarkEnd w:id="181"/>
-    <w:bookmarkStart w:id="183" w:name="índice-de-assunto"/>
+    <w:bookmarkEnd w:id="199"/>
+    <w:bookmarkStart w:id="201" w:name="índice-de-assunto"/>
     <w:p>
       <w:pPr>
         <w:pStyle w:val="Heading1"/>
@@ -8022,7 +8322,7 @@
         <w:t xml:space="preserve"># 23.1 Índice de assunto</w:t>
       </w:r>
     </w:p>
-    <w:bookmarkStart w:id="182" w:name="capítulos"/>
+    <w:bookmarkStart w:id="200" w:name="capítulos"/>
     <w:p>
       <w:pPr>
         <w:pStyle w:val="Heading2"/>
@@ -8099,9 +8399,9 @@
         <w:t xml:space="preserve">• Analista júnior . . . .</w:t>
       </w:r>
     </w:p>
-    <w:bookmarkEnd w:id="182"/>
-    <w:bookmarkEnd w:id="183"/>
-    <w:bookmarkStart w:id="198" w:name="referências-oficiais-e-estudo-adicional"/>
+    <w:bookmarkEnd w:id="200"/>
+    <w:bookmarkEnd w:id="201"/>
+    <w:bookmarkStart w:id="216" w:name="referências-oficiais-e-estudo-adicional"/>
     <w:p>
       <w:pPr>
         <w:pStyle w:val="Heading1"/>
@@ -8126,7 +8426,7 @@
       <w:pPr>
         <w:pStyle w:val="BodyText"/>
       </w:pPr>
-      <w:hyperlink r:id="rId184">
+      <w:hyperlink r:id="rId202">
         <w:r>
           <w:rPr>
             <w:rStyle w:val="Hyperlink"/>
@@ -8139,7 +8439,7 @@
       <w:pPr>
         <w:pStyle w:val="BodyText"/>
       </w:pPr>
-      <w:hyperlink r:id="rId185">
+      <w:hyperlink r:id="rId203">
         <w:r>
           <w:rPr>
             <w:rStyle w:val="Hyperlink"/>
@@ -8152,7 +8452,7 @@
       <w:pPr>
         <w:pStyle w:val="BodyText"/>
       </w:pPr>
-      <w:hyperlink r:id="rId139">
+      <w:hyperlink r:id="rId157">
         <w:r>
           <w:rPr>
             <w:rStyle w:val="Hyperlink"/>
@@ -8171,7 +8471,7 @@
       <w:pPr>
         <w:pStyle w:val="BodyText"/>
       </w:pPr>
-      <w:hyperlink r:id="rId186">
+      <w:hyperlink r:id="rId204">
         <w:r>
           <w:rPr>
             <w:rStyle w:val="Hyperlink"/>
@@ -8184,7 +8484,7 @@
       <w:pPr>
         <w:pStyle w:val="BodyText"/>
       </w:pPr>
-      <w:hyperlink r:id="rId140">
+      <w:hyperlink r:id="rId158">
         <w:r>
           <w:rPr>
             <w:rStyle w:val="Hyperlink"/>
@@ -8197,7 +8497,7 @@
       <w:pPr>
         <w:pStyle w:val="BodyText"/>
       </w:pPr>
-      <w:hyperlink r:id="rId187">
+      <w:hyperlink r:id="rId205">
         <w:r>
           <w:rPr>
             <w:rStyle w:val="Hyperlink"/>
@@ -8210,7 +8510,7 @@
       <w:pPr>
         <w:pStyle w:val="BodyText"/>
       </w:pPr>
-      <w:hyperlink r:id="rId188">
+      <w:hyperlink r:id="rId206">
         <w:r>
           <w:rPr>
             <w:rStyle w:val="Hyperlink"/>
@@ -8223,7 +8523,7 @@
       <w:pPr>
         <w:pStyle w:val="BodyText"/>
       </w:pPr>
-      <w:hyperlink r:id="rId189">
+      <w:hyperlink r:id="rId207">
         <w:r>
           <w:rPr>
             <w:rStyle w:val="Hyperlink"/>
@@ -8236,7 +8536,7 @@
       <w:pPr>
         <w:pStyle w:val="BodyText"/>
       </w:pPr>
-      <w:hyperlink r:id="rId190">
+      <w:hyperlink r:id="rId208">
         <w:r>
           <w:rPr>
             <w:rStyle w:val="Hyperlink"/>
@@ -8249,7 +8549,7 @@
       <w:pPr>
         <w:pStyle w:val="BodyText"/>
       </w:pPr>
-      <w:hyperlink r:id="rId191">
+      <w:hyperlink r:id="rId209">
         <w:r>
           <w:rPr>
             <w:rStyle w:val="Hyperlink"/>
@@ -8262,7 +8562,7 @@
       <w:pPr>
         <w:pStyle w:val="BodyText"/>
       </w:pPr>
-      <w:hyperlink r:id="rId192">
+      <w:hyperlink r:id="rId210">
         <w:r>
           <w:rPr>
             <w:rStyle w:val="Hyperlink"/>
@@ -8275,7 +8575,7 @@
       <w:pPr>
         <w:pStyle w:val="BodyText"/>
       </w:pPr>
-      <w:hyperlink r:id="rId193">
+      <w:hyperlink r:id="rId211">
         <w:r>
           <w:rPr>
             <w:rStyle w:val="Hyperlink"/>
@@ -8288,7 +8588,7 @@
       <w:pPr>
         <w:pStyle w:val="BodyText"/>
       </w:pPr>
-      <w:hyperlink r:id="rId194">
+      <w:hyperlink r:id="rId212">
         <w:r>
           <w:rPr>
             <w:rStyle w:val="Hyperlink"/>
@@ -8301,7 +8601,7 @@
       <w:pPr>
         <w:pStyle w:val="BodyText"/>
       </w:pPr>
-      <w:hyperlink r:id="rId195">
+      <w:hyperlink r:id="rId213">
         <w:r>
           <w:rPr>
             <w:rStyle w:val="Hyperlink"/>
@@ -8314,7 +8614,7 @@
       <w:pPr>
         <w:pStyle w:val="BodyText"/>
       </w:pPr>
-      <w:hyperlink r:id="rId196">
+      <w:hyperlink r:id="rId214">
         <w:r>
           <w:rPr>
             <w:rStyle w:val="Hyperlink"/>
@@ -8323,7 +8623,7 @@
         </w:r>
       </w:hyperlink>
     </w:p>
-    <w:bookmarkStart w:id="197" w:name="Xe3d0724cbc397f73548c5408409fe6e4a11d63b"/>
+    <w:bookmarkStart w:id="215" w:name="Xe3d0724cbc397f73548c5408409fe6e4a11d63b"/>
     <w:p>
       <w:pPr>
         <w:pStyle w:val="Heading2"/>
@@ -8342,8 +8642,8 @@
         <w:t xml:space="preserve">O núcleo CSF é estável, enquanto exemplos de implementação online, referências informativas, orientações, mapeamentos, ameaças, tecnologias e obrigações podem mudar. Verifique as fontes oficiais NIST e os requisitos específicos da organização antes de agir.</w:t>
       </w:r>
     </w:p>
-    <w:bookmarkEnd w:id="197"/>
-    <w:bookmarkEnd w:id="198"/>
+    <w:bookmarkEnd w:id="215"/>
+    <w:bookmarkEnd w:id="216"/>
     <w:sectPr/>
   </w:body>
 </w:document>

--- a/01-foundations/NIST_CSF_2/Portugues_BR/NIST_CSF_2_Practical_GRC_and_Junior_Analyst_Manual_Portugues_BR_v1.0.docx
+++ b/01-foundations/NIST_CSF_2/Portugues_BR/NIST_CSF_2_Practical_GRC_and_Junior_Analyst_Manual_Portugues_BR_v1.0.docx
@@ -5320,7 +5320,7 @@
       </w:r>
     </w:p>
     <w:bookmarkEnd w:id="118"/>
-    <w:bookmarkStart w:id="121" w:name="Xf605b9fc117b19fa96e3f4b67bb70a588b3ef93"/>
+    <w:bookmarkStart w:id="123" w:name="Xf605b9fc117b19fa96e3f4b67bb70a588b3ef93"/>
     <w:p>
       <w:pPr>
         <w:pStyle w:val="Heading1"/>
@@ -5343,8 +5343,58 @@
     </w:p>
     <w:p>
       <w:pPr>
-        <w:pStyle w:val="FirstParagraph"/>
-      </w:pPr>
+        <w:pStyle w:val="CaptionedFigure"/>
+      </w:pPr>
+      <w:r>
+        <w:drawing>
+          <wp:inline>
+            <wp:extent cx="5334000" cy="2963333"/>
+            <wp:effectExtent b="0" l="0" r="0" t="0"/>
+            <wp:docPr descr="Autorização, validação, ação corretiva e reteste transformam a saída técnica em evidência útil." title="" id="119" name="Picture"/>
+            <a:graphic>
+              <a:graphicData uri="http://schemas.openxmlformats.org/drawingml/2006/picture">
+                <pic:pic>
+                  <pic:nvPicPr>
+                    <pic:cNvPr descr="media/image1_pt-BR.png" id="120" name="Picture"/>
+                    <pic:cNvPicPr>
+                      <a:picLocks noChangeArrowheads="1" noChangeAspect="1"/>
+                    </pic:cNvPicPr>
+                  </pic:nvPicPr>
+                  <pic:blipFill>
+                    <a:blip r:embed="rId24"/>
+                    <a:stretch>
+                      <a:fillRect/>
+                    </a:stretch>
+                  </pic:blipFill>
+                  <pic:spPr bwMode="auto">
+                    <a:xfrm>
+                      <a:off x="0" y="0"/>
+                      <a:ext cx="5334000" cy="2963333"/>
+                    </a:xfrm>
+                    <a:prstGeom prst="rect">
+                      <a:avLst/>
+                    </a:prstGeom>
+                    <a:noFill/>
+                    <a:ln w="9525">
+                      <a:noFill/>
+                      <a:headEnd/>
+                      <a:tailEnd/>
+                    </a:ln>
+                  </pic:spPr>
+                </pic:pic>
+              </a:graphicData>
+            </a:graphic>
+          </wp:inline>
+        </w:drawing>
+      </w:r>
+    </w:p>
+    <w:p>
+      <w:pPr>
+        <w:pStyle w:val="ImageCaption"/>
+      </w:pPr>
+      <w:r>
+        <w:t xml:space="preserve">Autorização, validação, ação corretiva e reteste transformam a saída técnica em evidência útil.</w:t>
+      </w:r>
     </w:p>
     <w:p>
       <w:pPr>
@@ -5354,7 +5404,7 @@
         <w:t xml:space="preserve">Figura 7. Da saída da ferramenta à evidência</w:t>
       </w:r>
     </w:p>
-    <w:bookmarkStart w:id="119" w:name="ferramenta-purpose-possible-csf-support"/>
+    <w:bookmarkStart w:id="121" w:name="ferramenta-purpose-possible-csf-support"/>
     <w:p>
       <w:pPr>
         <w:pStyle w:val="Heading2"/>
@@ -5467,8 +5517,8 @@
         <w:t xml:space="preserve">Pesquisa, análise, painéis e monitoramento de segurança □ DE.CM, DE.AE, GV.OV</w:t>
       </w:r>
     </w:p>
-    <w:bookmarkEnd w:id="119"/>
-    <w:bookmarkStart w:id="120" w:name="Xcaaec91ffbf8c68a9531b2a24aadbee7afcbbeb"/>
+    <w:bookmarkEnd w:id="121"/>
+    <w:bookmarkStart w:id="122" w:name="Xcaaec91ffbf8c68a9531b2a24aadbee7afcbbeb"/>
     <w:p>
       <w:pPr>
         <w:pStyle w:val="Heading2"/>
@@ -5565,9 +5615,9 @@
         <w:t xml:space="preserve">Revalidar após atualizações de material, alterações de integração, alterações de configuração ou falhas.</w:t>
       </w:r>
     </w:p>
-    <w:bookmarkEnd w:id="120"/>
-    <w:bookmarkEnd w:id="121"/>
-    <w:bookmarkStart w:id="122" w:name="assistente-do-ciso"/>
+    <w:bookmarkEnd w:id="122"/>
+    <w:bookmarkEnd w:id="123"/>
+    <w:bookmarkStart w:id="124" w:name="assistente-do-ciso"/>
     <w:p>
       <w:pPr>
         <w:pStyle w:val="Heading1"/>
@@ -5617,8 +5667,8 @@
         <w:t xml:space="preserve">Crie uma organização fictícia, selecione cinco resultados CSF, atribua proprietários, anexe evidências higienizadas, grave uma lacuna e construa um plano de ação.</w:t>
       </w:r>
     </w:p>
-    <w:bookmarkEnd w:id="122"/>
-    <w:bookmarkStart w:id="123" w:name="evidência-e-limitação"/>
+    <w:bookmarkEnd w:id="124"/>
+    <w:bookmarkStart w:id="125" w:name="evidência-e-limitação"/>
     <w:p>
       <w:pPr>
         <w:pStyle w:val="Heading1"/>
@@ -5635,8 +5685,8 @@
         <w:t xml:space="preserve">Manter autorização, escopo, população alvo, ferramenta e versão de conteúdo, configuração, resultado bruto, revisor, decisão, ação corretiva, exceção e reteste. A ferramenta suporta o trabalho selecionado; não pode certificar o alinhamento CSF, determinar escopo completo, ou substituir julgamento humano qualificado.</w:t>
       </w:r>
     </w:p>
-    <w:bookmarkEnd w:id="123"/>
-    <w:bookmarkStart w:id="125" w:name="wazuh"/>
+    <w:bookmarkEnd w:id="125"/>
+    <w:bookmarkStart w:id="127" w:name="wazuh"/>
     <w:p>
       <w:pPr>
         <w:pStyle w:val="Heading1"/>
@@ -5663,7 +5713,7 @@
       <w:r>
         <w:t xml:space="preserve"> </w:t>
       </w:r>
-      <w:hyperlink r:id="rId124">
+      <w:hyperlink r:id="rId126">
         <w:r>
           <w:rPr>
             <w:rStyle w:val="Hyperlink"/>
@@ -5694,8 +5744,8 @@
         <w:t xml:space="preserve">Conecte um terminal de laboratório autorizado, crie um evento inofensivo, reveja o alerta, documente a decisão e mantenha o evento e o ticket.</w:t>
       </w:r>
     </w:p>
-    <w:bookmarkEnd w:id="125"/>
-    <w:bookmarkStart w:id="126" w:name="evidência-e-limitação-1"/>
+    <w:bookmarkEnd w:id="127"/>
+    <w:bookmarkStart w:id="128" w:name="evidência-e-limitação-1"/>
     <w:p>
       <w:pPr>
         <w:pStyle w:val="Heading1"/>
@@ -5712,8 +5762,8 @@
         <w:t xml:space="preserve">Manter autorização, escopo, população alvo, ferramenta e versão de conteúdo, configuração, resultado bruto, revisor, decisão, ação corretiva, exceção e reteste. A ferramenta suporta o trabalho selecionado; não pode certificar o alinhamento CSF, determinar escopo completo, ou substituir julgamento humano qualificado.</w:t>
       </w:r>
     </w:p>
-    <w:bookmarkEnd w:id="126"/>
-    <w:bookmarkStart w:id="128" w:name="osquery"/>
+    <w:bookmarkEnd w:id="128"/>
+    <w:bookmarkStart w:id="130" w:name="osquery"/>
     <w:p>
       <w:pPr>
         <w:pStyle w:val="Heading1"/>
@@ -5740,7 +5790,7 @@
       <w:r>
         <w:t xml:space="preserve"> </w:t>
       </w:r>
-      <w:hyperlink r:id="rId127">
+      <w:hyperlink r:id="rId129">
         <w:r>
           <w:rPr>
             <w:rStyle w:val="Hyperlink"/>
@@ -5765,8 +5815,8 @@
         <w:t xml:space="preserve">Consultar usuários, software, serviços, criptografia ou processos em um endpoint de laboratório; registrar consulta, host, tempo, saída e revisão.</w:t>
       </w:r>
     </w:p>
-    <w:bookmarkEnd w:id="128"/>
-    <w:bookmarkStart w:id="129" w:name="evidência-e-limitação-2"/>
+    <w:bookmarkEnd w:id="130"/>
+    <w:bookmarkStart w:id="131" w:name="evidência-e-limitação-2"/>
     <w:p>
       <w:pPr>
         <w:pStyle w:val="Heading1"/>
@@ -5783,8 +5833,8 @@
         <w:t xml:space="preserve">Manter autorização, escopo, população alvo, ferramenta e versão de conteúdo, configuração, resultado bruto, revisor, decisão, ação corretiva, exceção e reteste. A ferramenta suporta o trabalho selecionado; não pode certificar o alinhamento CSF, determinar escopo completo, ou substituir julgamento humano qualificado.</w:t>
       </w:r>
     </w:p>
-    <w:bookmarkEnd w:id="129"/>
-    <w:bookmarkStart w:id="131" w:name="openscap"/>
+    <w:bookmarkEnd w:id="131"/>
+    <w:bookmarkStart w:id="133" w:name="openscap"/>
     <w:p>
       <w:pPr>
         <w:pStyle w:val="Heading1"/>
@@ -5811,7 +5861,7 @@
       <w:r>
         <w:t xml:space="preserve"> </w:t>
       </w:r>
-      <w:hyperlink r:id="rId130">
+      <w:hyperlink r:id="rId132">
         <w:r>
           <w:rPr>
             <w:rStyle w:val="Hyperlink"/>
@@ -5836,8 +5886,8 @@
         <w:t xml:space="preserve">Avaliar um laboratório Linux autorizado contra um perfil adequado, corrigir uma configuração aprovada e comparar os relatórios anteriores e posteriores.</w:t>
       </w:r>
     </w:p>
-    <w:bookmarkEnd w:id="131"/>
-    <w:bookmarkStart w:id="132" w:name="evidência-e-limitação-3"/>
+    <w:bookmarkEnd w:id="133"/>
+    <w:bookmarkStart w:id="134" w:name="evidência-e-limitação-3"/>
     <w:p>
       <w:pPr>
         <w:pStyle w:val="Heading1"/>
@@ -5854,8 +5904,8 @@
         <w:t xml:space="preserve">Manter autorização, escopo, população alvo, ferramenta e versão de conteúdo, configuração, resultado bruto, revisor, decisão, ação corretiva, exceção e reteste. A ferramenta suporta o trabalho selecionado; não pode certificar o alinhamento CSF, determinar escopo completo, ou substituir julgamento humano qualificado.</w:t>
       </w:r>
     </w:p>
-    <w:bookmarkEnd w:id="132"/>
-    <w:bookmarkStart w:id="134" w:name="greenbone-community-edition"/>
+    <w:bookmarkEnd w:id="134"/>
+    <w:bookmarkStart w:id="136" w:name="greenbone-community-edition"/>
     <w:p>
       <w:pPr>
         <w:pStyle w:val="Heading1"/>
@@ -5886,7 +5936,7 @@
       <w:r>
         <w:t xml:space="preserve"> </w:t>
       </w:r>
-      <w:hyperlink r:id="rId133">
+      <w:hyperlink r:id="rId135">
         <w:r>
           <w:rPr>
             <w:rStyle w:val="Hyperlink"/>
@@ -5911,8 +5961,8 @@
         <w:t xml:space="preserve">Analisar apenas um alvo de laboratório aprovado, validar um achado, corrigi-lo, rescan, e escopo do documento e limitações.</w:t>
       </w:r>
     </w:p>
-    <w:bookmarkEnd w:id="134"/>
-    <w:bookmarkStart w:id="135" w:name="evidência-e-limitação-4"/>
+    <w:bookmarkEnd w:id="136"/>
+    <w:bookmarkStart w:id="137" w:name="evidência-e-limitação-4"/>
     <w:p>
       <w:pPr>
         <w:pStyle w:val="Heading1"/>
@@ -5929,8 +5979,8 @@
         <w:t xml:space="preserve">Manter autorização, escopo, população alvo, ferramenta e versão de conteúdo, configuração, resultado bruto, revisor, decisão, ação corretiva, exceção e reteste. A ferramenta suporta o trabalho selecionado; não pode certificar o alinhamento CSF, determinar escopo completo, ou substituir julgamento humano qualificado.</w:t>
       </w:r>
     </w:p>
-    <w:bookmarkEnd w:id="135"/>
-    <w:bookmarkStart w:id="137" w:name="trivy"/>
+    <w:bookmarkEnd w:id="137"/>
+    <w:bookmarkStart w:id="139" w:name="trivy"/>
     <w:p>
       <w:pPr>
         <w:pStyle w:val="Heading1"/>
@@ -5957,7 +6007,7 @@
       <w:r>
         <w:t xml:space="preserve"> </w:t>
       </w:r>
-      <w:hyperlink r:id="rId136">
+      <w:hyperlink r:id="rId138">
         <w:r>
           <w:rPr>
             <w:rStyle w:val="Hyperlink"/>
@@ -5988,8 +6038,8 @@
         <w:t xml:space="preserve">Examine uma imagem de laboratório ou repositório de testes, proteja o relatório, valide um resultado, corrija-o e verifique novamente.</w:t>
       </w:r>
     </w:p>
-    <w:bookmarkEnd w:id="137"/>
-    <w:bookmarkStart w:id="138" w:name="evidência-e-limitação-5"/>
+    <w:bookmarkEnd w:id="139"/>
+    <w:bookmarkStart w:id="140" w:name="evidência-e-limitação-5"/>
     <w:p>
       <w:pPr>
         <w:pStyle w:val="Heading1"/>
@@ -6006,8 +6056,8 @@
         <w:t xml:space="preserve">Manter autorização, escopo, população alvo, ferramenta e versão de conteúdo, configuração, resultado bruto, revisor, decisão, ação corretiva, exceção e reteste. A ferramenta suporta o trabalho selecionado; não pode certificar o alinhamento CSF, determinar escopo completo, ou substituir julgamento humano qualificado.</w:t>
       </w:r>
     </w:p>
-    <w:bookmarkEnd w:id="138"/>
-    <w:bookmarkStart w:id="140" w:name="owasp-zap"/>
+    <w:bookmarkEnd w:id="140"/>
+    <w:bookmarkStart w:id="142" w:name="owasp-zap"/>
     <w:p>
       <w:pPr>
         <w:pStyle w:val="Heading1"/>
@@ -6034,7 +6084,7 @@
       <w:r>
         <w:t xml:space="preserve"> </w:t>
       </w:r>
-      <w:hyperlink r:id="rId139">
+      <w:hyperlink r:id="rId141">
         <w:r>
           <w:rPr>
             <w:rStyle w:val="Hyperlink"/>
@@ -6065,8 +6115,8 @@
         <w:t xml:space="preserve">Proxy uma aplicação de treinamento local, começar com análise passiva, validar um achado, e manter o escopo e resultados aprovados.</w:t>
       </w:r>
     </w:p>
-    <w:bookmarkEnd w:id="140"/>
-    <w:bookmarkStart w:id="141" w:name="evidência-e-limitação-6"/>
+    <w:bookmarkEnd w:id="142"/>
+    <w:bookmarkStart w:id="143" w:name="evidência-e-limitação-6"/>
     <w:p>
       <w:pPr>
         <w:pStyle w:val="Heading1"/>
@@ -6083,8 +6133,8 @@
         <w:t xml:space="preserve">Manter autorização, escopo, população alvo, ferramenta e versão de conteúdo, configuração, resultado bruto, revisor, decisão, ação corretiva, exceção e reteste. A ferramenta suporta o trabalho selecionado; não pode certificar o alinhamento CSF, determinar escopo completo, ou substituir julgamento humano qualificado.</w:t>
       </w:r>
     </w:p>
-    <w:bookmarkEnd w:id="141"/>
-    <w:bookmarkStart w:id="143" w:name="keycloak"/>
+    <w:bookmarkEnd w:id="143"/>
+    <w:bookmarkStart w:id="145" w:name="keycloak"/>
     <w:p>
       <w:pPr>
         <w:pStyle w:val="Heading1"/>
@@ -6111,7 +6161,7 @@
       <w:r>
         <w:t xml:space="preserve"> </w:t>
       </w:r>
-      <w:hyperlink r:id="rId142">
+      <w:hyperlink r:id="rId144">
         <w:r>
           <w:rPr>
             <w:rStyle w:val="Hyperlink"/>
@@ -6136,8 +6186,8 @@
         <w:t xml:space="preserve">Crie um reino de laboratório, usuários, papéis e MFA; teste menos privilégio, acesso falhado e remoção; exporte evidências de configuração higienizadas.</w:t>
       </w:r>
     </w:p>
-    <w:bookmarkEnd w:id="143"/>
-    <w:bookmarkStart w:id="144" w:name="evidência-e-limitação-7"/>
+    <w:bookmarkEnd w:id="145"/>
+    <w:bookmarkStart w:id="146" w:name="evidência-e-limitação-7"/>
     <w:p>
       <w:pPr>
         <w:pStyle w:val="Heading1"/>
@@ -6154,8 +6204,8 @@
         <w:t xml:space="preserve">Manter autorização, escopo, população alvo, ferramenta e versão de conteúdo, configuração, resultado bruto, revisor, decisão, ação corretiva, exceção e reteste. A ferramenta suporta o trabalho selecionado; não pode certificar o alinhamento CSF, determinar escopo completo, ou substituir julgamento humano qualificado.</w:t>
       </w:r>
     </w:p>
-    <w:bookmarkEnd w:id="144"/>
-    <w:bookmarkStart w:id="146" w:name="defectdojo"/>
+    <w:bookmarkEnd w:id="146"/>
+    <w:bookmarkStart w:id="148" w:name="defectdojo"/>
     <w:p>
       <w:pPr>
         <w:pStyle w:val="Heading1"/>
@@ -6186,7 +6236,7 @@
       <w:r>
         <w:t xml:space="preserve"> </w:t>
       </w:r>
-      <w:hyperlink r:id="rId145">
+      <w:hyperlink r:id="rId147">
         <w:r>
           <w:rPr>
             <w:rStyle w:val="Hyperlink"/>
@@ -6211,8 +6261,8 @@
         <w:t xml:space="preserve">Importar um relatório de laboratório, validar e atribuir um achado, correção de registro, reteste-o, e fechá-lo com prova.</w:t>
       </w:r>
     </w:p>
-    <w:bookmarkEnd w:id="146"/>
-    <w:bookmarkStart w:id="147" w:name="evidência-e-limitação-8"/>
+    <w:bookmarkEnd w:id="148"/>
+    <w:bookmarkStart w:id="149" w:name="evidência-e-limitação-8"/>
     <w:p>
       <w:pPr>
         <w:pStyle w:val="Heading1"/>
@@ -6229,8 +6279,8 @@
         <w:t xml:space="preserve">Manter autorização, escopo, população alvo, ferramenta e versão de conteúdo, configuração, resultado bruto, revisor, decisão, ação corretiva, exceção e reteste. A ferramenta suporta o trabalho selecionado; não pode certificar o alinhamento CSF, determinar escopo completo, ou substituir julgamento humano qualificado.</w:t>
       </w:r>
     </w:p>
-    <w:bookmarkEnd w:id="147"/>
-    <w:bookmarkStart w:id="149" w:name="velociraptor"/>
+    <w:bookmarkEnd w:id="149"/>
+    <w:bookmarkStart w:id="151" w:name="velociraptor"/>
     <w:p>
       <w:pPr>
         <w:pStyle w:val="Heading1"/>
@@ -6257,7 +6307,7 @@
       <w:r>
         <w:t xml:space="preserve"> </w:t>
       </w:r>
-      <w:hyperlink r:id="rId148">
+      <w:hyperlink r:id="rId150">
         <w:r>
           <w:rPr>
             <w:rStyle w:val="Hyperlink"/>
@@ -6282,8 +6332,8 @@
         <w:t xml:space="preserve">Use um cliente de laboratório isolado, colete um artefato aprovado inofensivo, e finalidade de registro, escopo, coleta, revisão e preservação.</w:t>
       </w:r>
     </w:p>
-    <w:bookmarkEnd w:id="149"/>
-    <w:bookmarkStart w:id="150" w:name="evidência-e-limitação-9"/>
+    <w:bookmarkEnd w:id="151"/>
+    <w:bookmarkStart w:id="152" w:name="evidência-e-limitação-9"/>
     <w:p>
       <w:pPr>
         <w:pStyle w:val="Heading1"/>
@@ -6300,8 +6350,8 @@
         <w:t xml:space="preserve">Manter autorização, escopo, população alvo, ferramenta e versão de conteúdo, configuração, resultado bruto, revisor, decisão, ação corretiva, exceção e reteste. A ferramenta suporta o trabalho selecionado; não pode certificar o alinhamento CSF, determinar escopo completo, ou substituir julgamento humano qualificado.</w:t>
       </w:r>
     </w:p>
-    <w:bookmarkEnd w:id="150"/>
-    <w:bookmarkStart w:id="152" w:name="open-policy-agent"/>
+    <w:bookmarkEnd w:id="152"/>
+    <w:bookmarkStart w:id="154" w:name="open-policy-agent"/>
     <w:p>
       <w:pPr>
         <w:pStyle w:val="Heading1"/>
@@ -6332,7 +6382,7 @@
       <w:r>
         <w:t xml:space="preserve"> </w:t>
       </w:r>
-      <w:hyperlink r:id="rId151">
+      <w:hyperlink r:id="rId153">
         <w:r>
           <w:rPr>
             <w:rStyle w:val="Hyperlink"/>
@@ -6357,8 +6407,8 @@
         <w:t xml:space="preserve">Escreva uma regra de laboratório que exija um proprietário, classificação e ambiente aprovado; teste de entradas permitidas e negadas.</w:t>
       </w:r>
     </w:p>
-    <w:bookmarkEnd w:id="152"/>
-    <w:bookmarkStart w:id="153" w:name="evidência-e-limitação-10"/>
+    <w:bookmarkEnd w:id="154"/>
+    <w:bookmarkStart w:id="155" w:name="evidência-e-limitação-10"/>
     <w:p>
       <w:pPr>
         <w:pStyle w:val="Heading1"/>
@@ -6375,8 +6425,8 @@
         <w:t xml:space="preserve">Manter autorização, escopo, população alvo, ferramenta e versão de conteúdo, configuração, resultado bruto, revisor, decisão, ação corretiva, exceção e reteste. A ferramenta suporta o trabalho selecionado; não pode certificar o alinhamento CSF, determinar escopo completo, ou substituir julgamento humano qualificado.</w:t>
       </w:r>
     </w:p>
-    <w:bookmarkEnd w:id="153"/>
-    <w:bookmarkStart w:id="155" w:name="opensearch"/>
+    <w:bookmarkEnd w:id="155"/>
+    <w:bookmarkStart w:id="157" w:name="opensearch"/>
     <w:p>
       <w:pPr>
         <w:pStyle w:val="Heading1"/>
@@ -6403,7 +6453,7 @@
       <w:r>
         <w:t xml:space="preserve"> </w:t>
       </w:r>
-      <w:hyperlink r:id="rId154">
+      <w:hyperlink r:id="rId156">
         <w:r>
           <w:rPr>
             <w:rStyle w:val="Hyperlink"/>
@@ -6428,8 +6478,8 @@
         <w:t xml:space="preserve">Carregar eventos de segurança sintéticos, construir uma pesquisa e painel, cobertura de dados de documentos, acesso, retenção, revisão e limitações.</w:t>
       </w:r>
     </w:p>
-    <w:bookmarkEnd w:id="155"/>
-    <w:bookmarkStart w:id="156" w:name="evidência-e-limitação-11"/>
+    <w:bookmarkEnd w:id="157"/>
+    <w:bookmarkStart w:id="158" w:name="evidência-e-limitação-11"/>
     <w:p>
       <w:pPr>
         <w:pStyle w:val="Heading1"/>
@@ -6446,8 +6496,8 @@
         <w:t xml:space="preserve">Manter autorização, escopo, população alvo, ferramenta e versão de conteúdo, configuração, resultado bruto, revisor, decisão, ação corretiva, exceção e reteste. A ferramenta suporta o trabalho selecionado; não pode certificar o alinhamento CSF, determinar escopo completo, ou substituir julgamento humano qualificado.</w:t>
       </w:r>
     </w:p>
-    <w:bookmarkEnd w:id="156"/>
-    <w:bookmarkStart w:id="159" w:name="ferramentas-oficiais-nist"/>
+    <w:bookmarkEnd w:id="158"/>
+    <w:bookmarkStart w:id="161" w:name="ferramentas-oficiais-nist"/>
     <w:p>
       <w:pPr>
         <w:pStyle w:val="Heading1"/>
@@ -6466,7 +6516,7 @@
       <w:r>
         <w:t xml:space="preserve"> </w:t>
       </w:r>
-      <w:hyperlink r:id="rId157">
+      <w:hyperlink r:id="rId159">
         <w:r>
           <w:rPr>
             <w:rStyle w:val="Hyperlink"/>
@@ -6489,7 +6539,7 @@
       <w:r>
         <w:t xml:space="preserve"> </w:t>
       </w:r>
-      <w:hyperlink r:id="rId158">
+      <w:hyperlink r:id="rId160">
         <w:r>
           <w:rPr>
             <w:rStyle w:val="Hyperlink"/>
@@ -6498,8 +6548,8 @@
         </w:r>
       </w:hyperlink>
     </w:p>
-    <w:bookmarkEnd w:id="159"/>
-    <w:bookmarkStart w:id="160" w:name="csf-do-gerente-playbook"/>
+    <w:bookmarkEnd w:id="161"/>
+    <w:bookmarkStart w:id="162" w:name="csf-do-gerente-playbook"/>
     <w:p>
       <w:pPr>
         <w:pStyle w:val="Heading1"/>
@@ -6520,8 +6570,8 @@
         <w:t xml:space="preserve">Perguntas, rotinas de governança, painéis e gestores de decisões devem controlar.</w:t>
       </w:r>
     </w:p>
-    <w:bookmarkEnd w:id="160"/>
-    <w:bookmarkStart w:id="161" w:name="perguntas-mensais"/>
+    <w:bookmarkEnd w:id="162"/>
+    <w:bookmarkStart w:id="163" w:name="perguntas-mensais"/>
     <w:p>
       <w:pPr>
         <w:pStyle w:val="Heading1"/>
@@ -6615,8 +6665,8 @@
         <w:t xml:space="preserve">Quais as limitações que a liderança deve entender antes de confiar no painel?</w:t>
       </w:r>
     </w:p>
-    <w:bookmarkEnd w:id="161"/>
-    <w:bookmarkStart w:id="163" w:name="painel"/>
+    <w:bookmarkEnd w:id="163"/>
+    <w:bookmarkStart w:id="165" w:name="painel"/>
     <w:p>
       <w:pPr>
         <w:pStyle w:val="Heading1"/>
@@ -6625,7 +6675,7 @@
         <w:t xml:space="preserve"># 17.2 Painel</w:t>
       </w:r>
     </w:p>
-    <w:bookmarkStart w:id="162" w:name="section-2"/>
+    <w:bookmarkStart w:id="164" w:name="section-2"/>
     <w:p>
       <w:pPr>
         <w:pStyle w:val="Heading2"/>
@@ -6690,9 +6740,9 @@
         <w:t xml:space="preserve">□ Melhoria □ Os resultados são corrigidos e testados de forma independente? Verde / Amarelo / Vermelho</w:t>
       </w:r>
     </w:p>
-    <w:bookmarkEnd w:id="162"/>
-    <w:bookmarkEnd w:id="163"/>
-    <w:bookmarkStart w:id="164" w:name="erros-comuns"/>
+    <w:bookmarkEnd w:id="164"/>
+    <w:bookmarkEnd w:id="165"/>
+    <w:bookmarkStart w:id="166" w:name="erros-comuns"/>
     <w:p>
       <w:pPr>
         <w:pStyle w:val="Heading1"/>
@@ -6800,8 +6850,8 @@
         <w:t xml:space="preserve">Descrevendo o alinhamento CSF como conformidade legal ou certificação NIST.</w:t>
       </w:r>
     </w:p>
-    <w:bookmarkEnd w:id="164"/>
-    <w:bookmarkStart w:id="165" w:name="de-iniciante-a-analista-júnior"/>
+    <w:bookmarkEnd w:id="166"/>
+    <w:bookmarkStart w:id="169" w:name="de-iniciante-a-analista-júnior"/>
     <w:p>
       <w:pPr>
         <w:pStyle w:val="Heading1"/>
@@ -6824,208 +6874,258 @@
     </w:p>
     <w:p>
       <w:pPr>
+        <w:pStyle w:val="CaptionedFigure"/>
+      </w:pPr>
+      <w:r>
+        <w:drawing>
+          <wp:inline>
+            <wp:extent cx="5334000" cy="2963333"/>
+            <wp:effectExtent b="0" l="0" r="0" t="0"/>
+            <wp:docPr descr="Learn, map, test, report, and apply with honest portfolio evidence." title="" id="167" name="Picture"/>
+            <a:graphic>
+              <a:graphicData uri="http://schemas.openxmlformats.org/drawingml/2006/picture">
+                <pic:pic>
+                  <pic:nvPicPr>
+                    <pic:cNvPr descr="media/image2_pt-BR.png" id="168" name="Picture"/>
+                    <pic:cNvPicPr>
+                      <a:picLocks noChangeArrowheads="1" noChangeAspect="1"/>
+                    </pic:cNvPicPr>
+                  </pic:nvPicPr>
+                  <pic:blipFill>
+                    <a:blip r:embed="rId31"/>
+                    <a:stretch>
+                      <a:fillRect/>
+                    </a:stretch>
+                  </pic:blipFill>
+                  <pic:spPr bwMode="auto">
+                    <a:xfrm>
+                      <a:off x="0" y="0"/>
+                      <a:ext cx="5334000" cy="2963333"/>
+                    </a:xfrm>
+                    <a:prstGeom prst="rect">
+                      <a:avLst/>
+                    </a:prstGeom>
+                    <a:noFill/>
+                    <a:ln w="9525">
+                      <a:noFill/>
+                      <a:headEnd/>
+                      <a:tailEnd/>
+                    </a:ln>
+                  </pic:spPr>
+                </pic:pic>
+              </a:graphicData>
+            </a:graphic>
+          </wp:inline>
+        </w:drawing>
+      </w:r>
+    </w:p>
+    <w:p>
+      <w:pPr>
+        <w:pStyle w:val="ImageCaption"/>
+      </w:pPr>
+      <w:r>
+        <w:t xml:space="preserve">Learn, map, test, report, and apply with honest portfolio evidence.</w:t>
+      </w:r>
+    </w:p>
+    <w:p>
+      <w:pPr>
+        <w:pStyle w:val="BodyText"/>
+      </w:pPr>
+      <w:r>
+        <w:t xml:space="preserve">Figura 8. Caminho do analista júnior</w:t>
+      </w:r>
+    </w:p>
+    <w:bookmarkEnd w:id="169"/>
+    <w:bookmarkStart w:id="170" w:name="funções-de-nível-de-entrada"/>
+    <w:p>
+      <w:pPr>
+        <w:pStyle w:val="Heading1"/>
+      </w:pPr>
+      <w:r>
+        <w:t xml:space="preserve"># 18.1 Funções de nível de entrada</w:t>
+      </w:r>
+    </w:p>
+    <w:p>
+      <w:pPr>
         <w:pStyle w:val="FirstParagraph"/>
       </w:pPr>
-    </w:p>
-    <w:p>
-      <w:pPr>
-        <w:pStyle w:val="BodyText"/>
-      </w:pPr>
-      <w:r>
-        <w:t xml:space="preserve">Figura 8. Caminho do analista júnior</w:t>
-      </w:r>
-    </w:p>
-    <w:bookmarkEnd w:id="165"/>
-    <w:bookmarkStart w:id="166" w:name="funções-de-nível-de-entrada"/>
+      <w:r>
+        <w:t xml:space="preserve">GRC Júnior Analisador</w:t>
+      </w:r>
+    </w:p>
+    <w:p>
+      <w:pPr>
+        <w:pStyle w:val="BodyText"/>
+      </w:pPr>
+      <w:r>
+        <w:t xml:space="preserve">Analista de Risco de Cibersegurança</w:t>
+      </w:r>
+    </w:p>
+    <w:p>
+      <w:pPr>
+        <w:pStyle w:val="BodyText"/>
+      </w:pPr>
+      <w:r>
+        <w:t xml:space="preserve">Analisador de conformidade</w:t>
+      </w:r>
+    </w:p>
+    <w:p>
+      <w:pPr>
+        <w:pStyle w:val="BodyText"/>
+      </w:pPr>
+      <w:r>
+        <w:t xml:space="preserve">Analista de Controles de Segurança</w:t>
+      </w:r>
+    </w:p>
+    <w:p>
+      <w:pPr>
+        <w:pStyle w:val="BodyText"/>
+      </w:pPr>
+      <w:r>
+        <w:t xml:space="preserve">Analista de Riscos de Terceiros</w:t>
+      </w:r>
+    </w:p>
+    <w:p>
+      <w:pPr>
+        <w:pStyle w:val="BodyText"/>
+      </w:pPr>
+      <w:r>
+        <w:t xml:space="preserve">Analista de Garantia de Segurança</w:t>
+      </w:r>
+    </w:p>
+    <w:p>
+      <w:pPr>
+        <w:pStyle w:val="BodyText"/>
+      </w:pPr>
+      <w:r>
+        <w:t xml:space="preserve">Analista do Programa de Cibersegurança</w:t>
+      </w:r>
+    </w:p>
+    <w:p>
+      <w:pPr>
+        <w:pStyle w:val="BodyText"/>
+      </w:pPr>
+      <w:r>
+        <w:t xml:space="preserve">Analista de Segurança Júnior</w:t>
+      </w:r>
+    </w:p>
+    <w:p>
+      <w:pPr>
+        <w:pStyle w:val="BodyText"/>
+      </w:pPr>
+      <w:r>
+        <w:t xml:space="preserve">Analisador de Prontos de Auditoria</w:t>
+      </w:r>
+    </w:p>
+    <w:bookmarkEnd w:id="170"/>
+    <w:bookmarkStart w:id="171" w:name="X1083fd6e433c69cb117e0a783d0eaf23b9c048e"/>
     <w:p>
       <w:pPr>
         <w:pStyle w:val="Heading1"/>
       </w:pPr>
       <w:r>
-        <w:t xml:space="preserve"># 18.1 Funções de nível de entrada</w:t>
-      </w:r>
-    </w:p>
-    <w:p>
-      <w:pPr>
-        <w:pStyle w:val="FirstParagraph"/>
-      </w:pPr>
-      <w:r>
-        <w:t xml:space="preserve">GRC Júnior Analisador</w:t>
-      </w:r>
-    </w:p>
-    <w:p>
-      <w:pPr>
-        <w:pStyle w:val="BodyText"/>
-      </w:pPr>
-      <w:r>
-        <w:t xml:space="preserve">Analista de Risco de Cibersegurança</w:t>
-      </w:r>
-    </w:p>
-    <w:p>
-      <w:pPr>
-        <w:pStyle w:val="BodyText"/>
-      </w:pPr>
-      <w:r>
-        <w:t xml:space="preserve">Analisador de conformidade</w:t>
-      </w:r>
-    </w:p>
-    <w:p>
-      <w:pPr>
-        <w:pStyle w:val="BodyText"/>
-      </w:pPr>
-      <w:r>
-        <w:t xml:space="preserve">Analista de Controles de Segurança</w:t>
-      </w:r>
-    </w:p>
-    <w:p>
-      <w:pPr>
-        <w:pStyle w:val="BodyText"/>
-      </w:pPr>
-      <w:r>
-        <w:t xml:space="preserve">Analista de Riscos de Terceiros</w:t>
-      </w:r>
-    </w:p>
-    <w:p>
-      <w:pPr>
-        <w:pStyle w:val="BodyText"/>
-      </w:pPr>
-      <w:r>
-        <w:t xml:space="preserve">Analista de Garantia de Segurança</w:t>
-      </w:r>
-    </w:p>
-    <w:p>
-      <w:pPr>
-        <w:pStyle w:val="BodyText"/>
-      </w:pPr>
-      <w:r>
-        <w:t xml:space="preserve">Analista do Programa de Cibersegurança</w:t>
-      </w:r>
-    </w:p>
-    <w:p>
-      <w:pPr>
-        <w:pStyle w:val="BodyText"/>
-      </w:pPr>
-      <w:r>
-        <w:t xml:space="preserve">Analista de Segurança Júnior</w:t>
-      </w:r>
-    </w:p>
-    <w:p>
-      <w:pPr>
-        <w:pStyle w:val="BodyText"/>
-      </w:pPr>
-      <w:r>
-        <w:t xml:space="preserve">Analisador de Prontos de Auditoria</w:t>
-      </w:r>
-    </w:p>
-    <w:bookmarkEnd w:id="166"/>
-    <w:bookmarkStart w:id="167" w:name="X1083fd6e433c69cb117e0a783d0eaf23b9c048e"/>
+        <w:t xml:space="preserve"># 18.2 Trabalho que um analista júnior pode executar</w:t>
+      </w:r>
+    </w:p>
+    <w:p>
+      <w:pPr>
+        <w:numPr>
+          <w:ilvl w:val="0"/>
+          <w:numId w:val="1033"/>
+        </w:numPr>
+      </w:pPr>
+      <w:r>
+        <w:t xml:space="preserve">Manter ativos, dados, sistema, risco, obrigação, fornecedor e inventários de evidências.</w:t>
+      </w:r>
+    </w:p>
+    <w:p>
+      <w:pPr>
+        <w:numPr>
+          <w:ilvl w:val="0"/>
+          <w:numId w:val="1033"/>
+        </w:numPr>
+      </w:pPr>
+      <w:r>
+        <w:t xml:space="preserve">Recolha e organize provas para resultados CSF.</w:t>
+      </w:r>
+    </w:p>
+    <w:p>
+      <w:pPr>
+        <w:numPr>
+          <w:ilvl w:val="0"/>
+          <w:numId w:val="1033"/>
+        </w:numPr>
+      </w:pPr>
+      <w:r>
+        <w:t xml:space="preserve">Revise acesso, vulnerabilidade, treinamento, registro, backup, fornecedor e amostras de incidentes.</w:t>
+      </w:r>
+    </w:p>
+    <w:p>
+      <w:pPr>
+        <w:numPr>
+          <w:ilvl w:val="0"/>
+          <w:numId w:val="1033"/>
+        </w:numPr>
+      </w:pPr>
+      <w:r>
+        <w:t xml:space="preserve">Status do Perfil do Documento, lacunas, limitações, proprietários e planos de ação.</w:t>
+      </w:r>
+    </w:p>
+    <w:p>
+      <w:pPr>
+        <w:numPr>
+          <w:ilvl w:val="0"/>
+          <w:numId w:val="1033"/>
+        </w:numPr>
+      </w:pPr>
+      <w:r>
+        <w:t xml:space="preserve">Rastreie ações corretivas, exceções, aceitação de riscos e retestes.</w:t>
+      </w:r>
+    </w:p>
+    <w:p>
+      <w:pPr>
+        <w:numPr>
+          <w:ilvl w:val="0"/>
+          <w:numId w:val="1033"/>
+        </w:numPr>
+      </w:pPr>
+      <w:r>
+        <w:t xml:space="preserve">Preparar painéis claros e materiais de reunião sem esconder incerteza.</w:t>
+      </w:r>
+    </w:p>
+    <w:p>
+      <w:pPr>
+        <w:numPr>
+          <w:ilvl w:val="0"/>
+          <w:numId w:val="1033"/>
+        </w:numPr>
+      </w:pPr>
+      <w:r>
+        <w:t xml:space="preserve">Exercícios de suporte, cronogramas de incidentes, lições aprendidas e atualizações de planejamento.</w:t>
+      </w:r>
+    </w:p>
+    <w:p>
+      <w:pPr>
+        <w:numPr>
+          <w:ilvl w:val="0"/>
+          <w:numId w:val="1033"/>
+        </w:numPr>
+      </w:pPr>
+      <w:r>
+        <w:t xml:space="preserve">Proteger informações confidenciais e seguir limites de autorização.</w:t>
+      </w:r>
+    </w:p>
+    <w:bookmarkEnd w:id="171"/>
+    <w:bookmarkStart w:id="173" w:name="prova-de-carteira"/>
     <w:p>
       <w:pPr>
         <w:pStyle w:val="Heading1"/>
       </w:pPr>
       <w:r>
-        <w:t xml:space="preserve"># 18.2 Trabalho que um analista júnior pode executar</w:t>
-      </w:r>
-    </w:p>
-    <w:p>
-      <w:pPr>
-        <w:numPr>
-          <w:ilvl w:val="0"/>
-          <w:numId w:val="1033"/>
-        </w:numPr>
-      </w:pPr>
-      <w:r>
-        <w:t xml:space="preserve">Manter ativos, dados, sistema, risco, obrigação, fornecedor e inventários de evidências.</w:t>
-      </w:r>
-    </w:p>
-    <w:p>
-      <w:pPr>
-        <w:numPr>
-          <w:ilvl w:val="0"/>
-          <w:numId w:val="1033"/>
-        </w:numPr>
-      </w:pPr>
-      <w:r>
-        <w:t xml:space="preserve">Recolha e organize provas para resultados CSF.</w:t>
-      </w:r>
-    </w:p>
-    <w:p>
-      <w:pPr>
-        <w:numPr>
-          <w:ilvl w:val="0"/>
-          <w:numId w:val="1033"/>
-        </w:numPr>
-      </w:pPr>
-      <w:r>
-        <w:t xml:space="preserve">Revise acesso, vulnerabilidade, treinamento, registro, backup, fornecedor e amostras de incidentes.</w:t>
-      </w:r>
-    </w:p>
-    <w:p>
-      <w:pPr>
-        <w:numPr>
-          <w:ilvl w:val="0"/>
-          <w:numId w:val="1033"/>
-        </w:numPr>
-      </w:pPr>
-      <w:r>
-        <w:t xml:space="preserve">Status do Perfil do Documento, lacunas, limitações, proprietários e planos de ação.</w:t>
-      </w:r>
-    </w:p>
-    <w:p>
-      <w:pPr>
-        <w:numPr>
-          <w:ilvl w:val="0"/>
-          <w:numId w:val="1033"/>
-        </w:numPr>
-      </w:pPr>
-      <w:r>
-        <w:t xml:space="preserve">Rastreie ações corretivas, exceções, aceitação de riscos e retestes.</w:t>
-      </w:r>
-    </w:p>
-    <w:p>
-      <w:pPr>
-        <w:numPr>
-          <w:ilvl w:val="0"/>
-          <w:numId w:val="1033"/>
-        </w:numPr>
-      </w:pPr>
-      <w:r>
-        <w:t xml:space="preserve">Preparar painéis claros e materiais de reunião sem esconder incerteza.</w:t>
-      </w:r>
-    </w:p>
-    <w:p>
-      <w:pPr>
-        <w:numPr>
-          <w:ilvl w:val="0"/>
-          <w:numId w:val="1033"/>
-        </w:numPr>
-      </w:pPr>
-      <w:r>
-        <w:t xml:space="preserve">Exercícios de suporte, cronogramas de incidentes, lições aprendidas e atualizações de planejamento.</w:t>
-      </w:r>
-    </w:p>
-    <w:p>
-      <w:pPr>
-        <w:numPr>
-          <w:ilvl w:val="0"/>
-          <w:numId w:val="1033"/>
-        </w:numPr>
-      </w:pPr>
-      <w:r>
-        <w:t xml:space="preserve">Proteger informações confidenciais e seguir limites de autorização.</w:t>
-      </w:r>
-    </w:p>
-    <w:bookmarkEnd w:id="167"/>
-    <w:bookmarkStart w:id="169" w:name="prova-de-carteira"/>
-    <w:p>
-      <w:pPr>
-        <w:pStyle w:val="Heading1"/>
-      </w:pPr>
-      <w:r>
         <w:t xml:space="preserve"># 18.3 Prova de carteira</w:t>
       </w:r>
     </w:p>
-    <w:bookmarkStart w:id="168" w:name="habilidade-item-de-carteira"/>
+    <w:bookmarkStart w:id="172" w:name="habilidade-item-de-carteira"/>
     <w:p>
       <w:pPr>
         <w:pStyle w:val="Heading2"/>
@@ -7100,9 +7200,9 @@
         <w:t xml:space="preserve">• Comunicação de gestão – Painel de uma página e declaração de risco executivo</w:t>
       </w:r>
     </w:p>
-    <w:bookmarkEnd w:id="168"/>
-    <w:bookmarkEnd w:id="169"/>
-    <w:bookmarkStart w:id="170" w:name="laboratório-fictício-e-portfólio"/>
+    <w:bookmarkEnd w:id="172"/>
+    <w:bookmarkEnd w:id="173"/>
+    <w:bookmarkStart w:id="174" w:name="laboratório-fictício-e-portfólio"/>
     <w:p>
       <w:pPr>
         <w:pStyle w:val="Heading1"/>
@@ -7131,8 +7231,8 @@
         <w:t xml:space="preserve">Harbor Light Services é uma organização fictícia que fornece um portal de clientes, call center, colaboração em nuvem, integração de pagamentos, força de trabalho remota e análise hospedada por fornecedores. Cada pessoa, conta, endereço, ativo, evento, registro de cliente e fornecedor é inventado.</w:t>
       </w:r>
     </w:p>
-    <w:bookmarkEnd w:id="170"/>
-    <w:bookmarkStart w:id="171" w:name="projeto-1-âmbito-e-contexto"/>
+    <w:bookmarkEnd w:id="174"/>
+    <w:bookmarkStart w:id="175" w:name="projeto-1-âmbito-e-contexto"/>
     <w:p>
       <w:pPr>
         <w:pStyle w:val="Heading1"/>
@@ -7149,8 +7249,8 @@
         <w:t xml:space="preserve">Defina missão, stakeholders, obrigações, serviços críticos, dependências, exclusões e proprietários.</w:t>
       </w:r>
     </w:p>
-    <w:bookmarkEnd w:id="171"/>
-    <w:bookmarkStart w:id="172" w:name="projeto-2-ativos-e-mapas-de-dados"/>
+    <w:bookmarkEnd w:id="175"/>
+    <w:bookmarkStart w:id="176" w:name="projeto-2-ativos-e-mapas-de-dados"/>
     <w:p>
       <w:pPr>
         <w:pStyle w:val="Heading1"/>
@@ -7167,8 +7267,8 @@
         <w:t xml:space="preserve">Construir inventários e um diagrama de fluxo de dados autorizado.</w:t>
       </w:r>
     </w:p>
-    <w:bookmarkEnd w:id="172"/>
-    <w:bookmarkStart w:id="173" w:name="projeto-3-risco"/>
+    <w:bookmarkEnd w:id="176"/>
+    <w:bookmarkStart w:id="177" w:name="projeto-3-risco"/>
     <w:p>
       <w:pPr>
         <w:pStyle w:val="Heading1"/>
@@ -7185,8 +7285,8 @@
         <w:t xml:space="preserve">Crie uma ameaça, vulnerabilidade, probabilidade, impacto, tratamento e registro de risco residual.</w:t>
       </w:r>
     </w:p>
-    <w:bookmarkEnd w:id="173"/>
-    <w:bookmarkStart w:id="174" w:name="projeto-4-perfis"/>
+    <w:bookmarkEnd w:id="177"/>
+    <w:bookmarkStart w:id="178" w:name="projeto-4-perfis"/>
     <w:p>
       <w:pPr>
         <w:pStyle w:val="Heading1"/>
@@ -7203,8 +7303,8 @@
         <w:t xml:space="preserve">Crie perfis de alvo atuais e baseados em risco baseados em evidências.</w:t>
       </w:r>
     </w:p>
-    <w:bookmarkEnd w:id="174"/>
-    <w:bookmarkStart w:id="175" w:name="projeto-5---controles-e-testes"/>
+    <w:bookmarkEnd w:id="178"/>
+    <w:bookmarkStart w:id="179" w:name="projeto-5---controles-e-testes"/>
     <w:p>
       <w:pPr>
         <w:pStyle w:val="Heading1"/>
@@ -7221,8 +7321,8 @@
         <w:t xml:space="preserve">Projete e execute testes fictícios para acesso, vulnerabilidades, logs, backups e fornecedores.</w:t>
       </w:r>
     </w:p>
-    <w:bookmarkEnd w:id="175"/>
-    <w:bookmarkStart w:id="176" w:name="projeto-6-incidente"/>
+    <w:bookmarkEnd w:id="179"/>
+    <w:bookmarkStart w:id="180" w:name="projeto-6-incidente"/>
     <w:p>
       <w:pPr>
         <w:pStyle w:val="Heading1"/>
@@ -7239,8 +7339,8 @@
         <w:t xml:space="preserve">Analisar eventos sintéticos, declarar um incidente, preservar evidências, conter, erradicar, restaurar e aprender.</w:t>
       </w:r>
     </w:p>
-    <w:bookmarkEnd w:id="176"/>
-    <w:bookmarkStart w:id="177" w:name="projeto-7-ferramentas"/>
+    <w:bookmarkEnd w:id="180"/>
+    <w:bookmarkStart w:id="181" w:name="projeto-7-ferramentas"/>
     <w:p>
       <w:pPr>
         <w:pStyle w:val="Heading1"/>
@@ -7257,8 +7357,8 @@
         <w:t xml:space="preserve">Use três ferramentas do Capítulo 16 em um laboratório isolado e registro de autorização, versão, escopo, achados, correção e reteste.</w:t>
       </w:r>
     </w:p>
-    <w:bookmarkEnd w:id="177"/>
-    <w:bookmarkStart w:id="178" w:name="projeto-8-relatório-executivo"/>
+    <w:bookmarkEnd w:id="181"/>
+    <w:bookmarkStart w:id="182" w:name="projeto-8-relatório-executivo"/>
     <w:p>
       <w:pPr>
         <w:pStyle w:val="Heading1"/>
@@ -7289,8 +7389,8 @@
         <w:t xml:space="preserve">□—————————————————————————————————————————————————————————————————————————————————————————————————————–</w:t>
       </w:r>
     </w:p>
-    <w:bookmarkEnd w:id="178"/>
-    <w:bookmarkStart w:id="180" w:name="plano-de-aprendizagem-de-trinta-dias"/>
+    <w:bookmarkEnd w:id="182"/>
+    <w:bookmarkStart w:id="184" w:name="plano-de-aprendizagem-de-trinta-dias"/>
     <w:p>
       <w:pPr>
         <w:pStyle w:val="Heading1"/>
@@ -7311,7 +7411,7 @@
         <w:t xml:space="preserve">Um mês realista de leitura oficial, prática, trabalho de portfólio, e preparação de entrevista.*</w:t>
       </w:r>
     </w:p>
-    <w:bookmarkStart w:id="179" w:name="semana-foco-saída-exigida"/>
+    <w:bookmarkStart w:id="183" w:name="semana-foco-saída-exigida"/>
     <w:p>
       <w:pPr>
         <w:pStyle w:val="Heading2"/>
@@ -7372,9 +7472,9 @@
         <w:t xml:space="preserve">• Semana 4 • Ferramentas, relatórios, portfólio e entrevistas</w:t>
       </w:r>
     </w:p>
-    <w:bookmarkEnd w:id="179"/>
-    <w:bookmarkEnd w:id="180"/>
-    <w:bookmarkStart w:id="181" w:name="hábito-diário"/>
+    <w:bookmarkEnd w:id="183"/>
+    <w:bookmarkEnd w:id="184"/>
+    <w:bookmarkStart w:id="185" w:name="hábito-diário"/>
     <w:p>
       <w:pPr>
         <w:pStyle w:val="Heading1"/>
@@ -7423,8 +7523,8 @@
         <w:t xml:space="preserve">Escreva uma conclusão, ação corretiva ou lição.</w:t>
       </w:r>
     </w:p>
-    <w:bookmarkEnd w:id="181"/>
-    <w:bookmarkStart w:id="182" w:name="preparação-da-entrevista"/>
+    <w:bookmarkEnd w:id="185"/>
+    <w:bookmarkStart w:id="186" w:name="preparação-da-entrevista"/>
     <w:p>
       <w:pPr>
         <w:pStyle w:val="Heading1"/>
@@ -7445,8 +7545,8 @@
         <w:t xml:space="preserve">Respostas curtas e precisas para analistas e gerentes júnior.*</w:t>
       </w:r>
     </w:p>
-    <w:bookmarkEnd w:id="182"/>
-    <w:bookmarkStart w:id="183" w:name="o-que-é-nist-csf-2.0"/>
+    <w:bookmarkEnd w:id="186"/>
+    <w:bookmarkStart w:id="187" w:name="o-que-é-nist-csf-2.0"/>
     <w:p>
       <w:pPr>
         <w:pStyle w:val="Heading1"/>
@@ -7463,8 +7563,8 @@
         <w:t xml:space="preserve">Um framework flexível e focado em resultados que ajuda as organizações a entender, avaliar, priorizar e comunicar riscos de cibersegurança usando o Núcleo, Perfis, Níveis e recursos de suporte.</w:t>
       </w:r>
     </w:p>
-    <w:bookmarkEnd w:id="183"/>
-    <w:bookmarkStart w:id="184" w:name="quais-são-as-seis-funções"/>
+    <w:bookmarkEnd w:id="187"/>
+    <w:bookmarkStart w:id="188" w:name="quais-são-as-seis-funções"/>
     <w:p>
       <w:pPr>
         <w:pStyle w:val="Heading1"/>
@@ -7481,8 +7581,8 @@
         <w:t xml:space="preserve">Governar, Identificar, Proteger, Detectar, Responder e Recuperar.</w:t>
       </w:r>
     </w:p>
-    <w:bookmarkEnd w:id="184"/>
-    <w:bookmarkStart w:id="185" w:name="por-que-govern-foi-adicionado"/>
+    <w:bookmarkEnd w:id="188"/>
+    <w:bookmarkStart w:id="189" w:name="por-que-govern-foi-adicionado"/>
     <w:p>
       <w:pPr>
         <w:pStyle w:val="Heading1"/>
@@ -7499,8 +7599,8 @@
         <w:t xml:space="preserve">Torna explícita a responsabilização, política, estratégia de risco, integração empresa-risco, supervisão e risco de cadeia de suprimentos.</w:t>
       </w:r>
     </w:p>
-    <w:bookmarkEnd w:id="185"/>
-    <w:bookmarkStart w:id="186" w:name="o-que-é-um-perfil-atual"/>
+    <w:bookmarkEnd w:id="189"/>
+    <w:bookmarkStart w:id="190" w:name="o-que-é-um-perfil-atual"/>
     <w:p>
       <w:pPr>
         <w:pStyle w:val="Heading1"/>
@@ -7517,8 +7617,8 @@
         <w:t xml:space="preserve">Uma descrição dos resultados principais que um escopo definido está atualmente alcançando ou tentando alcançar, incluindo como ou em que medida.</w:t>
       </w:r>
     </w:p>
-    <w:bookmarkEnd w:id="186"/>
-    <w:bookmarkStart w:id="187" w:name="o-que-é-um-perfil-de-alvo"/>
+    <w:bookmarkEnd w:id="190"/>
+    <w:bookmarkStart w:id="191" w:name="o-que-é-um-perfil-de-alvo"/>
     <w:p>
       <w:pPr>
         <w:pStyle w:val="Heading1"/>
@@ -7535,8 +7635,8 @@
         <w:t xml:space="preserve">Os resultados principais priorizados a organização seleciona para um estado futuro definido com base em missão, risco, obrigações, stakeholders e recursos.</w:t>
       </w:r>
     </w:p>
-    <w:bookmarkEnd w:id="187"/>
-    <w:bookmarkStart w:id="188" w:name="o-que-são-tiers"/>
+    <w:bookmarkEnd w:id="191"/>
+    <w:bookmarkStart w:id="192" w:name="o-que-são-tiers"/>
     <w:p>
       <w:pPr>
         <w:pStyle w:val="Heading1"/>
@@ -7553,8 +7653,8 @@
         <w:t xml:space="preserve">Contexto para o rigor da governança e práticas de gestão de risco de cibersegurança: Partel, Risco Informado, Repetido e Adaptativo.</w:t>
       </w:r>
     </w:p>
-    <w:bookmarkEnd w:id="188"/>
-    <w:bookmarkStart w:id="189" w:name="csf-certifica-conformidade"/>
+    <w:bookmarkEnd w:id="192"/>
+    <w:bookmarkStart w:id="193" w:name="csf-certifica-conformidade"/>
     <w:p>
       <w:pPr>
         <w:pStyle w:val="Heading1"/>
@@ -7571,8 +7671,8 @@
         <w:t xml:space="preserve">Não. O alinhamento CSF não cria conformidade legal ou certificação NIST. As obrigações aplicáveis e os controlos executados devem ser avaliados separadamente.</w:t>
       </w:r>
     </w:p>
-    <w:bookmarkEnd w:id="189"/>
-    <w:bookmarkStart w:id="190" w:name="como-você-verifica-um-resultado"/>
+    <w:bookmarkEnd w:id="193"/>
+    <w:bookmarkStart w:id="194" w:name="como-você-verifica-um-resultado"/>
     <w:p>
       <w:pPr>
         <w:pStyle w:val="Heading1"/>
@@ -7589,8 +7689,8 @@
         <w:t xml:space="preserve">Defina escopo e critérios, avalie o desenho do controle, obtenha uma população completa, amostra por risco, inspecione e reflita, registre exceções, corrija, reteste e declare uma conclusão apoiada.</w:t>
       </w:r>
     </w:p>
-    <w:bookmarkEnd w:id="190"/>
-    <w:bookmarkStart w:id="191" w:name="como-devem-ser-usadas-ferramentas"/>
+    <w:bookmarkEnd w:id="194"/>
+    <w:bookmarkStart w:id="195" w:name="como-devem-ser-usadas-ferramentas"/>
     <w:p>
       <w:pPr>
         <w:pStyle w:val="Heading1"/>
@@ -7607,8 +7707,8 @@
         <w:t xml:space="preserve">Só com autorização e como uma fonte de provas. Validar cobertura e resultados, proteger saídas, corrigir lacunas confirmadas e reteste.</w:t>
       </w:r>
     </w:p>
-    <w:bookmarkEnd w:id="191"/>
-    <w:bookmarkStart w:id="192" w:name="como-você-prioriza-lacunas"/>
+    <w:bookmarkEnd w:id="195"/>
+    <w:bookmarkStart w:id="196" w:name="como-você-prioriza-lacunas"/>
     <w:p>
       <w:pPr>
         <w:pStyle w:val="Heading1"/>
@@ -7639,8 +7739,8 @@
         <w:t xml:space="preserve">O que se passa?</w:t>
       </w:r>
     </w:p>
-    <w:bookmarkEnd w:id="192"/>
-    <w:bookmarkStart w:id="193" w:name="modelos-e-listas-de-verificação"/>
+    <w:bookmarkEnd w:id="196"/>
+    <w:bookmarkStart w:id="197" w:name="modelos-e-listas-de-verificação"/>
     <w:p>
       <w:pPr>
         <w:pStyle w:val="Heading1"/>
@@ -7661,8 +7761,8 @@
         <w:t xml:space="preserve">Estruturas reutilizáveis para um sistema organizacional aprovado.*</w:t>
       </w:r>
     </w:p>
-    <w:bookmarkEnd w:id="193"/>
-    <w:bookmarkStart w:id="194" w:name="registro-de-perfil"/>
+    <w:bookmarkEnd w:id="197"/>
+    <w:bookmarkStart w:id="198" w:name="registro-de-perfil"/>
     <w:p>
       <w:pPr>
         <w:pStyle w:val="Heading1"/>
@@ -7759,8 +7859,8 @@
         <w:t xml:space="preserve">Histórico de aprovação e versão</w:t>
       </w:r>
     </w:p>
-    <w:bookmarkEnd w:id="194"/>
-    <w:bookmarkStart w:id="195" w:name="registro-de-risco"/>
+    <w:bookmarkEnd w:id="198"/>
+    <w:bookmarkStart w:id="199" w:name="registro-de-risco"/>
     <w:p>
       <w:pPr>
         <w:pStyle w:val="Heading1"/>
@@ -7846,8 +7946,8 @@
         <w:t xml:space="preserve">Indicador, gatilho de revisão, expiração de exceção e reteste</w:t>
       </w:r>
     </w:p>
-    <w:bookmarkEnd w:id="195"/>
-    <w:bookmarkStart w:id="196" w:name="folha-de-teste-de-controle"/>
+    <w:bookmarkEnd w:id="199"/>
+    <w:bookmarkStart w:id="200" w:name="folha-de-teste-de-controle"/>
     <w:p>
       <w:pPr>
         <w:pStyle w:val="Heading1"/>
@@ -7933,8 +8033,8 @@
         <w:t xml:space="preserve">Reteste, conclusão, limitações, revisor e aprovação</w:t>
       </w:r>
     </w:p>
-    <w:bookmarkEnd w:id="196"/>
-    <w:bookmarkStart w:id="198" w:name="avaliação-do-fornecedor"/>
+    <w:bookmarkEnd w:id="200"/>
+    <w:bookmarkStart w:id="202" w:name="avaliação-do-fornecedor"/>
     <w:p>
       <w:pPr>
         <w:pStyle w:val="Heading1"/>
@@ -7987,7 +8087,7 @@
         <w:t xml:space="preserve">Acompanhamento, descobertas, exceções, ações corretivas, exercícios, incidentes, mudanças, renovação e rescisão</w:t>
       </w:r>
     </w:p>
-    <w:bookmarkStart w:id="197" w:name="X386a5e99b0caadc9ef02f980db032f015f1af6f"/>
+    <w:bookmarkStart w:id="201" w:name="X386a5e99b0caadc9ef02f980db032f015f1af6f"/>
     <w:p>
       <w:pPr>
         <w:pStyle w:val="Heading2"/>
@@ -8095,9 +8195,9 @@
         <w:t xml:space="preserve">Excepções, aceitações, limitações e retestes visíveis para os tomadores de decisão</w:t>
       </w:r>
     </w:p>
-    <w:bookmarkEnd w:id="197"/>
-    <w:bookmarkEnd w:id="198"/>
-    <w:bookmarkStart w:id="199" w:name="glossário-e-índice-de-assuntos"/>
+    <w:bookmarkEnd w:id="201"/>
+    <w:bookmarkEnd w:id="202"/>
+    <w:bookmarkStart w:id="203" w:name="glossário-e-índice-de-assuntos"/>
     <w:p>
       <w:pPr>
         <w:pStyle w:val="Heading1"/>
@@ -8312,8 +8412,8 @@
         <w:t xml:space="preserve">Contexto para o rigor da governança de risco de cibersegurança e práticas de gestão de risco.</w:t>
       </w:r>
     </w:p>
-    <w:bookmarkEnd w:id="199"/>
-    <w:bookmarkStart w:id="201" w:name="índice-de-assunto"/>
+    <w:bookmarkEnd w:id="203"/>
+    <w:bookmarkStart w:id="205" w:name="índice-de-assunto"/>
     <w:p>
       <w:pPr>
         <w:pStyle w:val="Heading1"/>
@@ -8322,7 +8422,7 @@
         <w:t xml:space="preserve"># 23.1 Índice de assunto</w:t>
       </w:r>
     </w:p>
-    <w:bookmarkStart w:id="200" w:name="capítulos"/>
+    <w:bookmarkStart w:id="204" w:name="capítulos"/>
     <w:p>
       <w:pPr>
         <w:pStyle w:val="Heading2"/>
@@ -8399,9 +8499,9 @@
         <w:t xml:space="preserve">• Analista júnior . . . .</w:t>
       </w:r>
     </w:p>
-    <w:bookmarkEnd w:id="200"/>
-    <w:bookmarkEnd w:id="201"/>
-    <w:bookmarkStart w:id="216" w:name="referências-oficiais-e-estudo-adicional"/>
+    <w:bookmarkEnd w:id="204"/>
+    <w:bookmarkEnd w:id="205"/>
+    <w:bookmarkStart w:id="220" w:name="referências-oficiais-e-estudo-adicional"/>
     <w:p>
       <w:pPr>
         <w:pStyle w:val="Heading1"/>
@@ -8426,7 +8526,7 @@
       <w:pPr>
         <w:pStyle w:val="BodyText"/>
       </w:pPr>
-      <w:hyperlink r:id="rId202">
+      <w:hyperlink r:id="rId206">
         <w:r>
           <w:rPr>
             <w:rStyle w:val="Hyperlink"/>
@@ -8439,7 +8539,7 @@
       <w:pPr>
         <w:pStyle w:val="BodyText"/>
       </w:pPr>
-      <w:hyperlink r:id="rId203">
+      <w:hyperlink r:id="rId207">
         <w:r>
           <w:rPr>
             <w:rStyle w:val="Hyperlink"/>
@@ -8452,7 +8552,7 @@
       <w:pPr>
         <w:pStyle w:val="BodyText"/>
       </w:pPr>
-      <w:hyperlink r:id="rId157">
+      <w:hyperlink r:id="rId159">
         <w:r>
           <w:rPr>
             <w:rStyle w:val="Hyperlink"/>
@@ -8471,7 +8571,7 @@
       <w:pPr>
         <w:pStyle w:val="BodyText"/>
       </w:pPr>
-      <w:hyperlink r:id="rId204">
+      <w:hyperlink r:id="rId208">
         <w:r>
           <w:rPr>
             <w:rStyle w:val="Hyperlink"/>
@@ -8484,7 +8584,7 @@
       <w:pPr>
         <w:pStyle w:val="BodyText"/>
       </w:pPr>
-      <w:hyperlink r:id="rId158">
+      <w:hyperlink r:id="rId160">
         <w:r>
           <w:rPr>
             <w:rStyle w:val="Hyperlink"/>
@@ -8497,7 +8597,7 @@
       <w:pPr>
         <w:pStyle w:val="BodyText"/>
       </w:pPr>
-      <w:hyperlink r:id="rId205">
+      <w:hyperlink r:id="rId209">
         <w:r>
           <w:rPr>
             <w:rStyle w:val="Hyperlink"/>
@@ -8510,7 +8610,7 @@
       <w:pPr>
         <w:pStyle w:val="BodyText"/>
       </w:pPr>
-      <w:hyperlink r:id="rId206">
+      <w:hyperlink r:id="rId210">
         <w:r>
           <w:rPr>
             <w:rStyle w:val="Hyperlink"/>
@@ -8523,7 +8623,7 @@
       <w:pPr>
         <w:pStyle w:val="BodyText"/>
       </w:pPr>
-      <w:hyperlink r:id="rId207">
+      <w:hyperlink r:id="rId211">
         <w:r>
           <w:rPr>
             <w:rStyle w:val="Hyperlink"/>
@@ -8536,7 +8636,7 @@
       <w:pPr>
         <w:pStyle w:val="BodyText"/>
       </w:pPr>
-      <w:hyperlink r:id="rId208">
+      <w:hyperlink r:id="rId212">
         <w:r>
           <w:rPr>
             <w:rStyle w:val="Hyperlink"/>
@@ -8549,7 +8649,7 @@
       <w:pPr>
         <w:pStyle w:val="BodyText"/>
       </w:pPr>
-      <w:hyperlink r:id="rId209">
+      <w:hyperlink r:id="rId213">
         <w:r>
           <w:rPr>
             <w:rStyle w:val="Hyperlink"/>
@@ -8562,7 +8662,7 @@
       <w:pPr>
         <w:pStyle w:val="BodyText"/>
       </w:pPr>
-      <w:hyperlink r:id="rId210">
+      <w:hyperlink r:id="rId214">
         <w:r>
           <w:rPr>
             <w:rStyle w:val="Hyperlink"/>
@@ -8575,7 +8675,7 @@
       <w:pPr>
         <w:pStyle w:val="BodyText"/>
       </w:pPr>
-      <w:hyperlink r:id="rId211">
+      <w:hyperlink r:id="rId215">
         <w:r>
           <w:rPr>
             <w:rStyle w:val="Hyperlink"/>
@@ -8588,7 +8688,7 @@
       <w:pPr>
         <w:pStyle w:val="BodyText"/>
       </w:pPr>
-      <w:hyperlink r:id="rId212">
+      <w:hyperlink r:id="rId216">
         <w:r>
           <w:rPr>
             <w:rStyle w:val="Hyperlink"/>
@@ -8601,7 +8701,7 @@
       <w:pPr>
         <w:pStyle w:val="BodyText"/>
       </w:pPr>
-      <w:hyperlink r:id="rId213">
+      <w:hyperlink r:id="rId217">
         <w:r>
           <w:rPr>
             <w:rStyle w:val="Hyperlink"/>
@@ -8614,7 +8714,7 @@
       <w:pPr>
         <w:pStyle w:val="BodyText"/>
       </w:pPr>
-      <w:hyperlink r:id="rId214">
+      <w:hyperlink r:id="rId218">
         <w:r>
           <w:rPr>
             <w:rStyle w:val="Hyperlink"/>
@@ -8623,7 +8723,7 @@
         </w:r>
       </w:hyperlink>
     </w:p>
-    <w:bookmarkStart w:id="215" w:name="Xe3d0724cbc397f73548c5408409fe6e4a11d63b"/>
+    <w:bookmarkStart w:id="219" w:name="Xe3d0724cbc397f73548c5408409fe6e4a11d63b"/>
     <w:p>
       <w:pPr>
         <w:pStyle w:val="Heading2"/>
@@ -8642,8 +8742,8 @@
         <w:t xml:space="preserve">O núcleo CSF é estável, enquanto exemplos de implementação online, referências informativas, orientações, mapeamentos, ameaças, tecnologias e obrigações podem mudar. Verifique as fontes oficiais NIST e os requisitos específicos da organização antes de agir.</w:t>
       </w:r>
     </w:p>
-    <w:bookmarkEnd w:id="215"/>
-    <w:bookmarkEnd w:id="216"/>
+    <w:bookmarkEnd w:id="219"/>
+    <w:bookmarkEnd w:id="220"/>
     <w:sectPr/>
   </w:body>
 </w:document>

--- a/01-foundations/NIST_CSF_2/Portugues_BR/NIST_CSF_2_Practical_GRC_and_Junior_Analyst_Manual_Portugues_BR_v1.0.docx
+++ b/01-foundations/NIST_CSF_2/Portugues_BR/NIST_CSF_2_Practical_GRC_and_Junior_Analyst_Manual_Portugues_BR_v1.0.docx
@@ -2,6 +2,32 @@
 <file path=word/document.xml><?xml version="1.0" encoding="utf-8"?>
 <w:document xmlns:w="http://schemas.openxmlformats.org/wordprocessingml/2006/main" xmlns:m="http://schemas.openxmlformats.org/officeDocument/2006/math" xmlns:r="http://schemas.openxmlformats.org/officeDocument/2006/relationships" xmlns:o="urn:schemas-microsoft-com:office:office" xmlns:v="urn:schemas-microsoft-com:vml" xmlns:w10="urn:schemas-microsoft-com:office:word" xmlns:a="http://schemas.openxmlformats.org/drawingml/2006/main" xmlns:pic="http://schemas.openxmlformats.org/drawingml/2006/picture" xmlns:wp="http://schemas.openxmlformats.org/drawingml/2006/wordprocessingDrawing">
   <w:body>
+    <w:sdt>
+      <w:sdtPr>
+        <w:docPartObj>
+          <w:docPartGallery w:val="Table of Contents"/>
+          <w:docPartUnique/>
+        </w:docPartObj>
+      </w:sdtPr>
+      <w:sdtContent>
+        <w:p>
+          <w:pPr>
+            <w:pStyle w:val="TOCHeading"/>
+          </w:pPr>
+          <w:r>
+            <w:t xml:space="preserve">Table of Contents</w:t>
+          </w:r>
+        </w:p>
+        <w:p>
+          <w:r>
+            <w:fldChar w:fldCharType="begin" w:dirty="true"/>
+            <w:instrText xml:space="preserve">TOC \o "1-3" \h \z \u</w:instrText>
+            <w:fldChar w:fldCharType="separate"/>
+            <w:fldChar w:fldCharType="end"/>
+          </w:r>
+        </w:p>
+      </w:sdtContent>
+    </w:sdt>
     <w:p>
       <w:pPr>
         <w:pStyle w:val="BlockText"/>
@@ -1985,7 +2011,7 @@
       </w:hyperlink>
     </w:p>
     <w:bookmarkEnd w:id="23"/>
-    <w:bookmarkStart w:id="28" w:name="fundação-nist-csf-2.0"/>
+    <w:bookmarkStart w:id="25" w:name="fundação-nist-csf-2.0"/>
     <w:p>
       <w:pPr>
         <w:pStyle w:val="Heading1"/>
@@ -2006,53 +2032,31 @@
         <w:t xml:space="preserve">O que é o framework, o que mudou, e o que não reivindica.*</w:t>
       </w:r>
     </w:p>
-    <w:p>
-      <w:pPr>
-        <w:pStyle w:val="CaptionedFigure"/>
-      </w:pPr>
-      <w:r>
-        <w:drawing>
-          <wp:inline>
-            <wp:extent cx="5334000" cy="2963333"/>
-            <wp:effectExtent b="0" l="0" r="0" t="0"/>
-            <wp:docPr descr="Governa, Identificar, Proteger, Detectar, Responder e Recuperar trabalho como um sistema conectado." title="" id="25" name="Picture"/>
-            <a:graphic>
-              <a:graphicData uri="http://schemas.openxmlformats.org/drawingml/2006/picture">
-                <pic:pic>
-                  <pic:nvPicPr>
-                    <pic:cNvPr descr="media/image1_pt-BR.png" id="26" name="Picture"/>
-                    <pic:cNvPicPr>
-                      <a:picLocks noChangeArrowheads="1" noChangeAspect="1"/>
-                    </pic:cNvPicPr>
-                  </pic:nvPicPr>
-                  <pic:blipFill>
-                    <a:blip r:embed="rId24"/>
-                    <a:stretch>
-                      <a:fillRect/>
-                    </a:stretch>
-                  </pic:blipFill>
-                  <pic:spPr bwMode="auto">
-                    <a:xfrm>
-                      <a:off x="0" y="0"/>
-                      <a:ext cx="5334000" cy="2963333"/>
-                    </a:xfrm>
-                    <a:prstGeom prst="rect">
-                      <a:avLst/>
-                    </a:prstGeom>
-                    <a:noFill/>
-                    <a:ln w="9525">
-                      <a:noFill/>
-                      <a:headEnd/>
-                      <a:tailEnd/>
-                    </a:ln>
-                  </pic:spPr>
-                </pic:pic>
-              </a:graphicData>
-            </a:graphic>
-          </wp:inline>
-        </w:drawing>
-      </w:r>
-    </w:p>
+    <w:tbl>
+      <w:tblPr>
+        <w:tblStyle w:val="FigureTable"/>
+        <w:tblW w:type="auto" w:w="0"/>
+        <w:tblLook w:firstRow="0" w:lastRow="0" w:firstColumn="0" w:lastColumn="0"/>
+        <w:jc w:val="center"/>
+      </w:tblPr>
+      <w:tblGrid>
+        <w:gridCol w:w="7920"/>
+      </w:tblGrid>
+      <w:tr>
+        <w:tc>
+          <w:tcPr/>
+          <w:p>
+            <w:pPr>
+              <w:pStyle w:val="Compact"/>
+              <w:jc w:val="center"/>
+            </w:pPr>
+            <w:r>
+              <w:t xml:space="preserve">Governa, Identificar, Proteger, Detectar, Responder e Recuperar trabalho como um sistema conectado.</w:t>
+            </w:r>
+          </w:p>
+        </w:tc>
+      </w:tr>
+    </w:tbl>
     <w:p>
       <w:pPr>
         <w:pStyle w:val="ImageCaption"/>
@@ -2069,7 +2073,7 @@
         <w:t xml:space="preserve">Figura 1. As seis funções NIST CSF 2.0</w:t>
       </w:r>
     </w:p>
-    <w:bookmarkStart w:id="27" w:name="o-que-é-csf-2.0"/>
+    <w:bookmarkStart w:id="24" w:name="o-que-é-csf-2.0"/>
     <w:p>
       <w:pPr>
         <w:pStyle w:val="Heading2"/>
@@ -2086,150 +2090,150 @@
         <w:t xml:space="preserve">NIST publicou CSF 2.0 em 26 de fevereiro de 2024. É projetado para organizações de cada tamanho, setor e nível de sofisticação técnica. Seus resultados são país, setor e tecnologia neutra. As organizações podem adotá-lo voluntariamente ou porque uma política, contrato, regulador, cliente ou padrão interno pede por ele.</w:t>
       </w:r>
     </w:p>
+    <w:bookmarkEnd w:id="24"/>
+    <w:bookmarkEnd w:id="25"/>
+    <w:bookmarkStart w:id="26" w:name="o-que-mudou-com-csf-1.1"/>
+    <w:p>
+      <w:pPr>
+        <w:pStyle w:val="Heading1"/>
+      </w:pPr>
+      <w:r>
+        <w:t xml:space="preserve">1.2 O que mudou com CSF 1.1</w:t>
+      </w:r>
+    </w:p>
+    <w:p>
+      <w:pPr>
+        <w:numPr>
+          <w:ilvl w:val="0"/>
+          <w:numId w:val="1003"/>
+        </w:numPr>
+      </w:pPr>
+      <w:r>
+        <w:t xml:space="preserve">GOVERNO tornou-se uma sexta função, colocando liderança, política, risco empresarial, e responsabilização no centro.</w:t>
+      </w:r>
+    </w:p>
+    <w:p>
+      <w:pPr>
+        <w:numPr>
+          <w:ilvl w:val="0"/>
+          <w:numId w:val="1003"/>
+        </w:numPr>
+      </w:pPr>
+      <w:r>
+        <w:t xml:space="preserve">A segurança cibernética da cadeia de abastecimento recebeu maior ênfase.</w:t>
+      </w:r>
+    </w:p>
+    <w:p>
+      <w:pPr>
+        <w:numPr>
+          <w:ilvl w:val="0"/>
+          <w:numId w:val="1003"/>
+        </w:numPr>
+      </w:pPr>
+      <w:r>
+        <w:t xml:space="preserve">A linguagem foi alargada para além da infra-estrutura crítica, pelo que o quadro serve claramente a todas as organizações.</w:t>
+      </w:r>
+    </w:p>
+    <w:p>
+      <w:pPr>
+        <w:numPr>
+          <w:ilvl w:val="0"/>
+          <w:numId w:val="1003"/>
+        </w:numPr>
+      </w:pPr>
+      <w:r>
+        <w:t xml:space="preserve">Perfis, Níveis, Exemplos de Implementação, Referências Informativas e Guias de Iniciação Rápida formam um portfólio CSF maior.</w:t>
+      </w:r>
+    </w:p>
+    <w:p>
+      <w:pPr>
+        <w:numPr>
+          <w:ilvl w:val="0"/>
+          <w:numId w:val="1003"/>
+        </w:numPr>
+      </w:pPr>
+      <w:r>
+        <w:t xml:space="preserve">Alguns números de subcategoria contêm lacunas intencionais porque CSF 1.1 conteúdo movido dentro CSF 2.0.</w:t>
+      </w:r>
+    </w:p>
+    <w:bookmarkEnd w:id="26"/>
+    <w:bookmarkStart w:id="27" w:name="o-que-csf-2.0-não-é"/>
+    <w:p>
+      <w:pPr>
+        <w:pStyle w:val="Heading1"/>
+      </w:pPr>
+      <w:r>
+        <w:t xml:space="preserve"># 1.3 O que CSF 2.0 não é</w:t>
+      </w:r>
+    </w:p>
+    <w:p>
+      <w:pPr>
+        <w:numPr>
+          <w:ilvl w:val="0"/>
+          <w:numId w:val="1004"/>
+        </w:numPr>
+      </w:pPr>
+      <w:r>
+        <w:t xml:space="preserve">Não é uma lei sozinha.</w:t>
+      </w:r>
+    </w:p>
+    <w:p>
+      <w:pPr>
+        <w:numPr>
+          <w:ilvl w:val="0"/>
+          <w:numId w:val="1004"/>
+        </w:numPr>
+      </w:pPr>
+      <w:r>
+        <w:t xml:space="preserve">Não é um catálogo de controle único ou lista de tecnologia obrigatória.</w:t>
+      </w:r>
+    </w:p>
+    <w:p>
+      <w:pPr>
+        <w:numPr>
+          <w:ilvl w:val="0"/>
+          <w:numId w:val="1004"/>
+        </w:numPr>
+      </w:pPr>
+      <w:r>
+        <w:t xml:space="preserve">Não fornece uma pontuação universal passe/falha.</w:t>
+      </w:r>
+    </w:p>
+    <w:p>
+      <w:pPr>
+        <w:numPr>
+          <w:ilvl w:val="0"/>
+          <w:numId w:val="1004"/>
+        </w:numPr>
+      </w:pPr>
+      <w:r>
+        <w:t xml:space="preserve">NIST não certifica organizações, produtos, consultores ou avaliadores contra o CSF.</w:t>
+      </w:r>
+    </w:p>
+    <w:p>
+      <w:pPr>
+        <w:numPr>
+          <w:ilvl w:val="0"/>
+          <w:numId w:val="1004"/>
+        </w:numPr>
+      </w:pPr>
+      <w:r>
+        <w:t xml:space="preserve">Um nível alto não é automaticamente o alvo certo para cada escopo.</w:t>
+      </w:r>
+    </w:p>
+    <w:p>
+      <w:pPr>
+        <w:numPr>
+          <w:ilvl w:val="0"/>
+          <w:numId w:val="1004"/>
+        </w:numPr>
+      </w:pPr>
+      <w:r>
+        <w:t xml:space="preserve">Um mapeamento para um resultado CSF não prova que o resultado é alcançado.</w:t>
+      </w:r>
+    </w:p>
     <w:bookmarkEnd w:id="27"/>
-    <w:bookmarkEnd w:id="28"/>
-    <w:bookmarkStart w:id="29" w:name="o-que-mudou-com-csf-1.1"/>
-    <w:p>
-      <w:pPr>
-        <w:pStyle w:val="Heading1"/>
-      </w:pPr>
-      <w:r>
-        <w:t xml:space="preserve">1.2 O que mudou com CSF 1.1</w:t>
-      </w:r>
-    </w:p>
-    <w:p>
-      <w:pPr>
-        <w:numPr>
-          <w:ilvl w:val="0"/>
-          <w:numId w:val="1003"/>
-        </w:numPr>
-      </w:pPr>
-      <w:r>
-        <w:t xml:space="preserve">GOVERNO tornou-se uma sexta função, colocando liderança, política, risco empresarial, e responsabilização no centro.</w:t>
-      </w:r>
-    </w:p>
-    <w:p>
-      <w:pPr>
-        <w:numPr>
-          <w:ilvl w:val="0"/>
-          <w:numId w:val="1003"/>
-        </w:numPr>
-      </w:pPr>
-      <w:r>
-        <w:t xml:space="preserve">A segurança cibernética da cadeia de abastecimento recebeu maior ênfase.</w:t>
-      </w:r>
-    </w:p>
-    <w:p>
-      <w:pPr>
-        <w:numPr>
-          <w:ilvl w:val="0"/>
-          <w:numId w:val="1003"/>
-        </w:numPr>
-      </w:pPr>
-      <w:r>
-        <w:t xml:space="preserve">A linguagem foi alargada para além da infra-estrutura crítica, pelo que o quadro serve claramente a todas as organizações.</w:t>
-      </w:r>
-    </w:p>
-    <w:p>
-      <w:pPr>
-        <w:numPr>
-          <w:ilvl w:val="0"/>
-          <w:numId w:val="1003"/>
-        </w:numPr>
-      </w:pPr>
-      <w:r>
-        <w:t xml:space="preserve">Perfis, Níveis, Exemplos de Implementação, Referências Informativas e Guias de Iniciação Rápida formam um portfólio CSF maior.</w:t>
-      </w:r>
-    </w:p>
-    <w:p>
-      <w:pPr>
-        <w:numPr>
-          <w:ilvl w:val="0"/>
-          <w:numId w:val="1003"/>
-        </w:numPr>
-      </w:pPr>
-      <w:r>
-        <w:t xml:space="preserve">Alguns números de subcategoria contêm lacunas intencionais porque CSF 1.1 conteúdo movido dentro CSF 2.0.</w:t>
-      </w:r>
-    </w:p>
-    <w:bookmarkEnd w:id="29"/>
-    <w:bookmarkStart w:id="30" w:name="o-que-csf-2.0-não-é"/>
-    <w:p>
-      <w:pPr>
-        <w:pStyle w:val="Heading1"/>
-      </w:pPr>
-      <w:r>
-        <w:t xml:space="preserve"># 1.3 O que CSF 2.0 não é</w:t>
-      </w:r>
-    </w:p>
-    <w:p>
-      <w:pPr>
-        <w:numPr>
-          <w:ilvl w:val="0"/>
-          <w:numId w:val="1004"/>
-        </w:numPr>
-      </w:pPr>
-      <w:r>
-        <w:t xml:space="preserve">Não é uma lei sozinha.</w:t>
-      </w:r>
-    </w:p>
-    <w:p>
-      <w:pPr>
-        <w:numPr>
-          <w:ilvl w:val="0"/>
-          <w:numId w:val="1004"/>
-        </w:numPr>
-      </w:pPr>
-      <w:r>
-        <w:t xml:space="preserve">Não é um catálogo de controle único ou lista de tecnologia obrigatória.</w:t>
-      </w:r>
-    </w:p>
-    <w:p>
-      <w:pPr>
-        <w:numPr>
-          <w:ilvl w:val="0"/>
-          <w:numId w:val="1004"/>
-        </w:numPr>
-      </w:pPr>
-      <w:r>
-        <w:t xml:space="preserve">Não fornece uma pontuação universal passe/falha.</w:t>
-      </w:r>
-    </w:p>
-    <w:p>
-      <w:pPr>
-        <w:numPr>
-          <w:ilvl w:val="0"/>
-          <w:numId w:val="1004"/>
-        </w:numPr>
-      </w:pPr>
-      <w:r>
-        <w:t xml:space="preserve">NIST não certifica organizações, produtos, consultores ou avaliadores contra o CSF.</w:t>
-      </w:r>
-    </w:p>
-    <w:p>
-      <w:pPr>
-        <w:numPr>
-          <w:ilvl w:val="0"/>
-          <w:numId w:val="1004"/>
-        </w:numPr>
-      </w:pPr>
-      <w:r>
-        <w:t xml:space="preserve">Um nível alto não é automaticamente o alvo certo para cada escopo.</w:t>
-      </w:r>
-    </w:p>
-    <w:p>
-      <w:pPr>
-        <w:numPr>
-          <w:ilvl w:val="0"/>
-          <w:numId w:val="1004"/>
-        </w:numPr>
-      </w:pPr>
-      <w:r>
-        <w:t xml:space="preserve">Um mapeamento para um resultado CSF não prova que o resultado é alcançado.</w:t>
-      </w:r>
-    </w:p>
-    <w:bookmarkEnd w:id="30"/>
-    <w:bookmarkStart w:id="37" w:name="núcleo-perfis-níveis-e-recursos-de-apoio"/>
+    <w:bookmarkStart w:id="31" w:name="núcleo-perfis-níveis-e-recursos-de-apoio"/>
     <w:p>
       <w:pPr>
         <w:pStyle w:val="Heading1"/>
@@ -2250,53 +2254,31 @@
         <w:t xml:space="preserve">As peças de CSF 2.0 e como eles se encaixam.*</w:t>
       </w:r>
     </w:p>
-    <w:p>
-      <w:pPr>
-        <w:pStyle w:val="CaptionedFigure"/>
-      </w:pPr>
-      <w:r>
-        <w:drawing>
-          <wp:inline>
-            <wp:extent cx="5334000" cy="2963333"/>
-            <wp:effectExtent b="0" l="0" r="0" t="0"/>
-            <wp:docPr descr="Funções contêm Categorias, que contêm subcategorias específicas focadas em resultados." title="" id="32" name="Picture"/>
-            <a:graphic>
-              <a:graphicData uri="http://schemas.openxmlformats.org/drawingml/2006/picture">
-                <pic:pic>
-                  <pic:nvPicPr>
-                    <pic:cNvPr descr="media/image2_pt-BR.png" id="33" name="Picture"/>
-                    <pic:cNvPicPr>
-                      <a:picLocks noChangeArrowheads="1" noChangeAspect="1"/>
-                    </pic:cNvPicPr>
-                  </pic:nvPicPr>
-                  <pic:blipFill>
-                    <a:blip r:embed="rId31"/>
-                    <a:stretch>
-                      <a:fillRect/>
-                    </a:stretch>
-                  </pic:blipFill>
-                  <pic:spPr bwMode="auto">
-                    <a:xfrm>
-                      <a:off x="0" y="0"/>
-                      <a:ext cx="5334000" cy="2963333"/>
-                    </a:xfrm>
-                    <a:prstGeom prst="rect">
-                      <a:avLst/>
-                    </a:prstGeom>
-                    <a:noFill/>
-                    <a:ln w="9525">
-                      <a:noFill/>
-                      <a:headEnd/>
-                      <a:tailEnd/>
-                    </a:ln>
-                  </pic:spPr>
-                </pic:pic>
-              </a:graphicData>
-            </a:graphic>
-          </wp:inline>
-        </w:drawing>
-      </w:r>
-    </w:p>
+    <w:tbl>
+      <w:tblPr>
+        <w:tblStyle w:val="FigureTable"/>
+        <w:tblW w:type="auto" w:w="0"/>
+        <w:tblLook w:firstRow="0" w:lastRow="0" w:firstColumn="0" w:lastColumn="0"/>
+        <w:jc w:val="center"/>
+      </w:tblPr>
+      <w:tblGrid>
+        <w:gridCol w:w="7920"/>
+      </w:tblGrid>
+      <w:tr>
+        <w:tc>
+          <w:tcPr/>
+          <w:p>
+            <w:pPr>
+              <w:pStyle w:val="Compact"/>
+              <w:jc w:val="center"/>
+            </w:pPr>
+            <w:r>
+              <w:t xml:space="preserve">Funções contêm Categorias, que contêm subcategorias específicas focadas em resultados.</w:t>
+            </w:r>
+          </w:p>
+        </w:tc>
+      </w:tr>
+    </w:tbl>
     <w:p>
       <w:pPr>
         <w:pStyle w:val="ImageCaption"/>
@@ -2313,7 +2295,7 @@
         <w:t xml:space="preserve">Figura 2. CSF Hierarquia do núcleo</w:t>
       </w:r>
     </w:p>
-    <w:bookmarkStart w:id="34" w:name="uso-prático"/>
+    <w:bookmarkStart w:id="28" w:name="uso-prático"/>
     <w:p>
       <w:pPr>
         <w:pStyle w:val="Heading2"/>
@@ -2525,8 +2507,8 @@
         <w:t xml:space="preserve">Atualizar perfis após mudanças materiais, incidentes, exercícios, comentários ou risco de mudança.</w:t>
       </w:r>
     </w:p>
-    <w:bookmarkEnd w:id="34"/>
-    <w:bookmarkStart w:id="35" w:name="X619ae7423362deb5783211873f12d59382db661"/>
+    <w:bookmarkEnd w:id="28"/>
+    <w:bookmarkStart w:id="29" w:name="X619ae7423362deb5783211873f12d59382db661"/>
     <w:p>
       <w:pPr>
         <w:pStyle w:val="Heading2"/>
@@ -2559,8 +2541,8 @@
         <w:t xml:space="preserve">Uma discriminação completa em língua simples de cada categoria e subcategoria GOVERN.*</w:t>
       </w:r>
     </w:p>
-    <w:bookmarkEnd w:id="35"/>
-    <w:bookmarkStart w:id="36" w:name="Xd5048814c5b036d5b3ea9b83bb0a7a636584613"/>
+    <w:bookmarkEnd w:id="29"/>
+    <w:bookmarkStart w:id="30" w:name="Xd5048814c5b036d5b3ea9b83bb0a7a636584613"/>
     <w:p>
       <w:pPr>
         <w:pStyle w:val="Heading2"/>
@@ -2569,9 +2551,9 @@
         <w:t xml:space="preserve">□ ** Objectivo da função:** Defina direção, expectativas, responsabilização, política, supervisão e gerenciamento de risco da cadeia de suprimentos. □</w:t>
       </w:r>
     </w:p>
-    <w:bookmarkEnd w:id="36"/>
-    <w:bookmarkEnd w:id="37"/>
-    <w:bookmarkStart w:id="41" w:name="contexto-organizacional-gv.oc"/>
+    <w:bookmarkEnd w:id="30"/>
+    <w:bookmarkEnd w:id="31"/>
+    <w:bookmarkStart w:id="35" w:name="contexto-organizacional-gv.oc"/>
     <w:p>
       <w:pPr>
         <w:pStyle w:val="Heading1"/>
@@ -2580,7 +2562,7 @@
         <w:t xml:space="preserve"># Contexto organizacional (GV.OC)</w:t>
       </w:r>
     </w:p>
-    <w:bookmarkStart w:id="38" w:name="Xc649db8d50343a0f141d21b3f9ebec4f537b6fe"/>
+    <w:bookmarkStart w:id="32" w:name="Xc649db8d50343a0f141d21b3f9ebec4f537b6fe"/>
     <w:p>
       <w:pPr>
         <w:pStyle w:val="Heading2"/>
@@ -2633,8 +2615,8 @@
         <w:t xml:space="preserve">Importante: Resultados CSF não são uma lista de verificação de tecnologias necessárias. Selecione métodos de implementação e controles de acordo com o risco, missão, obrigações, recursos e o perfil alvo escopo.</w:t>
       </w:r>
     </w:p>
-    <w:bookmarkEnd w:id="38"/>
-    <w:bookmarkStart w:id="39" w:name="estratégia-de-gestão-de-risco-gv.rm"/>
+    <w:bookmarkEnd w:id="32"/>
+    <w:bookmarkStart w:id="33" w:name="estratégia-de-gestão-de-risco-gv.rm"/>
     <w:p>
       <w:pPr>
         <w:pStyle w:val="Heading2"/>
@@ -2643,8 +2625,8 @@
         <w:t xml:space="preserve">Estratégia de Gestão de Risco (GV.RM)</w:t>
       </w:r>
     </w:p>
-    <w:bookmarkEnd w:id="39"/>
-    <w:bookmarkStart w:id="40" w:name="Xe9da5783f0b4b445255fc8bdc4967390994844b"/>
+    <w:bookmarkEnd w:id="33"/>
+    <w:bookmarkStart w:id="34" w:name="Xe9da5783f0b4b445255fc8bdc4967390994844b"/>
     <w:p>
       <w:pPr>
         <w:pStyle w:val="Heading2"/>
@@ -2709,9 +2691,9 @@
         <w:t xml:space="preserve">Importante: Resultados CSF não são uma lista de verificação de tecnologias necessárias. Selecione métodos de implementação e controles de acordo com o risco, missão, obrigações, recursos e o perfil alvo escopo.</w:t>
       </w:r>
     </w:p>
-    <w:bookmarkEnd w:id="40"/>
-    <w:bookmarkEnd w:id="41"/>
-    <w:bookmarkStart w:id="43" w:name="X783ee5c35e0ac23b82335069eae94a2919fdf82"/>
+    <w:bookmarkEnd w:id="34"/>
+    <w:bookmarkEnd w:id="35"/>
+    <w:bookmarkStart w:id="37" w:name="X783ee5c35e0ac23b82335069eae94a2919fdf82"/>
     <w:p>
       <w:pPr>
         <w:pStyle w:val="Heading1"/>
@@ -2720,7 +2702,7 @@
         <w:t xml:space="preserve"># Funções, responsabilidades e autoridades (GV.RR)</w:t>
       </w:r>
     </w:p>
-    <w:bookmarkStart w:id="42" w:name="X5f6f36a131e909d0f66511a0fdc2baf88cc5ca9"/>
+    <w:bookmarkStart w:id="36" w:name="X5f6f36a131e909d0f66511a0fdc2baf88cc5ca9"/>
     <w:p>
       <w:pPr>
         <w:pStyle w:val="Heading2"/>
@@ -2767,9 +2749,9 @@
         <w:t xml:space="preserve">Importante: Resultados CSF não são uma lista de verificação de tecnologias necessárias. Selecione métodos de implementação e controles de acordo com o risco, missão, obrigações, recursos e o perfil alvo escopo.</w:t>
       </w:r>
     </w:p>
-    <w:bookmarkEnd w:id="42"/>
-    <w:bookmarkEnd w:id="43"/>
-    <w:bookmarkStart w:id="45" w:name="política-gv.po"/>
+    <w:bookmarkEnd w:id="36"/>
+    <w:bookmarkEnd w:id="37"/>
+    <w:bookmarkStart w:id="39" w:name="política-gv.po"/>
     <w:p>
       <w:pPr>
         <w:pStyle w:val="Heading1"/>
@@ -2778,7 +2760,7 @@
         <w:t xml:space="preserve"># Política (GV.PO)</w:t>
       </w:r>
     </w:p>
-    <w:bookmarkStart w:id="44" w:name="X06a28ab2a80ec2bd3c06bb1ab530b752e5e8bbb"/>
+    <w:bookmarkStart w:id="38" w:name="X06a28ab2a80ec2bd3c06bb1ab530b752e5e8bbb"/>
     <w:p>
       <w:pPr>
         <w:pStyle w:val="Heading2"/>
@@ -2813,9 +2795,9 @@
         <w:t xml:space="preserve">Importante: Resultados CSF não são uma lista de verificação de tecnologias necessárias. Selecione métodos de implementação e controles de acordo com o risco, missão, obrigações, recursos e o perfil alvo escopo.</w:t>
       </w:r>
     </w:p>
-    <w:bookmarkEnd w:id="44"/>
-    <w:bookmarkEnd w:id="45"/>
-    <w:bookmarkStart w:id="47" w:name="supervisão-gv.ov"/>
+    <w:bookmarkEnd w:id="38"/>
+    <w:bookmarkEnd w:id="39"/>
+    <w:bookmarkStart w:id="41" w:name="supervisão-gv.ov"/>
     <w:p>
       <w:pPr>
         <w:pStyle w:val="Heading1"/>
@@ -2824,7 +2806,7 @@
         <w:t xml:space="preserve"># Supervisão (GV.OV)</w:t>
       </w:r>
     </w:p>
-    <w:bookmarkStart w:id="46" w:name="X913c19538217e77eb10902636b11af255ba0d8d"/>
+    <w:bookmarkStart w:id="40" w:name="X913c19538217e77eb10902636b11af255ba0d8d"/>
     <w:p>
       <w:pPr>
         <w:pStyle w:val="Heading2"/>
@@ -2865,9 +2847,9 @@
         <w:t xml:space="preserve">Importante: Resultados CSF não são uma lista de verificação de tecnologias necessárias. Selecione métodos de implementação e controles de acordo com o risco, missão, obrigações, recursos e o perfil alvo escopo.</w:t>
       </w:r>
     </w:p>
-    <w:bookmarkEnd w:id="46"/>
-    <w:bookmarkEnd w:id="47"/>
-    <w:bookmarkStart w:id="49" w:name="X06e7e6b6aaeba308876c2130701db9051a4a05f"/>
+    <w:bookmarkEnd w:id="40"/>
+    <w:bookmarkEnd w:id="41"/>
+    <w:bookmarkStart w:id="43" w:name="X06e7e6b6aaeba308876c2130701db9051a4a05f"/>
     <w:p>
       <w:pPr>
         <w:pStyle w:val="Heading1"/>
@@ -2876,7 +2858,7 @@
         <w:t xml:space="preserve"># Gerenciamento de risco da cadeia de suprimentos de segurança cibernética (GV.SC)</w:t>
       </w:r>
     </w:p>
-    <w:bookmarkStart w:id="48" w:name="X0040f88d6ebe22cffd4dbfdf3a72eba1b61805c"/>
+    <w:bookmarkStart w:id="42" w:name="X0040f88d6ebe22cffd4dbfdf3a72eba1b61805c"/>
     <w:p>
       <w:pPr>
         <w:pStyle w:val="Heading2"/>
@@ -2959,9 +2941,9 @@
         <w:t xml:space="preserve">Importante: Resultados CSF não são uma lista de verificação de tecnologias necessárias. Selecione métodos de implementação e controles de acordo com o risco, missão, obrigações, recursos e o perfil alvo escopo.</w:t>
       </w:r>
     </w:p>
-    <w:bookmarkEnd w:id="48"/>
-    <w:bookmarkEnd w:id="49"/>
-    <w:bookmarkStart w:id="50" w:name="função-identify"/>
+    <w:bookmarkEnd w:id="42"/>
+    <w:bookmarkEnd w:id="43"/>
+    <w:bookmarkStart w:id="44" w:name="função-identify"/>
     <w:p>
       <w:pPr>
         <w:pStyle w:val="Heading1"/>
@@ -2996,8 +2978,8 @@
         <w:t xml:space="preserve">O que é que se passa?</w:t>
       </w:r>
     </w:p>
-    <w:bookmarkEnd w:id="50"/>
-    <w:bookmarkStart w:id="52" w:name="gerenciamento-de-ativos-id.am"/>
+    <w:bookmarkEnd w:id="44"/>
+    <w:bookmarkStart w:id="46" w:name="gerenciamento-de-ativos-id.am"/>
     <w:p>
       <w:pPr>
         <w:pStyle w:val="Heading1"/>
@@ -3006,7 +2988,7 @@
         <w:t xml:space="preserve"># Gerenciamento de ativos (ID.AM)</w:t>
       </w:r>
     </w:p>
-    <w:bookmarkStart w:id="51" w:name="X10bc921fbfcf22479bb7b224065096884c20718"/>
+    <w:bookmarkStart w:id="45" w:name="X10bc921fbfcf22479bb7b224065096884c20718"/>
     <w:p>
       <w:pPr>
         <w:pStyle w:val="Heading2"/>
@@ -3071,9 +3053,9 @@
         <w:t xml:space="preserve">Importante: Resultados CSF não são uma lista de verificação de tecnologias necessárias. Selecione métodos de implementação e controles de acordo com o risco, missão, obrigações, recursos e o perfil alvo escopo.</w:t>
       </w:r>
     </w:p>
-    <w:bookmarkEnd w:id="51"/>
-    <w:bookmarkEnd w:id="52"/>
-    <w:bookmarkStart w:id="54" w:name="avaliação-de-risco-id.ra"/>
+    <w:bookmarkEnd w:id="45"/>
+    <w:bookmarkEnd w:id="46"/>
+    <w:bookmarkStart w:id="48" w:name="avaliação-de-risco-id.ra"/>
     <w:p>
       <w:pPr>
         <w:pStyle w:val="Heading1"/>
@@ -3082,7 +3064,7 @@
         <w:t xml:space="preserve"># Avaliação de risco (ID.RA)</w:t>
       </w:r>
     </w:p>
-    <w:bookmarkStart w:id="53" w:name="X1b091b4d5f41093fd8fe713940429f3d224d263"/>
+    <w:bookmarkStart w:id="47" w:name="X1b091b4d5f41093fd8fe713940429f3d224d263"/>
     <w:p>
       <w:pPr>
         <w:pStyle w:val="Heading2"/>
@@ -3165,9 +3147,9 @@
         <w:t xml:space="preserve">Importante: Resultados CSF não são uma lista de verificação de tecnologias necessárias. Selecione métodos de implementação e controles de acordo com o risco, missão, obrigações, recursos e o perfil alvo escopo.</w:t>
       </w:r>
     </w:p>
-    <w:bookmarkEnd w:id="53"/>
-    <w:bookmarkEnd w:id="54"/>
-    <w:bookmarkStart w:id="56" w:name="melhoria-id.im"/>
+    <w:bookmarkEnd w:id="47"/>
+    <w:bookmarkEnd w:id="48"/>
+    <w:bookmarkStart w:id="50" w:name="melhoria-id.im"/>
     <w:p>
       <w:pPr>
         <w:pStyle w:val="Heading1"/>
@@ -3176,7 +3158,7 @@
         <w:t xml:space="preserve"># Melhoria (ID.IM)</w:t>
       </w:r>
     </w:p>
-    <w:bookmarkStart w:id="55" w:name="X113f3e1bada3586b913e127b03b136f8fc07fd5"/>
+    <w:bookmarkStart w:id="49" w:name="X113f3e1bada3586b913e127b03b136f8fc07fd5"/>
     <w:p>
       <w:pPr>
         <w:pStyle w:val="Heading2"/>
@@ -3223,9 +3205,9 @@
         <w:t xml:space="preserve">Importante: Resultados CSF não são uma lista de verificação de tecnologias necessárias. Selecione métodos de implementação e controles de acordo com o risco, missão, obrigações, recursos e o perfil alvo escopo.</w:t>
       </w:r>
     </w:p>
-    <w:bookmarkEnd w:id="55"/>
-    <w:bookmarkEnd w:id="56"/>
-    <w:bookmarkStart w:id="57" w:name="função-de-proteção"/>
+    <w:bookmarkEnd w:id="49"/>
+    <w:bookmarkEnd w:id="50"/>
+    <w:bookmarkStart w:id="51" w:name="função-de-proteção"/>
     <w:p>
       <w:pPr>
         <w:pStyle w:val="Heading1"/>
@@ -3260,8 +3242,8 @@
         <w:t xml:space="preserve">□—————————————————————————————————————————————————————–</w:t>
       </w:r>
     </w:p>
-    <w:bookmarkEnd w:id="57"/>
-    <w:bookmarkStart w:id="59" w:name="X86c4738ec22b68efc9c719749cdae5b7709a640"/>
+    <w:bookmarkEnd w:id="51"/>
+    <w:bookmarkStart w:id="53" w:name="X86c4738ec22b68efc9c719749cdae5b7709a640"/>
     <w:p>
       <w:pPr>
         <w:pStyle w:val="Heading1"/>
@@ -3270,7 +3252,7 @@
         <w:t xml:space="preserve"># Gestão de Identidade, Autenticação e Controle de Acesso (PR.AA)</w:t>
       </w:r>
     </w:p>
-    <w:bookmarkStart w:id="58" w:name="X307c0e787dfa3e43d47613930306ed57ff9780d"/>
+    <w:bookmarkStart w:id="52" w:name="X307c0e787dfa3e43d47613930306ed57ff9780d"/>
     <w:p>
       <w:pPr>
         <w:pStyle w:val="Heading2"/>
@@ -3329,9 +3311,9 @@
         <w:t xml:space="preserve">Importante: Resultados CSF não são uma lista de verificação de tecnologias necessárias. Selecione métodos de implementação e controles de acordo com o risco, missão, obrigações, recursos e o perfil alvo escopo.</w:t>
       </w:r>
     </w:p>
-    <w:bookmarkEnd w:id="58"/>
-    <w:bookmarkEnd w:id="59"/>
-    <w:bookmarkStart w:id="61" w:name="conscientização-e-treino-pr.at"/>
+    <w:bookmarkEnd w:id="52"/>
+    <w:bookmarkEnd w:id="53"/>
+    <w:bookmarkStart w:id="55" w:name="conscientização-e-treino-pr.at"/>
     <w:p>
       <w:pPr>
         <w:pStyle w:val="Heading1"/>
@@ -3340,7 +3322,7 @@
         <w:t xml:space="preserve"># Conscientização e treino (PR.AT)</w:t>
       </w:r>
     </w:p>
-    <w:bookmarkStart w:id="60" w:name="X96e644e3b2c470f907def24116138bb37e552d0"/>
+    <w:bookmarkStart w:id="54" w:name="X96e644e3b2c470f907def24116138bb37e552d0"/>
     <w:p>
       <w:pPr>
         <w:pStyle w:val="Heading2"/>
@@ -3375,9 +3357,9 @@
         <w:t xml:space="preserve">Importante: Resultados CSF não são uma lista de verificação de tecnologias necessárias. Selecione métodos de implementação e controles de acordo com o risco, missão, obrigações, recursos e o perfil alvo escopo.</w:t>
       </w:r>
     </w:p>
-    <w:bookmarkEnd w:id="60"/>
-    <w:bookmarkEnd w:id="61"/>
-    <w:bookmarkStart w:id="63" w:name="segurança-de-dados-pr.ds"/>
+    <w:bookmarkEnd w:id="54"/>
+    <w:bookmarkEnd w:id="55"/>
+    <w:bookmarkStart w:id="57" w:name="segurança-de-dados-pr.ds"/>
     <w:p>
       <w:pPr>
         <w:pStyle w:val="Heading1"/>
@@ -3386,7 +3368,7 @@
         <w:t xml:space="preserve"># Segurança de dados (PR.DS)</w:t>
       </w:r>
     </w:p>
-    <w:bookmarkStart w:id="62" w:name="X64806ba69f2e09edcf75440ba55dd1804f771d6"/>
+    <w:bookmarkStart w:id="56" w:name="X64806ba69f2e09edcf75440ba55dd1804f771d6"/>
     <w:p>
       <w:pPr>
         <w:pStyle w:val="Heading2"/>
@@ -3433,9 +3415,9 @@
         <w:t xml:space="preserve">Importante: Resultados CSF não são uma lista de verificação de tecnologias necessárias. Selecione métodos de implementação e controles de acordo com o risco, missão, obrigações, recursos e o perfil alvo escopo.</w:t>
       </w:r>
     </w:p>
-    <w:bookmarkEnd w:id="62"/>
-    <w:bookmarkEnd w:id="63"/>
-    <w:bookmarkStart w:id="65" w:name="segurança-da-plataforma-pr.ps"/>
+    <w:bookmarkEnd w:id="56"/>
+    <w:bookmarkEnd w:id="57"/>
+    <w:bookmarkStart w:id="59" w:name="segurança-da-plataforma-pr.ps"/>
     <w:p>
       <w:pPr>
         <w:pStyle w:val="Heading1"/>
@@ -3444,7 +3426,7 @@
         <w:t xml:space="preserve"># Segurança da plataforma (PR.PS)</w:t>
       </w:r>
     </w:p>
-    <w:bookmarkStart w:id="64" w:name="X2f0c91dd6ef72dde31d3296ffea96354234230f"/>
+    <w:bookmarkStart w:id="58" w:name="X2f0c91dd6ef72dde31d3296ffea96354234230f"/>
     <w:p>
       <w:pPr>
         <w:pStyle w:val="Heading2"/>
@@ -3503,9 +3485,9 @@
         <w:t xml:space="preserve">Importante: Resultados CSF não são uma lista de verificação de tecnologias necessárias. Selecione métodos de implementação e controles de acordo com o risco, missão, obrigações, recursos e o perfil alvo escopo.</w:t>
       </w:r>
     </w:p>
-    <w:bookmarkEnd w:id="64"/>
-    <w:bookmarkEnd w:id="65"/>
-    <w:bookmarkStart w:id="67" w:name="X4ed59da46456f7df6758d346b3c8b8ee1f1f907"/>
+    <w:bookmarkEnd w:id="58"/>
+    <w:bookmarkEnd w:id="59"/>
+    <w:bookmarkStart w:id="61" w:name="X4ed59da46456f7df6758d346b3c8b8ee1f1f907"/>
     <w:p>
       <w:pPr>
         <w:pStyle w:val="Heading1"/>
@@ -3514,7 +3496,7 @@
         <w:t xml:space="preserve"># Resiliência de infraestrutura tecnológica (PR.IR)</w:t>
       </w:r>
     </w:p>
-    <w:bookmarkStart w:id="66" w:name="X57d16fb81e18d47abc4928c90f757c91aebd1ef"/>
+    <w:bookmarkStart w:id="60" w:name="X57d16fb81e18d47abc4928c90f757c91aebd1ef"/>
     <w:p>
       <w:pPr>
         <w:pStyle w:val="Heading2"/>
@@ -3561,9 +3543,9 @@
         <w:t xml:space="preserve">Importante: Resultados CSF não são uma lista de verificação de tecnologias necessárias. Selecione métodos de implementação e controles de acordo com o risco, missão, obrigações, recursos e o perfil alvo escopo.</w:t>
       </w:r>
     </w:p>
-    <w:bookmarkEnd w:id="66"/>
-    <w:bookmarkEnd w:id="67"/>
-    <w:bookmarkStart w:id="68" w:name="função-detect"/>
+    <w:bookmarkEnd w:id="60"/>
+    <w:bookmarkEnd w:id="61"/>
+    <w:bookmarkStart w:id="62" w:name="função-detect"/>
     <w:p>
       <w:pPr>
         <w:pStyle w:val="Heading1"/>
@@ -3598,8 +3580,8 @@
         <w:t xml:space="preserve">□————————————————————————————————————————————————–</w:t>
       </w:r>
     </w:p>
-    <w:bookmarkEnd w:id="68"/>
-    <w:bookmarkStart w:id="70" w:name="monitorização-contínua-de.cm"/>
+    <w:bookmarkEnd w:id="62"/>
+    <w:bookmarkStart w:id="64" w:name="monitorização-contínua-de.cm"/>
     <w:p>
       <w:pPr>
         <w:pStyle w:val="Heading1"/>
@@ -3608,7 +3590,7 @@
         <w:t xml:space="preserve"># Monitorização contínua (DE.CM)</w:t>
       </w:r>
     </w:p>
-    <w:bookmarkStart w:id="69" w:name="X115c0e314ae0e5c916cf64e2fbaf39c84fa93c1"/>
+    <w:bookmarkStart w:id="63" w:name="X115c0e314ae0e5c916cf64e2fbaf39c84fa93c1"/>
     <w:p>
       <w:pPr>
         <w:pStyle w:val="Heading2"/>
@@ -3661,9 +3643,9 @@
         <w:t xml:space="preserve">Importante: Resultados CSF não são uma lista de verificação de tecnologias necessárias. Selecione métodos de implementação e controles de acordo com o risco, missão, obrigações, recursos e o perfil alvo escopo.</w:t>
       </w:r>
     </w:p>
-    <w:bookmarkEnd w:id="69"/>
-    <w:bookmarkEnd w:id="70"/>
-    <w:bookmarkStart w:id="72" w:name="análise-de-eventos-adversos-de.ae"/>
+    <w:bookmarkEnd w:id="63"/>
+    <w:bookmarkEnd w:id="64"/>
+    <w:bookmarkStart w:id="66" w:name="análise-de-eventos-adversos-de.ae"/>
     <w:p>
       <w:pPr>
         <w:pStyle w:val="Heading1"/>
@@ -3672,7 +3654,7 @@
         <w:t xml:space="preserve"># Análise de eventos adversos (DE.AE)</w:t>
       </w:r>
     </w:p>
-    <w:bookmarkStart w:id="71" w:name="X5942dcbb2236ca197c5be2a518f117f508df2fd"/>
+    <w:bookmarkStart w:id="65" w:name="X5942dcbb2236ca197c5be2a518f117f508df2fd"/>
     <w:p>
       <w:pPr>
         <w:pStyle w:val="Heading2"/>
@@ -3731,9 +3713,9 @@
         <w:t xml:space="preserve">Importante: Resultados CSF não são uma lista de verificação de tecnologias necessárias. Selecione métodos de implementação e controles de acordo com o risco, missão, obrigações, recursos e o perfil alvo escopo.</w:t>
       </w:r>
     </w:p>
-    <w:bookmarkEnd w:id="71"/>
-    <w:bookmarkEnd w:id="72"/>
-    <w:bookmarkStart w:id="73" w:name="função-de-resposta"/>
+    <w:bookmarkEnd w:id="65"/>
+    <w:bookmarkEnd w:id="66"/>
+    <w:bookmarkStart w:id="67" w:name="função-de-resposta"/>
     <w:p>
       <w:pPr>
         <w:pStyle w:val="Heading1"/>
@@ -3768,8 +3750,8 @@
         <w:t xml:space="preserve">O que é que se passa?</w:t>
       </w:r>
     </w:p>
-    <w:bookmarkEnd w:id="73"/>
-    <w:bookmarkStart w:id="75" w:name="gestão-de-incidentes-rs.ma"/>
+    <w:bookmarkEnd w:id="67"/>
+    <w:bookmarkStart w:id="69" w:name="gestão-de-incidentes-rs.ma"/>
     <w:p>
       <w:pPr>
         <w:pStyle w:val="Heading1"/>
@@ -3778,7 +3760,7 @@
         <w:t xml:space="preserve"># Gestão de incidentes (RS.MA)</w:t>
       </w:r>
     </w:p>
-    <w:bookmarkStart w:id="74" w:name="X681659c797981093649596ac7f884866b3e4a1a"/>
+    <w:bookmarkStart w:id="68" w:name="X681659c797981093649596ac7f884866b3e4a1a"/>
     <w:p>
       <w:pPr>
         <w:pStyle w:val="Heading2"/>
@@ -3831,9 +3813,9 @@
         <w:t xml:space="preserve">Importante: Resultados CSF não são uma lista de verificação de tecnologias necessárias. Selecione métodos de implementação e controles de acordo com o risco, missão, obrigações, recursos e o perfil alvo escopo.</w:t>
       </w:r>
     </w:p>
-    <w:bookmarkEnd w:id="74"/>
-    <w:bookmarkEnd w:id="75"/>
-    <w:bookmarkStart w:id="77" w:name="análise-de-incidentes-rs.an"/>
+    <w:bookmarkEnd w:id="68"/>
+    <w:bookmarkEnd w:id="69"/>
+    <w:bookmarkStart w:id="71" w:name="análise-de-incidentes-rs.an"/>
     <w:p>
       <w:pPr>
         <w:pStyle w:val="Heading1"/>
@@ -3842,7 +3824,7 @@
         <w:t xml:space="preserve"># Análise de incidentes (RS.AN)</w:t>
       </w:r>
     </w:p>
-    <w:bookmarkStart w:id="76" w:name="X6cb85b4654088df1ed7ed06d6c24f7179d5dbc1"/>
+    <w:bookmarkStart w:id="70" w:name="X6cb85b4654088df1ed7ed06d6c24f7179d5dbc1"/>
     <w:p>
       <w:pPr>
         <w:pStyle w:val="Heading2"/>
@@ -3889,9 +3871,9 @@
         <w:t xml:space="preserve">Importante: Resultados CSF não são uma lista de verificação de tecnologias necessárias. Selecione métodos de implementação e controles de acordo com o risco, missão, obrigações, recursos e o perfil alvo escopo.</w:t>
       </w:r>
     </w:p>
-    <w:bookmarkEnd w:id="76"/>
-    <w:bookmarkEnd w:id="77"/>
-    <w:bookmarkStart w:id="79" w:name="X4a9a0c3f7d1fa5fcff9d62158e4b12fd19ca924"/>
+    <w:bookmarkEnd w:id="70"/>
+    <w:bookmarkEnd w:id="71"/>
+    <w:bookmarkStart w:id="73" w:name="X4a9a0c3f7d1fa5fcff9d62158e4b12fd19ca924"/>
     <w:p>
       <w:pPr>
         <w:pStyle w:val="Heading1"/>
@@ -3900,7 +3882,7 @@
         <w:t xml:space="preserve"># Relatório e comunicação de resposta a incidentes (RS.CO)</w:t>
       </w:r>
     </w:p>
-    <w:bookmarkStart w:id="78" w:name="Xc007d13897d989de753a3c253d4c143635e357d"/>
+    <w:bookmarkStart w:id="72" w:name="Xc007d13897d989de753a3c253d4c143635e357d"/>
     <w:p>
       <w:pPr>
         <w:pStyle w:val="Heading2"/>
@@ -3935,9 +3917,9 @@
         <w:t xml:space="preserve">Importante: Resultados CSF não são uma lista de verificação de tecnologias necessárias. Selecione métodos de implementação e controles de acordo com o risco, missão, obrigações, recursos e o perfil alvo escopo.</w:t>
       </w:r>
     </w:p>
-    <w:bookmarkEnd w:id="78"/>
-    <w:bookmarkEnd w:id="79"/>
-    <w:bookmarkStart w:id="81" w:name="mitigação-de-incidentes-rs.mi"/>
+    <w:bookmarkEnd w:id="72"/>
+    <w:bookmarkEnd w:id="73"/>
+    <w:bookmarkStart w:id="75" w:name="mitigação-de-incidentes-rs.mi"/>
     <w:p>
       <w:pPr>
         <w:pStyle w:val="Heading1"/>
@@ -3946,7 +3928,7 @@
         <w:t xml:space="preserve"># Mitigação de incidentes (RS.MI)</w:t>
       </w:r>
     </w:p>
-    <w:bookmarkStart w:id="80" w:name="X1a4b85796c13f342a2152b4a89e1049660c7b1d"/>
+    <w:bookmarkStart w:id="74" w:name="X1a4b85796c13f342a2152b4a89e1049660c7b1d"/>
     <w:p>
       <w:pPr>
         <w:pStyle w:val="Heading2"/>
@@ -3981,9 +3963,9 @@
         <w:t xml:space="preserve">Importante: Resultados CSF não são uma lista de verificação de tecnologias necessárias. Selecione métodos de implementação e controles de acordo com o risco, missão, obrigações, recursos e o perfil alvo escopo.</w:t>
       </w:r>
     </w:p>
-    <w:bookmarkEnd w:id="80"/>
-    <w:bookmarkEnd w:id="81"/>
-    <w:bookmarkStart w:id="83" w:name="função-de-recuperação"/>
+    <w:bookmarkEnd w:id="74"/>
+    <w:bookmarkEnd w:id="75"/>
+    <w:bookmarkStart w:id="77" w:name="função-de-recuperação"/>
     <w:p>
       <w:pPr>
         <w:pStyle w:val="Heading1"/>
@@ -4004,7 +3986,7 @@
         <w:t xml:space="preserve">Uma desagregação completa em linguagem simples de cada categoria e subcategoria RECOVER.*</w:t>
       </w:r>
     </w:p>
-    <w:bookmarkStart w:id="82" w:name="Xa884864d0e8baeb297da2533c6ebcd73fe20667"/>
+    <w:bookmarkStart w:id="76" w:name="Xa884864d0e8baeb297da2533c6ebcd73fe20667"/>
     <w:p>
       <w:pPr>
         <w:pStyle w:val="Heading2"/>
@@ -4013,9 +3995,9 @@
         <w:t xml:space="preserve">□ ** Objectivo da função:** Restaurar ativos e operações e comunicar progresso de recuperação.</w:t>
       </w:r>
     </w:p>
-    <w:bookmarkEnd w:id="82"/>
-    <w:bookmarkEnd w:id="83"/>
-    <w:bookmarkStart w:id="85" w:name="Xed21deea81e095561e2e8b03085e8e218ab4820"/>
+    <w:bookmarkEnd w:id="76"/>
+    <w:bookmarkEnd w:id="77"/>
+    <w:bookmarkStart w:id="79" w:name="Xed21deea81e095561e2e8b03085e8e218ab4820"/>
     <w:p>
       <w:pPr>
         <w:pStyle w:val="Heading1"/>
@@ -4024,7 +4006,7 @@
         <w:t xml:space="preserve"># Plano de recuperação de incidentes Execução (RC.RP)</w:t>
       </w:r>
     </w:p>
-    <w:bookmarkStart w:id="84" w:name="X71d1fea89ff57f4e4621ac5e5dbd590609c0478"/>
+    <w:bookmarkStart w:id="78" w:name="X71d1fea89ff57f4e4621ac5e5dbd590609c0478"/>
     <w:p>
       <w:pPr>
         <w:pStyle w:val="Heading2"/>
@@ -4083,9 +4065,9 @@
         <w:t xml:space="preserve">Importante: Resultados CSF não são uma lista de verificação de tecnologias necessárias. Selecione métodos de implementação e controles de acordo com o risco, missão, obrigações, recursos e o perfil alvo escopo.</w:t>
       </w:r>
     </w:p>
-    <w:bookmarkEnd w:id="84"/>
-    <w:bookmarkEnd w:id="85"/>
-    <w:bookmarkStart w:id="87" w:name="Xc1ae2973cb04b68a232c40765a1e68a099e9558"/>
+    <w:bookmarkEnd w:id="78"/>
+    <w:bookmarkEnd w:id="79"/>
+    <w:bookmarkStart w:id="81" w:name="Xc1ae2973cb04b68a232c40765a1e68a099e9558"/>
     <w:p>
       <w:pPr>
         <w:pStyle w:val="Heading1"/>
@@ -4094,7 +4076,7 @@
         <w:t xml:space="preserve"># Comunicação de recuperação de incidentes (RC.CO)</w:t>
       </w:r>
     </w:p>
-    <w:bookmarkStart w:id="86" w:name="X2f0127650472ef191475b5e21988b41d16ad59a"/>
+    <w:bookmarkStart w:id="80" w:name="X2f0127650472ef191475b5e21988b41d16ad59a"/>
     <w:p>
       <w:pPr>
         <w:pStyle w:val="Heading2"/>
@@ -4129,240 +4111,218 @@
         <w:t xml:space="preserve">Importante: Resultados CSF não são uma lista de verificação de tecnologias necessárias. Selecione métodos de implementação e controles de acordo com o risco, missão, obrigações, recursos e o perfil alvo escopo.</w:t>
       </w:r>
     </w:p>
+    <w:bookmarkEnd w:id="80"/>
+    <w:bookmarkEnd w:id="81"/>
+    <w:bookmarkStart w:id="86" w:name="perfil-organizacional"/>
+    <w:p>
+      <w:pPr>
+        <w:pStyle w:val="Heading1"/>
+      </w:pPr>
+      <w:r>
+        <w:t xml:space="preserve">10. Perfil Organizacional</w:t>
+      </w:r>
+    </w:p>
+    <w:p>
+      <w:pPr>
+        <w:numPr>
+          <w:ilvl w:val="0"/>
+          <w:numId w:val="1015"/>
+        </w:numPr>
+        <w:pStyle w:val="Compact"/>
+      </w:pPr>
+      <w:r>
+        <w:t xml:space="preserve">Como descrever a postura atual, definir um alvo e construir um plano de ação priorizado.*</w:t>
+      </w:r>
+    </w:p>
+    <w:tbl>
+      <w:tblPr>
+        <w:tblStyle w:val="FigureTable"/>
+        <w:tblW w:type="auto" w:w="0"/>
+        <w:tblLook w:firstRow="0" w:lastRow="0" w:firstColumn="0" w:lastColumn="0"/>
+        <w:jc w:val="center"/>
+      </w:tblPr>
+      <w:tblGrid>
+        <w:gridCol w:w="7920"/>
+      </w:tblGrid>
+      <w:tr>
+        <w:tc>
+          <w:tcPr/>
+          <w:p>
+            <w:pPr>
+              <w:pStyle w:val="Compact"/>
+              <w:jc w:val="center"/>
+            </w:pPr>
+            <w:r>
+              <w:t xml:space="preserve">Um perfil alvo é útil quando suas lacunas se tornam de propriedade, financiada, ação baseada em risco.</w:t>
+            </w:r>
+          </w:p>
+        </w:tc>
+      </w:tr>
+    </w:tbl>
+    <w:p>
+      <w:pPr>
+        <w:pStyle w:val="ImageCaption"/>
+      </w:pPr>
+      <w:r>
+        <w:t xml:space="preserve">Um perfil alvo é útil quando suas lacunas se tornam de propriedade, financiada, ação baseada em risco.</w:t>
+      </w:r>
+    </w:p>
+    <w:p>
+      <w:pPr>
+        <w:pStyle w:val="BodyText"/>
+      </w:pPr>
+      <w:r>
+        <w:t xml:space="preserve">Figura 3. Perfil atual do plano de ação</w:t>
+      </w:r>
+    </w:p>
+    <w:bookmarkStart w:id="82" w:name="declaração-de-escopo-de-perfil"/>
+    <w:p>
+      <w:pPr>
+        <w:pStyle w:val="Heading2"/>
+      </w:pPr>
+      <w:r>
+        <w:t xml:space="preserve">10.1 Declaração de escopo de perfil</w:t>
+      </w:r>
+    </w:p>
+    <w:p>
+      <w:pPr>
+        <w:numPr>
+          <w:ilvl w:val="0"/>
+          <w:numId w:val="1016"/>
+        </w:numPr>
+      </w:pPr>
+      <w:r>
+        <w:t xml:space="preserve">Negócios ou missão</w:t>
+      </w:r>
+    </w:p>
+    <w:p>
+      <w:pPr>
+        <w:numPr>
+          <w:ilvl w:val="0"/>
+          <w:numId w:val="1016"/>
+        </w:numPr>
+      </w:pPr>
+      <w:r>
+        <w:t xml:space="preserve">Sistemas, serviços, dados, instalações, pessoas, fornecedores e locais incluídos</w:t>
+      </w:r>
+    </w:p>
+    <w:p>
+      <w:pPr>
+        <w:numPr>
+          <w:ilvl w:val="0"/>
+          <w:numId w:val="1016"/>
+        </w:numPr>
+      </w:pPr>
+      <w:r>
+        <w:t xml:space="preserve">Período e data da prova</w:t>
+      </w:r>
+    </w:p>
+    <w:p>
+      <w:pPr>
+        <w:numPr>
+          <w:ilvl w:val="0"/>
+          <w:numId w:val="1016"/>
+        </w:numPr>
+      </w:pPr>
+      <w:r>
+        <w:t xml:space="preserve">Interessados e autoridade de decisão</w:t>
+      </w:r>
+    </w:p>
+    <w:p>
+      <w:pPr>
+        <w:numPr>
+          <w:ilvl w:val="0"/>
+          <w:numId w:val="1016"/>
+        </w:numPr>
+      </w:pPr>
+      <w:r>
+        <w:t xml:space="preserve">Inputs de perfil jurídico, contratual, político e comunitário</w:t>
+      </w:r>
+    </w:p>
+    <w:p>
+      <w:pPr>
+        <w:numPr>
+          <w:ilvl w:val="0"/>
+          <w:numId w:val="1016"/>
+        </w:numPr>
+      </w:pPr>
+      <w:r>
+        <w:t xml:space="preserve">Suposições, exclusões, dependências e limitações</w:t>
+      </w:r>
+    </w:p>
+    <w:bookmarkEnd w:id="82"/>
+    <w:bookmarkStart w:id="83" w:name="situação-dos-resultados"/>
+    <w:p>
+      <w:pPr>
+        <w:pStyle w:val="Heading2"/>
+      </w:pPr>
+      <w:r>
+        <w:t xml:space="preserve">10.2 Situação dos resultados</w:t>
+      </w:r>
+    </w:p>
+    <w:bookmarkEnd w:id="83"/>
+    <w:bookmarkStart w:id="84" w:name="section"/>
+    <w:p>
+      <w:pPr>
+        <w:pStyle w:val="Heading2"/>
+      </w:pPr>
+      <w:r>
+        <w:t xml:space="preserve">* * * * * * * * * * * * * * * * * * * * * * * * * * * * * * *</w:t>
+      </w:r>
+    </w:p>
+    <w:p>
+      <w:pPr>
+        <w:pStyle w:val="FirstParagraph"/>
+      </w:pPr>
+      <w:r>
+        <w:t xml:space="preserve">Realizado O resultado de escopo é implementado e operacional como pretendido Proprietário, população completa, projeto, evidência operacional, teste e conclusão</w:t>
+      </w:r>
+      <w:r>
+        <w:t xml:space="preserve"> </w:t>
+      </w:r>
+      <w:r>
+        <w:t xml:space="preserve">□ Alcançado parcialmente □ Falta algum escopo ou operação ou incoerência</w:t>
+      </w:r>
+      <w:r>
+        <w:t xml:space="preserve"> </w:t>
+      </w:r>
+      <w:r>
+        <w:t xml:space="preserve">Não alcançado O resultado é aplicável, mas não está em operação.</w:t>
+      </w:r>
+      <w:r>
+        <w:t xml:space="preserve"> </w:t>
+      </w:r>
+      <w:r>
+        <w:t xml:space="preserve">Não aplicável O resultado não se aplica a este âmbito definido .</w:t>
+      </w:r>
+      <w:r>
+        <w:t xml:space="preserve"> </w:t>
+      </w:r>
+      <w:r>
+        <w:t xml:space="preserve">□ Não avaliado □ As provas são insuficientes para uma conclusão</w:t>
+      </w:r>
+    </w:p>
+    <w:bookmarkEnd w:id="84"/>
+    <w:bookmarkStart w:id="85" w:name="priorização-da-gap"/>
+    <w:p>
+      <w:pPr>
+        <w:pStyle w:val="Heading2"/>
+      </w:pPr>
+      <w:r>
+        <w:t xml:space="preserve">10.3 Priorização da gap</w:t>
+      </w:r>
+    </w:p>
+    <w:p>
+      <w:pPr>
+        <w:pStyle w:val="FirstParagraph"/>
+      </w:pPr>
+      <w:r>
+        <w:t xml:space="preserve">Priorizar lacunas usando impacto da missão, probabilidade de ameaça, criticidade de ativos, obrigações legais e contratuais, exposição, dependências, segurança, privacidade, controles atuais, tempo para explorar, esforço de remediação e recursos disponíveis. Não ranqueie as lacunas apenas pela etiqueta de severidade de um scanner.</w:t>
+      </w:r>
+    </w:p>
+    <w:bookmarkEnd w:id="85"/>
     <w:bookmarkEnd w:id="86"/>
-    <w:bookmarkEnd w:id="87"/>
-    <w:bookmarkStart w:id="95" w:name="perfil-organizacional"/>
-    <w:p>
-      <w:pPr>
-        <w:pStyle w:val="Heading1"/>
-      </w:pPr>
-      <w:r>
-        <w:t xml:space="preserve">10. Perfil Organizacional</w:t>
-      </w:r>
-    </w:p>
-    <w:p>
-      <w:pPr>
-        <w:numPr>
-          <w:ilvl w:val="0"/>
-          <w:numId w:val="1015"/>
-        </w:numPr>
-        <w:pStyle w:val="Compact"/>
-      </w:pPr>
-      <w:r>
-        <w:t xml:space="preserve">Como descrever a postura atual, definir um alvo e construir um plano de ação priorizado.*</w:t>
-      </w:r>
-    </w:p>
-    <w:p>
-      <w:pPr>
-        <w:pStyle w:val="CaptionedFigure"/>
-      </w:pPr>
-      <w:r>
-        <w:drawing>
-          <wp:inline>
-            <wp:extent cx="5334000" cy="2963333"/>
-            <wp:effectExtent b="0" l="0" r="0" t="0"/>
-            <wp:docPr descr="Um perfil alvo é útil quando suas lacunas se tornam de propriedade, financiada, ação baseada em risco." title="" id="89" name="Picture"/>
-            <a:graphic>
-              <a:graphicData uri="http://schemas.openxmlformats.org/drawingml/2006/picture">
-                <pic:pic>
-                  <pic:nvPicPr>
-                    <pic:cNvPr descr="media/image3_pt-BR.png" id="90" name="Picture"/>
-                    <pic:cNvPicPr>
-                      <a:picLocks noChangeArrowheads="1" noChangeAspect="1"/>
-                    </pic:cNvPicPr>
-                  </pic:nvPicPr>
-                  <pic:blipFill>
-                    <a:blip r:embed="rId88"/>
-                    <a:stretch>
-                      <a:fillRect/>
-                    </a:stretch>
-                  </pic:blipFill>
-                  <pic:spPr bwMode="auto">
-                    <a:xfrm>
-                      <a:off x="0" y="0"/>
-                      <a:ext cx="5334000" cy="2963333"/>
-                    </a:xfrm>
-                    <a:prstGeom prst="rect">
-                      <a:avLst/>
-                    </a:prstGeom>
-                    <a:noFill/>
-                    <a:ln w="9525">
-                      <a:noFill/>
-                      <a:headEnd/>
-                      <a:tailEnd/>
-                    </a:ln>
-                  </pic:spPr>
-                </pic:pic>
-              </a:graphicData>
-            </a:graphic>
-          </wp:inline>
-        </w:drawing>
-      </w:r>
-    </w:p>
-    <w:p>
-      <w:pPr>
-        <w:pStyle w:val="ImageCaption"/>
-      </w:pPr>
-      <w:r>
-        <w:t xml:space="preserve">Um perfil alvo é útil quando suas lacunas se tornam de propriedade, financiada, ação baseada em risco.</w:t>
-      </w:r>
-    </w:p>
-    <w:p>
-      <w:pPr>
-        <w:pStyle w:val="BodyText"/>
-      </w:pPr>
-      <w:r>
-        <w:t xml:space="preserve">Figura 3. Perfil atual do plano de ação</w:t>
-      </w:r>
-    </w:p>
-    <w:bookmarkStart w:id="91" w:name="declaração-de-escopo-de-perfil"/>
-    <w:p>
-      <w:pPr>
-        <w:pStyle w:val="Heading2"/>
-      </w:pPr>
-      <w:r>
-        <w:t xml:space="preserve">10.1 Declaração de escopo de perfil</w:t>
-      </w:r>
-    </w:p>
-    <w:p>
-      <w:pPr>
-        <w:numPr>
-          <w:ilvl w:val="0"/>
-          <w:numId w:val="1016"/>
-        </w:numPr>
-      </w:pPr>
-      <w:r>
-        <w:t xml:space="preserve">Negócios ou missão</w:t>
-      </w:r>
-    </w:p>
-    <w:p>
-      <w:pPr>
-        <w:numPr>
-          <w:ilvl w:val="0"/>
-          <w:numId w:val="1016"/>
-        </w:numPr>
-      </w:pPr>
-      <w:r>
-        <w:t xml:space="preserve">Sistemas, serviços, dados, instalações, pessoas, fornecedores e locais incluídos</w:t>
-      </w:r>
-    </w:p>
-    <w:p>
-      <w:pPr>
-        <w:numPr>
-          <w:ilvl w:val="0"/>
-          <w:numId w:val="1016"/>
-        </w:numPr>
-      </w:pPr>
-      <w:r>
-        <w:t xml:space="preserve">Período e data da prova</w:t>
-      </w:r>
-    </w:p>
-    <w:p>
-      <w:pPr>
-        <w:numPr>
-          <w:ilvl w:val="0"/>
-          <w:numId w:val="1016"/>
-        </w:numPr>
-      </w:pPr>
-      <w:r>
-        <w:t xml:space="preserve">Interessados e autoridade de decisão</w:t>
-      </w:r>
-    </w:p>
-    <w:p>
-      <w:pPr>
-        <w:numPr>
-          <w:ilvl w:val="0"/>
-          <w:numId w:val="1016"/>
-        </w:numPr>
-      </w:pPr>
-      <w:r>
-        <w:t xml:space="preserve">Inputs de perfil jurídico, contratual, político e comunitário</w:t>
-      </w:r>
-    </w:p>
-    <w:p>
-      <w:pPr>
-        <w:numPr>
-          <w:ilvl w:val="0"/>
-          <w:numId w:val="1016"/>
-        </w:numPr>
-      </w:pPr>
-      <w:r>
-        <w:t xml:space="preserve">Suposições, exclusões, dependências e limitações</w:t>
-      </w:r>
-    </w:p>
-    <w:bookmarkEnd w:id="91"/>
-    <w:bookmarkStart w:id="92" w:name="situação-dos-resultados"/>
-    <w:p>
-      <w:pPr>
-        <w:pStyle w:val="Heading2"/>
-      </w:pPr>
-      <w:r>
-        <w:t xml:space="preserve">10.2 Situação dos resultados</w:t>
-      </w:r>
-    </w:p>
-    <w:bookmarkEnd w:id="92"/>
-    <w:bookmarkStart w:id="93" w:name="section"/>
-    <w:p>
-      <w:pPr>
-        <w:pStyle w:val="Heading2"/>
-      </w:pPr>
-      <w:r>
-        <w:t xml:space="preserve">* * * * * * * * * * * * * * * * * * * * * * * * * * * * * * *</w:t>
-      </w:r>
-    </w:p>
-    <w:p>
-      <w:pPr>
-        <w:pStyle w:val="FirstParagraph"/>
-      </w:pPr>
-      <w:r>
-        <w:t xml:space="preserve">Realizado O resultado de escopo é implementado e operacional como pretendido Proprietário, população completa, projeto, evidência operacional, teste e conclusão</w:t>
-      </w:r>
-      <w:r>
-        <w:t xml:space="preserve"> </w:t>
-      </w:r>
-      <w:r>
-        <w:t xml:space="preserve">□ Alcançado parcialmente □ Falta algum escopo ou operação ou incoerência</w:t>
-      </w:r>
-      <w:r>
-        <w:t xml:space="preserve"> </w:t>
-      </w:r>
-      <w:r>
-        <w:t xml:space="preserve">Não alcançado O resultado é aplicável, mas não está em operação.</w:t>
-      </w:r>
-      <w:r>
-        <w:t xml:space="preserve"> </w:t>
-      </w:r>
-      <w:r>
-        <w:t xml:space="preserve">Não aplicável O resultado não se aplica a este âmbito definido .</w:t>
-      </w:r>
-      <w:r>
-        <w:t xml:space="preserve"> </w:t>
-      </w:r>
-      <w:r>
-        <w:t xml:space="preserve">□ Não avaliado □ As provas são insuficientes para uma conclusão</w:t>
-      </w:r>
-    </w:p>
-    <w:bookmarkEnd w:id="93"/>
-    <w:bookmarkStart w:id="94" w:name="priorização-da-gap"/>
-    <w:p>
-      <w:pPr>
-        <w:pStyle w:val="Heading2"/>
-      </w:pPr>
-      <w:r>
-        <w:t xml:space="preserve">10.3 Priorização da gap</w:t>
-      </w:r>
-    </w:p>
-    <w:p>
-      <w:pPr>
-        <w:pStyle w:val="FirstParagraph"/>
-      </w:pPr>
-      <w:r>
-        <w:t xml:space="preserve">Priorizar lacunas usando impacto da missão, probabilidade de ameaça, criticidade de ativos, obrigações legais e contratuais, exposição, dependências, segurança, privacidade, controles atuais, tempo para explorar, esforço de remediação e recursos disponíveis. Não ranqueie as lacunas apenas pela etiqueta de severidade de um scanner.</w:t>
-      </w:r>
-    </w:p>
-    <w:bookmarkEnd w:id="94"/>
-    <w:bookmarkEnd w:id="95"/>
-    <w:bookmarkStart w:id="100" w:name="csf-níveis"/>
+    <w:bookmarkStart w:id="88" w:name="csf-níveis"/>
     <w:p>
       <w:pPr>
         <w:pStyle w:val="Heading1"/>
@@ -4383,53 +4343,31 @@
         <w:t xml:space="preserve">Usando Parcial, Risco Informado, Repetido e Adaptativo sem transformá-los em uma pontuação.</w:t>
       </w:r>
     </w:p>
-    <w:p>
-      <w:pPr>
-        <w:pStyle w:val="CaptionedFigure"/>
-      </w:pPr>
-      <w:r>
-        <w:drawing>
-          <wp:inline>
-            <wp:extent cx="5334000" cy="2963333"/>
-            <wp:effectExtent b="0" l="0" r="0" t="0"/>
-            <wp:docPr descr="Tiers fornecem contexto para governança e rigor de gestão de risco." title="" id="97" name="Picture"/>
-            <a:graphic>
-              <a:graphicData uri="http://schemas.openxmlformats.org/drawingml/2006/picture">
-                <pic:pic>
-                  <pic:nvPicPr>
-                    <pic:cNvPr descr="media/image4_pt-BR.png" id="98" name="Picture"/>
-                    <pic:cNvPicPr>
-                      <a:picLocks noChangeArrowheads="1" noChangeAspect="1"/>
-                    </pic:cNvPicPr>
-                  </pic:nvPicPr>
-                  <pic:blipFill>
-                    <a:blip r:embed="rId96"/>
-                    <a:stretch>
-                      <a:fillRect/>
-                    </a:stretch>
-                  </pic:blipFill>
-                  <pic:spPr bwMode="auto">
-                    <a:xfrm>
-                      <a:off x="0" y="0"/>
-                      <a:ext cx="5334000" cy="2963333"/>
-                    </a:xfrm>
-                    <a:prstGeom prst="rect">
-                      <a:avLst/>
-                    </a:prstGeom>
-                    <a:noFill/>
-                    <a:ln w="9525">
-                      <a:noFill/>
-                      <a:headEnd/>
-                      <a:tailEnd/>
-                    </a:ln>
-                  </pic:spPr>
-                </pic:pic>
-              </a:graphicData>
-            </a:graphic>
-          </wp:inline>
-        </w:drawing>
-      </w:r>
-    </w:p>
+    <w:tbl>
+      <w:tblPr>
+        <w:tblStyle w:val="FigureTable"/>
+        <w:tblW w:type="auto" w:w="0"/>
+        <w:tblLook w:firstRow="0" w:lastRow="0" w:firstColumn="0" w:lastColumn="0"/>
+        <w:jc w:val="center"/>
+      </w:tblPr>
+      <w:tblGrid>
+        <w:gridCol w:w="7920"/>
+      </w:tblGrid>
+      <w:tr>
+        <w:tc>
+          <w:tcPr/>
+          <w:p>
+            <w:pPr>
+              <w:pStyle w:val="Compact"/>
+              <w:jc w:val="center"/>
+            </w:pPr>
+            <w:r>
+              <w:t xml:space="preserve">Tiers fornecem contexto para governança e rigor de gestão de risco.</w:t>
+            </w:r>
+          </w:p>
+        </w:tc>
+      </w:tr>
+    </w:tbl>
     <w:p>
       <w:pPr>
         <w:pStyle w:val="ImageCaption"/>
@@ -4446,7 +4384,7 @@
         <w:t xml:space="preserve">Figura 4. CSF Níveis</w:t>
       </w:r>
     </w:p>
-    <w:bookmarkStart w:id="99" w:name="section-1"/>
+    <w:bookmarkStart w:id="87" w:name="section-1"/>
     <w:p>
       <w:pPr>
         <w:pStyle w:val="Heading2"/>
@@ -4536,9 +4474,9 @@
         <w:t xml:space="preserve">Reavaliar quando o risco, missão, fornecedores ou tecnologia muda materialmente.</w:t>
       </w:r>
     </w:p>
-    <w:bookmarkEnd w:id="99"/>
-    <w:bookmarkEnd w:id="100"/>
-    <w:bookmarkStart w:id="103" w:name="X58bd52aa1aa1142756f9c5c777f80da929c8fbd"/>
+    <w:bookmarkEnd w:id="87"/>
+    <w:bookmarkEnd w:id="88"/>
+    <w:bookmarkStart w:id="91" w:name="X58bd52aa1aa1142756f9c5c777f80da929c8fbd"/>
     <w:p>
       <w:pPr>
         <w:pStyle w:val="Heading1"/>
@@ -4609,7 +4547,7 @@
         <w:t xml:space="preserve">Oportunidade que pode melhorar os objetivos</w:t>
       </w:r>
     </w:p>
-    <w:bookmarkStart w:id="101" w:name="declaração-de-risco-executiva"/>
+    <w:bookmarkStart w:id="89" w:name="declaração-de-risco-executiva"/>
     <w:p>
       <w:pPr>
         <w:pStyle w:val="Heading2"/>
@@ -4632,8 +4570,8 @@
         <w:t xml:space="preserve">□———————————————————————————————————————————————————————————————————————————————————————————————————————————————————————-</w:t>
       </w:r>
     </w:p>
-    <w:bookmarkEnd w:id="101"/>
-    <w:bookmarkStart w:id="102" w:name="perguntas-a-nível-de-conselho"/>
+    <w:bookmarkEnd w:id="89"/>
+    <w:bookmarkStart w:id="90" w:name="perguntas-a-nível-de-conselho"/>
     <w:p>
       <w:pPr>
         <w:pStyle w:val="Heading2"/>
@@ -4719,9 +4657,9 @@
         <w:t xml:space="preserve">As capacidades de recuperação são comprovadas para os serviços mais importantes?</w:t>
       </w:r>
     </w:p>
-    <w:bookmarkEnd w:id="102"/>
-    <w:bookmarkEnd w:id="103"/>
-    <w:bookmarkStart w:id="107" w:name="X1fa273149650dca3561518a5b037d94a45384c2"/>
+    <w:bookmarkEnd w:id="90"/>
+    <w:bookmarkEnd w:id="91"/>
+    <w:bookmarkStart w:id="92" w:name="X1fa273149650dca3561518a5b037d94a45384c2"/>
     <w:p>
       <w:pPr>
         <w:pStyle w:val="Heading1"/>
@@ -4742,53 +4680,31 @@
         <w:t xml:space="preserve">Gerenciando fornecedores, produtos, serviços e dependências ao longo do ciclo de vida.*</w:t>
       </w:r>
     </w:p>
-    <w:p>
-      <w:pPr>
-        <w:pStyle w:val="CaptionedFigure"/>
-      </w:pPr>
-      <w:r>
-        <w:drawing>
-          <wp:inline>
-            <wp:extent cx="5334000" cy="2963333"/>
-            <wp:effectExtent b="0" l="0" r="0" t="0"/>
-            <wp:docPr descr="Planejar, selecionar, contratar, monitorar e sair com responsabilidades de segurança definidas." title="" id="105" name="Picture"/>
-            <a:graphic>
-              <a:graphicData uri="http://schemas.openxmlformats.org/drawingml/2006/picture">
-                <pic:pic>
-                  <pic:nvPicPr>
-                    <pic:cNvPr descr="media/image5_pt-BR.png" id="106" name="Picture"/>
-                    <pic:cNvPicPr>
-                      <a:picLocks noChangeArrowheads="1" noChangeAspect="1"/>
-                    </pic:cNvPicPr>
-                  </pic:nvPicPr>
-                  <pic:blipFill>
-                    <a:blip r:embed="rId104"/>
-                    <a:stretch>
-                      <a:fillRect/>
-                    </a:stretch>
-                  </pic:blipFill>
-                  <pic:spPr bwMode="auto">
-                    <a:xfrm>
-                      <a:off x="0" y="0"/>
-                      <a:ext cx="5334000" cy="2963333"/>
-                    </a:xfrm>
-                    <a:prstGeom prst="rect">
-                      <a:avLst/>
-                    </a:prstGeom>
-                    <a:noFill/>
-                    <a:ln w="9525">
-                      <a:noFill/>
-                      <a:headEnd/>
-                      <a:tailEnd/>
-                    </a:ln>
-                  </pic:spPr>
-                </pic:pic>
-              </a:graphicData>
-            </a:graphic>
-          </wp:inline>
-        </w:drawing>
-      </w:r>
-    </w:p>
+    <w:tbl>
+      <w:tblPr>
+        <w:tblStyle w:val="FigureTable"/>
+        <w:tblW w:type="auto" w:w="0"/>
+        <w:tblLook w:firstRow="0" w:lastRow="0" w:firstColumn="0" w:lastColumn="0"/>
+        <w:jc w:val="center"/>
+      </w:tblPr>
+      <w:tblGrid>
+        <w:gridCol w:w="7920"/>
+      </w:tblGrid>
+      <w:tr>
+        <w:tc>
+          <w:tcPr/>
+          <w:p>
+            <w:pPr>
+              <w:pStyle w:val="Compact"/>
+              <w:jc w:val="center"/>
+            </w:pPr>
+            <w:r>
+              <w:t xml:space="preserve">Planejar, selecionar, contratar, monitorar e sair com responsabilidades de segurança definidas.</w:t>
+            </w:r>
+          </w:p>
+        </w:tc>
+      </w:tr>
+    </w:tbl>
     <w:p>
       <w:pPr>
         <w:pStyle w:val="ImageCaption"/>
@@ -4896,8 +4812,8 @@
         <w:t xml:space="preserve">□—————————————————————————————————————————————————————————————————————————————————————————————————————–</w:t>
       </w:r>
     </w:p>
-    <w:bookmarkEnd w:id="107"/>
-    <w:bookmarkStart w:id="112" w:name="métricas-evidências-e-relatórios"/>
+    <w:bookmarkEnd w:id="92"/>
+    <w:bookmarkStart w:id="94" w:name="métricas-evidências-e-relatórios"/>
     <w:p>
       <w:pPr>
         <w:pStyle w:val="Heading1"/>
@@ -4918,7 +4834,7 @@
         <w:t xml:space="preserve">Medidas que suportam decisões em vez de produzir painéis decorativos.*</w:t>
       </w:r>
     </w:p>
-    <w:bookmarkStart w:id="111" w:name="X59d2092c347100e86aa3d7a848099744ade49cc"/>
+    <w:bookmarkStart w:id="93" w:name="X59d2092c347100e86aa3d7a848099744ade49cc"/>
     <w:p>
       <w:pPr>
         <w:pStyle w:val="Heading2"/>
@@ -4965,53 +4881,31 @@
         <w:t xml:space="preserve">□ Medida de qualidade de evidência □ O estado relatado pode ser confiável? Percentagem de conclusões de resultados apoiadas por populações completas e testes independentes</w:t>
       </w:r>
     </w:p>
-    <w:p>
-      <w:pPr>
-        <w:pStyle w:val="CaptionedFigure"/>
-      </w:pPr>
-      <w:r>
-        <w:drawing>
-          <wp:inline>
-            <wp:extent cx="5334000" cy="2963333"/>
-            <wp:effectExtent b="0" l="0" r="0" t="0"/>
-            <wp:docPr descr="Um mapeamento torna-se confiável quando controles e evidências operacionais são testados." title="" id="109" name="Picture"/>
-            <a:graphic>
-              <a:graphicData uri="http://schemas.openxmlformats.org/drawingml/2006/picture">
-                <pic:pic>
-                  <pic:nvPicPr>
-                    <pic:cNvPr descr="media/image6_pt-BR.png" id="110" name="Picture"/>
-                    <pic:cNvPicPr>
-                      <a:picLocks noChangeArrowheads="1" noChangeAspect="1"/>
-                    </pic:cNvPicPr>
-                  </pic:nvPicPr>
-                  <pic:blipFill>
-                    <a:blip r:embed="rId108"/>
-                    <a:stretch>
-                      <a:fillRect/>
-                    </a:stretch>
-                  </pic:blipFill>
-                  <pic:spPr bwMode="auto">
-                    <a:xfrm>
-                      <a:off x="0" y="0"/>
-                      <a:ext cx="5334000" cy="2963333"/>
-                    </a:xfrm>
-                    <a:prstGeom prst="rect">
-                      <a:avLst/>
-                    </a:prstGeom>
-                    <a:noFill/>
-                    <a:ln w="9525">
-                      <a:noFill/>
-                      <a:headEnd/>
-                      <a:tailEnd/>
-                    </a:ln>
-                  </pic:spPr>
-                </pic:pic>
-              </a:graphicData>
-            </a:graphic>
-          </wp:inline>
-        </w:drawing>
-      </w:r>
-    </w:p>
+    <w:tbl>
+      <w:tblPr>
+        <w:tblStyle w:val="FigureTable"/>
+        <w:tblW w:type="auto" w:w="0"/>
+        <w:tblLook w:firstRow="0" w:lastRow="0" w:firstColumn="0" w:lastColumn="0"/>
+        <w:jc w:val="center"/>
+      </w:tblPr>
+      <w:tblGrid>
+        <w:gridCol w:w="7920"/>
+      </w:tblGrid>
+      <w:tr>
+        <w:tc>
+          <w:tcPr/>
+          <w:p>
+            <w:pPr>
+              <w:pStyle w:val="Compact"/>
+              <w:jc w:val="center"/>
+            </w:pPr>
+            <w:r>
+              <w:t xml:space="preserve">Um mapeamento torna-se confiável quando controles e evidências operacionais são testados.</w:t>
+            </w:r>
+          </w:p>
+        </w:tc>
+      </w:tr>
+    </w:tbl>
     <w:p>
       <w:pPr>
         <w:pStyle w:val="ImageCaption"/>
@@ -5028,9 +4922,9 @@
         <w:t xml:space="preserve">Figura 6. Cadeia de resultado à evidência</w:t>
       </w:r>
     </w:p>
-    <w:bookmarkEnd w:id="111"/>
-    <w:bookmarkEnd w:id="112"/>
-    <w:bookmarkStart w:id="114" w:name="qualidade-das-provas"/>
+    <w:bookmarkEnd w:id="93"/>
+    <w:bookmarkEnd w:id="94"/>
+    <w:bookmarkStart w:id="96" w:name="qualidade-das-provas"/>
     <w:p>
       <w:pPr>
         <w:pStyle w:val="Heading1"/>
@@ -5047,11 +4941,11 @@
         </w:numPr>
         <w:pStyle w:val="Heading2"/>
       </w:pPr>
-      <w:bookmarkStart w:id="113" w:name="qualidade-exemplo-resposta-do-analista"/>
+      <w:bookmarkStart w:id="95" w:name="qualidade-exemplo-resposta-do-analista"/>
       <w:r>
         <w:t xml:space="preserve">Qualidade** * Exemplo** ** ** Resposta do analista**</w:t>
       </w:r>
-      <w:bookmarkEnd w:id="113"/>
+      <w:bookmarkEnd w:id="95"/>
     </w:p>
     <w:p>
       <w:pPr>
@@ -5077,8 +4971,8 @@
         <w:t xml:space="preserve">Dados fortes do sistema mais revisão independente, decisões, ação corretiva, e reteste</w:t>
       </w:r>
     </w:p>
-    <w:bookmarkEnd w:id="114"/>
-    <w:bookmarkStart w:id="117" w:name="X1b717d891432385a66fddc08ba9cccf8ef6ec99"/>
+    <w:bookmarkEnd w:id="96"/>
+    <w:bookmarkStart w:id="99" w:name="X1b717d891432385a66fddc08ba9cccf8ef6ec99"/>
     <w:p>
       <w:pPr>
         <w:pStyle w:val="Heading1"/>
@@ -5201,7 +5095,7 @@
         <w:t xml:space="preserve">Teste novamente a correção em toda a população afetada e escreva uma conclusão clara com limitações.</w:t>
       </w:r>
     </w:p>
-    <w:bookmarkStart w:id="116" w:name="testes-práticos-de-verificação"/>
+    <w:bookmarkStart w:id="98" w:name="testes-práticos-de-verificação"/>
     <w:p>
       <w:pPr>
         <w:pStyle w:val="Heading2"/>
@@ -5218,7 +5112,7 @@
         </w:numPr>
         <w:pStyle w:val="Heading2"/>
       </w:pPr>
-      <w:bookmarkStart w:id="115" w:name="Xe8ef689d1b474af705ba22cdf64733ec247f50b"/>
+      <w:bookmarkStart w:id="97" w:name="Xe8ef689d1b474af705ba22cdf64733ec247f50b"/>
       <w:r>
         <w:t xml:space="preserve">** Área de controlo**</w:t>
       </w:r>
@@ -5238,7 +5132,7 @@
       <w:r>
         <w:t xml:space="preserve">** Procedimento de teste** ** Evidência**</w:t>
       </w:r>
-      <w:bookmarkEnd w:id="115"/>
+      <w:bookmarkEnd w:id="97"/>
     </w:p>
     <w:p>
       <w:pPr>
@@ -5294,9 +5188,9 @@
         <w:t xml:space="preserve">Todos os repositórios, releases, dependências, exceções e achados no âmbito do escopo.</w:t>
       </w:r>
     </w:p>
-    <w:bookmarkEnd w:id="116"/>
-    <w:bookmarkEnd w:id="117"/>
-    <w:bookmarkStart w:id="118" w:name="linguagem-de-conclusão"/>
+    <w:bookmarkEnd w:id="98"/>
+    <w:bookmarkEnd w:id="99"/>
+    <w:bookmarkStart w:id="100" w:name="linguagem-de-conclusão"/>
     <w:p>
       <w:pPr>
         <w:pStyle w:val="Heading1"/>
@@ -5319,8 +5213,8 @@
         <w:t xml:space="preserve">□——————————————————————————————————————————————————————————————————————————————————————————————————————————————————————————————————————————————————————————————————————————————————-</w:t>
       </w:r>
     </w:p>
-    <w:bookmarkEnd w:id="118"/>
-    <w:bookmarkStart w:id="123" w:name="Xf605b9fc117b19fa96e3f4b67bb70a588b3ef93"/>
+    <w:bookmarkEnd w:id="100"/>
+    <w:bookmarkStart w:id="103" w:name="Xf605b9fc117b19fa96e3f4b67bb70a588b3ef93"/>
     <w:p>
       <w:pPr>
         <w:pStyle w:val="Heading1"/>
@@ -5341,53 +5235,31 @@
         <w:t xml:space="preserve">Links oficiais, inícios rápidos seguros, suporte CSF, evidências e limitações.*</w:t>
       </w:r>
     </w:p>
-    <w:p>
-      <w:pPr>
-        <w:pStyle w:val="CaptionedFigure"/>
-      </w:pPr>
-      <w:r>
-        <w:drawing>
-          <wp:inline>
-            <wp:extent cx="5334000" cy="2963333"/>
-            <wp:effectExtent b="0" l="0" r="0" t="0"/>
-            <wp:docPr descr="Autorização, validação, ação corretiva e reteste transformam a saída técnica em evidência útil." title="" id="119" name="Picture"/>
-            <a:graphic>
-              <a:graphicData uri="http://schemas.openxmlformats.org/drawingml/2006/picture">
-                <pic:pic>
-                  <pic:nvPicPr>
-                    <pic:cNvPr descr="media/image1_pt-BR.png" id="120" name="Picture"/>
-                    <pic:cNvPicPr>
-                      <a:picLocks noChangeArrowheads="1" noChangeAspect="1"/>
-                    </pic:cNvPicPr>
-                  </pic:nvPicPr>
-                  <pic:blipFill>
-                    <a:blip r:embed="rId24"/>
-                    <a:stretch>
-                      <a:fillRect/>
-                    </a:stretch>
-                  </pic:blipFill>
-                  <pic:spPr bwMode="auto">
-                    <a:xfrm>
-                      <a:off x="0" y="0"/>
-                      <a:ext cx="5334000" cy="2963333"/>
-                    </a:xfrm>
-                    <a:prstGeom prst="rect">
-                      <a:avLst/>
-                    </a:prstGeom>
-                    <a:noFill/>
-                    <a:ln w="9525">
-                      <a:noFill/>
-                      <a:headEnd/>
-                      <a:tailEnd/>
-                    </a:ln>
-                  </pic:spPr>
-                </pic:pic>
-              </a:graphicData>
-            </a:graphic>
-          </wp:inline>
-        </w:drawing>
-      </w:r>
-    </w:p>
+    <w:tbl>
+      <w:tblPr>
+        <w:tblStyle w:val="FigureTable"/>
+        <w:tblW w:type="auto" w:w="0"/>
+        <w:tblLook w:firstRow="0" w:lastRow="0" w:firstColumn="0" w:lastColumn="0"/>
+        <w:jc w:val="center"/>
+      </w:tblPr>
+      <w:tblGrid>
+        <w:gridCol w:w="7920"/>
+      </w:tblGrid>
+      <w:tr>
+        <w:tc>
+          <w:tcPr/>
+          <w:p>
+            <w:pPr>
+              <w:pStyle w:val="Compact"/>
+              <w:jc w:val="center"/>
+            </w:pPr>
+            <w:r>
+              <w:t xml:space="preserve">Autorização, validação, ação corretiva e reteste transformam a saída técnica em evidência útil.</w:t>
+            </w:r>
+          </w:p>
+        </w:tc>
+      </w:tr>
+    </w:tbl>
     <w:p>
       <w:pPr>
         <w:pStyle w:val="ImageCaption"/>
@@ -5404,7 +5276,7 @@
         <w:t xml:space="preserve">Figura 7. Da saída da ferramenta à evidência</w:t>
       </w:r>
     </w:p>
-    <w:bookmarkStart w:id="121" w:name="ferramenta-purpose-possible-csf-support"/>
+    <w:bookmarkStart w:id="101" w:name="ferramenta-purpose-possible-csf-support"/>
     <w:p>
       <w:pPr>
         <w:pStyle w:val="Heading2"/>
@@ -5517,8 +5389,8 @@
         <w:t xml:space="preserve">Pesquisa, análise, painéis e monitoramento de segurança □ DE.CM, DE.AE, GV.OV</w:t>
       </w:r>
     </w:p>
-    <w:bookmarkEnd w:id="121"/>
-    <w:bookmarkStart w:id="122" w:name="Xcaaec91ffbf8c68a9531b2a24aadbee7afcbbeb"/>
+    <w:bookmarkEnd w:id="101"/>
+    <w:bookmarkStart w:id="102" w:name="Xcaaec91ffbf8c68a9531b2a24aadbee7afcbbeb"/>
     <w:p>
       <w:pPr>
         <w:pStyle w:val="Heading2"/>
@@ -5615,9 +5487,9 @@
         <w:t xml:space="preserve">Revalidar após atualizações de material, alterações de integração, alterações de configuração ou falhas.</w:t>
       </w:r>
     </w:p>
-    <w:bookmarkEnd w:id="122"/>
-    <w:bookmarkEnd w:id="123"/>
-    <w:bookmarkStart w:id="124" w:name="assistente-do-ciso"/>
+    <w:bookmarkEnd w:id="102"/>
+    <w:bookmarkEnd w:id="103"/>
+    <w:bookmarkStart w:id="104" w:name="assistente-do-ciso"/>
     <w:p>
       <w:pPr>
         <w:pStyle w:val="Heading1"/>
@@ -5667,8 +5539,8 @@
         <w:t xml:space="preserve">Crie uma organização fictícia, selecione cinco resultados CSF, atribua proprietários, anexe evidências higienizadas, grave uma lacuna e construa um plano de ação.</w:t>
       </w:r>
     </w:p>
-    <w:bookmarkEnd w:id="124"/>
-    <w:bookmarkStart w:id="125" w:name="evidência-e-limitação"/>
+    <w:bookmarkEnd w:id="104"/>
+    <w:bookmarkStart w:id="105" w:name="evidência-e-limitação"/>
     <w:p>
       <w:pPr>
         <w:pStyle w:val="Heading1"/>
@@ -5685,8 +5557,8 @@
         <w:t xml:space="preserve">Manter autorização, escopo, população alvo, ferramenta e versão de conteúdo, configuração, resultado bruto, revisor, decisão, ação corretiva, exceção e reteste. A ferramenta suporta o trabalho selecionado; não pode certificar o alinhamento CSF, determinar escopo completo, ou substituir julgamento humano qualificado.</w:t>
       </w:r>
     </w:p>
-    <w:bookmarkEnd w:id="125"/>
-    <w:bookmarkStart w:id="127" w:name="wazuh"/>
+    <w:bookmarkEnd w:id="105"/>
+    <w:bookmarkStart w:id="107" w:name="wazuh"/>
     <w:p>
       <w:pPr>
         <w:pStyle w:val="Heading1"/>
@@ -5713,7 +5585,7 @@
       <w:r>
         <w:t xml:space="preserve"> </w:t>
       </w:r>
-      <w:hyperlink r:id="rId126">
+      <w:hyperlink r:id="rId106">
         <w:r>
           <w:rPr>
             <w:rStyle w:val="Hyperlink"/>
@@ -5744,8 +5616,8 @@
         <w:t xml:space="preserve">Conecte um terminal de laboratório autorizado, crie um evento inofensivo, reveja o alerta, documente a decisão e mantenha o evento e o ticket.</w:t>
       </w:r>
     </w:p>
-    <w:bookmarkEnd w:id="127"/>
-    <w:bookmarkStart w:id="128" w:name="evidência-e-limitação-1"/>
+    <w:bookmarkEnd w:id="107"/>
+    <w:bookmarkStart w:id="108" w:name="evidência-e-limitação-1"/>
     <w:p>
       <w:pPr>
         <w:pStyle w:val="Heading1"/>
@@ -5762,8 +5634,8 @@
         <w:t xml:space="preserve">Manter autorização, escopo, população alvo, ferramenta e versão de conteúdo, configuração, resultado bruto, revisor, decisão, ação corretiva, exceção e reteste. A ferramenta suporta o trabalho selecionado; não pode certificar o alinhamento CSF, determinar escopo completo, ou substituir julgamento humano qualificado.</w:t>
       </w:r>
     </w:p>
-    <w:bookmarkEnd w:id="128"/>
-    <w:bookmarkStart w:id="130" w:name="osquery"/>
+    <w:bookmarkEnd w:id="108"/>
+    <w:bookmarkStart w:id="110" w:name="osquery"/>
     <w:p>
       <w:pPr>
         <w:pStyle w:val="Heading1"/>
@@ -5790,7 +5662,7 @@
       <w:r>
         <w:t xml:space="preserve"> </w:t>
       </w:r>
-      <w:hyperlink r:id="rId129">
+      <w:hyperlink r:id="rId109">
         <w:r>
           <w:rPr>
             <w:rStyle w:val="Hyperlink"/>
@@ -5815,8 +5687,8 @@
         <w:t xml:space="preserve">Consultar usuários, software, serviços, criptografia ou processos em um endpoint de laboratório; registrar consulta, host, tempo, saída e revisão.</w:t>
       </w:r>
     </w:p>
-    <w:bookmarkEnd w:id="130"/>
-    <w:bookmarkStart w:id="131" w:name="evidência-e-limitação-2"/>
+    <w:bookmarkEnd w:id="110"/>
+    <w:bookmarkStart w:id="111" w:name="evidência-e-limitação-2"/>
     <w:p>
       <w:pPr>
         <w:pStyle w:val="Heading1"/>
@@ -5833,8 +5705,8 @@
         <w:t xml:space="preserve">Manter autorização, escopo, população alvo, ferramenta e versão de conteúdo, configuração, resultado bruto, revisor, decisão, ação corretiva, exceção e reteste. A ferramenta suporta o trabalho selecionado; não pode certificar o alinhamento CSF, determinar escopo completo, ou substituir julgamento humano qualificado.</w:t>
       </w:r>
     </w:p>
-    <w:bookmarkEnd w:id="131"/>
-    <w:bookmarkStart w:id="133" w:name="openscap"/>
+    <w:bookmarkEnd w:id="111"/>
+    <w:bookmarkStart w:id="113" w:name="openscap"/>
     <w:p>
       <w:pPr>
         <w:pStyle w:val="Heading1"/>
@@ -5861,7 +5733,7 @@
       <w:r>
         <w:t xml:space="preserve"> </w:t>
       </w:r>
-      <w:hyperlink r:id="rId132">
+      <w:hyperlink r:id="rId112">
         <w:r>
           <w:rPr>
             <w:rStyle w:val="Hyperlink"/>
@@ -5886,8 +5758,8 @@
         <w:t xml:space="preserve">Avaliar um laboratório Linux autorizado contra um perfil adequado, corrigir uma configuração aprovada e comparar os relatórios anteriores e posteriores.</w:t>
       </w:r>
     </w:p>
-    <w:bookmarkEnd w:id="133"/>
-    <w:bookmarkStart w:id="134" w:name="evidência-e-limitação-3"/>
+    <w:bookmarkEnd w:id="113"/>
+    <w:bookmarkStart w:id="114" w:name="evidência-e-limitação-3"/>
     <w:p>
       <w:pPr>
         <w:pStyle w:val="Heading1"/>
@@ -5904,8 +5776,8 @@
         <w:t xml:space="preserve">Manter autorização, escopo, população alvo, ferramenta e versão de conteúdo, configuração, resultado bruto, revisor, decisão, ação corretiva, exceção e reteste. A ferramenta suporta o trabalho selecionado; não pode certificar o alinhamento CSF, determinar escopo completo, ou substituir julgamento humano qualificado.</w:t>
       </w:r>
     </w:p>
-    <w:bookmarkEnd w:id="134"/>
-    <w:bookmarkStart w:id="136" w:name="greenbone-community-edition"/>
+    <w:bookmarkEnd w:id="114"/>
+    <w:bookmarkStart w:id="116" w:name="greenbone-community-edition"/>
     <w:p>
       <w:pPr>
         <w:pStyle w:val="Heading1"/>
@@ -5936,7 +5808,7 @@
       <w:r>
         <w:t xml:space="preserve"> </w:t>
       </w:r>
-      <w:hyperlink r:id="rId135">
+      <w:hyperlink r:id="rId115">
         <w:r>
           <w:rPr>
             <w:rStyle w:val="Hyperlink"/>
@@ -5961,8 +5833,8 @@
         <w:t xml:space="preserve">Analisar apenas um alvo de laboratório aprovado, validar um achado, corrigi-lo, rescan, e escopo do documento e limitações.</w:t>
       </w:r>
     </w:p>
-    <w:bookmarkEnd w:id="136"/>
-    <w:bookmarkStart w:id="137" w:name="evidência-e-limitação-4"/>
+    <w:bookmarkEnd w:id="116"/>
+    <w:bookmarkStart w:id="117" w:name="evidência-e-limitação-4"/>
     <w:p>
       <w:pPr>
         <w:pStyle w:val="Heading1"/>
@@ -5979,8 +5851,8 @@
         <w:t xml:space="preserve">Manter autorização, escopo, população alvo, ferramenta e versão de conteúdo, configuração, resultado bruto, revisor, decisão, ação corretiva, exceção e reteste. A ferramenta suporta o trabalho selecionado; não pode certificar o alinhamento CSF, determinar escopo completo, ou substituir julgamento humano qualificado.</w:t>
       </w:r>
     </w:p>
-    <w:bookmarkEnd w:id="137"/>
-    <w:bookmarkStart w:id="139" w:name="trivy"/>
+    <w:bookmarkEnd w:id="117"/>
+    <w:bookmarkStart w:id="119" w:name="trivy"/>
     <w:p>
       <w:pPr>
         <w:pStyle w:val="Heading1"/>
@@ -6007,7 +5879,7 @@
       <w:r>
         <w:t xml:space="preserve"> </w:t>
       </w:r>
-      <w:hyperlink r:id="rId138">
+      <w:hyperlink r:id="rId118">
         <w:r>
           <w:rPr>
             <w:rStyle w:val="Hyperlink"/>
@@ -6038,8 +5910,8 @@
         <w:t xml:space="preserve">Examine uma imagem de laboratório ou repositório de testes, proteja o relatório, valide um resultado, corrija-o e verifique novamente.</w:t>
       </w:r>
     </w:p>
-    <w:bookmarkEnd w:id="139"/>
-    <w:bookmarkStart w:id="140" w:name="evidência-e-limitação-5"/>
+    <w:bookmarkEnd w:id="119"/>
+    <w:bookmarkStart w:id="120" w:name="evidência-e-limitação-5"/>
     <w:p>
       <w:pPr>
         <w:pStyle w:val="Heading1"/>
@@ -6056,8 +5928,8 @@
         <w:t xml:space="preserve">Manter autorização, escopo, população alvo, ferramenta e versão de conteúdo, configuração, resultado bruto, revisor, decisão, ação corretiva, exceção e reteste. A ferramenta suporta o trabalho selecionado; não pode certificar o alinhamento CSF, determinar escopo completo, ou substituir julgamento humano qualificado.</w:t>
       </w:r>
     </w:p>
-    <w:bookmarkEnd w:id="140"/>
-    <w:bookmarkStart w:id="142" w:name="owasp-zap"/>
+    <w:bookmarkEnd w:id="120"/>
+    <w:bookmarkStart w:id="122" w:name="owasp-zap"/>
     <w:p>
       <w:pPr>
         <w:pStyle w:val="Heading1"/>
@@ -6084,7 +5956,7 @@
       <w:r>
         <w:t xml:space="preserve"> </w:t>
       </w:r>
-      <w:hyperlink r:id="rId141">
+      <w:hyperlink r:id="rId121">
         <w:r>
           <w:rPr>
             <w:rStyle w:val="Hyperlink"/>
@@ -6115,8 +5987,8 @@
         <w:t xml:space="preserve">Proxy uma aplicação de treinamento local, começar com análise passiva, validar um achado, e manter o escopo e resultados aprovados.</w:t>
       </w:r>
     </w:p>
-    <w:bookmarkEnd w:id="142"/>
-    <w:bookmarkStart w:id="143" w:name="evidência-e-limitação-6"/>
+    <w:bookmarkEnd w:id="122"/>
+    <w:bookmarkStart w:id="123" w:name="evidência-e-limitação-6"/>
     <w:p>
       <w:pPr>
         <w:pStyle w:val="Heading1"/>
@@ -6133,8 +6005,8 @@
         <w:t xml:space="preserve">Manter autorização, escopo, população alvo, ferramenta e versão de conteúdo, configuração, resultado bruto, revisor, decisão, ação corretiva, exceção e reteste. A ferramenta suporta o trabalho selecionado; não pode certificar o alinhamento CSF, determinar escopo completo, ou substituir julgamento humano qualificado.</w:t>
       </w:r>
     </w:p>
-    <w:bookmarkEnd w:id="143"/>
-    <w:bookmarkStart w:id="145" w:name="keycloak"/>
+    <w:bookmarkEnd w:id="123"/>
+    <w:bookmarkStart w:id="125" w:name="keycloak"/>
     <w:p>
       <w:pPr>
         <w:pStyle w:val="Heading1"/>
@@ -6161,7 +6033,7 @@
       <w:r>
         <w:t xml:space="preserve"> </w:t>
       </w:r>
-      <w:hyperlink r:id="rId144">
+      <w:hyperlink r:id="rId124">
         <w:r>
           <w:rPr>
             <w:rStyle w:val="Hyperlink"/>
@@ -6186,8 +6058,8 @@
         <w:t xml:space="preserve">Crie um reino de laboratório, usuários, papéis e MFA; teste menos privilégio, acesso falhado e remoção; exporte evidências de configuração higienizadas.</w:t>
       </w:r>
     </w:p>
-    <w:bookmarkEnd w:id="145"/>
-    <w:bookmarkStart w:id="146" w:name="evidência-e-limitação-7"/>
+    <w:bookmarkEnd w:id="125"/>
+    <w:bookmarkStart w:id="126" w:name="evidência-e-limitação-7"/>
     <w:p>
       <w:pPr>
         <w:pStyle w:val="Heading1"/>
@@ -6204,8 +6076,8 @@
         <w:t xml:space="preserve">Manter autorização, escopo, população alvo, ferramenta e versão de conteúdo, configuração, resultado bruto, revisor, decisão, ação corretiva, exceção e reteste. A ferramenta suporta o trabalho selecionado; não pode certificar o alinhamento CSF, determinar escopo completo, ou substituir julgamento humano qualificado.</w:t>
       </w:r>
     </w:p>
-    <w:bookmarkEnd w:id="146"/>
-    <w:bookmarkStart w:id="148" w:name="defectdojo"/>
+    <w:bookmarkEnd w:id="126"/>
+    <w:bookmarkStart w:id="128" w:name="defectdojo"/>
     <w:p>
       <w:pPr>
         <w:pStyle w:val="Heading1"/>
@@ -6236,7 +6108,7 @@
       <w:r>
         <w:t xml:space="preserve"> </w:t>
       </w:r>
-      <w:hyperlink r:id="rId147">
+      <w:hyperlink r:id="rId127">
         <w:r>
           <w:rPr>
             <w:rStyle w:val="Hyperlink"/>
@@ -6261,8 +6133,8 @@
         <w:t xml:space="preserve">Importar um relatório de laboratório, validar e atribuir um achado, correção de registro, reteste-o, e fechá-lo com prova.</w:t>
       </w:r>
     </w:p>
-    <w:bookmarkEnd w:id="148"/>
-    <w:bookmarkStart w:id="149" w:name="evidência-e-limitação-8"/>
+    <w:bookmarkEnd w:id="128"/>
+    <w:bookmarkStart w:id="129" w:name="evidência-e-limitação-8"/>
     <w:p>
       <w:pPr>
         <w:pStyle w:val="Heading1"/>
@@ -6279,8 +6151,8 @@
         <w:t xml:space="preserve">Manter autorização, escopo, população alvo, ferramenta e versão de conteúdo, configuração, resultado bruto, revisor, decisão, ação corretiva, exceção e reteste. A ferramenta suporta o trabalho selecionado; não pode certificar o alinhamento CSF, determinar escopo completo, ou substituir julgamento humano qualificado.</w:t>
       </w:r>
     </w:p>
-    <w:bookmarkEnd w:id="149"/>
-    <w:bookmarkStart w:id="151" w:name="velociraptor"/>
+    <w:bookmarkEnd w:id="129"/>
+    <w:bookmarkStart w:id="131" w:name="velociraptor"/>
     <w:p>
       <w:pPr>
         <w:pStyle w:val="Heading1"/>
@@ -6307,7 +6179,7 @@
       <w:r>
         <w:t xml:space="preserve"> </w:t>
       </w:r>
-      <w:hyperlink r:id="rId150">
+      <w:hyperlink r:id="rId130">
         <w:r>
           <w:rPr>
             <w:rStyle w:val="Hyperlink"/>
@@ -6332,8 +6204,8 @@
         <w:t xml:space="preserve">Use um cliente de laboratório isolado, colete um artefato aprovado inofensivo, e finalidade de registro, escopo, coleta, revisão e preservação.</w:t>
       </w:r>
     </w:p>
-    <w:bookmarkEnd w:id="151"/>
-    <w:bookmarkStart w:id="152" w:name="evidência-e-limitação-9"/>
+    <w:bookmarkEnd w:id="131"/>
+    <w:bookmarkStart w:id="132" w:name="evidência-e-limitação-9"/>
     <w:p>
       <w:pPr>
         <w:pStyle w:val="Heading1"/>
@@ -6350,8 +6222,8 @@
         <w:t xml:space="preserve">Manter autorização, escopo, população alvo, ferramenta e versão de conteúdo, configuração, resultado bruto, revisor, decisão, ação corretiva, exceção e reteste. A ferramenta suporta o trabalho selecionado; não pode certificar o alinhamento CSF, determinar escopo completo, ou substituir julgamento humano qualificado.</w:t>
       </w:r>
     </w:p>
-    <w:bookmarkEnd w:id="152"/>
-    <w:bookmarkStart w:id="154" w:name="open-policy-agent"/>
+    <w:bookmarkEnd w:id="132"/>
+    <w:bookmarkStart w:id="134" w:name="open-policy-agent"/>
     <w:p>
       <w:pPr>
         <w:pStyle w:val="Heading1"/>
@@ -6382,7 +6254,7 @@
       <w:r>
         <w:t xml:space="preserve"> </w:t>
       </w:r>
-      <w:hyperlink r:id="rId153">
+      <w:hyperlink r:id="rId133">
         <w:r>
           <w:rPr>
             <w:rStyle w:val="Hyperlink"/>
@@ -6407,8 +6279,8 @@
         <w:t xml:space="preserve">Escreva uma regra de laboratório que exija um proprietário, classificação e ambiente aprovado; teste de entradas permitidas e negadas.</w:t>
       </w:r>
     </w:p>
-    <w:bookmarkEnd w:id="154"/>
-    <w:bookmarkStart w:id="155" w:name="evidência-e-limitação-10"/>
+    <w:bookmarkEnd w:id="134"/>
+    <w:bookmarkStart w:id="135" w:name="evidência-e-limitação-10"/>
     <w:p>
       <w:pPr>
         <w:pStyle w:val="Heading1"/>
@@ -6425,8 +6297,8 @@
         <w:t xml:space="preserve">Manter autorização, escopo, população alvo, ferramenta e versão de conteúdo, configuração, resultado bruto, revisor, decisão, ação corretiva, exceção e reteste. A ferramenta suporta o trabalho selecionado; não pode certificar o alinhamento CSF, determinar escopo completo, ou substituir julgamento humano qualificado.</w:t>
       </w:r>
     </w:p>
-    <w:bookmarkEnd w:id="155"/>
-    <w:bookmarkStart w:id="157" w:name="opensearch"/>
+    <w:bookmarkEnd w:id="135"/>
+    <w:bookmarkStart w:id="137" w:name="opensearch"/>
     <w:p>
       <w:pPr>
         <w:pStyle w:val="Heading1"/>
@@ -6453,7 +6325,7 @@
       <w:r>
         <w:t xml:space="preserve"> </w:t>
       </w:r>
-      <w:hyperlink r:id="rId156">
+      <w:hyperlink r:id="rId136">
         <w:r>
           <w:rPr>
             <w:rStyle w:val="Hyperlink"/>
@@ -6478,8 +6350,8 @@
         <w:t xml:space="preserve">Carregar eventos de segurança sintéticos, construir uma pesquisa e painel, cobertura de dados de documentos, acesso, retenção, revisão e limitações.</w:t>
       </w:r>
     </w:p>
-    <w:bookmarkEnd w:id="157"/>
-    <w:bookmarkStart w:id="158" w:name="evidência-e-limitação-11"/>
+    <w:bookmarkEnd w:id="137"/>
+    <w:bookmarkStart w:id="138" w:name="evidência-e-limitação-11"/>
     <w:p>
       <w:pPr>
         <w:pStyle w:val="Heading1"/>
@@ -6496,8 +6368,8 @@
         <w:t xml:space="preserve">Manter autorização, escopo, população alvo, ferramenta e versão de conteúdo, configuração, resultado bruto, revisor, decisão, ação corretiva, exceção e reteste. A ferramenta suporta o trabalho selecionado; não pode certificar o alinhamento CSF, determinar escopo completo, ou substituir julgamento humano qualificado.</w:t>
       </w:r>
     </w:p>
-    <w:bookmarkEnd w:id="158"/>
-    <w:bookmarkStart w:id="161" w:name="ferramentas-oficiais-nist"/>
+    <w:bookmarkEnd w:id="138"/>
+    <w:bookmarkStart w:id="141" w:name="ferramentas-oficiais-nist"/>
     <w:p>
       <w:pPr>
         <w:pStyle w:val="Heading1"/>
@@ -6516,7 +6388,7 @@
       <w:r>
         <w:t xml:space="preserve"> </w:t>
       </w:r>
-      <w:hyperlink r:id="rId159">
+      <w:hyperlink r:id="rId139">
         <w:r>
           <w:rPr>
             <w:rStyle w:val="Hyperlink"/>
@@ -6539,7 +6411,7 @@
       <w:r>
         <w:t xml:space="preserve"> </w:t>
       </w:r>
-      <w:hyperlink r:id="rId160">
+      <w:hyperlink r:id="rId140">
         <w:r>
           <w:rPr>
             <w:rStyle w:val="Hyperlink"/>
@@ -6548,8 +6420,8 @@
         </w:r>
       </w:hyperlink>
     </w:p>
-    <w:bookmarkEnd w:id="161"/>
-    <w:bookmarkStart w:id="162" w:name="csf-do-gerente-playbook"/>
+    <w:bookmarkEnd w:id="141"/>
+    <w:bookmarkStart w:id="142" w:name="csf-do-gerente-playbook"/>
     <w:p>
       <w:pPr>
         <w:pStyle w:val="Heading1"/>
@@ -6570,8 +6442,8 @@
         <w:t xml:space="preserve">Perguntas, rotinas de governança, painéis e gestores de decisões devem controlar.</w:t>
       </w:r>
     </w:p>
-    <w:bookmarkEnd w:id="162"/>
-    <w:bookmarkStart w:id="163" w:name="perguntas-mensais"/>
+    <w:bookmarkEnd w:id="142"/>
+    <w:bookmarkStart w:id="143" w:name="perguntas-mensais"/>
     <w:p>
       <w:pPr>
         <w:pStyle w:val="Heading1"/>
@@ -6665,8 +6537,8 @@
         <w:t xml:space="preserve">Quais as limitações que a liderança deve entender antes de confiar no painel?</w:t>
       </w:r>
     </w:p>
-    <w:bookmarkEnd w:id="163"/>
-    <w:bookmarkStart w:id="165" w:name="painel"/>
+    <w:bookmarkEnd w:id="143"/>
+    <w:bookmarkStart w:id="145" w:name="painel"/>
     <w:p>
       <w:pPr>
         <w:pStyle w:val="Heading1"/>
@@ -6675,7 +6547,7 @@
         <w:t xml:space="preserve"># 17.2 Painel</w:t>
       </w:r>
     </w:p>
-    <w:bookmarkStart w:id="164" w:name="section-2"/>
+    <w:bookmarkStart w:id="144" w:name="section-2"/>
     <w:p>
       <w:pPr>
         <w:pStyle w:val="Heading2"/>
@@ -6740,9 +6612,9 @@
         <w:t xml:space="preserve">□ Melhoria □ Os resultados são corrigidos e testados de forma independente? Verde / Amarelo / Vermelho</w:t>
       </w:r>
     </w:p>
-    <w:bookmarkEnd w:id="164"/>
-    <w:bookmarkEnd w:id="165"/>
-    <w:bookmarkStart w:id="166" w:name="erros-comuns"/>
+    <w:bookmarkEnd w:id="144"/>
+    <w:bookmarkEnd w:id="145"/>
+    <w:bookmarkStart w:id="146" w:name="erros-comuns"/>
     <w:p>
       <w:pPr>
         <w:pStyle w:val="Heading1"/>
@@ -6850,8 +6722,8 @@
         <w:t xml:space="preserve">Descrevendo o alinhamento CSF como conformidade legal ou certificação NIST.</w:t>
       </w:r>
     </w:p>
-    <w:bookmarkEnd w:id="166"/>
-    <w:bookmarkStart w:id="169" w:name="de-iniciante-a-analista-júnior"/>
+    <w:bookmarkEnd w:id="146"/>
+    <w:bookmarkStart w:id="147" w:name="de-iniciante-a-analista-júnior"/>
     <w:p>
       <w:pPr>
         <w:pStyle w:val="Heading1"/>
@@ -6872,53 +6744,31 @@
         <w:t xml:space="preserve">Um caminho seguro e honesto para GRC, análise de risco, conformidade e cibersegurança.*</w:t>
       </w:r>
     </w:p>
-    <w:p>
-      <w:pPr>
-        <w:pStyle w:val="CaptionedFigure"/>
-      </w:pPr>
-      <w:r>
-        <w:drawing>
-          <wp:inline>
-            <wp:extent cx="5334000" cy="2963333"/>
-            <wp:effectExtent b="0" l="0" r="0" t="0"/>
-            <wp:docPr descr="Learn, map, test, report, and apply with honest portfolio evidence." title="" id="167" name="Picture"/>
-            <a:graphic>
-              <a:graphicData uri="http://schemas.openxmlformats.org/drawingml/2006/picture">
-                <pic:pic>
-                  <pic:nvPicPr>
-                    <pic:cNvPr descr="media/image2_pt-BR.png" id="168" name="Picture"/>
-                    <pic:cNvPicPr>
-                      <a:picLocks noChangeArrowheads="1" noChangeAspect="1"/>
-                    </pic:cNvPicPr>
-                  </pic:nvPicPr>
-                  <pic:blipFill>
-                    <a:blip r:embed="rId31"/>
-                    <a:stretch>
-                      <a:fillRect/>
-                    </a:stretch>
-                  </pic:blipFill>
-                  <pic:spPr bwMode="auto">
-                    <a:xfrm>
-                      <a:off x="0" y="0"/>
-                      <a:ext cx="5334000" cy="2963333"/>
-                    </a:xfrm>
-                    <a:prstGeom prst="rect">
-                      <a:avLst/>
-                    </a:prstGeom>
-                    <a:noFill/>
-                    <a:ln w="9525">
-                      <a:noFill/>
-                      <a:headEnd/>
-                      <a:tailEnd/>
-                    </a:ln>
-                  </pic:spPr>
-                </pic:pic>
-              </a:graphicData>
-            </a:graphic>
-          </wp:inline>
-        </w:drawing>
-      </w:r>
-    </w:p>
+    <w:tbl>
+      <w:tblPr>
+        <w:tblStyle w:val="FigureTable"/>
+        <w:tblW w:type="auto" w:w="0"/>
+        <w:tblLook w:firstRow="0" w:lastRow="0" w:firstColumn="0" w:lastColumn="0"/>
+        <w:jc w:val="center"/>
+      </w:tblPr>
+      <w:tblGrid>
+        <w:gridCol w:w="7920"/>
+      </w:tblGrid>
+      <w:tr>
+        <w:tc>
+          <w:tcPr/>
+          <w:p>
+            <w:pPr>
+              <w:pStyle w:val="Compact"/>
+              <w:jc w:val="center"/>
+            </w:pPr>
+            <w:r>
+              <w:t xml:space="preserve">Learn, map, test, report, and apply with honest portfolio evidence.</w:t>
+            </w:r>
+          </w:p>
+        </w:tc>
+      </w:tr>
+    </w:tbl>
     <w:p>
       <w:pPr>
         <w:pStyle w:val="ImageCaption"/>
@@ -6935,8 +6785,8 @@
         <w:t xml:space="preserve">Figura 8. Caminho do analista júnior</w:t>
       </w:r>
     </w:p>
-    <w:bookmarkEnd w:id="169"/>
-    <w:bookmarkStart w:id="170" w:name="funções-de-nível-de-entrada"/>
+    <w:bookmarkEnd w:id="147"/>
+    <w:bookmarkStart w:id="148" w:name="funções-de-nível-de-entrada"/>
     <w:p>
       <w:pPr>
         <w:pStyle w:val="Heading1"/>
@@ -7017,8 +6867,8 @@
         <w:t xml:space="preserve">Analisador de Prontos de Auditoria</w:t>
       </w:r>
     </w:p>
-    <w:bookmarkEnd w:id="170"/>
-    <w:bookmarkStart w:id="171" w:name="X1083fd6e433c69cb117e0a783d0eaf23b9c048e"/>
+    <w:bookmarkEnd w:id="148"/>
+    <w:bookmarkStart w:id="149" w:name="X1083fd6e433c69cb117e0a783d0eaf23b9c048e"/>
     <w:p>
       <w:pPr>
         <w:pStyle w:val="Heading1"/>
@@ -7115,8 +6965,8 @@
         <w:t xml:space="preserve">Proteger informações confidenciais e seguir limites de autorização.</w:t>
       </w:r>
     </w:p>
-    <w:bookmarkEnd w:id="171"/>
-    <w:bookmarkStart w:id="173" w:name="prova-de-carteira"/>
+    <w:bookmarkEnd w:id="149"/>
+    <w:bookmarkStart w:id="151" w:name="prova-de-carteira"/>
     <w:p>
       <w:pPr>
         <w:pStyle w:val="Heading1"/>
@@ -7125,7 +6975,7 @@
         <w:t xml:space="preserve"># 18.3 Prova de carteira</w:t>
       </w:r>
     </w:p>
-    <w:bookmarkStart w:id="172" w:name="habilidade-item-de-carteira"/>
+    <w:bookmarkStart w:id="150" w:name="habilidade-item-de-carteira"/>
     <w:p>
       <w:pPr>
         <w:pStyle w:val="Heading2"/>
@@ -7200,9 +7050,9 @@
         <w:t xml:space="preserve">• Comunicação de gestão – Painel de uma página e declaração de risco executivo</w:t>
       </w:r>
     </w:p>
-    <w:bookmarkEnd w:id="172"/>
-    <w:bookmarkEnd w:id="173"/>
-    <w:bookmarkStart w:id="174" w:name="laboratório-fictício-e-portfólio"/>
+    <w:bookmarkEnd w:id="150"/>
+    <w:bookmarkEnd w:id="151"/>
+    <w:bookmarkStart w:id="152" w:name="laboratório-fictício-e-portfólio"/>
     <w:p>
       <w:pPr>
         <w:pStyle w:val="Heading1"/>
@@ -7231,8 +7081,8 @@
         <w:t xml:space="preserve">Harbor Light Services é uma organização fictícia que fornece um portal de clientes, call center, colaboração em nuvem, integração de pagamentos, força de trabalho remota e análise hospedada por fornecedores. Cada pessoa, conta, endereço, ativo, evento, registro de cliente e fornecedor é inventado.</w:t>
       </w:r>
     </w:p>
-    <w:bookmarkEnd w:id="174"/>
-    <w:bookmarkStart w:id="175" w:name="projeto-1-âmbito-e-contexto"/>
+    <w:bookmarkEnd w:id="152"/>
+    <w:bookmarkStart w:id="153" w:name="projeto-1-âmbito-e-contexto"/>
     <w:p>
       <w:pPr>
         <w:pStyle w:val="Heading1"/>
@@ -7249,8 +7099,8 @@
         <w:t xml:space="preserve">Defina missão, stakeholders, obrigações, serviços críticos, dependências, exclusões e proprietários.</w:t>
       </w:r>
     </w:p>
-    <w:bookmarkEnd w:id="175"/>
-    <w:bookmarkStart w:id="176" w:name="projeto-2-ativos-e-mapas-de-dados"/>
+    <w:bookmarkEnd w:id="153"/>
+    <w:bookmarkStart w:id="154" w:name="projeto-2-ativos-e-mapas-de-dados"/>
     <w:p>
       <w:pPr>
         <w:pStyle w:val="Heading1"/>
@@ -7267,8 +7117,8 @@
         <w:t xml:space="preserve">Construir inventários e um diagrama de fluxo de dados autorizado.</w:t>
       </w:r>
     </w:p>
-    <w:bookmarkEnd w:id="176"/>
-    <w:bookmarkStart w:id="177" w:name="projeto-3-risco"/>
+    <w:bookmarkEnd w:id="154"/>
+    <w:bookmarkStart w:id="155" w:name="projeto-3-risco"/>
     <w:p>
       <w:pPr>
         <w:pStyle w:val="Heading1"/>
@@ -7285,8 +7135,8 @@
         <w:t xml:space="preserve">Crie uma ameaça, vulnerabilidade, probabilidade, impacto, tratamento e registro de risco residual.</w:t>
       </w:r>
     </w:p>
-    <w:bookmarkEnd w:id="177"/>
-    <w:bookmarkStart w:id="178" w:name="projeto-4-perfis"/>
+    <w:bookmarkEnd w:id="155"/>
+    <w:bookmarkStart w:id="156" w:name="projeto-4-perfis"/>
     <w:p>
       <w:pPr>
         <w:pStyle w:val="Heading1"/>
@@ -7303,8 +7153,8 @@
         <w:t xml:space="preserve">Crie perfis de alvo atuais e baseados em risco baseados em evidências.</w:t>
       </w:r>
     </w:p>
-    <w:bookmarkEnd w:id="178"/>
-    <w:bookmarkStart w:id="179" w:name="projeto-5---controles-e-testes"/>
+    <w:bookmarkEnd w:id="156"/>
+    <w:bookmarkStart w:id="157" w:name="projeto-5---controles-e-testes"/>
     <w:p>
       <w:pPr>
         <w:pStyle w:val="Heading1"/>
@@ -7321,8 +7171,8 @@
         <w:t xml:space="preserve">Projete e execute testes fictícios para acesso, vulnerabilidades, logs, backups e fornecedores.</w:t>
       </w:r>
     </w:p>
-    <w:bookmarkEnd w:id="179"/>
-    <w:bookmarkStart w:id="180" w:name="projeto-6-incidente"/>
+    <w:bookmarkEnd w:id="157"/>
+    <w:bookmarkStart w:id="158" w:name="projeto-6-incidente"/>
     <w:p>
       <w:pPr>
         <w:pStyle w:val="Heading1"/>
@@ -7339,8 +7189,8 @@
         <w:t xml:space="preserve">Analisar eventos sintéticos, declarar um incidente, preservar evidências, conter, erradicar, restaurar e aprender.</w:t>
       </w:r>
     </w:p>
-    <w:bookmarkEnd w:id="180"/>
-    <w:bookmarkStart w:id="181" w:name="projeto-7-ferramentas"/>
+    <w:bookmarkEnd w:id="158"/>
+    <w:bookmarkStart w:id="159" w:name="projeto-7-ferramentas"/>
     <w:p>
       <w:pPr>
         <w:pStyle w:val="Heading1"/>
@@ -7357,8 +7207,8 @@
         <w:t xml:space="preserve">Use três ferramentas do Capítulo 16 em um laboratório isolado e registro de autorização, versão, escopo, achados, correção e reteste.</w:t>
       </w:r>
     </w:p>
-    <w:bookmarkEnd w:id="181"/>
-    <w:bookmarkStart w:id="182" w:name="projeto-8-relatório-executivo"/>
+    <w:bookmarkEnd w:id="159"/>
+    <w:bookmarkStart w:id="160" w:name="projeto-8-relatório-executivo"/>
     <w:p>
       <w:pPr>
         <w:pStyle w:val="Heading1"/>
@@ -7389,8 +7239,8 @@
         <w:t xml:space="preserve">□—————————————————————————————————————————————————————————————————————————————————————————————————————–</w:t>
       </w:r>
     </w:p>
-    <w:bookmarkEnd w:id="182"/>
-    <w:bookmarkStart w:id="184" w:name="plano-de-aprendizagem-de-trinta-dias"/>
+    <w:bookmarkEnd w:id="160"/>
+    <w:bookmarkStart w:id="162" w:name="plano-de-aprendizagem-de-trinta-dias"/>
     <w:p>
       <w:pPr>
         <w:pStyle w:val="Heading1"/>
@@ -7411,7 +7261,7 @@
         <w:t xml:space="preserve">Um mês realista de leitura oficial, prática, trabalho de portfólio, e preparação de entrevista.*</w:t>
       </w:r>
     </w:p>
-    <w:bookmarkStart w:id="183" w:name="semana-foco-saída-exigida"/>
+    <w:bookmarkStart w:id="161" w:name="semana-foco-saída-exigida"/>
     <w:p>
       <w:pPr>
         <w:pStyle w:val="Heading2"/>
@@ -7472,9 +7322,9 @@
         <w:t xml:space="preserve">• Semana 4 • Ferramentas, relatórios, portfólio e entrevistas</w:t>
       </w:r>
     </w:p>
-    <w:bookmarkEnd w:id="183"/>
-    <w:bookmarkEnd w:id="184"/>
-    <w:bookmarkStart w:id="185" w:name="hábito-diário"/>
+    <w:bookmarkEnd w:id="161"/>
+    <w:bookmarkEnd w:id="162"/>
+    <w:bookmarkStart w:id="163" w:name="hábito-diário"/>
     <w:p>
       <w:pPr>
         <w:pStyle w:val="Heading1"/>
@@ -7523,8 +7373,8 @@
         <w:t xml:space="preserve">Escreva uma conclusão, ação corretiva ou lição.</w:t>
       </w:r>
     </w:p>
-    <w:bookmarkEnd w:id="185"/>
-    <w:bookmarkStart w:id="186" w:name="preparação-da-entrevista"/>
+    <w:bookmarkEnd w:id="163"/>
+    <w:bookmarkStart w:id="164" w:name="preparação-da-entrevista"/>
     <w:p>
       <w:pPr>
         <w:pStyle w:val="Heading1"/>
@@ -7545,8 +7395,8 @@
         <w:t xml:space="preserve">Respostas curtas e precisas para analistas e gerentes júnior.*</w:t>
       </w:r>
     </w:p>
-    <w:bookmarkEnd w:id="186"/>
-    <w:bookmarkStart w:id="187" w:name="o-que-é-nist-csf-2.0"/>
+    <w:bookmarkEnd w:id="164"/>
+    <w:bookmarkStart w:id="165" w:name="o-que-é-nist-csf-2.0"/>
     <w:p>
       <w:pPr>
         <w:pStyle w:val="Heading1"/>
@@ -7563,8 +7413,8 @@
         <w:t xml:space="preserve">Um framework flexível e focado em resultados que ajuda as organizações a entender, avaliar, priorizar e comunicar riscos de cibersegurança usando o Núcleo, Perfis, Níveis e recursos de suporte.</w:t>
       </w:r>
     </w:p>
-    <w:bookmarkEnd w:id="187"/>
-    <w:bookmarkStart w:id="188" w:name="quais-são-as-seis-funções"/>
+    <w:bookmarkEnd w:id="165"/>
+    <w:bookmarkStart w:id="166" w:name="quais-são-as-seis-funções"/>
     <w:p>
       <w:pPr>
         <w:pStyle w:val="Heading1"/>
@@ -7581,8 +7431,8 @@
         <w:t xml:space="preserve">Governar, Identificar, Proteger, Detectar, Responder e Recuperar.</w:t>
       </w:r>
     </w:p>
-    <w:bookmarkEnd w:id="188"/>
-    <w:bookmarkStart w:id="189" w:name="por-que-govern-foi-adicionado"/>
+    <w:bookmarkEnd w:id="166"/>
+    <w:bookmarkStart w:id="167" w:name="por-que-govern-foi-adicionado"/>
     <w:p>
       <w:pPr>
         <w:pStyle w:val="Heading1"/>
@@ -7599,8 +7449,8 @@
         <w:t xml:space="preserve">Torna explícita a responsabilização, política, estratégia de risco, integração empresa-risco, supervisão e risco de cadeia de suprimentos.</w:t>
       </w:r>
     </w:p>
-    <w:bookmarkEnd w:id="189"/>
-    <w:bookmarkStart w:id="190" w:name="o-que-é-um-perfil-atual"/>
+    <w:bookmarkEnd w:id="167"/>
+    <w:bookmarkStart w:id="168" w:name="o-que-é-um-perfil-atual"/>
     <w:p>
       <w:pPr>
         <w:pStyle w:val="Heading1"/>
@@ -7617,8 +7467,8 @@
         <w:t xml:space="preserve">Uma descrição dos resultados principais que um escopo definido está atualmente alcançando ou tentando alcançar, incluindo como ou em que medida.</w:t>
       </w:r>
     </w:p>
-    <w:bookmarkEnd w:id="190"/>
-    <w:bookmarkStart w:id="191" w:name="o-que-é-um-perfil-de-alvo"/>
+    <w:bookmarkEnd w:id="168"/>
+    <w:bookmarkStart w:id="169" w:name="o-que-é-um-perfil-de-alvo"/>
     <w:p>
       <w:pPr>
         <w:pStyle w:val="Heading1"/>
@@ -7635,8 +7485,8 @@
         <w:t xml:space="preserve">Os resultados principais priorizados a organização seleciona para um estado futuro definido com base em missão, risco, obrigações, stakeholders e recursos.</w:t>
       </w:r>
     </w:p>
-    <w:bookmarkEnd w:id="191"/>
-    <w:bookmarkStart w:id="192" w:name="o-que-são-tiers"/>
+    <w:bookmarkEnd w:id="169"/>
+    <w:bookmarkStart w:id="170" w:name="o-que-são-tiers"/>
     <w:p>
       <w:pPr>
         <w:pStyle w:val="Heading1"/>
@@ -7653,8 +7503,8 @@
         <w:t xml:space="preserve">Contexto para o rigor da governança e práticas de gestão de risco de cibersegurança: Partel, Risco Informado, Repetido e Adaptativo.</w:t>
       </w:r>
     </w:p>
-    <w:bookmarkEnd w:id="192"/>
-    <w:bookmarkStart w:id="193" w:name="csf-certifica-conformidade"/>
+    <w:bookmarkEnd w:id="170"/>
+    <w:bookmarkStart w:id="171" w:name="csf-certifica-conformidade"/>
     <w:p>
       <w:pPr>
         <w:pStyle w:val="Heading1"/>
@@ -7671,8 +7521,8 @@
         <w:t xml:space="preserve">Não. O alinhamento CSF não cria conformidade legal ou certificação NIST. As obrigações aplicáveis e os controlos executados devem ser avaliados separadamente.</w:t>
       </w:r>
     </w:p>
-    <w:bookmarkEnd w:id="193"/>
-    <w:bookmarkStart w:id="194" w:name="como-você-verifica-um-resultado"/>
+    <w:bookmarkEnd w:id="171"/>
+    <w:bookmarkStart w:id="172" w:name="como-você-verifica-um-resultado"/>
     <w:p>
       <w:pPr>
         <w:pStyle w:val="Heading1"/>
@@ -7689,8 +7539,8 @@
         <w:t xml:space="preserve">Defina escopo e critérios, avalie o desenho do controle, obtenha uma população completa, amostra por risco, inspecione e reflita, registre exceções, corrija, reteste e declare uma conclusão apoiada.</w:t>
       </w:r>
     </w:p>
-    <w:bookmarkEnd w:id="194"/>
-    <w:bookmarkStart w:id="195" w:name="como-devem-ser-usadas-ferramentas"/>
+    <w:bookmarkEnd w:id="172"/>
+    <w:bookmarkStart w:id="173" w:name="como-devem-ser-usadas-ferramentas"/>
     <w:p>
       <w:pPr>
         <w:pStyle w:val="Heading1"/>
@@ -7707,8 +7557,8 @@
         <w:t xml:space="preserve">Só com autorização e como uma fonte de provas. Validar cobertura e resultados, proteger saídas, corrigir lacunas confirmadas e reteste.</w:t>
       </w:r>
     </w:p>
-    <w:bookmarkEnd w:id="195"/>
-    <w:bookmarkStart w:id="196" w:name="como-você-prioriza-lacunas"/>
+    <w:bookmarkEnd w:id="173"/>
+    <w:bookmarkStart w:id="174" w:name="como-você-prioriza-lacunas"/>
     <w:p>
       <w:pPr>
         <w:pStyle w:val="Heading1"/>
@@ -7739,8 +7589,8 @@
         <w:t xml:space="preserve">O que se passa?</w:t>
       </w:r>
     </w:p>
-    <w:bookmarkEnd w:id="196"/>
-    <w:bookmarkStart w:id="197" w:name="modelos-e-listas-de-verificação"/>
+    <w:bookmarkEnd w:id="174"/>
+    <w:bookmarkStart w:id="175" w:name="modelos-e-listas-de-verificação"/>
     <w:p>
       <w:pPr>
         <w:pStyle w:val="Heading1"/>
@@ -7761,8 +7611,8 @@
         <w:t xml:space="preserve">Estruturas reutilizáveis para um sistema organizacional aprovado.*</w:t>
       </w:r>
     </w:p>
-    <w:bookmarkEnd w:id="197"/>
-    <w:bookmarkStart w:id="198" w:name="registro-de-perfil"/>
+    <w:bookmarkEnd w:id="175"/>
+    <w:bookmarkStart w:id="176" w:name="registro-de-perfil"/>
     <w:p>
       <w:pPr>
         <w:pStyle w:val="Heading1"/>
@@ -7859,8 +7709,8 @@
         <w:t xml:space="preserve">Histórico de aprovação e versão</w:t>
       </w:r>
     </w:p>
-    <w:bookmarkEnd w:id="198"/>
-    <w:bookmarkStart w:id="199" w:name="registro-de-risco"/>
+    <w:bookmarkEnd w:id="176"/>
+    <w:bookmarkStart w:id="177" w:name="registro-de-risco"/>
     <w:p>
       <w:pPr>
         <w:pStyle w:val="Heading1"/>
@@ -7946,8 +7796,8 @@
         <w:t xml:space="preserve">Indicador, gatilho de revisão, expiração de exceção e reteste</w:t>
       </w:r>
     </w:p>
-    <w:bookmarkEnd w:id="199"/>
-    <w:bookmarkStart w:id="200" w:name="folha-de-teste-de-controle"/>
+    <w:bookmarkEnd w:id="177"/>
+    <w:bookmarkStart w:id="178" w:name="folha-de-teste-de-controle"/>
     <w:p>
       <w:pPr>
         <w:pStyle w:val="Heading1"/>
@@ -8033,8 +7883,8 @@
         <w:t xml:space="preserve">Reteste, conclusão, limitações, revisor e aprovação</w:t>
       </w:r>
     </w:p>
-    <w:bookmarkEnd w:id="200"/>
-    <w:bookmarkStart w:id="202" w:name="avaliação-do-fornecedor"/>
+    <w:bookmarkEnd w:id="178"/>
+    <w:bookmarkStart w:id="180" w:name="avaliação-do-fornecedor"/>
     <w:p>
       <w:pPr>
         <w:pStyle w:val="Heading1"/>
@@ -8087,7 +7937,7 @@
         <w:t xml:space="preserve">Acompanhamento, descobertas, exceções, ações corretivas, exercícios, incidentes, mudanças, renovação e rescisão</w:t>
       </w:r>
     </w:p>
-    <w:bookmarkStart w:id="201" w:name="X386a5e99b0caadc9ef02f980db032f015f1af6f"/>
+    <w:bookmarkStart w:id="179" w:name="X386a5e99b0caadc9ef02f980db032f015f1af6f"/>
     <w:p>
       <w:pPr>
         <w:pStyle w:val="Heading2"/>
@@ -8195,9 +8045,9 @@
         <w:t xml:space="preserve">Excepções, aceitações, limitações e retestes visíveis para os tomadores de decisão</w:t>
       </w:r>
     </w:p>
-    <w:bookmarkEnd w:id="201"/>
-    <w:bookmarkEnd w:id="202"/>
-    <w:bookmarkStart w:id="203" w:name="glossário-e-índice-de-assuntos"/>
+    <w:bookmarkEnd w:id="179"/>
+    <w:bookmarkEnd w:id="180"/>
+    <w:bookmarkStart w:id="181" w:name="glossário-e-índice-de-assuntos"/>
     <w:p>
       <w:pPr>
         <w:pStyle w:val="Heading1"/>
@@ -8412,8 +8262,8 @@
         <w:t xml:space="preserve">Contexto para o rigor da governança de risco de cibersegurança e práticas de gestão de risco.</w:t>
       </w:r>
     </w:p>
-    <w:bookmarkEnd w:id="203"/>
-    <w:bookmarkStart w:id="205" w:name="índice-de-assunto"/>
+    <w:bookmarkEnd w:id="181"/>
+    <w:bookmarkStart w:id="183" w:name="índice-de-assunto"/>
     <w:p>
       <w:pPr>
         <w:pStyle w:val="Heading1"/>
@@ -8422,7 +8272,7 @@
         <w:t xml:space="preserve"># 23.1 Índice de assunto</w:t>
       </w:r>
     </w:p>
-    <w:bookmarkStart w:id="204" w:name="capítulos"/>
+    <w:bookmarkStart w:id="182" w:name="capítulos"/>
     <w:p>
       <w:pPr>
         <w:pStyle w:val="Heading2"/>
@@ -8499,9 +8349,9 @@
         <w:t xml:space="preserve">• Analista júnior . . . .</w:t>
       </w:r>
     </w:p>
-    <w:bookmarkEnd w:id="204"/>
-    <w:bookmarkEnd w:id="205"/>
-    <w:bookmarkStart w:id="220" w:name="referências-oficiais-e-estudo-adicional"/>
+    <w:bookmarkEnd w:id="182"/>
+    <w:bookmarkEnd w:id="183"/>
+    <w:bookmarkStart w:id="198" w:name="referências-oficiais-e-estudo-adicional"/>
     <w:p>
       <w:pPr>
         <w:pStyle w:val="Heading1"/>
@@ -8526,7 +8376,7 @@
       <w:pPr>
         <w:pStyle w:val="BodyText"/>
       </w:pPr>
-      <w:hyperlink r:id="rId206">
+      <w:hyperlink r:id="rId184">
         <w:r>
           <w:rPr>
             <w:rStyle w:val="Hyperlink"/>
@@ -8539,7 +8389,7 @@
       <w:pPr>
         <w:pStyle w:val="BodyText"/>
       </w:pPr>
-      <w:hyperlink r:id="rId207">
+      <w:hyperlink r:id="rId185">
         <w:r>
           <w:rPr>
             <w:rStyle w:val="Hyperlink"/>
@@ -8552,7 +8402,7 @@
       <w:pPr>
         <w:pStyle w:val="BodyText"/>
       </w:pPr>
-      <w:hyperlink r:id="rId159">
+      <w:hyperlink r:id="rId139">
         <w:r>
           <w:rPr>
             <w:rStyle w:val="Hyperlink"/>
@@ -8571,7 +8421,7 @@
       <w:pPr>
         <w:pStyle w:val="BodyText"/>
       </w:pPr>
-      <w:hyperlink r:id="rId208">
+      <w:hyperlink r:id="rId186">
         <w:r>
           <w:rPr>
             <w:rStyle w:val="Hyperlink"/>
@@ -8584,7 +8434,7 @@
       <w:pPr>
         <w:pStyle w:val="BodyText"/>
       </w:pPr>
-      <w:hyperlink r:id="rId160">
+      <w:hyperlink r:id="rId140">
         <w:r>
           <w:rPr>
             <w:rStyle w:val="Hyperlink"/>
@@ -8597,7 +8447,7 @@
       <w:pPr>
         <w:pStyle w:val="BodyText"/>
       </w:pPr>
-      <w:hyperlink r:id="rId209">
+      <w:hyperlink r:id="rId187">
         <w:r>
           <w:rPr>
             <w:rStyle w:val="Hyperlink"/>
@@ -8610,7 +8460,7 @@
       <w:pPr>
         <w:pStyle w:val="BodyText"/>
       </w:pPr>
-      <w:hyperlink r:id="rId210">
+      <w:hyperlink r:id="rId188">
         <w:r>
           <w:rPr>
             <w:rStyle w:val="Hyperlink"/>
@@ -8623,7 +8473,7 @@
       <w:pPr>
         <w:pStyle w:val="BodyText"/>
       </w:pPr>
-      <w:hyperlink r:id="rId211">
+      <w:hyperlink r:id="rId189">
         <w:r>
           <w:rPr>
             <w:rStyle w:val="Hyperlink"/>
@@ -8636,7 +8486,7 @@
       <w:pPr>
         <w:pStyle w:val="BodyText"/>
       </w:pPr>
-      <w:hyperlink r:id="rId212">
+      <w:hyperlink r:id="rId190">
         <w:r>
           <w:rPr>
             <w:rStyle w:val="Hyperlink"/>
@@ -8649,7 +8499,7 @@
       <w:pPr>
         <w:pStyle w:val="BodyText"/>
       </w:pPr>
-      <w:hyperlink r:id="rId213">
+      <w:hyperlink r:id="rId191">
         <w:r>
           <w:rPr>
             <w:rStyle w:val="Hyperlink"/>
@@ -8662,7 +8512,7 @@
       <w:pPr>
         <w:pStyle w:val="BodyText"/>
       </w:pPr>
-      <w:hyperlink r:id="rId214">
+      <w:hyperlink r:id="rId192">
         <w:r>
           <w:rPr>
             <w:rStyle w:val="Hyperlink"/>
@@ -8675,7 +8525,7 @@
       <w:pPr>
         <w:pStyle w:val="BodyText"/>
       </w:pPr>
-      <w:hyperlink r:id="rId215">
+      <w:hyperlink r:id="rId193">
         <w:r>
           <w:rPr>
             <w:rStyle w:val="Hyperlink"/>
@@ -8688,7 +8538,7 @@
       <w:pPr>
         <w:pStyle w:val="BodyText"/>
       </w:pPr>
-      <w:hyperlink r:id="rId216">
+      <w:hyperlink r:id="rId194">
         <w:r>
           <w:rPr>
             <w:rStyle w:val="Hyperlink"/>
@@ -8701,7 +8551,7 @@
       <w:pPr>
         <w:pStyle w:val="BodyText"/>
       </w:pPr>
-      <w:hyperlink r:id="rId217">
+      <w:hyperlink r:id="rId195">
         <w:r>
           <w:rPr>
             <w:rStyle w:val="Hyperlink"/>
@@ -8714,7 +8564,7 @@
       <w:pPr>
         <w:pStyle w:val="BodyText"/>
       </w:pPr>
-      <w:hyperlink r:id="rId218">
+      <w:hyperlink r:id="rId196">
         <w:r>
           <w:rPr>
             <w:rStyle w:val="Hyperlink"/>
@@ -8723,7 +8573,7 @@
         </w:r>
       </w:hyperlink>
     </w:p>
-    <w:bookmarkStart w:id="219" w:name="Xe3d0724cbc397f73548c5408409fe6e4a11d63b"/>
+    <w:bookmarkStart w:id="197" w:name="Xe3d0724cbc397f73548c5408409fe6e4a11d63b"/>
     <w:p>
       <w:pPr>
         <w:pStyle w:val="Heading2"/>
@@ -8742,8 +8592,8 @@
         <w:t xml:space="preserve">O núcleo CSF é estável, enquanto exemplos de implementação online, referências informativas, orientações, mapeamentos, ameaças, tecnologias e obrigações podem mudar. Verifique as fontes oficiais NIST e os requisitos específicos da organização antes de agir.</w:t>
       </w:r>
     </w:p>
-    <w:bookmarkEnd w:id="219"/>
-    <w:bookmarkEnd w:id="220"/>
+    <w:bookmarkEnd w:id="197"/>
+    <w:bookmarkEnd w:id="198"/>
     <w:sectPr/>
   </w:body>
 </w:document>

--- a/01-foundations/NIST_CSF_2/Portugues_BR/NIST_CSF_2_Practical_GRC_and_Junior_Analyst_Manual_Portugues_BR_v1.0.docx
+++ b/01-foundations/NIST_CSF_2/Portugues_BR/NIST_CSF_2_Practical_GRC_and_Junior_Analyst_Manual_Portugues_BR_v1.0.docx
@@ -2,6 +2,32 @@
 <file path=word/document.xml><?xml version="1.0" encoding="utf-8"?>
 <w:document xmlns:w="http://schemas.openxmlformats.org/wordprocessingml/2006/main" xmlns:m="http://schemas.openxmlformats.org/officeDocument/2006/math" xmlns:r="http://schemas.openxmlformats.org/officeDocument/2006/relationships" xmlns:o="urn:schemas-microsoft-com:office:office" xmlns:v="urn:schemas-microsoft-com:vml" xmlns:w10="urn:schemas-microsoft-com:office:word" xmlns:a="http://schemas.openxmlformats.org/drawingml/2006/main" xmlns:pic="http://schemas.openxmlformats.org/drawingml/2006/picture" xmlns:wp="http://schemas.openxmlformats.org/drawingml/2006/wordprocessingDrawing">
   <w:body>
+    <w:sdt>
+      <w:sdtPr>
+        <w:docPartObj>
+          <w:docPartGallery w:val="Table of Contents"/>
+          <w:docPartUnique/>
+        </w:docPartObj>
+      </w:sdtPr>
+      <w:sdtContent>
+        <w:p>
+          <w:pPr>
+            <w:pStyle w:val="TOCHeading"/>
+          </w:pPr>
+          <w:r>
+            <w:t xml:space="preserve">Table of Contents</w:t>
+          </w:r>
+        </w:p>
+        <w:p>
+          <w:r>
+            <w:fldChar w:fldCharType="begin" w:dirty="true"/>
+            <w:instrText xml:space="preserve">TOC \o "1-3" \h \z \u</w:instrText>
+            <w:fldChar w:fldCharType="separate"/>
+            <w:fldChar w:fldCharType="end"/>
+          </w:r>
+        </w:p>
+      </w:sdtContent>
+    </w:sdt>
     <w:bookmarkStart w:id="21" w:name="nist-cybersecurity-framework-2.0"/>
     <w:p>
       <w:pPr>

--- a/01-foundations/NIST_CSF_2/Portugues_BR/NIST_CSF_2_Practical_GRC_and_Junior_Analyst_Manual_Portugues_BR_v1.0.docx
+++ b/01-foundations/NIST_CSF_2/Portugues_BR/NIST_CSF_2_Practical_GRC_and_Junior_Analyst_Manual_Portugues_BR_v1.0.docx
@@ -2,32 +2,6 @@
 <file path=word/document.xml><?xml version="1.0" encoding="utf-8"?>
 <w:document xmlns:w="http://schemas.openxmlformats.org/wordprocessingml/2006/main" xmlns:m="http://schemas.openxmlformats.org/officeDocument/2006/math" xmlns:r="http://schemas.openxmlformats.org/officeDocument/2006/relationships" xmlns:o="urn:schemas-microsoft-com:office:office" xmlns:v="urn:schemas-microsoft-com:vml" xmlns:w10="urn:schemas-microsoft-com:office:word" xmlns:a="http://schemas.openxmlformats.org/drawingml/2006/main" xmlns:pic="http://schemas.openxmlformats.org/drawingml/2006/picture" xmlns:wp="http://schemas.openxmlformats.org/drawingml/2006/wordprocessingDrawing">
   <w:body>
-    <w:sdt>
-      <w:sdtPr>
-        <w:docPartObj>
-          <w:docPartGallery w:val="Table of Contents"/>
-          <w:docPartUnique/>
-        </w:docPartObj>
-      </w:sdtPr>
-      <w:sdtContent>
-        <w:p>
-          <w:pPr>
-            <w:pStyle w:val="TOCHeading"/>
-          </w:pPr>
-          <w:r>
-            <w:t xml:space="preserve">Table of Contents</w:t>
-          </w:r>
-        </w:p>
-        <w:p>
-          <w:r>
-            <w:fldChar w:fldCharType="begin" w:dirty="true"/>
-            <w:instrText xml:space="preserve">TOC \o "1-3" \h \z \u</w:instrText>
-            <w:fldChar w:fldCharType="separate"/>
-            <w:fldChar w:fldCharType="end"/>
-          </w:r>
-        </w:p>
-      </w:sdtContent>
-    </w:sdt>
     <w:bookmarkStart w:id="21" w:name="nist-cybersecurity-framework-2.0"/>
     <w:p>
       <w:pPr>

--- a/01-foundations/NIST_CSF_2/Portugues_BR/NIST_CSF_2_Practical_GRC_and_Junior_Analyst_Manual_Portugues_BR_v1.0.docx
+++ b/01-foundations/NIST_CSF_2/Portugues_BR/NIST_CSF_2_Practical_GRC_and_Junior_Analyst_Manual_Portugues_BR_v1.0.docx
@@ -2,6 +2,32 @@
 <file path=word/document.xml><?xml version="1.0" encoding="utf-8"?>
 <w:document xmlns:w="http://schemas.openxmlformats.org/wordprocessingml/2006/main" xmlns:m="http://schemas.openxmlformats.org/officeDocument/2006/math" xmlns:r="http://schemas.openxmlformats.org/officeDocument/2006/relationships" xmlns:o="urn:schemas-microsoft-com:office:office" xmlns:v="urn:schemas-microsoft-com:vml" xmlns:w10="urn:schemas-microsoft-com:office:word" xmlns:a="http://schemas.openxmlformats.org/drawingml/2006/main" xmlns:pic="http://schemas.openxmlformats.org/drawingml/2006/picture" xmlns:wp="http://schemas.openxmlformats.org/drawingml/2006/wordprocessingDrawing">
   <w:body>
+    <w:sdt>
+      <w:sdtPr>
+        <w:docPartObj>
+          <w:docPartGallery w:val="Table of Contents"/>
+          <w:docPartUnique/>
+        </w:docPartObj>
+      </w:sdtPr>
+      <w:sdtContent>
+        <w:p>
+          <w:pPr>
+            <w:pStyle w:val="TOCHeading"/>
+          </w:pPr>
+          <w:r>
+            <w:t xml:space="preserve">Table of Contents</w:t>
+          </w:r>
+        </w:p>
+        <w:p>
+          <w:r>
+            <w:fldChar w:fldCharType="begin" w:dirty="true"/>
+            <w:instrText xml:space="preserve">TOC \o "1-3" \h \z \u</w:instrText>
+            <w:fldChar w:fldCharType="separate"/>
+            <w:fldChar w:fldCharType="end"/>
+          </w:r>
+        </w:p>
+      </w:sdtContent>
+    </w:sdt>
     <w:bookmarkStart w:id="21" w:name="nist-cybersecurity-framework-2.0"/>
     <w:p>
       <w:pPr>
@@ -317,7 +343,7 @@
       </w:tr>
     </w:tbl>
     <w:bookmarkEnd w:id="26"/>
-    <w:bookmarkStart w:id="33" w:name="fundamentos-do-nist-csf-2.0"/>
+    <w:bookmarkStart w:id="30" w:name="fundamentos-do-nist-csf-2.0"/>
     <w:p>
       <w:pPr>
         <w:pStyle w:val="Heading1"/>
@@ -338,53 +364,31 @@
         <w:t xml:space="preserve">O que é o framework, o que mudou e o que ele não afirma.</w:t>
       </w:r>
     </w:p>
-    <w:p>
-      <w:pPr>
-        <w:pStyle w:val="CaptionedFigure"/>
-      </w:pPr>
-      <w:r>
-        <w:drawing>
-          <wp:inline>
-            <wp:extent cx="5334000" cy="2945452"/>
-            <wp:effectExtent b="0" l="0" r="0" t="0"/>
-            <wp:docPr descr="As Funções Governar, Identificar, Proteger, Detectar, Responder e Recuperar operam como um sistema conectado." title="" id="28" name="Picture"/>
-            <a:graphic>
-              <a:graphicData uri="http://schemas.openxmlformats.org/drawingml/2006/picture">
-                <pic:pic>
-                  <pic:nvPicPr>
-                    <pic:cNvPr descr="media/image1_pt-BR.png" id="29" name="Picture"/>
-                    <pic:cNvPicPr>
-                      <a:picLocks noChangeArrowheads="1" noChangeAspect="1"/>
-                    </pic:cNvPicPr>
-                  </pic:nvPicPr>
-                  <pic:blipFill>
-                    <a:blip r:embed="rId27"/>
-                    <a:stretch>
-                      <a:fillRect/>
-                    </a:stretch>
-                  </pic:blipFill>
-                  <pic:spPr bwMode="auto">
-                    <a:xfrm>
-                      <a:off x="0" y="0"/>
-                      <a:ext cx="5334000" cy="2945452"/>
-                    </a:xfrm>
-                    <a:prstGeom prst="rect">
-                      <a:avLst/>
-                    </a:prstGeom>
-                    <a:noFill/>
-                    <a:ln w="9525">
-                      <a:noFill/>
-                      <a:headEnd/>
-                      <a:tailEnd/>
-                    </a:ln>
-                  </pic:spPr>
-                </pic:pic>
-              </a:graphicData>
-            </a:graphic>
-          </wp:inline>
-        </w:drawing>
-      </w:r>
-    </w:p>
+    <w:tbl>
+      <w:tblPr>
+        <w:tblStyle w:val="FigureTable"/>
+        <w:tblW w:type="auto" w:w="0"/>
+        <w:tblLook w:firstRow="0" w:lastRow="0" w:firstColumn="0" w:lastColumn="0"/>
+        <w:jc w:val="center"/>
+      </w:tblPr>
+      <w:tblGrid>
+        <w:gridCol w:w="7920"/>
+      </w:tblGrid>
+      <w:tr>
+        <w:tc>
+          <w:tcPr/>
+          <w:p>
+            <w:pPr>
+              <w:pStyle w:val="Compact"/>
+              <w:jc w:val="center"/>
+            </w:pPr>
+            <w:r>
+              <w:t xml:space="preserve">As Funções Governar, Identificar, Proteger, Detectar, Responder e Recuperar operam como um sistema conectado.</w:t>
+            </w:r>
+          </w:p>
+        </w:tc>
+      </w:tr>
+    </w:tbl>
     <w:p>
       <w:pPr>
         <w:pStyle w:val="ImageCaption"/>
@@ -401,7 +405,7 @@
         <w:t xml:space="preserve">Figura 1. As seis Funções do NIST CSF 2.0</w:t>
       </w:r>
     </w:p>
-    <w:bookmarkStart w:id="30" w:name="o-que-é-o-csf-2.0"/>
+    <w:bookmarkStart w:id="27" w:name="o-que-é-o-csf-2.0"/>
     <w:p>
       <w:pPr>
         <w:pStyle w:val="Heading2"/>
@@ -418,8 +422,8 @@
         <w:t xml:space="preserve">O NIST publicou o CSF 2.0 em 26 de fevereiro de 2024. Ele foi desenvolvido para organizações de qualquer porte, setor e nível de sofisticação técnica. Seus resultados são neutros em relação a país, setor e tecnologia. Uma organização pode adotá-lo voluntariamente ou porque uma política, um contrato, um regulador, um cliente ou uma norma interna assim o exige.</w:t>
       </w:r>
     </w:p>
-    <w:bookmarkEnd w:id="30"/>
-    <w:bookmarkStart w:id="31" w:name="o-que-mudou-em-relação-ao-csf-1.1"/>
+    <w:bookmarkEnd w:id="27"/>
+    <w:bookmarkStart w:id="28" w:name="o-que-mudou-em-relação-ao-csf-1.1"/>
     <w:p>
       <w:pPr>
         <w:pStyle w:val="Heading2"/>
@@ -498,8 +502,8 @@
         <w:t xml:space="preserve">Algumas numerações de Subcategorias contêm lacunas intencionais porque determinados conteúdos do CSF 1.1 foram realocados dentro do CSF 2.0.</w:t>
       </w:r>
     </w:p>
-    <w:bookmarkEnd w:id="31"/>
-    <w:bookmarkStart w:id="32" w:name="o-que-o-csf-2.0-não-é"/>
+    <w:bookmarkEnd w:id="28"/>
+    <w:bookmarkStart w:id="29" w:name="o-que-o-csf-2.0-não-é"/>
     <w:p>
       <w:pPr>
         <w:pStyle w:val="Heading2"/>
@@ -580,9 +584,9 @@
         <w:t xml:space="preserve">Relacionar uma prática a um resultado do CSF não comprova que esse resultado tenha sido alcançado.</w:t>
       </w:r>
     </w:p>
-    <w:bookmarkEnd w:id="32"/>
-    <w:bookmarkEnd w:id="33"/>
-    <w:bookmarkStart w:id="37" w:name="núcleo-perfis-tiers-e-recursos-de-apoio"/>
+    <w:bookmarkEnd w:id="29"/>
+    <w:bookmarkEnd w:id="30"/>
+    <w:bookmarkStart w:id="31" w:name="núcleo-perfis-tiers-e-recursos-de-apoio"/>
     <w:p>
       <w:pPr>
         <w:pStyle w:val="Heading1"/>
@@ -603,53 +607,31 @@
         <w:t xml:space="preserve">Os componentes do CSF 2.0 e como eles se relacionam.</w:t>
       </w:r>
     </w:p>
-    <w:p>
-      <w:pPr>
-        <w:pStyle w:val="CaptionedFigure"/>
-      </w:pPr>
-      <w:r>
-        <w:drawing>
-          <wp:inline>
-            <wp:extent cx="5334000" cy="2306456"/>
-            <wp:effectExtent b="0" l="0" r="0" t="0"/>
-            <wp:docPr descr="As Funções contêm Categorias, e as Categorias contêm Subcategorias específicas orientadas a resultados." title="" id="35" name="Picture"/>
-            <a:graphic>
-              <a:graphicData uri="http://schemas.openxmlformats.org/drawingml/2006/picture">
-                <pic:pic>
-                  <pic:nvPicPr>
-                    <pic:cNvPr descr="media/image2_pt-BR.png" id="36" name="Picture"/>
-                    <pic:cNvPicPr>
-                      <a:picLocks noChangeArrowheads="1" noChangeAspect="1"/>
-                    </pic:cNvPicPr>
-                  </pic:nvPicPr>
-                  <pic:blipFill>
-                    <a:blip r:embed="rId34"/>
-                    <a:stretch>
-                      <a:fillRect/>
-                    </a:stretch>
-                  </pic:blipFill>
-                  <pic:spPr bwMode="auto">
-                    <a:xfrm>
-                      <a:off x="0" y="0"/>
-                      <a:ext cx="5334000" cy="2306456"/>
-                    </a:xfrm>
-                    <a:prstGeom prst="rect">
-                      <a:avLst/>
-                    </a:prstGeom>
-                    <a:noFill/>
-                    <a:ln w="9525">
-                      <a:noFill/>
-                      <a:headEnd/>
-                      <a:tailEnd/>
-                    </a:ln>
-                  </pic:spPr>
-                </pic:pic>
-              </a:graphicData>
-            </a:graphic>
-          </wp:inline>
-        </w:drawing>
-      </w:r>
-    </w:p>
+    <w:tbl>
+      <w:tblPr>
+        <w:tblStyle w:val="FigureTable"/>
+        <w:tblW w:type="auto" w:w="0"/>
+        <w:tblLook w:firstRow="0" w:lastRow="0" w:firstColumn="0" w:lastColumn="0"/>
+        <w:jc w:val="center"/>
+      </w:tblPr>
+      <w:tblGrid>
+        <w:gridCol w:w="7920"/>
+      </w:tblGrid>
+      <w:tr>
+        <w:tc>
+          <w:tcPr/>
+          <w:p>
+            <w:pPr>
+              <w:pStyle w:val="Compact"/>
+              <w:jc w:val="center"/>
+            </w:pPr>
+            <w:r>
+              <w:t xml:space="preserve">As Funções contêm Categorias, e as Categorias contêm Subcategorias específicas orientadas a resultados.</w:t>
+            </w:r>
+          </w:p>
+        </w:tc>
+      </w:tr>
+    </w:tbl>
     <w:p>
       <w:pPr>
         <w:pStyle w:val="ImageCaption"/>
@@ -1037,8 +1019,8 @@
         </w:tc>
       </w:tr>
     </w:tbl>
-    <w:bookmarkEnd w:id="37"/>
-    <w:bookmarkStart w:id="38" w:name="roteiro-prático-de-implementação"/>
+    <w:bookmarkEnd w:id="31"/>
+    <w:bookmarkStart w:id="32" w:name="roteiro-prático-de-implementação"/>
     <w:p>
       <w:pPr>
         <w:pStyle w:val="Heading1"/>
@@ -1229,8 +1211,8 @@
         </w:tc>
       </w:tr>
     </w:tbl>
-    <w:bookmarkEnd w:id="38"/>
-    <w:bookmarkStart w:id="45" w:name="função-governar"/>
+    <w:bookmarkEnd w:id="32"/>
+    <w:bookmarkStart w:id="39" w:name="função-governar"/>
     <w:p>
       <w:pPr>
         <w:pStyle w:val="Heading1"/>
@@ -1289,7 +1271,7 @@
         </w:tc>
       </w:tr>
     </w:tbl>
-    <w:bookmarkStart w:id="39" w:name="contexto-organizacional-gv.oc"/>
+    <w:bookmarkStart w:id="33" w:name="contexto-organizacional-gv.oc"/>
     <w:p>
       <w:pPr>
         <w:pStyle w:val="Heading2"/>
@@ -1649,8 +1631,8 @@
         <w:t xml:space="preserve">Os resultados do CSF não constituem uma lista de tecnologias obrigatórias. Selecione métodos de implementação e controles conforme o risco, a missão, as obrigações, os recursos e o Perfil-Alvo definido.</w:t>
       </w:r>
     </w:p>
-    <w:bookmarkEnd w:id="39"/>
-    <w:bookmarkStart w:id="40" w:name="estratégia-de-gestão-de-riscos-gv.rm"/>
+    <w:bookmarkEnd w:id="33"/>
+    <w:bookmarkStart w:id="34" w:name="estratégia-de-gestão-de-riscos-gv.rm"/>
     <w:p>
       <w:pPr>
         <w:pStyle w:val="Heading2"/>
@@ -2092,8 +2074,8 @@
         </w:tc>
       </w:tr>
     </w:tbl>
-    <w:bookmarkEnd w:id="40"/>
-    <w:bookmarkStart w:id="41" w:name="X33528b5bb9316b37fde35377917ac81e0d3edf5"/>
+    <w:bookmarkEnd w:id="34"/>
+    <w:bookmarkStart w:id="35" w:name="X33528b5bb9316b37fde35377917ac81e0d3edf5"/>
     <w:p>
       <w:pPr>
         <w:pStyle w:val="Heading2"/>
@@ -2385,8 +2367,8 @@
         </w:tc>
       </w:tr>
     </w:tbl>
-    <w:bookmarkEnd w:id="41"/>
-    <w:bookmarkStart w:id="42" w:name="política-gv.po"/>
+    <w:bookmarkEnd w:id="35"/>
+    <w:bookmarkStart w:id="36" w:name="política-gv.po"/>
     <w:p>
       <w:pPr>
         <w:pStyle w:val="Heading2"/>
@@ -2578,8 +2560,8 @@
         </w:tc>
       </w:tr>
     </w:tbl>
-    <w:bookmarkEnd w:id="42"/>
-    <w:bookmarkStart w:id="43" w:name="supervisão-gv.ov"/>
+    <w:bookmarkEnd w:id="36"/>
+    <w:bookmarkStart w:id="37" w:name="supervisão-gv.ov"/>
     <w:p>
       <w:pPr>
         <w:pStyle w:val="Heading2"/>
@@ -2821,8 +2803,8 @@
         </w:tc>
       </w:tr>
     </w:tbl>
-    <w:bookmarkEnd w:id="43"/>
-    <w:bookmarkStart w:id="44" w:name="Xaa2aaa5aa43126a33016dae03ef63cdd4d08a48"/>
+    <w:bookmarkEnd w:id="37"/>
+    <w:bookmarkStart w:id="38" w:name="Xaa2aaa5aa43126a33016dae03ef63cdd4d08a48"/>
     <w:p>
       <w:pPr>
         <w:pStyle w:val="Heading2"/>
@@ -3414,9 +3396,9 @@
         </w:tc>
       </w:tr>
     </w:tbl>
-    <w:bookmarkEnd w:id="44"/>
-    <w:bookmarkEnd w:id="45"/>
-    <w:bookmarkStart w:id="49" w:name="função-identificar"/>
+    <w:bookmarkEnd w:id="38"/>
+    <w:bookmarkEnd w:id="39"/>
+    <w:bookmarkStart w:id="43" w:name="função-identificar"/>
     <w:p>
       <w:pPr>
         <w:pStyle w:val="Heading1"/>
@@ -3475,7 +3457,7 @@
         </w:tc>
       </w:tr>
     </w:tbl>
-    <w:bookmarkStart w:id="46" w:name="gestão-de-ativos-id.am"/>
+    <w:bookmarkStart w:id="40" w:name="gestão-de-ativos-id.am"/>
     <w:p>
       <w:pPr>
         <w:pStyle w:val="Heading2"/>
@@ -3917,8 +3899,8 @@
         </w:tc>
       </w:tr>
     </w:tbl>
-    <w:bookmarkEnd w:id="46"/>
-    <w:bookmarkStart w:id="47" w:name="avaliação-de-riscos-id.ra"/>
+    <w:bookmarkEnd w:id="40"/>
+    <w:bookmarkStart w:id="41" w:name="avaliação-de-riscos-id.ra"/>
     <w:p>
       <w:pPr>
         <w:pStyle w:val="Heading2"/>
@@ -4510,8 +4492,8 @@
         </w:tc>
       </w:tr>
     </w:tbl>
-    <w:bookmarkEnd w:id="47"/>
-    <w:bookmarkStart w:id="48" w:name="melhoria-id.im"/>
+    <w:bookmarkEnd w:id="41"/>
+    <w:bookmarkStart w:id="42" w:name="melhoria-id.im"/>
     <w:p>
       <w:pPr>
         <w:pStyle w:val="Heading2"/>
@@ -4821,9 +4803,9 @@
         <w:t xml:space="preserve">Tradução humana revisada para integração. Mantém os identificadores oficiais do NIST CSF 2.0. Este arquivo substitui somente o conteúdo textual dos capítulos 6–9; a edição completa ainda requer integração, nova geração de DOCX/PDF e revisão visual.</w:t>
       </w:r>
     </w:p>
-    <w:bookmarkEnd w:id="48"/>
-    <w:bookmarkEnd w:id="49"/>
-    <w:bookmarkStart w:id="55" w:name="função-proteger"/>
+    <w:bookmarkEnd w:id="42"/>
+    <w:bookmarkEnd w:id="43"/>
+    <w:bookmarkStart w:id="49" w:name="função-proteger"/>
     <w:p>
       <w:pPr>
         <w:pStyle w:val="Heading1"/>
@@ -4882,7 +4864,7 @@
         </w:tc>
       </w:tr>
     </w:tbl>
-    <w:bookmarkStart w:id="50" w:name="X6175ababce2f632a06019bed8b47b5898228b49"/>
+    <w:bookmarkStart w:id="44" w:name="X6175ababce2f632a06019bed8b47b5898228b49"/>
     <w:p>
       <w:pPr>
         <w:pStyle w:val="Heading2"/>
@@ -5274,8 +5256,8 @@
         </w:tc>
       </w:tr>
     </w:tbl>
-    <w:bookmarkEnd w:id="50"/>
-    <w:bookmarkStart w:id="51" w:name="conscientização-e-treinamento-pr.at"/>
+    <w:bookmarkEnd w:id="44"/>
+    <w:bookmarkStart w:id="45" w:name="conscientização-e-treinamento-pr.at"/>
     <w:p>
       <w:pPr>
         <w:pStyle w:val="Heading2"/>
@@ -5467,8 +5449,8 @@
         </w:tc>
       </w:tr>
     </w:tbl>
-    <w:bookmarkEnd w:id="51"/>
-    <w:bookmarkStart w:id="52" w:name="segurança-de-dados-pr.ds"/>
+    <w:bookmarkEnd w:id="45"/>
+    <w:bookmarkStart w:id="46" w:name="segurança-de-dados-pr.ds"/>
     <w:p>
       <w:pPr>
         <w:pStyle w:val="Heading2"/>
@@ -5760,8 +5742,8 @@
         </w:tc>
       </w:tr>
     </w:tbl>
-    <w:bookmarkEnd w:id="52"/>
-    <w:bookmarkStart w:id="53" w:name="segurança-de-plataformas-pr.ps"/>
+    <w:bookmarkEnd w:id="46"/>
+    <w:bookmarkStart w:id="47" w:name="segurança-de-plataformas-pr.ps"/>
     <w:p>
       <w:pPr>
         <w:pStyle w:val="Heading2"/>
@@ -6153,8 +6135,8 @@
         </w:tc>
       </w:tr>
     </w:tbl>
-    <w:bookmarkEnd w:id="53"/>
-    <w:bookmarkStart w:id="54" w:name="Xea3f441d0b55455afe31621fbbc5638ecf7fbb2"/>
+    <w:bookmarkEnd w:id="47"/>
+    <w:bookmarkStart w:id="48" w:name="Xea3f441d0b55455afe31621fbbc5638ecf7fbb2"/>
     <w:p>
       <w:pPr>
         <w:pStyle w:val="Heading2"/>
@@ -6446,9 +6428,9 @@
         </w:tc>
       </w:tr>
     </w:tbl>
-    <w:bookmarkEnd w:id="54"/>
-    <w:bookmarkEnd w:id="55"/>
-    <w:bookmarkStart w:id="58" w:name="função-detectar"/>
+    <w:bookmarkEnd w:id="48"/>
+    <w:bookmarkEnd w:id="49"/>
+    <w:bookmarkStart w:id="52" w:name="função-detectar"/>
     <w:p>
       <w:pPr>
         <w:pStyle w:val="Heading1"/>
@@ -6507,7 +6489,7 @@
         </w:tc>
       </w:tr>
     </w:tbl>
-    <w:bookmarkStart w:id="56" w:name="monitoramento-contínuo-de.cm"/>
+    <w:bookmarkStart w:id="50" w:name="monitoramento-contínuo-de.cm"/>
     <w:p>
       <w:pPr>
         <w:pStyle w:val="Heading2"/>
@@ -6849,8 +6831,8 @@
         </w:tc>
       </w:tr>
     </w:tbl>
-    <w:bookmarkEnd w:id="56"/>
-    <w:bookmarkStart w:id="57" w:name="análise-de-eventos-adversos-de.ae"/>
+    <w:bookmarkEnd w:id="50"/>
+    <w:bookmarkStart w:id="51" w:name="análise-de-eventos-adversos-de.ae"/>
     <w:p>
       <w:pPr>
         <w:pStyle w:val="Heading2"/>
@@ -7242,9 +7224,9 @@
         </w:tc>
       </w:tr>
     </w:tbl>
-    <w:bookmarkEnd w:id="57"/>
-    <w:bookmarkEnd w:id="58"/>
-    <w:bookmarkStart w:id="63" w:name="função-responder"/>
+    <w:bookmarkEnd w:id="51"/>
+    <w:bookmarkEnd w:id="52"/>
+    <w:bookmarkStart w:id="57" w:name="função-responder"/>
     <w:p>
       <w:pPr>
         <w:pStyle w:val="Heading1"/>
@@ -7303,7 +7285,7 @@
         </w:tc>
       </w:tr>
     </w:tbl>
-    <w:bookmarkStart w:id="59" w:name="gestão-de-incidentes-rs.ma"/>
+    <w:bookmarkStart w:id="53" w:name="gestão-de-incidentes-rs.ma"/>
     <w:p>
       <w:pPr>
         <w:pStyle w:val="Heading2"/>
@@ -7645,8 +7627,8 @@
         </w:tc>
       </w:tr>
     </w:tbl>
-    <w:bookmarkEnd w:id="59"/>
-    <w:bookmarkStart w:id="60" w:name="análise-de-incidentes-rs.an"/>
+    <w:bookmarkEnd w:id="53"/>
+    <w:bookmarkStart w:id="54" w:name="análise-de-incidentes-rs.an"/>
     <w:p>
       <w:pPr>
         <w:pStyle w:val="Heading2"/>
@@ -7938,8 +7920,8 @@
         </w:tc>
       </w:tr>
     </w:tbl>
-    <w:bookmarkEnd w:id="60"/>
-    <w:bookmarkStart w:id="61" w:name="X0a7f07336fbc4efab4a402ab5e899674d7e1a51"/>
+    <w:bookmarkEnd w:id="54"/>
+    <w:bookmarkStart w:id="55" w:name="X0a7f07336fbc4efab4a402ab5e899674d7e1a51"/>
     <w:p>
       <w:pPr>
         <w:pStyle w:val="Heading2"/>
@@ -8131,8 +8113,8 @@
         </w:tc>
       </w:tr>
     </w:tbl>
-    <w:bookmarkEnd w:id="61"/>
-    <w:bookmarkStart w:id="62" w:name="mitigação-de-incidentes-rs.mi"/>
+    <w:bookmarkEnd w:id="55"/>
+    <w:bookmarkStart w:id="56" w:name="mitigação-de-incidentes-rs.mi"/>
     <w:p>
       <w:pPr>
         <w:pStyle w:val="Heading2"/>
@@ -8324,9 +8306,9 @@
         </w:tc>
       </w:tr>
     </w:tbl>
-    <w:bookmarkEnd w:id="62"/>
-    <w:bookmarkEnd w:id="63"/>
-    <w:bookmarkStart w:id="66" w:name="função-recuperar"/>
+    <w:bookmarkEnd w:id="56"/>
+    <w:bookmarkEnd w:id="57"/>
+    <w:bookmarkStart w:id="60" w:name="função-recuperar"/>
     <w:p>
       <w:pPr>
         <w:pStyle w:val="Heading1"/>
@@ -8385,7 +8367,7 @@
         </w:tc>
       </w:tr>
     </w:tbl>
-    <w:bookmarkStart w:id="64" w:name="X1467f3ee05a7a9385f7523a9be23c8f6ac63e72"/>
+    <w:bookmarkStart w:id="58" w:name="X1467f3ee05a7a9385f7523a9be23c8f6ac63e72"/>
     <w:p>
       <w:pPr>
         <w:pStyle w:val="Heading2"/>
@@ -8777,8 +8759,8 @@
         </w:tc>
       </w:tr>
     </w:tbl>
-    <w:bookmarkEnd w:id="64"/>
-    <w:bookmarkStart w:id="65" w:name="X9d969a4839ab3f2191124ea59184271ab86e856"/>
+    <w:bookmarkEnd w:id="58"/>
+    <w:bookmarkStart w:id="59" w:name="X9d969a4839ab3f2191124ea59184271ab86e856"/>
     <w:p>
       <w:pPr>
         <w:pStyle w:val="Heading2"/>
@@ -8988,9 +8970,9 @@
         <w:t xml:space="preserve">Os resultados do CSF não formam uma lista de tecnologias obrigatórias. Os métodos de implementação e controles devem ser selecionados conforme o risco, a missão, as obrigações, os recursos e o Perfil-Alvo definido para o escopo.</w:t>
       </w:r>
     </w:p>
-    <w:bookmarkEnd w:id="65"/>
-    <w:bookmarkEnd w:id="66"/>
-    <w:bookmarkStart w:id="73" w:name="perfis-organizacionais"/>
+    <w:bookmarkEnd w:id="59"/>
+    <w:bookmarkEnd w:id="60"/>
+    <w:bookmarkStart w:id="64" w:name="perfis-organizacionais"/>
     <w:p>
       <w:pPr>
         <w:pStyle w:val="Heading1"/>
@@ -9011,53 +8993,31 @@
         <w:t xml:space="preserve">Como descrever a postura atual, definir um objetivo e criar um plano de ação priorizado.</w:t>
       </w:r>
     </w:p>
-    <w:p>
-      <w:pPr>
-        <w:pStyle w:val="CaptionedFigure"/>
-      </w:pPr>
-      <w:r>
-        <w:drawing>
-          <wp:inline>
-            <wp:extent cx="5334000" cy="2945452"/>
-            <wp:effectExtent b="0" l="0" r="0" t="0"/>
-            <wp:docPr descr="Um Perfil-Alvo é útil quando suas lacunas se transformam em ações baseadas em risco, com responsáveis e recursos definidos." title="" id="68" name="Picture"/>
-            <a:graphic>
-              <a:graphicData uri="http://schemas.openxmlformats.org/drawingml/2006/picture">
-                <pic:pic>
-                  <pic:nvPicPr>
-                    <pic:cNvPr descr="media/image3_pt-BR.png" id="69" name="Picture"/>
-                    <pic:cNvPicPr>
-                      <a:picLocks noChangeArrowheads="1" noChangeAspect="1"/>
-                    </pic:cNvPicPr>
-                  </pic:nvPicPr>
-                  <pic:blipFill>
-                    <a:blip r:embed="rId67"/>
-                    <a:stretch>
-                      <a:fillRect/>
-                    </a:stretch>
-                  </pic:blipFill>
-                  <pic:spPr bwMode="auto">
-                    <a:xfrm>
-                      <a:off x="0" y="0"/>
-                      <a:ext cx="5334000" cy="2945452"/>
-                    </a:xfrm>
-                    <a:prstGeom prst="rect">
-                      <a:avLst/>
-                    </a:prstGeom>
-                    <a:noFill/>
-                    <a:ln w="9525">
-                      <a:noFill/>
-                      <a:headEnd/>
-                      <a:tailEnd/>
-                    </a:ln>
-                  </pic:spPr>
-                </pic:pic>
-              </a:graphicData>
-            </a:graphic>
-          </wp:inline>
-        </w:drawing>
-      </w:r>
-    </w:p>
+    <w:tbl>
+      <w:tblPr>
+        <w:tblStyle w:val="FigureTable"/>
+        <w:tblW w:type="auto" w:w="0"/>
+        <w:tblLook w:firstRow="0" w:lastRow="0" w:firstColumn="0" w:lastColumn="0"/>
+        <w:jc w:val="center"/>
+      </w:tblPr>
+      <w:tblGrid>
+        <w:gridCol w:w="7920"/>
+      </w:tblGrid>
+      <w:tr>
+        <w:tc>
+          <w:tcPr/>
+          <w:p>
+            <w:pPr>
+              <w:pStyle w:val="Compact"/>
+              <w:jc w:val="center"/>
+            </w:pPr>
+            <w:r>
+              <w:t xml:space="preserve">Um Perfil-Alvo é útil quando suas lacunas se transformam em ações baseadas em risco, com responsáveis e recursos definidos.</w:t>
+            </w:r>
+          </w:p>
+        </w:tc>
+      </w:tr>
+    </w:tbl>
     <w:p>
       <w:pPr>
         <w:pStyle w:val="ImageCaption"/>
@@ -9078,7 +9038,7 @@
         <w:t xml:space="preserve">Figura 3. Do Perfil Atual ao plano de ação</w:t>
       </w:r>
     </w:p>
-    <w:bookmarkStart w:id="70" w:name="declaração-de-escopo-do-perfil"/>
+    <w:bookmarkStart w:id="61" w:name="declaração-de-escopo-do-perfil"/>
     <w:p>
       <w:pPr>
         <w:pStyle w:val="Heading3"/>
@@ -9159,8 +9119,8 @@
         <w:t xml:space="preserve">Premissas, exclusões, dependências e limitações.</w:t>
       </w:r>
     </w:p>
-    <w:bookmarkEnd w:id="70"/>
-    <w:bookmarkStart w:id="71" w:name="status-dos-resultados"/>
+    <w:bookmarkEnd w:id="61"/>
+    <w:bookmarkStart w:id="62" w:name="status-dos-resultados"/>
     <w:p>
       <w:pPr>
         <w:pStyle w:val="Heading3"/>
@@ -9425,8 +9385,8 @@
         </w:tc>
       </w:tr>
     </w:tbl>
-    <w:bookmarkEnd w:id="71"/>
-    <w:bookmarkStart w:id="72" w:name="priorização-de-lacunas"/>
+    <w:bookmarkEnd w:id="62"/>
+    <w:bookmarkStart w:id="63" w:name="priorização-de-lacunas"/>
     <w:p>
       <w:pPr>
         <w:pStyle w:val="Heading3"/>
@@ -9443,9 +9403,9 @@
         <w:t xml:space="preserve">Priorize as lacunas considerando impacto na missão, probabilidade de ameaça, criticidade dos ativos, obrigações legais e contratuais, exposição, dependências, segurança física, privacidade, controles atuais, tempo estimado para exploração, esforço de correção e recursos disponíveis. Não classifique lacunas apenas pela severidade indicada por uma ferramenta de varredura.</w:t>
       </w:r>
     </w:p>
-    <w:bookmarkEnd w:id="72"/>
-    <w:bookmarkEnd w:id="73"/>
-    <w:bookmarkStart w:id="77" w:name="níveis-do-csf"/>
+    <w:bookmarkEnd w:id="63"/>
+    <w:bookmarkEnd w:id="64"/>
+    <w:bookmarkStart w:id="65" w:name="níveis-do-csf"/>
     <w:p>
       <w:pPr>
         <w:pStyle w:val="Heading1"/>
@@ -9466,53 +9426,31 @@
         <w:t xml:space="preserve">Como utilizar Parcial, Informado pelo Risco, Repetível e Adaptativo sem transformá-los em uma pontuação.</w:t>
       </w:r>
     </w:p>
-    <w:p>
-      <w:pPr>
-        <w:pStyle w:val="CaptionedFigure"/>
-      </w:pPr>
-      <w:r>
-        <w:drawing>
-          <wp:inline>
-            <wp:extent cx="5334000" cy="2912060"/>
-            <wp:effectExtent b="0" l="0" r="0" t="0"/>
-            <wp:docPr descr="Os Níveis do CSF oferecem contexto sobre o rigor da governança e das práticas de gestão de riscos." title="" id="75" name="Picture"/>
-            <a:graphic>
-              <a:graphicData uri="http://schemas.openxmlformats.org/drawingml/2006/picture">
-                <pic:pic>
-                  <pic:nvPicPr>
-                    <pic:cNvPr descr="media/image4_pt-BR.png" id="76" name="Picture"/>
-                    <pic:cNvPicPr>
-                      <a:picLocks noChangeArrowheads="1" noChangeAspect="1"/>
-                    </pic:cNvPicPr>
-                  </pic:nvPicPr>
-                  <pic:blipFill>
-                    <a:blip r:embed="rId74"/>
-                    <a:stretch>
-                      <a:fillRect/>
-                    </a:stretch>
-                  </pic:blipFill>
-                  <pic:spPr bwMode="auto">
-                    <a:xfrm>
-                      <a:off x="0" y="0"/>
-                      <a:ext cx="5334000" cy="2912060"/>
-                    </a:xfrm>
-                    <a:prstGeom prst="rect">
-                      <a:avLst/>
-                    </a:prstGeom>
-                    <a:noFill/>
-                    <a:ln w="9525">
-                      <a:noFill/>
-                      <a:headEnd/>
-                      <a:tailEnd/>
-                    </a:ln>
-                  </pic:spPr>
-                </pic:pic>
-              </a:graphicData>
-            </a:graphic>
-          </wp:inline>
-        </w:drawing>
-      </w:r>
-    </w:p>
+    <w:tbl>
+      <w:tblPr>
+        <w:tblStyle w:val="FigureTable"/>
+        <w:tblW w:type="auto" w:w="0"/>
+        <w:tblLook w:firstRow="0" w:lastRow="0" w:firstColumn="0" w:lastColumn="0"/>
+        <w:jc w:val="center"/>
+      </w:tblPr>
+      <w:tblGrid>
+        <w:gridCol w:w="7920"/>
+      </w:tblGrid>
+      <w:tr>
+        <w:tc>
+          <w:tcPr/>
+          <w:p>
+            <w:pPr>
+              <w:pStyle w:val="Compact"/>
+              <w:jc w:val="center"/>
+            </w:pPr>
+            <w:r>
+              <w:t xml:space="preserve">Os Níveis do CSF oferecem contexto sobre o rigor da governança e das práticas de gestão de riscos.</w:t>
+            </w:r>
+          </w:p>
+        </w:tc>
+      </w:tr>
+    </w:tbl>
     <w:p>
       <w:pPr>
         <w:pStyle w:val="ImageCaption"/>
@@ -9811,8 +9749,8 @@
         <w:t xml:space="preserve">Reavalie quando houver mudanças relevantes em risco, missão, fornecedores ou tecnologia.</w:t>
       </w:r>
     </w:p>
-    <w:bookmarkEnd w:id="77"/>
-    <w:bookmarkStart w:id="80" w:name="X1e7db149f003af19c487d83537d323354409a8a"/>
+    <w:bookmarkEnd w:id="65"/>
+    <w:bookmarkStart w:id="68" w:name="X1e7db149f003af19c487d83537d323354409a8a"/>
     <w:p>
       <w:pPr>
         <w:pStyle w:val="Heading1"/>
@@ -10127,7 +10065,7 @@
         </w:tc>
       </w:tr>
     </w:tbl>
-    <w:bookmarkStart w:id="78" w:name="declaração-executiva-de-risco"/>
+    <w:bookmarkStart w:id="66" w:name="declaração-executiva-de-risco"/>
     <w:p>
       <w:pPr>
         <w:pStyle w:val="Heading2"/>
@@ -10154,8 +10092,8 @@
         <w:t xml:space="preserve">Como [ameaça] pode explorar [vulnerabilidade] e afetar [ativo ou objetivo], a organização pode sofrer [impacto empresarial]. Os controles existentes [resumo] deixam [exposição residual]. A direção deve [resposta] até [data], sob responsabilidade de [função], e monitorar [medida].</w:t>
       </w:r>
     </w:p>
-    <w:bookmarkEnd w:id="78"/>
-    <w:bookmarkStart w:id="79" w:name="perguntas-para-o-órgão-de-governança"/>
+    <w:bookmarkEnd w:id="66"/>
+    <w:bookmarkStart w:id="67" w:name="perguntas-para-o-órgão-de-governança"/>
     <w:p>
       <w:pPr>
         <w:pStyle w:val="Heading2"/>
@@ -10248,9 +10186,9 @@
         <w:t xml:space="preserve">As capacidades de recuperação foram comprovadas para os serviços mais importantes?</w:t>
       </w:r>
     </w:p>
-    <w:bookmarkEnd w:id="79"/>
-    <w:bookmarkEnd w:id="80"/>
-    <w:bookmarkStart w:id="84" w:name="X71c38d8486c3d46d4498df0716635b83c571066"/>
+    <w:bookmarkEnd w:id="67"/>
+    <w:bookmarkEnd w:id="68"/>
+    <w:bookmarkStart w:id="69" w:name="X71c38d8486c3d46d4498df0716635b83c571066"/>
     <w:p>
       <w:pPr>
         <w:pStyle w:val="Heading1"/>
@@ -10271,53 +10209,31 @@
         <w:t xml:space="preserve">Como gerenciar fornecedores, produtos, serviços e dependências ao longo de todo o ciclo de vida.</w:t>
       </w:r>
     </w:p>
-    <w:p>
-      <w:pPr>
-        <w:pStyle w:val="CaptionedFigure"/>
-      </w:pPr>
-      <w:r>
-        <w:drawing>
-          <wp:inline>
-            <wp:extent cx="5334000" cy="2787322"/>
-            <wp:effectExtent b="0" l="0" r="0" t="0"/>
-            <wp:docPr descr="Planejar, selecionar, contratar, monitorar e encerrar relações com responsabilidades de segurança claramente definidas." title="" id="82" name="Picture"/>
-            <a:graphic>
-              <a:graphicData uri="http://schemas.openxmlformats.org/drawingml/2006/picture">
-                <pic:pic>
-                  <pic:nvPicPr>
-                    <pic:cNvPr descr="media/image5_pt-BR.png" id="83" name="Picture"/>
-                    <pic:cNvPicPr>
-                      <a:picLocks noChangeArrowheads="1" noChangeAspect="1"/>
-                    </pic:cNvPicPr>
-                  </pic:nvPicPr>
-                  <pic:blipFill>
-                    <a:blip r:embed="rId81"/>
-                    <a:stretch>
-                      <a:fillRect/>
-                    </a:stretch>
-                  </pic:blipFill>
-                  <pic:spPr bwMode="auto">
-                    <a:xfrm>
-                      <a:off x="0" y="0"/>
-                      <a:ext cx="5334000" cy="2787322"/>
-                    </a:xfrm>
-                    <a:prstGeom prst="rect">
-                      <a:avLst/>
-                    </a:prstGeom>
-                    <a:noFill/>
-                    <a:ln w="9525">
-                      <a:noFill/>
-                      <a:headEnd/>
-                      <a:tailEnd/>
-                    </a:ln>
-                  </pic:spPr>
-                </pic:pic>
-              </a:graphicData>
-            </a:graphic>
-          </wp:inline>
-        </w:drawing>
-      </w:r>
-    </w:p>
+    <w:tbl>
+      <w:tblPr>
+        <w:tblStyle w:val="FigureTable"/>
+        <w:tblW w:type="auto" w:w="0"/>
+        <w:tblLook w:firstRow="0" w:lastRow="0" w:firstColumn="0" w:lastColumn="0"/>
+        <w:jc w:val="center"/>
+      </w:tblPr>
+      <w:tblGrid>
+        <w:gridCol w:w="7920"/>
+      </w:tblGrid>
+      <w:tr>
+        <w:tc>
+          <w:tcPr/>
+          <w:p>
+            <w:pPr>
+              <w:pStyle w:val="Compact"/>
+              <w:jc w:val="center"/>
+            </w:pPr>
+            <w:r>
+              <w:t xml:space="preserve">Planejar, selecionar, contratar, monitorar e encerrar relações com responsabilidades de segurança claramente definidas.</w:t>
+            </w:r>
+          </w:p>
+        </w:tc>
+      </w:tr>
+    </w:tbl>
     <w:p>
       <w:pPr>
         <w:pStyle w:val="ImageCaption"/>
@@ -10440,8 +10356,8 @@
         <w:t xml:space="preserve">Um questionário ou uma cláusula contratual, por si só, não comprova que os controles do fornecedor funcionam. Combine direitos contratuais com evidência baseada em risco, monitoramento, informações sobre incidentes e acompanhamento de ações corretivas.</w:t>
       </w:r>
     </w:p>
-    <w:bookmarkEnd w:id="84"/>
-    <w:bookmarkStart w:id="89" w:name="métricas-evidências-e-relatórios"/>
+    <w:bookmarkEnd w:id="69"/>
+    <w:bookmarkStart w:id="71" w:name="métricas-evidências-e-relatórios"/>
     <w:p>
       <w:pPr>
         <w:pStyle w:val="Heading1"/>
@@ -10756,53 +10672,31 @@
         </w:tc>
       </w:tr>
     </w:tbl>
-    <w:p>
-      <w:pPr>
-        <w:pStyle w:val="CaptionedFigure"/>
-      </w:pPr>
-      <w:r>
-        <w:drawing>
-          <wp:inline>
-            <wp:extent cx="5334000" cy="2370074"/>
-            <wp:effectExtent b="0" l="0" r="0" t="0"/>
-            <wp:docPr descr="Um mapeamento se torna confiável quando os controles e as evidências operacionais são testados." title="" id="86" name="Picture"/>
-            <a:graphic>
-              <a:graphicData uri="http://schemas.openxmlformats.org/drawingml/2006/picture">
-                <pic:pic>
-                  <pic:nvPicPr>
-                    <pic:cNvPr descr="media/image6_pt-BR.png" id="87" name="Picture"/>
-                    <pic:cNvPicPr>
-                      <a:picLocks noChangeArrowheads="1" noChangeAspect="1"/>
-                    </pic:cNvPicPr>
-                  </pic:nvPicPr>
-                  <pic:blipFill>
-                    <a:blip r:embed="rId85"/>
-                    <a:stretch>
-                      <a:fillRect/>
-                    </a:stretch>
-                  </pic:blipFill>
-                  <pic:spPr bwMode="auto">
-                    <a:xfrm>
-                      <a:off x="0" y="0"/>
-                      <a:ext cx="5334000" cy="2370074"/>
-                    </a:xfrm>
-                    <a:prstGeom prst="rect">
-                      <a:avLst/>
-                    </a:prstGeom>
-                    <a:noFill/>
-                    <a:ln w="9525">
-                      <a:noFill/>
-                      <a:headEnd/>
-                      <a:tailEnd/>
-                    </a:ln>
-                  </pic:spPr>
-                </pic:pic>
-              </a:graphicData>
-            </a:graphic>
-          </wp:inline>
-        </w:drawing>
-      </w:r>
-    </w:p>
+    <w:tbl>
+      <w:tblPr>
+        <w:tblStyle w:val="FigureTable"/>
+        <w:tblW w:type="auto" w:w="0"/>
+        <w:tblLook w:firstRow="0" w:lastRow="0" w:firstColumn="0" w:lastColumn="0"/>
+        <w:jc w:val="center"/>
+      </w:tblPr>
+      <w:tblGrid>
+        <w:gridCol w:w="7920"/>
+      </w:tblGrid>
+      <w:tr>
+        <w:tc>
+          <w:tcPr/>
+          <w:p>
+            <w:pPr>
+              <w:pStyle w:val="Compact"/>
+              <w:jc w:val="center"/>
+            </w:pPr>
+            <w:r>
+              <w:t xml:space="preserve">Um mapeamento se torna confiável quando os controles e as evidências operacionais são testados.</w:t>
+            </w:r>
+          </w:p>
+        </w:tc>
+      </w:tr>
+    </w:tbl>
     <w:p>
       <w:pPr>
         <w:pStyle w:val="ImageCaption"/>
@@ -10823,7 +10717,7 @@
         <w:t xml:space="preserve">Figura 6. Cadeia do resultado à evidência</w:t>
       </w:r>
     </w:p>
-    <w:bookmarkStart w:id="88" w:name="qualidade-da-evidência"/>
+    <w:bookmarkStart w:id="70" w:name="qualidade-da-evidência"/>
     <w:p>
       <w:pPr>
         <w:pStyle w:val="Heading2"/>
@@ -11012,9 +10906,9 @@
         </w:tc>
       </w:tr>
     </w:tbl>
-    <w:bookmarkEnd w:id="88"/>
-    <w:bookmarkEnd w:id="89"/>
-    <w:bookmarkStart w:id="92" w:name="X388d32b8a762c05ee47ac4d9f20f282c35f776b"/>
+    <w:bookmarkEnd w:id="70"/>
+    <w:bookmarkEnd w:id="71"/>
+    <w:bookmarkStart w:id="74" w:name="X388d32b8a762c05ee47ac4d9f20f282c35f776b"/>
     <w:p>
       <w:pPr>
         <w:pStyle w:val="Heading1"/>
@@ -11149,7 +11043,7 @@
         <w:t xml:space="preserve">Refaça o teste sobre a população afetada e redija uma conclusão clara, incluindo limitações.</w:t>
       </w:r>
     </w:p>
-    <w:bookmarkStart w:id="90" w:name="testes-práticos-de-verificação"/>
+    <w:bookmarkStart w:id="72" w:name="testes-práticos-de-verificação"/>
     <w:p>
       <w:pPr>
         <w:pStyle w:val="Heading2"/>
@@ -11641,8 +11535,8 @@
         </w:tc>
       </w:tr>
     </w:tbl>
-    <w:bookmarkEnd w:id="90"/>
-    <w:bookmarkStart w:id="91" w:name="linguagem-de-conclusão"/>
+    <w:bookmarkEnd w:id="72"/>
+    <w:bookmarkStart w:id="73" w:name="linguagem-de-conclusão"/>
     <w:p>
       <w:pPr>
         <w:pStyle w:val="Heading2"/>
@@ -11669,9 +11563,9 @@
         <w:t xml:space="preserve">Para o serviço e o período de revisão definidos, o controle foi adequadamente desenhado e operou conforme o esperado em 37 de 40 eventos da amostra. Três remoções de acesso ocorreram fora da tolerância aprovada. A direção definiu uma ação corretiva, adicionou escalonamento automatizado e o novo teste confirmou a remoção tempestiva na população completa subsequente. A conclusão não abrange sistemas excluídos do escopo declarado.</w:t>
       </w:r>
     </w:p>
-    <w:bookmarkEnd w:id="91"/>
-    <w:bookmarkEnd w:id="92"/>
-    <w:bookmarkStart w:id="100" w:name="X8baaddaa47759dadd1d71cc12f2541c76473b7e"/>
+    <w:bookmarkEnd w:id="73"/>
+    <w:bookmarkEnd w:id="74"/>
+    <w:bookmarkStart w:id="79" w:name="X8baaddaa47759dadd1d71cc12f2541c76473b7e"/>
     <w:p>
       <w:pPr>
         <w:pStyle w:val="Heading1"/>
@@ -11692,53 +11586,31 @@
         <w:t xml:space="preserve">Links oficiais, inícios rápidos seguros, possível apoio ao CSF, evidências e limitações.</w:t>
       </w:r>
     </w:p>
-    <w:p>
-      <w:pPr>
-        <w:pStyle w:val="CaptionedFigure"/>
-      </w:pPr>
-      <w:r>
-        <w:drawing>
-          <wp:inline>
-            <wp:extent cx="5334000" cy="2945452"/>
-            <wp:effectExtent b="0" l="0" r="0" t="0"/>
-            <wp:docPr descr="Autorização, validação, ação corretiva e novos testes transformam resultados técnicos em evidências úteis." title="" id="94" name="Picture"/>
-            <a:graphic>
-              <a:graphicData uri="http://schemas.openxmlformats.org/drawingml/2006/picture">
-                <pic:pic>
-                  <pic:nvPicPr>
-                    <pic:cNvPr descr="media/image7_pt-BR.png" id="95" name="Picture"/>
-                    <pic:cNvPicPr>
-                      <a:picLocks noChangeArrowheads="1" noChangeAspect="1"/>
-                    </pic:cNvPicPr>
-                  </pic:nvPicPr>
-                  <pic:blipFill>
-                    <a:blip r:embed="rId93"/>
-                    <a:stretch>
-                      <a:fillRect/>
-                    </a:stretch>
-                  </pic:blipFill>
-                  <pic:spPr bwMode="auto">
-                    <a:xfrm>
-                      <a:off x="0" y="0"/>
-                      <a:ext cx="5334000" cy="2945452"/>
-                    </a:xfrm>
-                    <a:prstGeom prst="rect">
-                      <a:avLst/>
-                    </a:prstGeom>
-                    <a:noFill/>
-                    <a:ln w="9525">
-                      <a:noFill/>
-                      <a:headEnd/>
-                      <a:tailEnd/>
-                    </a:ln>
-                  </pic:spPr>
-                </pic:pic>
-              </a:graphicData>
-            </a:graphic>
-          </wp:inline>
-        </w:drawing>
-      </w:r>
-    </w:p>
+    <w:tbl>
+      <w:tblPr>
+        <w:tblStyle w:val="FigureTable"/>
+        <w:tblW w:type="auto" w:w="0"/>
+        <w:tblLook w:firstRow="0" w:lastRow="0" w:firstColumn="0" w:lastColumn="0"/>
+        <w:jc w:val="center"/>
+      </w:tblPr>
+      <w:tblGrid>
+        <w:gridCol w:w="7920"/>
+      </w:tblGrid>
+      <w:tr>
+        <w:tc>
+          <w:tcPr/>
+          <w:p>
+            <w:pPr>
+              <w:pStyle w:val="Compact"/>
+              <w:jc w:val="center"/>
+            </w:pPr>
+            <w:r>
+              <w:t xml:space="preserve">Autorização, validação, ação corretiva e novos testes transformam resultados técnicos em evidências úteis.</w:t>
+            </w:r>
+          </w:p>
+        </w:tc>
+      </w:tr>
+    </w:tbl>
     <w:p>
       <w:pPr>
         <w:pStyle w:val="ImageCaption"/>
@@ -12277,7 +12149,7 @@
         </w:tc>
       </w:tr>
     </w:tbl>
-    <w:bookmarkStart w:id="96" w:name="Xbdac1b060f85a3963607eb058a26b4eff1090d1"/>
+    <w:bookmarkStart w:id="75" w:name="Xbdac1b060f85a3963607eb058a26b4eff1090d1"/>
     <w:p>
       <w:pPr>
         <w:pStyle w:val="Heading2"/>
@@ -12382,8 +12254,8 @@
         <w:t xml:space="preserve">Revalidar após atualizações relevantes, mudanças de integração ou configuração, ou falhas.</w:t>
       </w:r>
     </w:p>
-    <w:bookmarkEnd w:id="96"/>
-    <w:bookmarkStart w:id="98" w:name="orientação-comum-para-as-ferramentas"/>
+    <w:bookmarkEnd w:id="75"/>
+    <w:bookmarkStart w:id="77" w:name="orientação-comum-para-as-ferramentas"/>
     <w:p>
       <w:pPr>
         <w:pStyle w:val="Heading2"/>
@@ -12460,7 +12332,7 @@
         <w:t xml:space="preserve">Não apresentar o resultado de uma ferramenta como certificação, conformidade legal, cobertura completa ou conclusão de auditoria.</w:t>
       </w:r>
     </w:p>
-    <w:bookmarkStart w:id="97" w:name="inícios-rápidos-revisados"/>
+    <w:bookmarkStart w:id="76" w:name="inícios-rápidos-revisados"/>
     <w:p>
       <w:pPr>
         <w:pStyle w:val="Heading3"/>
@@ -12733,9 +12605,9 @@
         <w:t xml:space="preserve">carregar eventos sintéticos, criar uma busca e um painel, e documentar cobertura, acesso, retenção e limitações.</w:t>
       </w:r>
     </w:p>
-    <w:bookmarkEnd w:id="97"/>
-    <w:bookmarkEnd w:id="98"/>
-    <w:bookmarkStart w:id="99" w:name="ferramentas-oficiais-do-nist"/>
+    <w:bookmarkEnd w:id="76"/>
+    <w:bookmarkEnd w:id="77"/>
+    <w:bookmarkStart w:id="78" w:name="ferramentas-oficiais-do-nist"/>
     <w:p>
       <w:pPr>
         <w:pStyle w:val="Heading2"/>
@@ -12788,9 +12660,9 @@
         <w:t xml:space="preserve">usar a orientação e os modelos oficiais do NIST.</w:t>
       </w:r>
     </w:p>
-    <w:bookmarkEnd w:id="99"/>
-    <w:bookmarkEnd w:id="100"/>
-    <w:bookmarkStart w:id="104" w:name="guia-prático-do-csf-para-gestores"/>
+    <w:bookmarkEnd w:id="78"/>
+    <w:bookmarkEnd w:id="79"/>
+    <w:bookmarkStart w:id="83" w:name="guia-prático-do-csf-para-gestores"/>
     <w:p>
       <w:pPr>
         <w:pStyle w:val="Heading1"/>
@@ -12799,7 +12671,7 @@
         <w:t xml:space="preserve">17. Guia prático do CSF para gestores</w:t>
       </w:r>
     </w:p>
-    <w:bookmarkStart w:id="101" w:name="perguntas-mensais"/>
+    <w:bookmarkStart w:id="80" w:name="perguntas-mensais"/>
     <w:p>
       <w:pPr>
         <w:pStyle w:val="Heading2"/>
@@ -12904,8 +12776,8 @@
         <w:t xml:space="preserve">Quais limitações a liderança deve compreender antes de confiar no painel?</w:t>
       </w:r>
     </w:p>
-    <w:bookmarkEnd w:id="101"/>
-    <w:bookmarkStart w:id="102" w:name="painel"/>
+    <w:bookmarkEnd w:id="80"/>
+    <w:bookmarkStart w:id="81" w:name="painel"/>
     <w:p>
       <w:pPr>
         <w:pStyle w:val="Heading2"/>
@@ -13322,8 +13194,8 @@
         </w:tc>
       </w:tr>
     </w:tbl>
-    <w:bookmarkEnd w:id="102"/>
-    <w:bookmarkStart w:id="103" w:name="erros-comuns"/>
+    <w:bookmarkEnd w:id="81"/>
+    <w:bookmarkStart w:id="82" w:name="erros-comuns"/>
     <w:p>
       <w:pPr>
         <w:pStyle w:val="Heading2"/>
@@ -13440,9 +13312,9 @@
         <w:t xml:space="preserve">Descrever alinhamento ao CSF como conformidade legal ou certificação do NIST.</w:t>
       </w:r>
     </w:p>
-    <w:bookmarkEnd w:id="103"/>
-    <w:bookmarkEnd w:id="104"/>
-    <w:bookmarkStart w:id="111" w:name="de-iniciante-a-analista-júnior"/>
+    <w:bookmarkEnd w:id="82"/>
+    <w:bookmarkEnd w:id="83"/>
+    <w:bookmarkStart w:id="87" w:name="de-iniciante-a-analista-júnior"/>
     <w:p>
       <w:pPr>
         <w:pStyle w:val="Heading1"/>
@@ -13451,53 +13323,31 @@
         <w:t xml:space="preserve">18. De iniciante a analista júnior</w:t>
       </w:r>
     </w:p>
-    <w:p>
-      <w:pPr>
-        <w:pStyle w:val="CaptionedFigure"/>
-      </w:pPr>
-      <w:r>
-        <w:drawing>
-          <wp:inline>
-            <wp:extent cx="5334000" cy="2778320"/>
-            <wp:effectExtent b="0" l="0" r="0" t="0"/>
-            <wp:docPr descr="Aprender, mapear, testar, relatar e se candidatar com evidências honestas de portfólio." title="" id="106" name="Picture"/>
-            <a:graphic>
-              <a:graphicData uri="http://schemas.openxmlformats.org/drawingml/2006/picture">
-                <pic:pic>
-                  <pic:nvPicPr>
-                    <pic:cNvPr descr="media/image8_pt-BR.png" id="107" name="Picture"/>
-                    <pic:cNvPicPr>
-                      <a:picLocks noChangeArrowheads="1" noChangeAspect="1"/>
-                    </pic:cNvPicPr>
-                  </pic:nvPicPr>
-                  <pic:blipFill>
-                    <a:blip r:embed="rId105"/>
-                    <a:stretch>
-                      <a:fillRect/>
-                    </a:stretch>
-                  </pic:blipFill>
-                  <pic:spPr bwMode="auto">
-                    <a:xfrm>
-                      <a:off x="0" y="0"/>
-                      <a:ext cx="5334000" cy="2778320"/>
-                    </a:xfrm>
-                    <a:prstGeom prst="rect">
-                      <a:avLst/>
-                    </a:prstGeom>
-                    <a:noFill/>
-                    <a:ln w="9525">
-                      <a:noFill/>
-                      <a:headEnd/>
-                      <a:tailEnd/>
-                    </a:ln>
-                  </pic:spPr>
-                </pic:pic>
-              </a:graphicData>
-            </a:graphic>
-          </wp:inline>
-        </w:drawing>
-      </w:r>
-    </w:p>
+    <w:tbl>
+      <w:tblPr>
+        <w:tblStyle w:val="FigureTable"/>
+        <w:tblW w:type="auto" w:w="0"/>
+        <w:tblLook w:firstRow="0" w:lastRow="0" w:firstColumn="0" w:lastColumn="0"/>
+        <w:jc w:val="center"/>
+      </w:tblPr>
+      <w:tblGrid>
+        <w:gridCol w:w="7920"/>
+      </w:tblGrid>
+      <w:tr>
+        <w:tc>
+          <w:tcPr/>
+          <w:p>
+            <w:pPr>
+              <w:pStyle w:val="Compact"/>
+              <w:jc w:val="center"/>
+            </w:pPr>
+            <w:r>
+              <w:t xml:space="preserve">Aprender, mapear, testar, relatar e se candidatar com evidências honestas de portfólio.</w:t>
+            </w:r>
+          </w:p>
+        </w:tc>
+      </w:tr>
+    </w:tbl>
     <w:p>
       <w:pPr>
         <w:pStyle w:val="ImageCaption"/>
@@ -13514,7 +13364,7 @@
         <w:t xml:space="preserve">Figura 8. Caminho para analista júnior</w:t>
       </w:r>
     </w:p>
-    <w:bookmarkStart w:id="108" w:name="funções-de-entrada"/>
+    <w:bookmarkStart w:id="84" w:name="funções-de-entrada"/>
     <w:p>
       <w:pPr>
         <w:pStyle w:val="Heading2"/>
@@ -13531,8 +13381,8 @@
         <w:t xml:space="preserve">Analista Júnior de GRC; Analista de Risco de Cibersegurança; Analista de Conformidade; Analista de Controles de Segurança; Analista de Risco de Terceiros; Analista de Asseguração de Segurança; Analista de Programa de Cibersegurança; Analista Júnior de Segurança; Analista de Preparação para Auditoria.</w:t>
       </w:r>
     </w:p>
-    <w:bookmarkEnd w:id="108"/>
-    <w:bookmarkStart w:id="109" w:name="X33480434599fe31a49626777bda6b67b5a63ccc"/>
+    <w:bookmarkEnd w:id="84"/>
+    <w:bookmarkStart w:id="85" w:name="X33480434599fe31a49626777bda6b67b5a63ccc"/>
     <w:p>
       <w:pPr>
         <w:pStyle w:val="Heading2"/>
@@ -13637,8 +13487,8 @@
         <w:t xml:space="preserve">Proteger informações confidenciais e respeitar limites de autorização.</w:t>
       </w:r>
     </w:p>
-    <w:bookmarkEnd w:id="109"/>
-    <w:bookmarkStart w:id="110" w:name="evidências-de-portfólio"/>
+    <w:bookmarkEnd w:id="85"/>
+    <w:bookmarkStart w:id="86" w:name="evidências-de-portfólio"/>
     <w:p>
       <w:pPr>
         <w:pStyle w:val="Heading2"/>
@@ -13904,9 +13754,9 @@
         </w:tc>
       </w:tr>
     </w:tbl>
-    <w:bookmarkEnd w:id="110"/>
-    <w:bookmarkEnd w:id="111"/>
-    <w:bookmarkStart w:id="112" w:name="laboratório-fictício-e-portfólio"/>
+    <w:bookmarkEnd w:id="86"/>
+    <w:bookmarkEnd w:id="87"/>
+    <w:bookmarkStart w:id="88" w:name="laboratório-fictício-e-portfólio"/>
     <w:p>
       <w:pPr>
         <w:pStyle w:val="Heading1"/>
@@ -14117,8 +13967,8 @@
         <w:t xml:space="preserve">identificar todo o trabalho como treinamento fictício. Nunca publicar informações reais de empregadores, clientes, pacientes, funcionários, fornecedores, arquiteturas, vulnerabilidades, credenciais ou incidentes sem autorização expressa.</w:t>
       </w:r>
     </w:p>
-    <w:bookmarkEnd w:id="112"/>
-    <w:bookmarkStart w:id="114" w:name="plano-de-aprendizagem-de-trinta-dias"/>
+    <w:bookmarkEnd w:id="88"/>
+    <w:bookmarkStart w:id="90" w:name="plano-de-aprendizagem-de-trinta-dias"/>
     <w:p>
       <w:pPr>
         <w:pStyle w:val="Heading1"/>
@@ -14345,7 +14195,7 @@
         </w:tc>
       </w:tr>
     </w:tbl>
-    <w:bookmarkStart w:id="113" w:name="hábito-diário"/>
+    <w:bookmarkStart w:id="89" w:name="hábito-diário"/>
     <w:p>
       <w:pPr>
         <w:pStyle w:val="Heading2"/>
@@ -14362,9 +14212,9 @@
         <w:t xml:space="preserve">Ler uma seção oficial do NIST ou grupo de resultados; explicar em linguagem simples sem alterar o significado; criar uma evidência fictícia; verificar integridade, escopo, data, responsabilidade e confiabilidade; escrever uma conclusão, ação corretiva ou lição.</w:t>
       </w:r>
     </w:p>
-    <w:bookmarkEnd w:id="113"/>
-    <w:bookmarkEnd w:id="114"/>
-    <w:bookmarkStart w:id="115" w:name="preparação-para-entrevistas"/>
+    <w:bookmarkEnd w:id="89"/>
+    <w:bookmarkEnd w:id="90"/>
+    <w:bookmarkStart w:id="91" w:name="preparação-para-entrevistas"/>
     <w:p>
       <w:pPr>
         <w:pStyle w:val="Heading1"/>
@@ -14611,8 +14461,8 @@
         <w:t xml:space="preserve">Uso o CSF 2.0 para conectar cibersegurança ao risco corporativo. Definimos escopo e partes interessadas, selecionamos resultados aplicáveis, construímos Perfis Atual e Alvo, priorizamos lacunas, financiamos planos, testamos evidências operacionais, incluímos fornecedores e comunicamos decisões e limitações. As ferramentas apoiam o trabalho, mas as pessoas continuam responsáveis por escopo, julgamento, correção e risco residual.</w:t>
       </w:r>
     </w:p>
-    <w:bookmarkEnd w:id="115"/>
-    <w:bookmarkStart w:id="121" w:name="modelos-e-listas-de-verificação"/>
+    <w:bookmarkEnd w:id="91"/>
+    <w:bookmarkStart w:id="97" w:name="modelos-e-listas-de-verificação"/>
     <w:p>
       <w:pPr>
         <w:pStyle w:val="Heading1"/>
@@ -14621,7 +14471,7 @@
         <w:t xml:space="preserve">22. Modelos e listas de verificação</w:t>
       </w:r>
     </w:p>
-    <w:bookmarkStart w:id="116" w:name="registro-de-perfil"/>
+    <w:bookmarkStart w:id="92" w:name="registro-de-perfil"/>
     <w:p>
       <w:pPr>
         <w:pStyle w:val="Heading2"/>
@@ -14638,8 +14488,8 @@
         <w:t xml:space="preserve">Escopo, finalidade, responsável, patrocinador, partes interessadas, data, gatilho de revisão; identificador de Função, Categoria e Subcategoria; aplicabilidade; status atual; implementação; evidência; teste; exceção; limitação; status-alvo; prioridade; lacuna; risco; ação; proteção provisória; recursos; data; dependência; novo teste; contexto de Nível; aprovação e histórico de versões.</w:t>
       </w:r>
     </w:p>
-    <w:bookmarkEnd w:id="116"/>
-    <w:bookmarkStart w:id="117" w:name="registro-de-riscos"/>
+    <w:bookmarkEnd w:id="92"/>
+    <w:bookmarkStart w:id="93" w:name="registro-de-riscos"/>
     <w:p>
       <w:pPr>
         <w:pStyle w:val="Heading2"/>
@@ -14656,8 +14506,8 @@
         <w:t xml:space="preserve">Objetivo, ativo, serviço, dados, fornecedor e responsável; ameaça, vulnerabilidade, cenário e resultados afetados; controles e evidências; probabilidade, impacto e risco inerente; resposta, ação, recursos e data; risco residual, comparação com apetite/tolerância e autoridade de aceitação; indicador, gatilho de revisão, vencimento de exceção e novo teste.</w:t>
       </w:r>
     </w:p>
-    <w:bookmarkEnd w:id="117"/>
-    <w:bookmarkStart w:id="118" w:name="planilha-de-teste-de-controle"/>
+    <w:bookmarkEnd w:id="93"/>
+    <w:bookmarkStart w:id="94" w:name="planilha-de-teste-de-controle"/>
     <w:p>
       <w:pPr>
         <w:pStyle w:val="Heading2"/>
@@ -14674,8 +14524,8 @@
         <w:t xml:space="preserve">Resultado, risco, controle, responsável, frequência, sistemas, locais e período; critérios de desenho; evidência esperada; população completa; verificação de completude; método de amostragem; procedimento; evidência inspecionada; reprodução; exceções; causa; impacto; ação; proteção provisória; novo teste; conclusão; limitações; revisor e aprovação.</w:t>
       </w:r>
     </w:p>
-    <w:bookmarkEnd w:id="118"/>
-    <w:bookmarkStart w:id="119" w:name="revisão-de-fornecedores"/>
+    <w:bookmarkEnd w:id="94"/>
+    <w:bookmarkStart w:id="95" w:name="revisão-de-fornecedores"/>
     <w:p>
       <w:pPr>
         <w:pStyle w:val="Heading2"/>
@@ -14692,8 +14542,8 @@
         <w:t xml:space="preserve">Serviço, responsável, criticidade, acesso, dados, locais, subcontratados, dependências e alternativas; due diligence, autenticidade, desenvolvimento seguro, vulnerabilidades, resiliência, histórico de incidentes e situação financeira/operacional; requisitos contratuais, direitos de evidência, notificação, recuperação, devolução/destruição e saída; monitoramento, achados, exceções, ações, exercícios, incidentes, mudanças, renovação e encerramento.</w:t>
       </w:r>
     </w:p>
-    <w:bookmarkEnd w:id="119"/>
-    <w:bookmarkStart w:id="120" w:name="lista-de-preparação-para-gestores"/>
+    <w:bookmarkEnd w:id="95"/>
+    <w:bookmarkStart w:id="96" w:name="lista-de-preparação-para-gestores"/>
     <w:p>
       <w:pPr>
         <w:pStyle w:val="Heading2"/>
@@ -14710,9 +14560,9 @@
         <w:t xml:space="preserve">Patrocinador, funções, recursos, política e estratégia aprovados; escopo, partes interessadas, obrigações, serviços críticos, dependências e fornecedores atualizados; populações reconciliadas; Perfis sustentados e aprovados; plano financiado; evidências testadas; controles de fornecedores operando; métricas ligadas a risco; exceções, aceitações, limitações e novos testes visíveis.</w:t>
       </w:r>
     </w:p>
-    <w:bookmarkEnd w:id="120"/>
-    <w:bookmarkEnd w:id="121"/>
-    <w:bookmarkStart w:id="123" w:name="glossário-e-índice-temático"/>
+    <w:bookmarkEnd w:id="96"/>
+    <w:bookmarkEnd w:id="97"/>
+    <w:bookmarkStart w:id="99" w:name="glossário-e-índice-temático"/>
     <w:p>
       <w:pPr>
         <w:pStyle w:val="Heading1"/>
@@ -14963,7 +14813,7 @@
         <w:t xml:space="preserve">contexto do rigor da governança e gestão de riscos.</w:t>
       </w:r>
     </w:p>
-    <w:bookmarkStart w:id="122" w:name="índice-temático"/>
+    <w:bookmarkStart w:id="98" w:name="índice-temático"/>
     <w:p>
       <w:pPr>
         <w:pStyle w:val="Heading2"/>
@@ -15605,9 +15455,9 @@
         </w:tc>
       </w:tr>
     </w:tbl>
-    <w:bookmarkEnd w:id="122"/>
-    <w:bookmarkEnd w:id="123"/>
-    <w:bookmarkStart w:id="124" w:name="X25ca8581a42682074f6819ed0532fdd6bf50d0f"/>
+    <w:bookmarkEnd w:id="98"/>
+    <w:bookmarkEnd w:id="99"/>
+    <w:bookmarkStart w:id="100" w:name="X25ca8581a42682074f6819ed0532fdd6bf50d0f"/>
     <w:p>
       <w:pPr>
         <w:pStyle w:val="Heading1"/>
@@ -15814,7 +15664,7 @@
         <w:t xml:space="preserve">o Núcleo do CSF é estável, mas Exemplos de Implementação, Referências Informativas, orientações, mapeamentos, ameaças, tecnologias e obrigações podem mudar. Verifique sempre as fontes oficiais atuais do NIST e os requisitos específicos da organização antes de agir.</w:t>
       </w:r>
     </w:p>
-    <w:bookmarkEnd w:id="124"/>
+    <w:bookmarkEnd w:id="100"/>
     <w:sectPr/>
   </w:body>
 </w:document>

--- a/01-foundations/NIST_CSF_2/Portugues_BR/NIST_CSF_2_Practical_GRC_and_Junior_Analyst_Manual_Portugues_BR_v1.0.docx
+++ b/01-foundations/NIST_CSF_2/Portugues_BR/NIST_CSF_2_Practical_GRC_and_Junior_Analyst_Manual_Portugues_BR_v1.0.docx
@@ -2,32 +2,6 @@
 <file path=word/document.xml><?xml version="1.0" encoding="utf-8"?>
 <w:document xmlns:w="http://schemas.openxmlformats.org/wordprocessingml/2006/main" xmlns:m="http://schemas.openxmlformats.org/officeDocument/2006/math" xmlns:r="http://schemas.openxmlformats.org/officeDocument/2006/relationships" xmlns:o="urn:schemas-microsoft-com:office:office" xmlns:v="urn:schemas-microsoft-com:vml" xmlns:w10="urn:schemas-microsoft-com:office:word" xmlns:a="http://schemas.openxmlformats.org/drawingml/2006/main" xmlns:pic="http://schemas.openxmlformats.org/drawingml/2006/picture" xmlns:wp="http://schemas.openxmlformats.org/drawingml/2006/wordprocessingDrawing">
   <w:body>
-    <w:sdt>
-      <w:sdtPr>
-        <w:docPartObj>
-          <w:docPartGallery w:val="Table of Contents"/>
-          <w:docPartUnique/>
-        </w:docPartObj>
-      </w:sdtPr>
-      <w:sdtContent>
-        <w:p>
-          <w:pPr>
-            <w:pStyle w:val="TOCHeading"/>
-          </w:pPr>
-          <w:r>
-            <w:t xml:space="preserve">Table of Contents</w:t>
-          </w:r>
-        </w:p>
-        <w:p>
-          <w:r>
-            <w:fldChar w:fldCharType="begin" w:dirty="true"/>
-            <w:instrText xml:space="preserve">TOC \o "1-3" \h \z \u</w:instrText>
-            <w:fldChar w:fldCharType="separate"/>
-            <w:fldChar w:fldCharType="end"/>
-          </w:r>
-        </w:p>
-      </w:sdtContent>
-    </w:sdt>
     <w:bookmarkStart w:id="21" w:name="nist-cybersecurity-framework-2.0"/>
     <w:p>
       <w:pPr>
@@ -343,7 +317,7 @@
       </w:tr>
     </w:tbl>
     <w:bookmarkEnd w:id="26"/>
-    <w:bookmarkStart w:id="30" w:name="fundamentos-do-nist-csf-2.0"/>
+    <w:bookmarkStart w:id="33" w:name="fundamentos-do-nist-csf-2.0"/>
     <w:p>
       <w:pPr>
         <w:pStyle w:val="Heading1"/>
@@ -364,31 +338,53 @@
         <w:t xml:space="preserve">O que é o framework, o que mudou e o que ele não afirma.</w:t>
       </w:r>
     </w:p>
-    <w:tbl>
-      <w:tblPr>
-        <w:tblStyle w:val="FigureTable"/>
-        <w:tblW w:type="auto" w:w="0"/>
-        <w:tblLook w:firstRow="0" w:lastRow="0" w:firstColumn="0" w:lastColumn="0"/>
-        <w:jc w:val="center"/>
-      </w:tblPr>
-      <w:tblGrid>
-        <w:gridCol w:w="7920"/>
-      </w:tblGrid>
-      <w:tr>
-        <w:tc>
-          <w:tcPr/>
-          <w:p>
-            <w:pPr>
-              <w:pStyle w:val="Compact"/>
-              <w:jc w:val="center"/>
-            </w:pPr>
-            <w:r>
-              <w:t xml:space="preserve">As Funções Governar, Identificar, Proteger, Detectar, Responder e Recuperar operam como um sistema conectado.</w:t>
-            </w:r>
-          </w:p>
-        </w:tc>
-      </w:tr>
-    </w:tbl>
+    <w:p>
+      <w:pPr>
+        <w:pStyle w:val="CaptionedFigure"/>
+      </w:pPr>
+      <w:r>
+        <w:drawing>
+          <wp:inline>
+            <wp:extent cx="5334000" cy="2945452"/>
+            <wp:effectExtent b="0" l="0" r="0" t="0"/>
+            <wp:docPr descr="As Funções Governar, Identificar, Proteger, Detectar, Responder e Recuperar operam como um sistema conectado." title="" id="28" name="Picture"/>
+            <a:graphic>
+              <a:graphicData uri="http://schemas.openxmlformats.org/drawingml/2006/picture">
+                <pic:pic>
+                  <pic:nvPicPr>
+                    <pic:cNvPr descr="media/image1_pt-BR.png" id="29" name="Picture"/>
+                    <pic:cNvPicPr>
+                      <a:picLocks noChangeArrowheads="1" noChangeAspect="1"/>
+                    </pic:cNvPicPr>
+                  </pic:nvPicPr>
+                  <pic:blipFill>
+                    <a:blip r:embed="rId27"/>
+                    <a:stretch>
+                      <a:fillRect/>
+                    </a:stretch>
+                  </pic:blipFill>
+                  <pic:spPr bwMode="auto">
+                    <a:xfrm>
+                      <a:off x="0" y="0"/>
+                      <a:ext cx="5334000" cy="2945452"/>
+                    </a:xfrm>
+                    <a:prstGeom prst="rect">
+                      <a:avLst/>
+                    </a:prstGeom>
+                    <a:noFill/>
+                    <a:ln w="9525">
+                      <a:noFill/>
+                      <a:headEnd/>
+                      <a:tailEnd/>
+                    </a:ln>
+                  </pic:spPr>
+                </pic:pic>
+              </a:graphicData>
+            </a:graphic>
+          </wp:inline>
+        </w:drawing>
+      </w:r>
+    </w:p>
     <w:p>
       <w:pPr>
         <w:pStyle w:val="ImageCaption"/>
@@ -405,7 +401,7 @@
         <w:t xml:space="preserve">Figura 1. As seis Funções do NIST CSF 2.0</w:t>
       </w:r>
     </w:p>
-    <w:bookmarkStart w:id="27" w:name="o-que-é-o-csf-2.0"/>
+    <w:bookmarkStart w:id="30" w:name="o-que-é-o-csf-2.0"/>
     <w:p>
       <w:pPr>
         <w:pStyle w:val="Heading2"/>
@@ -422,8 +418,8 @@
         <w:t xml:space="preserve">O NIST publicou o CSF 2.0 em 26 de fevereiro de 2024. Ele foi desenvolvido para organizações de qualquer porte, setor e nível de sofisticação técnica. Seus resultados são neutros em relação a país, setor e tecnologia. Uma organização pode adotá-lo voluntariamente ou porque uma política, um contrato, um regulador, um cliente ou uma norma interna assim o exige.</w:t>
       </w:r>
     </w:p>
-    <w:bookmarkEnd w:id="27"/>
-    <w:bookmarkStart w:id="28" w:name="o-que-mudou-em-relação-ao-csf-1.1"/>
+    <w:bookmarkEnd w:id="30"/>
+    <w:bookmarkStart w:id="31" w:name="o-que-mudou-em-relação-ao-csf-1.1"/>
     <w:p>
       <w:pPr>
         <w:pStyle w:val="Heading2"/>
@@ -502,8 +498,8 @@
         <w:t xml:space="preserve">Algumas numerações de Subcategorias contêm lacunas intencionais porque determinados conteúdos do CSF 1.1 foram realocados dentro do CSF 2.0.</w:t>
       </w:r>
     </w:p>
-    <w:bookmarkEnd w:id="28"/>
-    <w:bookmarkStart w:id="29" w:name="o-que-o-csf-2.0-não-é"/>
+    <w:bookmarkEnd w:id="31"/>
+    <w:bookmarkStart w:id="32" w:name="o-que-o-csf-2.0-não-é"/>
     <w:p>
       <w:pPr>
         <w:pStyle w:val="Heading2"/>
@@ -584,9 +580,9 @@
         <w:t xml:space="preserve">Relacionar uma prática a um resultado do CSF não comprova que esse resultado tenha sido alcançado.</w:t>
       </w:r>
     </w:p>
-    <w:bookmarkEnd w:id="29"/>
-    <w:bookmarkEnd w:id="30"/>
-    <w:bookmarkStart w:id="31" w:name="núcleo-perfis-tiers-e-recursos-de-apoio"/>
+    <w:bookmarkEnd w:id="32"/>
+    <w:bookmarkEnd w:id="33"/>
+    <w:bookmarkStart w:id="37" w:name="núcleo-perfis-tiers-e-recursos-de-apoio"/>
     <w:p>
       <w:pPr>
         <w:pStyle w:val="Heading1"/>
@@ -607,31 +603,53 @@
         <w:t xml:space="preserve">Os componentes do CSF 2.0 e como eles se relacionam.</w:t>
       </w:r>
     </w:p>
-    <w:tbl>
-      <w:tblPr>
-        <w:tblStyle w:val="FigureTable"/>
-        <w:tblW w:type="auto" w:w="0"/>
-        <w:tblLook w:firstRow="0" w:lastRow="0" w:firstColumn="0" w:lastColumn="0"/>
-        <w:jc w:val="center"/>
-      </w:tblPr>
-      <w:tblGrid>
-        <w:gridCol w:w="7920"/>
-      </w:tblGrid>
-      <w:tr>
-        <w:tc>
-          <w:tcPr/>
-          <w:p>
-            <w:pPr>
-              <w:pStyle w:val="Compact"/>
-              <w:jc w:val="center"/>
-            </w:pPr>
-            <w:r>
-              <w:t xml:space="preserve">As Funções contêm Categorias, e as Categorias contêm Subcategorias específicas orientadas a resultados.</w:t>
-            </w:r>
-          </w:p>
-        </w:tc>
-      </w:tr>
-    </w:tbl>
+    <w:p>
+      <w:pPr>
+        <w:pStyle w:val="CaptionedFigure"/>
+      </w:pPr>
+      <w:r>
+        <w:drawing>
+          <wp:inline>
+            <wp:extent cx="5334000" cy="2306456"/>
+            <wp:effectExtent b="0" l="0" r="0" t="0"/>
+            <wp:docPr descr="As Funções contêm Categorias, e as Categorias contêm Subcategorias específicas orientadas a resultados." title="" id="35" name="Picture"/>
+            <a:graphic>
+              <a:graphicData uri="http://schemas.openxmlformats.org/drawingml/2006/picture">
+                <pic:pic>
+                  <pic:nvPicPr>
+                    <pic:cNvPr descr="media/image2_pt-BR.png" id="36" name="Picture"/>
+                    <pic:cNvPicPr>
+                      <a:picLocks noChangeArrowheads="1" noChangeAspect="1"/>
+                    </pic:cNvPicPr>
+                  </pic:nvPicPr>
+                  <pic:blipFill>
+                    <a:blip r:embed="rId34"/>
+                    <a:stretch>
+                      <a:fillRect/>
+                    </a:stretch>
+                  </pic:blipFill>
+                  <pic:spPr bwMode="auto">
+                    <a:xfrm>
+                      <a:off x="0" y="0"/>
+                      <a:ext cx="5334000" cy="2306456"/>
+                    </a:xfrm>
+                    <a:prstGeom prst="rect">
+                      <a:avLst/>
+                    </a:prstGeom>
+                    <a:noFill/>
+                    <a:ln w="9525">
+                      <a:noFill/>
+                      <a:headEnd/>
+                      <a:tailEnd/>
+                    </a:ln>
+                  </pic:spPr>
+                </pic:pic>
+              </a:graphicData>
+            </a:graphic>
+          </wp:inline>
+        </w:drawing>
+      </w:r>
+    </w:p>
     <w:p>
       <w:pPr>
         <w:pStyle w:val="ImageCaption"/>
@@ -1019,8 +1037,8 @@
         </w:tc>
       </w:tr>
     </w:tbl>
-    <w:bookmarkEnd w:id="31"/>
-    <w:bookmarkStart w:id="32" w:name="roteiro-prático-de-implementação"/>
+    <w:bookmarkEnd w:id="37"/>
+    <w:bookmarkStart w:id="38" w:name="roteiro-prático-de-implementação"/>
     <w:p>
       <w:pPr>
         <w:pStyle w:val="Heading1"/>
@@ -1211,8 +1229,8 @@
         </w:tc>
       </w:tr>
     </w:tbl>
-    <w:bookmarkEnd w:id="32"/>
-    <w:bookmarkStart w:id="39" w:name="função-governar"/>
+    <w:bookmarkEnd w:id="38"/>
+    <w:bookmarkStart w:id="45" w:name="função-governar"/>
     <w:p>
       <w:pPr>
         <w:pStyle w:val="Heading1"/>
@@ -1271,7 +1289,7 @@
         </w:tc>
       </w:tr>
     </w:tbl>
-    <w:bookmarkStart w:id="33" w:name="contexto-organizacional-gv.oc"/>
+    <w:bookmarkStart w:id="39" w:name="contexto-organizacional-gv.oc"/>
     <w:p>
       <w:pPr>
         <w:pStyle w:val="Heading2"/>
@@ -1631,8 +1649,8 @@
         <w:t xml:space="preserve">Os resultados do CSF não constituem uma lista de tecnologias obrigatórias. Selecione métodos de implementação e controles conforme o risco, a missão, as obrigações, os recursos e o Perfil-Alvo definido.</w:t>
       </w:r>
     </w:p>
-    <w:bookmarkEnd w:id="33"/>
-    <w:bookmarkStart w:id="34" w:name="estratégia-de-gestão-de-riscos-gv.rm"/>
+    <w:bookmarkEnd w:id="39"/>
+    <w:bookmarkStart w:id="40" w:name="estratégia-de-gestão-de-riscos-gv.rm"/>
     <w:p>
       <w:pPr>
         <w:pStyle w:val="Heading2"/>
@@ -2074,8 +2092,8 @@
         </w:tc>
       </w:tr>
     </w:tbl>
-    <w:bookmarkEnd w:id="34"/>
-    <w:bookmarkStart w:id="35" w:name="X33528b5bb9316b37fde35377917ac81e0d3edf5"/>
+    <w:bookmarkEnd w:id="40"/>
+    <w:bookmarkStart w:id="41" w:name="X33528b5bb9316b37fde35377917ac81e0d3edf5"/>
     <w:p>
       <w:pPr>
         <w:pStyle w:val="Heading2"/>
@@ -2367,8 +2385,8 @@
         </w:tc>
       </w:tr>
     </w:tbl>
-    <w:bookmarkEnd w:id="35"/>
-    <w:bookmarkStart w:id="36" w:name="política-gv.po"/>
+    <w:bookmarkEnd w:id="41"/>
+    <w:bookmarkStart w:id="42" w:name="política-gv.po"/>
     <w:p>
       <w:pPr>
         <w:pStyle w:val="Heading2"/>
@@ -2560,8 +2578,8 @@
         </w:tc>
       </w:tr>
     </w:tbl>
-    <w:bookmarkEnd w:id="36"/>
-    <w:bookmarkStart w:id="37" w:name="supervisão-gv.ov"/>
+    <w:bookmarkEnd w:id="42"/>
+    <w:bookmarkStart w:id="43" w:name="supervisão-gv.ov"/>
     <w:p>
       <w:pPr>
         <w:pStyle w:val="Heading2"/>
@@ -2803,8 +2821,8 @@
         </w:tc>
       </w:tr>
     </w:tbl>
-    <w:bookmarkEnd w:id="37"/>
-    <w:bookmarkStart w:id="38" w:name="Xaa2aaa5aa43126a33016dae03ef63cdd4d08a48"/>
+    <w:bookmarkEnd w:id="43"/>
+    <w:bookmarkStart w:id="44" w:name="Xaa2aaa5aa43126a33016dae03ef63cdd4d08a48"/>
     <w:p>
       <w:pPr>
         <w:pStyle w:val="Heading2"/>
@@ -3396,9 +3414,9 @@
         </w:tc>
       </w:tr>
     </w:tbl>
-    <w:bookmarkEnd w:id="38"/>
-    <w:bookmarkEnd w:id="39"/>
-    <w:bookmarkStart w:id="43" w:name="função-identificar"/>
+    <w:bookmarkEnd w:id="44"/>
+    <w:bookmarkEnd w:id="45"/>
+    <w:bookmarkStart w:id="49" w:name="função-identificar"/>
     <w:p>
       <w:pPr>
         <w:pStyle w:val="Heading1"/>
@@ -3457,7 +3475,7 @@
         </w:tc>
       </w:tr>
     </w:tbl>
-    <w:bookmarkStart w:id="40" w:name="gestão-de-ativos-id.am"/>
+    <w:bookmarkStart w:id="46" w:name="gestão-de-ativos-id.am"/>
     <w:p>
       <w:pPr>
         <w:pStyle w:val="Heading2"/>
@@ -3899,8 +3917,8 @@
         </w:tc>
       </w:tr>
     </w:tbl>
-    <w:bookmarkEnd w:id="40"/>
-    <w:bookmarkStart w:id="41" w:name="avaliação-de-riscos-id.ra"/>
+    <w:bookmarkEnd w:id="46"/>
+    <w:bookmarkStart w:id="47" w:name="avaliação-de-riscos-id.ra"/>
     <w:p>
       <w:pPr>
         <w:pStyle w:val="Heading2"/>
@@ -4492,8 +4510,8 @@
         </w:tc>
       </w:tr>
     </w:tbl>
-    <w:bookmarkEnd w:id="41"/>
-    <w:bookmarkStart w:id="42" w:name="melhoria-id.im"/>
+    <w:bookmarkEnd w:id="47"/>
+    <w:bookmarkStart w:id="48" w:name="melhoria-id.im"/>
     <w:p>
       <w:pPr>
         <w:pStyle w:val="Heading2"/>
@@ -4803,9 +4821,9 @@
         <w:t xml:space="preserve">Tradução humana revisada para integração. Mantém os identificadores oficiais do NIST CSF 2.0. Este arquivo substitui somente o conteúdo textual dos capítulos 6–9; a edição completa ainda requer integração, nova geração de DOCX/PDF e revisão visual.</w:t>
       </w:r>
     </w:p>
-    <w:bookmarkEnd w:id="42"/>
-    <w:bookmarkEnd w:id="43"/>
-    <w:bookmarkStart w:id="49" w:name="função-proteger"/>
+    <w:bookmarkEnd w:id="48"/>
+    <w:bookmarkEnd w:id="49"/>
+    <w:bookmarkStart w:id="55" w:name="função-proteger"/>
     <w:p>
       <w:pPr>
         <w:pStyle w:val="Heading1"/>
@@ -4864,7 +4882,7 @@
         </w:tc>
       </w:tr>
     </w:tbl>
-    <w:bookmarkStart w:id="44" w:name="X6175ababce2f632a06019bed8b47b5898228b49"/>
+    <w:bookmarkStart w:id="50" w:name="X6175ababce2f632a06019bed8b47b5898228b49"/>
     <w:p>
       <w:pPr>
         <w:pStyle w:val="Heading2"/>
@@ -5256,8 +5274,8 @@
         </w:tc>
       </w:tr>
     </w:tbl>
-    <w:bookmarkEnd w:id="44"/>
-    <w:bookmarkStart w:id="45" w:name="conscientização-e-treinamento-pr.at"/>
+    <w:bookmarkEnd w:id="50"/>
+    <w:bookmarkStart w:id="51" w:name="conscientização-e-treinamento-pr.at"/>
     <w:p>
       <w:pPr>
         <w:pStyle w:val="Heading2"/>
@@ -5449,8 +5467,8 @@
         </w:tc>
       </w:tr>
     </w:tbl>
-    <w:bookmarkEnd w:id="45"/>
-    <w:bookmarkStart w:id="46" w:name="segurança-de-dados-pr.ds"/>
+    <w:bookmarkEnd w:id="51"/>
+    <w:bookmarkStart w:id="52" w:name="segurança-de-dados-pr.ds"/>
     <w:p>
       <w:pPr>
         <w:pStyle w:val="Heading2"/>
@@ -5742,8 +5760,8 @@
         </w:tc>
       </w:tr>
     </w:tbl>
-    <w:bookmarkEnd w:id="46"/>
-    <w:bookmarkStart w:id="47" w:name="segurança-de-plataformas-pr.ps"/>
+    <w:bookmarkEnd w:id="52"/>
+    <w:bookmarkStart w:id="53" w:name="segurança-de-plataformas-pr.ps"/>
     <w:p>
       <w:pPr>
         <w:pStyle w:val="Heading2"/>
@@ -6135,8 +6153,8 @@
         </w:tc>
       </w:tr>
     </w:tbl>
-    <w:bookmarkEnd w:id="47"/>
-    <w:bookmarkStart w:id="48" w:name="Xea3f441d0b55455afe31621fbbc5638ecf7fbb2"/>
+    <w:bookmarkEnd w:id="53"/>
+    <w:bookmarkStart w:id="54" w:name="Xea3f441d0b55455afe31621fbbc5638ecf7fbb2"/>
     <w:p>
       <w:pPr>
         <w:pStyle w:val="Heading2"/>
@@ -6428,9 +6446,9 @@
         </w:tc>
       </w:tr>
     </w:tbl>
-    <w:bookmarkEnd w:id="48"/>
-    <w:bookmarkEnd w:id="49"/>
-    <w:bookmarkStart w:id="52" w:name="função-detectar"/>
+    <w:bookmarkEnd w:id="54"/>
+    <w:bookmarkEnd w:id="55"/>
+    <w:bookmarkStart w:id="58" w:name="função-detectar"/>
     <w:p>
       <w:pPr>
         <w:pStyle w:val="Heading1"/>
@@ -6489,7 +6507,7 @@
         </w:tc>
       </w:tr>
     </w:tbl>
-    <w:bookmarkStart w:id="50" w:name="monitoramento-contínuo-de.cm"/>
+    <w:bookmarkStart w:id="56" w:name="monitoramento-contínuo-de.cm"/>
     <w:p>
       <w:pPr>
         <w:pStyle w:val="Heading2"/>
@@ -6831,8 +6849,8 @@
         </w:tc>
       </w:tr>
     </w:tbl>
-    <w:bookmarkEnd w:id="50"/>
-    <w:bookmarkStart w:id="51" w:name="análise-de-eventos-adversos-de.ae"/>
+    <w:bookmarkEnd w:id="56"/>
+    <w:bookmarkStart w:id="57" w:name="análise-de-eventos-adversos-de.ae"/>
     <w:p>
       <w:pPr>
         <w:pStyle w:val="Heading2"/>
@@ -7224,9 +7242,9 @@
         </w:tc>
       </w:tr>
     </w:tbl>
-    <w:bookmarkEnd w:id="51"/>
-    <w:bookmarkEnd w:id="52"/>
-    <w:bookmarkStart w:id="57" w:name="função-responder"/>
+    <w:bookmarkEnd w:id="57"/>
+    <w:bookmarkEnd w:id="58"/>
+    <w:bookmarkStart w:id="63" w:name="função-responder"/>
     <w:p>
       <w:pPr>
         <w:pStyle w:val="Heading1"/>
@@ -7285,7 +7303,7 @@
         </w:tc>
       </w:tr>
     </w:tbl>
-    <w:bookmarkStart w:id="53" w:name="gestão-de-incidentes-rs.ma"/>
+    <w:bookmarkStart w:id="59" w:name="gestão-de-incidentes-rs.ma"/>
     <w:p>
       <w:pPr>
         <w:pStyle w:val="Heading2"/>
@@ -7627,8 +7645,8 @@
         </w:tc>
       </w:tr>
     </w:tbl>
-    <w:bookmarkEnd w:id="53"/>
-    <w:bookmarkStart w:id="54" w:name="análise-de-incidentes-rs.an"/>
+    <w:bookmarkEnd w:id="59"/>
+    <w:bookmarkStart w:id="60" w:name="análise-de-incidentes-rs.an"/>
     <w:p>
       <w:pPr>
         <w:pStyle w:val="Heading2"/>
@@ -7920,8 +7938,8 @@
         </w:tc>
       </w:tr>
     </w:tbl>
-    <w:bookmarkEnd w:id="54"/>
-    <w:bookmarkStart w:id="55" w:name="X0a7f07336fbc4efab4a402ab5e899674d7e1a51"/>
+    <w:bookmarkEnd w:id="60"/>
+    <w:bookmarkStart w:id="61" w:name="X0a7f07336fbc4efab4a402ab5e899674d7e1a51"/>
     <w:p>
       <w:pPr>
         <w:pStyle w:val="Heading2"/>
@@ -8113,8 +8131,8 @@
         </w:tc>
       </w:tr>
     </w:tbl>
-    <w:bookmarkEnd w:id="55"/>
-    <w:bookmarkStart w:id="56" w:name="mitigação-de-incidentes-rs.mi"/>
+    <w:bookmarkEnd w:id="61"/>
+    <w:bookmarkStart w:id="62" w:name="mitigação-de-incidentes-rs.mi"/>
     <w:p>
       <w:pPr>
         <w:pStyle w:val="Heading2"/>
@@ -8306,9 +8324,9 @@
         </w:tc>
       </w:tr>
     </w:tbl>
-    <w:bookmarkEnd w:id="56"/>
-    <w:bookmarkEnd w:id="57"/>
-    <w:bookmarkStart w:id="60" w:name="função-recuperar"/>
+    <w:bookmarkEnd w:id="62"/>
+    <w:bookmarkEnd w:id="63"/>
+    <w:bookmarkStart w:id="66" w:name="função-recuperar"/>
     <w:p>
       <w:pPr>
         <w:pStyle w:val="Heading1"/>
@@ -8367,7 +8385,7 @@
         </w:tc>
       </w:tr>
     </w:tbl>
-    <w:bookmarkStart w:id="58" w:name="X1467f3ee05a7a9385f7523a9be23c8f6ac63e72"/>
+    <w:bookmarkStart w:id="64" w:name="X1467f3ee05a7a9385f7523a9be23c8f6ac63e72"/>
     <w:p>
       <w:pPr>
         <w:pStyle w:val="Heading2"/>
@@ -8759,8 +8777,8 @@
         </w:tc>
       </w:tr>
     </w:tbl>
-    <w:bookmarkEnd w:id="58"/>
-    <w:bookmarkStart w:id="59" w:name="X9d969a4839ab3f2191124ea59184271ab86e856"/>
+    <w:bookmarkEnd w:id="64"/>
+    <w:bookmarkStart w:id="65" w:name="X9d969a4839ab3f2191124ea59184271ab86e856"/>
     <w:p>
       <w:pPr>
         <w:pStyle w:val="Heading2"/>
@@ -8970,9 +8988,9 @@
         <w:t xml:space="preserve">Os resultados do CSF não formam uma lista de tecnologias obrigatórias. Os métodos de implementação e controles devem ser selecionados conforme o risco, a missão, as obrigações, os recursos e o Perfil-Alvo definido para o escopo.</w:t>
       </w:r>
     </w:p>
-    <w:bookmarkEnd w:id="59"/>
-    <w:bookmarkEnd w:id="60"/>
-    <w:bookmarkStart w:id="64" w:name="perfis-organizacionais"/>
+    <w:bookmarkEnd w:id="65"/>
+    <w:bookmarkEnd w:id="66"/>
+    <w:bookmarkStart w:id="73" w:name="perfis-organizacionais"/>
     <w:p>
       <w:pPr>
         <w:pStyle w:val="Heading1"/>
@@ -8993,31 +9011,53 @@
         <w:t xml:space="preserve">Como descrever a postura atual, definir um objetivo e criar um plano de ação priorizado.</w:t>
       </w:r>
     </w:p>
-    <w:tbl>
-      <w:tblPr>
-        <w:tblStyle w:val="FigureTable"/>
-        <w:tblW w:type="auto" w:w="0"/>
-        <w:tblLook w:firstRow="0" w:lastRow="0" w:firstColumn="0" w:lastColumn="0"/>
-        <w:jc w:val="center"/>
-      </w:tblPr>
-      <w:tblGrid>
-        <w:gridCol w:w="7920"/>
-      </w:tblGrid>
-      <w:tr>
-        <w:tc>
-          <w:tcPr/>
-          <w:p>
-            <w:pPr>
-              <w:pStyle w:val="Compact"/>
-              <w:jc w:val="center"/>
-            </w:pPr>
-            <w:r>
-              <w:t xml:space="preserve">Um Perfil-Alvo é útil quando suas lacunas se transformam em ações baseadas em risco, com responsáveis e recursos definidos.</w:t>
-            </w:r>
-          </w:p>
-        </w:tc>
-      </w:tr>
-    </w:tbl>
+    <w:p>
+      <w:pPr>
+        <w:pStyle w:val="CaptionedFigure"/>
+      </w:pPr>
+      <w:r>
+        <w:drawing>
+          <wp:inline>
+            <wp:extent cx="5334000" cy="2945452"/>
+            <wp:effectExtent b="0" l="0" r="0" t="0"/>
+            <wp:docPr descr="Um Perfil-Alvo é útil quando suas lacunas se transformam em ações baseadas em risco, com responsáveis e recursos definidos." title="" id="68" name="Picture"/>
+            <a:graphic>
+              <a:graphicData uri="http://schemas.openxmlformats.org/drawingml/2006/picture">
+                <pic:pic>
+                  <pic:nvPicPr>
+                    <pic:cNvPr descr="media/image3_pt-BR.png" id="69" name="Picture"/>
+                    <pic:cNvPicPr>
+                      <a:picLocks noChangeArrowheads="1" noChangeAspect="1"/>
+                    </pic:cNvPicPr>
+                  </pic:nvPicPr>
+                  <pic:blipFill>
+                    <a:blip r:embed="rId67"/>
+                    <a:stretch>
+                      <a:fillRect/>
+                    </a:stretch>
+                  </pic:blipFill>
+                  <pic:spPr bwMode="auto">
+                    <a:xfrm>
+                      <a:off x="0" y="0"/>
+                      <a:ext cx="5334000" cy="2945452"/>
+                    </a:xfrm>
+                    <a:prstGeom prst="rect">
+                      <a:avLst/>
+                    </a:prstGeom>
+                    <a:noFill/>
+                    <a:ln w="9525">
+                      <a:noFill/>
+                      <a:headEnd/>
+                      <a:tailEnd/>
+                    </a:ln>
+                  </pic:spPr>
+                </pic:pic>
+              </a:graphicData>
+            </a:graphic>
+          </wp:inline>
+        </w:drawing>
+      </w:r>
+    </w:p>
     <w:p>
       <w:pPr>
         <w:pStyle w:val="ImageCaption"/>
@@ -9038,7 +9078,7 @@
         <w:t xml:space="preserve">Figura 3. Do Perfil Atual ao plano de ação</w:t>
       </w:r>
     </w:p>
-    <w:bookmarkStart w:id="61" w:name="declaração-de-escopo-do-perfil"/>
+    <w:bookmarkStart w:id="70" w:name="declaração-de-escopo-do-perfil"/>
     <w:p>
       <w:pPr>
         <w:pStyle w:val="Heading3"/>
@@ -9119,8 +9159,8 @@
         <w:t xml:space="preserve">Premissas, exclusões, dependências e limitações.</w:t>
       </w:r>
     </w:p>
-    <w:bookmarkEnd w:id="61"/>
-    <w:bookmarkStart w:id="62" w:name="status-dos-resultados"/>
+    <w:bookmarkEnd w:id="70"/>
+    <w:bookmarkStart w:id="71" w:name="status-dos-resultados"/>
     <w:p>
       <w:pPr>
         <w:pStyle w:val="Heading3"/>
@@ -9385,8 +9425,8 @@
         </w:tc>
       </w:tr>
     </w:tbl>
-    <w:bookmarkEnd w:id="62"/>
-    <w:bookmarkStart w:id="63" w:name="priorização-de-lacunas"/>
+    <w:bookmarkEnd w:id="71"/>
+    <w:bookmarkStart w:id="72" w:name="priorização-de-lacunas"/>
     <w:p>
       <w:pPr>
         <w:pStyle w:val="Heading3"/>
@@ -9403,9 +9443,9 @@
         <w:t xml:space="preserve">Priorize as lacunas considerando impacto na missão, probabilidade de ameaça, criticidade dos ativos, obrigações legais e contratuais, exposição, dependências, segurança física, privacidade, controles atuais, tempo estimado para exploração, esforço de correção e recursos disponíveis. Não classifique lacunas apenas pela severidade indicada por uma ferramenta de varredura.</w:t>
       </w:r>
     </w:p>
-    <w:bookmarkEnd w:id="63"/>
-    <w:bookmarkEnd w:id="64"/>
-    <w:bookmarkStart w:id="65" w:name="níveis-do-csf"/>
+    <w:bookmarkEnd w:id="72"/>
+    <w:bookmarkEnd w:id="73"/>
+    <w:bookmarkStart w:id="77" w:name="níveis-do-csf"/>
     <w:p>
       <w:pPr>
         <w:pStyle w:val="Heading1"/>
@@ -9426,31 +9466,53 @@
         <w:t xml:space="preserve">Como utilizar Parcial, Informado pelo Risco, Repetível e Adaptativo sem transformá-los em uma pontuação.</w:t>
       </w:r>
     </w:p>
-    <w:tbl>
-      <w:tblPr>
-        <w:tblStyle w:val="FigureTable"/>
-        <w:tblW w:type="auto" w:w="0"/>
-        <w:tblLook w:firstRow="0" w:lastRow="0" w:firstColumn="0" w:lastColumn="0"/>
-        <w:jc w:val="center"/>
-      </w:tblPr>
-      <w:tblGrid>
-        <w:gridCol w:w="7920"/>
-      </w:tblGrid>
-      <w:tr>
-        <w:tc>
-          <w:tcPr/>
-          <w:p>
-            <w:pPr>
-              <w:pStyle w:val="Compact"/>
-              <w:jc w:val="center"/>
-            </w:pPr>
-            <w:r>
-              <w:t xml:space="preserve">Os Níveis do CSF oferecem contexto sobre o rigor da governança e das práticas de gestão de riscos.</w:t>
-            </w:r>
-          </w:p>
-        </w:tc>
-      </w:tr>
-    </w:tbl>
+    <w:p>
+      <w:pPr>
+        <w:pStyle w:val="CaptionedFigure"/>
+      </w:pPr>
+      <w:r>
+        <w:drawing>
+          <wp:inline>
+            <wp:extent cx="5334000" cy="2912060"/>
+            <wp:effectExtent b="0" l="0" r="0" t="0"/>
+            <wp:docPr descr="Os Níveis do CSF oferecem contexto sobre o rigor da governança e das práticas de gestão de riscos." title="" id="75" name="Picture"/>
+            <a:graphic>
+              <a:graphicData uri="http://schemas.openxmlformats.org/drawingml/2006/picture">
+                <pic:pic>
+                  <pic:nvPicPr>
+                    <pic:cNvPr descr="media/image4_pt-BR.png" id="76" name="Picture"/>
+                    <pic:cNvPicPr>
+                      <a:picLocks noChangeArrowheads="1" noChangeAspect="1"/>
+                    </pic:cNvPicPr>
+                  </pic:nvPicPr>
+                  <pic:blipFill>
+                    <a:blip r:embed="rId74"/>
+                    <a:stretch>
+                      <a:fillRect/>
+                    </a:stretch>
+                  </pic:blipFill>
+                  <pic:spPr bwMode="auto">
+                    <a:xfrm>
+                      <a:off x="0" y="0"/>
+                      <a:ext cx="5334000" cy="2912060"/>
+                    </a:xfrm>
+                    <a:prstGeom prst="rect">
+                      <a:avLst/>
+                    </a:prstGeom>
+                    <a:noFill/>
+                    <a:ln w="9525">
+                      <a:noFill/>
+                      <a:headEnd/>
+                      <a:tailEnd/>
+                    </a:ln>
+                  </pic:spPr>
+                </pic:pic>
+              </a:graphicData>
+            </a:graphic>
+          </wp:inline>
+        </w:drawing>
+      </w:r>
+    </w:p>
     <w:p>
       <w:pPr>
         <w:pStyle w:val="ImageCaption"/>
@@ -9749,8 +9811,8 @@
         <w:t xml:space="preserve">Reavalie quando houver mudanças relevantes em risco, missão, fornecedores ou tecnologia.</w:t>
       </w:r>
     </w:p>
-    <w:bookmarkEnd w:id="65"/>
-    <w:bookmarkStart w:id="68" w:name="X1e7db149f003af19c487d83537d323354409a8a"/>
+    <w:bookmarkEnd w:id="77"/>
+    <w:bookmarkStart w:id="80" w:name="X1e7db149f003af19c487d83537d323354409a8a"/>
     <w:p>
       <w:pPr>
         <w:pStyle w:val="Heading1"/>
@@ -10065,7 +10127,7 @@
         </w:tc>
       </w:tr>
     </w:tbl>
-    <w:bookmarkStart w:id="66" w:name="declaração-executiva-de-risco"/>
+    <w:bookmarkStart w:id="78" w:name="declaração-executiva-de-risco"/>
     <w:p>
       <w:pPr>
         <w:pStyle w:val="Heading2"/>
@@ -10092,8 +10154,8 @@
         <w:t xml:space="preserve">Como [ameaça] pode explorar [vulnerabilidade] e afetar [ativo ou objetivo], a organização pode sofrer [impacto empresarial]. Os controles existentes [resumo] deixam [exposição residual]. A direção deve [resposta] até [data], sob responsabilidade de [função], e monitorar [medida].</w:t>
       </w:r>
     </w:p>
-    <w:bookmarkEnd w:id="66"/>
-    <w:bookmarkStart w:id="67" w:name="perguntas-para-o-órgão-de-governança"/>
+    <w:bookmarkEnd w:id="78"/>
+    <w:bookmarkStart w:id="79" w:name="perguntas-para-o-órgão-de-governança"/>
     <w:p>
       <w:pPr>
         <w:pStyle w:val="Heading2"/>
@@ -10186,9 +10248,9 @@
         <w:t xml:space="preserve">As capacidades de recuperação foram comprovadas para os serviços mais importantes?</w:t>
       </w:r>
     </w:p>
-    <w:bookmarkEnd w:id="67"/>
-    <w:bookmarkEnd w:id="68"/>
-    <w:bookmarkStart w:id="69" w:name="X71c38d8486c3d46d4498df0716635b83c571066"/>
+    <w:bookmarkEnd w:id="79"/>
+    <w:bookmarkEnd w:id="80"/>
+    <w:bookmarkStart w:id="84" w:name="X71c38d8486c3d46d4498df0716635b83c571066"/>
     <w:p>
       <w:pPr>
         <w:pStyle w:val="Heading1"/>
@@ -10209,31 +10271,53 @@
         <w:t xml:space="preserve">Como gerenciar fornecedores, produtos, serviços e dependências ao longo de todo o ciclo de vida.</w:t>
       </w:r>
     </w:p>
-    <w:tbl>
-      <w:tblPr>
-        <w:tblStyle w:val="FigureTable"/>
-        <w:tblW w:type="auto" w:w="0"/>
-        <w:tblLook w:firstRow="0" w:lastRow="0" w:firstColumn="0" w:lastColumn="0"/>
-        <w:jc w:val="center"/>
-      </w:tblPr>
-      <w:tblGrid>
-        <w:gridCol w:w="7920"/>
-      </w:tblGrid>
-      <w:tr>
-        <w:tc>
-          <w:tcPr/>
-          <w:p>
-            <w:pPr>
-              <w:pStyle w:val="Compact"/>
-              <w:jc w:val="center"/>
-            </w:pPr>
-            <w:r>
-              <w:t xml:space="preserve">Planejar, selecionar, contratar, monitorar e encerrar relações com responsabilidades de segurança claramente definidas.</w:t>
-            </w:r>
-          </w:p>
-        </w:tc>
-      </w:tr>
-    </w:tbl>
+    <w:p>
+      <w:pPr>
+        <w:pStyle w:val="CaptionedFigure"/>
+      </w:pPr>
+      <w:r>
+        <w:drawing>
+          <wp:inline>
+            <wp:extent cx="5334000" cy="2787322"/>
+            <wp:effectExtent b="0" l="0" r="0" t="0"/>
+            <wp:docPr descr="Planejar, selecionar, contratar, monitorar e encerrar relações com responsabilidades de segurança claramente definidas." title="" id="82" name="Picture"/>
+            <a:graphic>
+              <a:graphicData uri="http://schemas.openxmlformats.org/drawingml/2006/picture">
+                <pic:pic>
+                  <pic:nvPicPr>
+                    <pic:cNvPr descr="media/image5_pt-BR.png" id="83" name="Picture"/>
+                    <pic:cNvPicPr>
+                      <a:picLocks noChangeArrowheads="1" noChangeAspect="1"/>
+                    </pic:cNvPicPr>
+                  </pic:nvPicPr>
+                  <pic:blipFill>
+                    <a:blip r:embed="rId81"/>
+                    <a:stretch>
+                      <a:fillRect/>
+                    </a:stretch>
+                  </pic:blipFill>
+                  <pic:spPr bwMode="auto">
+                    <a:xfrm>
+                      <a:off x="0" y="0"/>
+                      <a:ext cx="5334000" cy="2787322"/>
+                    </a:xfrm>
+                    <a:prstGeom prst="rect">
+                      <a:avLst/>
+                    </a:prstGeom>
+                    <a:noFill/>
+                    <a:ln w="9525">
+                      <a:noFill/>
+                      <a:headEnd/>
+                      <a:tailEnd/>
+                    </a:ln>
+                  </pic:spPr>
+                </pic:pic>
+              </a:graphicData>
+            </a:graphic>
+          </wp:inline>
+        </w:drawing>
+      </w:r>
+    </w:p>
     <w:p>
       <w:pPr>
         <w:pStyle w:val="ImageCaption"/>
@@ -10356,8 +10440,8 @@
         <w:t xml:space="preserve">Um questionário ou uma cláusula contratual, por si só, não comprova que os controles do fornecedor funcionam. Combine direitos contratuais com evidência baseada em risco, monitoramento, informações sobre incidentes e acompanhamento de ações corretivas.</w:t>
       </w:r>
     </w:p>
-    <w:bookmarkEnd w:id="69"/>
-    <w:bookmarkStart w:id="71" w:name="métricas-evidências-e-relatórios"/>
+    <w:bookmarkEnd w:id="84"/>
+    <w:bookmarkStart w:id="89" w:name="métricas-evidências-e-relatórios"/>
     <w:p>
       <w:pPr>
         <w:pStyle w:val="Heading1"/>
@@ -10672,31 +10756,53 @@
         </w:tc>
       </w:tr>
     </w:tbl>
-    <w:tbl>
-      <w:tblPr>
-        <w:tblStyle w:val="FigureTable"/>
-        <w:tblW w:type="auto" w:w="0"/>
-        <w:tblLook w:firstRow="0" w:lastRow="0" w:firstColumn="0" w:lastColumn="0"/>
-        <w:jc w:val="center"/>
-      </w:tblPr>
-      <w:tblGrid>
-        <w:gridCol w:w="7920"/>
-      </w:tblGrid>
-      <w:tr>
-        <w:tc>
-          <w:tcPr/>
-          <w:p>
-            <w:pPr>
-              <w:pStyle w:val="Compact"/>
-              <w:jc w:val="center"/>
-            </w:pPr>
-            <w:r>
-              <w:t xml:space="preserve">Um mapeamento se torna confiável quando os controles e as evidências operacionais são testados.</w:t>
-            </w:r>
-          </w:p>
-        </w:tc>
-      </w:tr>
-    </w:tbl>
+    <w:p>
+      <w:pPr>
+        <w:pStyle w:val="CaptionedFigure"/>
+      </w:pPr>
+      <w:r>
+        <w:drawing>
+          <wp:inline>
+            <wp:extent cx="5334000" cy="2370074"/>
+            <wp:effectExtent b="0" l="0" r="0" t="0"/>
+            <wp:docPr descr="Um mapeamento se torna confiável quando os controles e as evidências operacionais são testados." title="" id="86" name="Picture"/>
+            <a:graphic>
+              <a:graphicData uri="http://schemas.openxmlformats.org/drawingml/2006/picture">
+                <pic:pic>
+                  <pic:nvPicPr>
+                    <pic:cNvPr descr="media/image6_pt-BR.png" id="87" name="Picture"/>
+                    <pic:cNvPicPr>
+                      <a:picLocks noChangeArrowheads="1" noChangeAspect="1"/>
+                    </pic:cNvPicPr>
+                  </pic:nvPicPr>
+                  <pic:blipFill>
+                    <a:blip r:embed="rId85"/>
+                    <a:stretch>
+                      <a:fillRect/>
+                    </a:stretch>
+                  </pic:blipFill>
+                  <pic:spPr bwMode="auto">
+                    <a:xfrm>
+                      <a:off x="0" y="0"/>
+                      <a:ext cx="5334000" cy="2370074"/>
+                    </a:xfrm>
+                    <a:prstGeom prst="rect">
+                      <a:avLst/>
+                    </a:prstGeom>
+                    <a:noFill/>
+                    <a:ln w="9525">
+                      <a:noFill/>
+                      <a:headEnd/>
+                      <a:tailEnd/>
+                    </a:ln>
+                  </pic:spPr>
+                </pic:pic>
+              </a:graphicData>
+            </a:graphic>
+          </wp:inline>
+        </w:drawing>
+      </w:r>
+    </w:p>
     <w:p>
       <w:pPr>
         <w:pStyle w:val="ImageCaption"/>
@@ -10717,7 +10823,7 @@
         <w:t xml:space="preserve">Figura 6. Cadeia do resultado à evidência</w:t>
       </w:r>
     </w:p>
-    <w:bookmarkStart w:id="70" w:name="qualidade-da-evidência"/>
+    <w:bookmarkStart w:id="88" w:name="qualidade-da-evidência"/>
     <w:p>
       <w:pPr>
         <w:pStyle w:val="Heading2"/>
@@ -10906,9 +11012,9 @@
         </w:tc>
       </w:tr>
     </w:tbl>
-    <w:bookmarkEnd w:id="70"/>
-    <w:bookmarkEnd w:id="71"/>
-    <w:bookmarkStart w:id="74" w:name="X388d32b8a762c05ee47ac4d9f20f282c35f776b"/>
+    <w:bookmarkEnd w:id="88"/>
+    <w:bookmarkEnd w:id="89"/>
+    <w:bookmarkStart w:id="92" w:name="X388d32b8a762c05ee47ac4d9f20f282c35f776b"/>
     <w:p>
       <w:pPr>
         <w:pStyle w:val="Heading1"/>
@@ -11043,7 +11149,7 @@
         <w:t xml:space="preserve">Refaça o teste sobre a população afetada e redija uma conclusão clara, incluindo limitações.</w:t>
       </w:r>
     </w:p>
-    <w:bookmarkStart w:id="72" w:name="testes-práticos-de-verificação"/>
+    <w:bookmarkStart w:id="90" w:name="testes-práticos-de-verificação"/>
     <w:p>
       <w:pPr>
         <w:pStyle w:val="Heading2"/>
@@ -11535,8 +11641,8 @@
         </w:tc>
       </w:tr>
     </w:tbl>
-    <w:bookmarkEnd w:id="72"/>
-    <w:bookmarkStart w:id="73" w:name="linguagem-de-conclusão"/>
+    <w:bookmarkEnd w:id="90"/>
+    <w:bookmarkStart w:id="91" w:name="linguagem-de-conclusão"/>
     <w:p>
       <w:pPr>
         <w:pStyle w:val="Heading2"/>
@@ -11563,9 +11669,9 @@
         <w:t xml:space="preserve">Para o serviço e o período de revisão definidos, o controle foi adequadamente desenhado e operou conforme o esperado em 37 de 40 eventos da amostra. Três remoções de acesso ocorreram fora da tolerância aprovada. A direção definiu uma ação corretiva, adicionou escalonamento automatizado e o novo teste confirmou a remoção tempestiva na população completa subsequente. A conclusão não abrange sistemas excluídos do escopo declarado.</w:t>
       </w:r>
     </w:p>
-    <w:bookmarkEnd w:id="73"/>
-    <w:bookmarkEnd w:id="74"/>
-    <w:bookmarkStart w:id="79" w:name="X8baaddaa47759dadd1d71cc12f2541c76473b7e"/>
+    <w:bookmarkEnd w:id="91"/>
+    <w:bookmarkEnd w:id="92"/>
+    <w:bookmarkStart w:id="100" w:name="X8baaddaa47759dadd1d71cc12f2541c76473b7e"/>
     <w:p>
       <w:pPr>
         <w:pStyle w:val="Heading1"/>
@@ -11586,31 +11692,53 @@
         <w:t xml:space="preserve">Links oficiais, inícios rápidos seguros, possível apoio ao CSF, evidências e limitações.</w:t>
       </w:r>
     </w:p>
-    <w:tbl>
-      <w:tblPr>
-        <w:tblStyle w:val="FigureTable"/>
-        <w:tblW w:type="auto" w:w="0"/>
-        <w:tblLook w:firstRow="0" w:lastRow="0" w:firstColumn="0" w:lastColumn="0"/>
-        <w:jc w:val="center"/>
-      </w:tblPr>
-      <w:tblGrid>
-        <w:gridCol w:w="7920"/>
-      </w:tblGrid>
-      <w:tr>
-        <w:tc>
-          <w:tcPr/>
-          <w:p>
-            <w:pPr>
-              <w:pStyle w:val="Compact"/>
-              <w:jc w:val="center"/>
-            </w:pPr>
-            <w:r>
-              <w:t xml:space="preserve">Autorização, validação, ação corretiva e novos testes transformam resultados técnicos em evidências úteis.</w:t>
-            </w:r>
-          </w:p>
-        </w:tc>
-      </w:tr>
-    </w:tbl>
+    <w:p>
+      <w:pPr>
+        <w:pStyle w:val="CaptionedFigure"/>
+      </w:pPr>
+      <w:r>
+        <w:drawing>
+          <wp:inline>
+            <wp:extent cx="5334000" cy="2945452"/>
+            <wp:effectExtent b="0" l="0" r="0" t="0"/>
+            <wp:docPr descr="Autorização, validação, ação corretiva e novos testes transformam resultados técnicos em evidências úteis." title="" id="94" name="Picture"/>
+            <a:graphic>
+              <a:graphicData uri="http://schemas.openxmlformats.org/drawingml/2006/picture">
+                <pic:pic>
+                  <pic:nvPicPr>
+                    <pic:cNvPr descr="media/image7_pt-BR.png" id="95" name="Picture"/>
+                    <pic:cNvPicPr>
+                      <a:picLocks noChangeArrowheads="1" noChangeAspect="1"/>
+                    </pic:cNvPicPr>
+                  </pic:nvPicPr>
+                  <pic:blipFill>
+                    <a:blip r:embed="rId93"/>
+                    <a:stretch>
+                      <a:fillRect/>
+                    </a:stretch>
+                  </pic:blipFill>
+                  <pic:spPr bwMode="auto">
+                    <a:xfrm>
+                      <a:off x="0" y="0"/>
+                      <a:ext cx="5334000" cy="2945452"/>
+                    </a:xfrm>
+                    <a:prstGeom prst="rect">
+                      <a:avLst/>
+                    </a:prstGeom>
+                    <a:noFill/>
+                    <a:ln w="9525">
+                      <a:noFill/>
+                      <a:headEnd/>
+                      <a:tailEnd/>
+                    </a:ln>
+                  </pic:spPr>
+                </pic:pic>
+              </a:graphicData>
+            </a:graphic>
+          </wp:inline>
+        </w:drawing>
+      </w:r>
+    </w:p>
     <w:p>
       <w:pPr>
         <w:pStyle w:val="ImageCaption"/>
@@ -12149,7 +12277,7 @@
         </w:tc>
       </w:tr>
     </w:tbl>
-    <w:bookmarkStart w:id="75" w:name="Xbdac1b060f85a3963607eb058a26b4eff1090d1"/>
+    <w:bookmarkStart w:id="96" w:name="Xbdac1b060f85a3963607eb058a26b4eff1090d1"/>
     <w:p>
       <w:pPr>
         <w:pStyle w:val="Heading2"/>
@@ -12254,8 +12382,8 @@
         <w:t xml:space="preserve">Revalidar após atualizações relevantes, mudanças de integração ou configuração, ou falhas.</w:t>
       </w:r>
     </w:p>
-    <w:bookmarkEnd w:id="75"/>
-    <w:bookmarkStart w:id="77" w:name="orientação-comum-para-as-ferramentas"/>
+    <w:bookmarkEnd w:id="96"/>
+    <w:bookmarkStart w:id="98" w:name="orientação-comum-para-as-ferramentas"/>
     <w:p>
       <w:pPr>
         <w:pStyle w:val="Heading2"/>
@@ -12332,7 +12460,7 @@
         <w:t xml:space="preserve">Não apresentar o resultado de uma ferramenta como certificação, conformidade legal, cobertura completa ou conclusão de auditoria.</w:t>
       </w:r>
     </w:p>
-    <w:bookmarkStart w:id="76" w:name="inícios-rápidos-revisados"/>
+    <w:bookmarkStart w:id="97" w:name="inícios-rápidos-revisados"/>
     <w:p>
       <w:pPr>
         <w:pStyle w:val="Heading3"/>
@@ -12605,9 +12733,9 @@
         <w:t xml:space="preserve">carregar eventos sintéticos, criar uma busca e um painel, e documentar cobertura, acesso, retenção e limitações.</w:t>
       </w:r>
     </w:p>
-    <w:bookmarkEnd w:id="76"/>
-    <w:bookmarkEnd w:id="77"/>
-    <w:bookmarkStart w:id="78" w:name="ferramentas-oficiais-do-nist"/>
+    <w:bookmarkEnd w:id="97"/>
+    <w:bookmarkEnd w:id="98"/>
+    <w:bookmarkStart w:id="99" w:name="ferramentas-oficiais-do-nist"/>
     <w:p>
       <w:pPr>
         <w:pStyle w:val="Heading2"/>
@@ -12660,9 +12788,9 @@
         <w:t xml:space="preserve">usar a orientação e os modelos oficiais do NIST.</w:t>
       </w:r>
     </w:p>
-    <w:bookmarkEnd w:id="78"/>
-    <w:bookmarkEnd w:id="79"/>
-    <w:bookmarkStart w:id="83" w:name="guia-prático-do-csf-para-gestores"/>
+    <w:bookmarkEnd w:id="99"/>
+    <w:bookmarkEnd w:id="100"/>
+    <w:bookmarkStart w:id="104" w:name="guia-prático-do-csf-para-gestores"/>
     <w:p>
       <w:pPr>
         <w:pStyle w:val="Heading1"/>
@@ -12671,7 +12799,7 @@
         <w:t xml:space="preserve">17. Guia prático do CSF para gestores</w:t>
       </w:r>
     </w:p>
-    <w:bookmarkStart w:id="80" w:name="perguntas-mensais"/>
+    <w:bookmarkStart w:id="101" w:name="perguntas-mensais"/>
     <w:p>
       <w:pPr>
         <w:pStyle w:val="Heading2"/>
@@ -12776,8 +12904,8 @@
         <w:t xml:space="preserve">Quais limitações a liderança deve compreender antes de confiar no painel?</w:t>
       </w:r>
     </w:p>
-    <w:bookmarkEnd w:id="80"/>
-    <w:bookmarkStart w:id="81" w:name="painel"/>
+    <w:bookmarkEnd w:id="101"/>
+    <w:bookmarkStart w:id="102" w:name="painel"/>
     <w:p>
       <w:pPr>
         <w:pStyle w:val="Heading2"/>
@@ -13194,8 +13322,8 @@
         </w:tc>
       </w:tr>
     </w:tbl>
-    <w:bookmarkEnd w:id="81"/>
-    <w:bookmarkStart w:id="82" w:name="erros-comuns"/>
+    <w:bookmarkEnd w:id="102"/>
+    <w:bookmarkStart w:id="103" w:name="erros-comuns"/>
     <w:p>
       <w:pPr>
         <w:pStyle w:val="Heading2"/>
@@ -13312,9 +13440,9 @@
         <w:t xml:space="preserve">Descrever alinhamento ao CSF como conformidade legal ou certificação do NIST.</w:t>
       </w:r>
     </w:p>
-    <w:bookmarkEnd w:id="82"/>
-    <w:bookmarkEnd w:id="83"/>
-    <w:bookmarkStart w:id="87" w:name="de-iniciante-a-analista-júnior"/>
+    <w:bookmarkEnd w:id="103"/>
+    <w:bookmarkEnd w:id="104"/>
+    <w:bookmarkStart w:id="111" w:name="de-iniciante-a-analista-júnior"/>
     <w:p>
       <w:pPr>
         <w:pStyle w:val="Heading1"/>
@@ -13323,31 +13451,53 @@
         <w:t xml:space="preserve">18. De iniciante a analista júnior</w:t>
       </w:r>
     </w:p>
-    <w:tbl>
-      <w:tblPr>
-        <w:tblStyle w:val="FigureTable"/>
-        <w:tblW w:type="auto" w:w="0"/>
-        <w:tblLook w:firstRow="0" w:lastRow="0" w:firstColumn="0" w:lastColumn="0"/>
-        <w:jc w:val="center"/>
-      </w:tblPr>
-      <w:tblGrid>
-        <w:gridCol w:w="7920"/>
-      </w:tblGrid>
-      <w:tr>
-        <w:tc>
-          <w:tcPr/>
-          <w:p>
-            <w:pPr>
-              <w:pStyle w:val="Compact"/>
-              <w:jc w:val="center"/>
-            </w:pPr>
-            <w:r>
-              <w:t xml:space="preserve">Aprender, mapear, testar, relatar e se candidatar com evidências honestas de portfólio.</w:t>
-            </w:r>
-          </w:p>
-        </w:tc>
-      </w:tr>
-    </w:tbl>
+    <w:p>
+      <w:pPr>
+        <w:pStyle w:val="CaptionedFigure"/>
+      </w:pPr>
+      <w:r>
+        <w:drawing>
+          <wp:inline>
+            <wp:extent cx="5334000" cy="2778320"/>
+            <wp:effectExtent b="0" l="0" r="0" t="0"/>
+            <wp:docPr descr="Aprender, mapear, testar, relatar e se candidatar com evidências honestas de portfólio." title="" id="106" name="Picture"/>
+            <a:graphic>
+              <a:graphicData uri="http://schemas.openxmlformats.org/drawingml/2006/picture">
+                <pic:pic>
+                  <pic:nvPicPr>
+                    <pic:cNvPr descr="media/image8_pt-BR.png" id="107" name="Picture"/>
+                    <pic:cNvPicPr>
+                      <a:picLocks noChangeArrowheads="1" noChangeAspect="1"/>
+                    </pic:cNvPicPr>
+                  </pic:nvPicPr>
+                  <pic:blipFill>
+                    <a:blip r:embed="rId105"/>
+                    <a:stretch>
+                      <a:fillRect/>
+                    </a:stretch>
+                  </pic:blipFill>
+                  <pic:spPr bwMode="auto">
+                    <a:xfrm>
+                      <a:off x="0" y="0"/>
+                      <a:ext cx="5334000" cy="2778320"/>
+                    </a:xfrm>
+                    <a:prstGeom prst="rect">
+                      <a:avLst/>
+                    </a:prstGeom>
+                    <a:noFill/>
+                    <a:ln w="9525">
+                      <a:noFill/>
+                      <a:headEnd/>
+                      <a:tailEnd/>
+                    </a:ln>
+                  </pic:spPr>
+                </pic:pic>
+              </a:graphicData>
+            </a:graphic>
+          </wp:inline>
+        </w:drawing>
+      </w:r>
+    </w:p>
     <w:p>
       <w:pPr>
         <w:pStyle w:val="ImageCaption"/>
@@ -13364,7 +13514,7 @@
         <w:t xml:space="preserve">Figura 8. Caminho para analista júnior</w:t>
       </w:r>
     </w:p>
-    <w:bookmarkStart w:id="84" w:name="funções-de-entrada"/>
+    <w:bookmarkStart w:id="108" w:name="funções-de-entrada"/>
     <w:p>
       <w:pPr>
         <w:pStyle w:val="Heading2"/>
@@ -13381,8 +13531,8 @@
         <w:t xml:space="preserve">Analista Júnior de GRC; Analista de Risco de Cibersegurança; Analista de Conformidade; Analista de Controles de Segurança; Analista de Risco de Terceiros; Analista de Asseguração de Segurança; Analista de Programa de Cibersegurança; Analista Júnior de Segurança; Analista de Preparação para Auditoria.</w:t>
       </w:r>
     </w:p>
-    <w:bookmarkEnd w:id="84"/>
-    <w:bookmarkStart w:id="85" w:name="X33480434599fe31a49626777bda6b67b5a63ccc"/>
+    <w:bookmarkEnd w:id="108"/>
+    <w:bookmarkStart w:id="109" w:name="X33480434599fe31a49626777bda6b67b5a63ccc"/>
     <w:p>
       <w:pPr>
         <w:pStyle w:val="Heading2"/>
@@ -13487,8 +13637,8 @@
         <w:t xml:space="preserve">Proteger informações confidenciais e respeitar limites de autorização.</w:t>
       </w:r>
     </w:p>
-    <w:bookmarkEnd w:id="85"/>
-    <w:bookmarkStart w:id="86" w:name="evidências-de-portfólio"/>
+    <w:bookmarkEnd w:id="109"/>
+    <w:bookmarkStart w:id="110" w:name="evidências-de-portfólio"/>
     <w:p>
       <w:pPr>
         <w:pStyle w:val="Heading2"/>
@@ -13754,9 +13904,9 @@
         </w:tc>
       </w:tr>
     </w:tbl>
-    <w:bookmarkEnd w:id="86"/>
-    <w:bookmarkEnd w:id="87"/>
-    <w:bookmarkStart w:id="88" w:name="laboratório-fictício-e-portfólio"/>
+    <w:bookmarkEnd w:id="110"/>
+    <w:bookmarkEnd w:id="111"/>
+    <w:bookmarkStart w:id="112" w:name="laboratório-fictício-e-portfólio"/>
     <w:p>
       <w:pPr>
         <w:pStyle w:val="Heading1"/>
@@ -13967,8 +14117,8 @@
         <w:t xml:space="preserve">identificar todo o trabalho como treinamento fictício. Nunca publicar informações reais de empregadores, clientes, pacientes, funcionários, fornecedores, arquiteturas, vulnerabilidades, credenciais ou incidentes sem autorização expressa.</w:t>
       </w:r>
     </w:p>
-    <w:bookmarkEnd w:id="88"/>
-    <w:bookmarkStart w:id="90" w:name="plano-de-aprendizagem-de-trinta-dias"/>
+    <w:bookmarkEnd w:id="112"/>
+    <w:bookmarkStart w:id="114" w:name="plano-de-aprendizagem-de-trinta-dias"/>
     <w:p>
       <w:pPr>
         <w:pStyle w:val="Heading1"/>
@@ -14195,7 +14345,7 @@
         </w:tc>
       </w:tr>
     </w:tbl>
-    <w:bookmarkStart w:id="89" w:name="hábito-diário"/>
+    <w:bookmarkStart w:id="113" w:name="hábito-diário"/>
     <w:p>
       <w:pPr>
         <w:pStyle w:val="Heading2"/>
@@ -14212,9 +14362,9 @@
         <w:t xml:space="preserve">Ler uma seção oficial do NIST ou grupo de resultados; explicar em linguagem simples sem alterar o significado; criar uma evidência fictícia; verificar integridade, escopo, data, responsabilidade e confiabilidade; escrever uma conclusão, ação corretiva ou lição.</w:t>
       </w:r>
     </w:p>
-    <w:bookmarkEnd w:id="89"/>
-    <w:bookmarkEnd w:id="90"/>
-    <w:bookmarkStart w:id="91" w:name="preparação-para-entrevistas"/>
+    <w:bookmarkEnd w:id="113"/>
+    <w:bookmarkEnd w:id="114"/>
+    <w:bookmarkStart w:id="115" w:name="preparação-para-entrevistas"/>
     <w:p>
       <w:pPr>
         <w:pStyle w:val="Heading1"/>
@@ -14461,8 +14611,8 @@
         <w:t xml:space="preserve">Uso o CSF 2.0 para conectar cibersegurança ao risco corporativo. Definimos escopo e partes interessadas, selecionamos resultados aplicáveis, construímos Perfis Atual e Alvo, priorizamos lacunas, financiamos planos, testamos evidências operacionais, incluímos fornecedores e comunicamos decisões e limitações. As ferramentas apoiam o trabalho, mas as pessoas continuam responsáveis por escopo, julgamento, correção e risco residual.</w:t>
       </w:r>
     </w:p>
-    <w:bookmarkEnd w:id="91"/>
-    <w:bookmarkStart w:id="97" w:name="modelos-e-listas-de-verificação"/>
+    <w:bookmarkEnd w:id="115"/>
+    <w:bookmarkStart w:id="121" w:name="modelos-e-listas-de-verificação"/>
     <w:p>
       <w:pPr>
         <w:pStyle w:val="Heading1"/>
@@ -14471,7 +14621,7 @@
         <w:t xml:space="preserve">22. Modelos e listas de verificação</w:t>
       </w:r>
     </w:p>
-    <w:bookmarkStart w:id="92" w:name="registro-de-perfil"/>
+    <w:bookmarkStart w:id="116" w:name="registro-de-perfil"/>
     <w:p>
       <w:pPr>
         <w:pStyle w:val="Heading2"/>
@@ -14488,8 +14638,8 @@
         <w:t xml:space="preserve">Escopo, finalidade, responsável, patrocinador, partes interessadas, data, gatilho de revisão; identificador de Função, Categoria e Subcategoria; aplicabilidade; status atual; implementação; evidência; teste; exceção; limitação; status-alvo; prioridade; lacuna; risco; ação; proteção provisória; recursos; data; dependência; novo teste; contexto de Nível; aprovação e histórico de versões.</w:t>
       </w:r>
     </w:p>
-    <w:bookmarkEnd w:id="92"/>
-    <w:bookmarkStart w:id="93" w:name="registro-de-riscos"/>
+    <w:bookmarkEnd w:id="116"/>
+    <w:bookmarkStart w:id="117" w:name="registro-de-riscos"/>
     <w:p>
       <w:pPr>
         <w:pStyle w:val="Heading2"/>
@@ -14506,8 +14656,8 @@
         <w:t xml:space="preserve">Objetivo, ativo, serviço, dados, fornecedor e responsável; ameaça, vulnerabilidade, cenário e resultados afetados; controles e evidências; probabilidade, impacto e risco inerente; resposta, ação, recursos e data; risco residual, comparação com apetite/tolerância e autoridade de aceitação; indicador, gatilho de revisão, vencimento de exceção e novo teste.</w:t>
       </w:r>
     </w:p>
-    <w:bookmarkEnd w:id="93"/>
-    <w:bookmarkStart w:id="94" w:name="planilha-de-teste-de-controle"/>
+    <w:bookmarkEnd w:id="117"/>
+    <w:bookmarkStart w:id="118" w:name="planilha-de-teste-de-controle"/>
     <w:p>
       <w:pPr>
         <w:pStyle w:val="Heading2"/>
@@ -14524,8 +14674,8 @@
         <w:t xml:space="preserve">Resultado, risco, controle, responsável, frequência, sistemas, locais e período; critérios de desenho; evidência esperada; população completa; verificação de completude; método de amostragem; procedimento; evidência inspecionada; reprodução; exceções; causa; impacto; ação; proteção provisória; novo teste; conclusão; limitações; revisor e aprovação.</w:t>
       </w:r>
     </w:p>
-    <w:bookmarkEnd w:id="94"/>
-    <w:bookmarkStart w:id="95" w:name="revisão-de-fornecedores"/>
+    <w:bookmarkEnd w:id="118"/>
+    <w:bookmarkStart w:id="119" w:name="revisão-de-fornecedores"/>
     <w:p>
       <w:pPr>
         <w:pStyle w:val="Heading2"/>
@@ -14542,8 +14692,8 @@
         <w:t xml:space="preserve">Serviço, responsável, criticidade, acesso, dados, locais, subcontratados, dependências e alternativas; due diligence, autenticidade, desenvolvimento seguro, vulnerabilidades, resiliência, histórico de incidentes e situação financeira/operacional; requisitos contratuais, direitos de evidência, notificação, recuperação, devolução/destruição e saída; monitoramento, achados, exceções, ações, exercícios, incidentes, mudanças, renovação e encerramento.</w:t>
       </w:r>
     </w:p>
-    <w:bookmarkEnd w:id="95"/>
-    <w:bookmarkStart w:id="96" w:name="lista-de-preparação-para-gestores"/>
+    <w:bookmarkEnd w:id="119"/>
+    <w:bookmarkStart w:id="120" w:name="lista-de-preparação-para-gestores"/>
     <w:p>
       <w:pPr>
         <w:pStyle w:val="Heading2"/>
@@ -14560,9 +14710,9 @@
         <w:t xml:space="preserve">Patrocinador, funções, recursos, política e estratégia aprovados; escopo, partes interessadas, obrigações, serviços críticos, dependências e fornecedores atualizados; populações reconciliadas; Perfis sustentados e aprovados; plano financiado; evidências testadas; controles de fornecedores operando; métricas ligadas a risco; exceções, aceitações, limitações e novos testes visíveis.</w:t>
       </w:r>
     </w:p>
-    <w:bookmarkEnd w:id="96"/>
-    <w:bookmarkEnd w:id="97"/>
-    <w:bookmarkStart w:id="99" w:name="glossário-e-índice-temático"/>
+    <w:bookmarkEnd w:id="120"/>
+    <w:bookmarkEnd w:id="121"/>
+    <w:bookmarkStart w:id="123" w:name="glossário-e-índice-temático"/>
     <w:p>
       <w:pPr>
         <w:pStyle w:val="Heading1"/>
@@ -14813,7 +14963,7 @@
         <w:t xml:space="preserve">contexto do rigor da governança e gestão de riscos.</w:t>
       </w:r>
     </w:p>
-    <w:bookmarkStart w:id="98" w:name="índice-temático"/>
+    <w:bookmarkStart w:id="122" w:name="índice-temático"/>
     <w:p>
       <w:pPr>
         <w:pStyle w:val="Heading2"/>
@@ -15455,9 +15605,9 @@
         </w:tc>
       </w:tr>
     </w:tbl>
-    <w:bookmarkEnd w:id="98"/>
-    <w:bookmarkEnd w:id="99"/>
-    <w:bookmarkStart w:id="100" w:name="X25ca8581a42682074f6819ed0532fdd6bf50d0f"/>
+    <w:bookmarkEnd w:id="122"/>
+    <w:bookmarkEnd w:id="123"/>
+    <w:bookmarkStart w:id="124" w:name="X25ca8581a42682074f6819ed0532fdd6bf50d0f"/>
     <w:p>
       <w:pPr>
         <w:pStyle w:val="Heading1"/>
@@ -15664,7 +15814,7 @@
         <w:t xml:space="preserve">o Núcleo do CSF é estável, mas Exemplos de Implementação, Referências Informativas, orientações, mapeamentos, ameaças, tecnologias e obrigações podem mudar. Verifique sempre as fontes oficiais atuais do NIST e os requisitos específicos da organização antes de agir.</w:t>
       </w:r>
     </w:p>
-    <w:bookmarkEnd w:id="100"/>
+    <w:bookmarkEnd w:id="124"/>
     <w:sectPr/>
   </w:body>
 </w:document>

--- a/01-foundations/NIST_CSF_2/Portugues_BR/NIST_CSF_2_Practical_GRC_and_Junior_Analyst_Manual_Portugues_BR_v1.0.docx
+++ b/01-foundations/NIST_CSF_2/Portugues_BR/NIST_CSF_2_Practical_GRC_and_Junior_Analyst_Manual_Portugues_BR_v1.0.docx
@@ -16257,7 +16257,7 @@
         <w:rFonts w:asciiTheme="minorHAnsi" w:cstheme="minorBidi" w:eastAsiaTheme="minorHAnsi" w:hAnsiTheme="minorHAnsi"/>
         <w:sz w:val="24"/>
         <w:szCs w:val="24"/>
-        <w:lang w:bidi="ar-SA" w:eastAsia="en-US" w:val="en-US"/>
+        <w:lang w:bidi="ar-SA" w:eastAsia="pt-BR" w:val="pt-BR"/>
       </w:rPr>
     </w:rPrDefault>
     <w:pPrDefault>
